--- a/Aaryan_Kandiah_Resume.docx
+++ b/Aaryan_Kandiah_Resume.docx
@@ -1,20 +1,25 @@
 
 <file path=word/document.xml><?xml version="1.0" encoding="utf-8"?>
-<w:document xmlns:wpc="http://schemas.microsoft.com/office/word/2010/wordprocessingCanvas" xmlns:cx="http://schemas.microsoft.com/office/drawing/2014/chartex" xmlns:cx1="http://schemas.microsoft.com/office/drawing/2015/9/8/chartex" xmlns:cx2="http://schemas.microsoft.com/office/drawing/2015/10/21/chartex" xmlns:cx3="http://schemas.microsoft.com/office/drawing/2016/5/9/chartex" xmlns:cx4="http://schemas.microsoft.com/office/drawing/2016/5/10/chartex" xmlns:cx5="http://schemas.microsoft.com/office/drawing/2016/5/11/chartex" xmlns:cx6="http://schemas.microsoft.com/office/drawing/2016/5/12/chartex" xmlns:cx7="http://schemas.microsoft.com/office/drawing/2016/5/13/chartex" xmlns:cx8="http://schemas.microsoft.com/office/drawing/2016/5/14/chartex" xmlns:mc="http://schemas.openxmlformats.org/markup-compatibility/2006" xmlns:aink="http://schemas.microsoft.com/office/drawing/2016/ink" xmlns:am3d="http://schemas.microsoft.com/office/drawing/2017/model3d" xmlns:o="urn:schemas-microsoft-com:office:office" xmlns:oel="http://schemas.microsoft.com/office/2019/extlst" xmlns:r="http://schemas.openxmlformats.org/officeDocument/2006/relationships" xmlns:m="http://schemas.openxmlformats.org/officeDocument/2006/math" xmlns:v="urn:schemas-microsoft-com:vml" xmlns:wp14="http://schemas.microsoft.com/office/word/2010/wordprocessingDrawing" xmlns:wp="http://schemas.openxmlformats.org/drawingml/2006/wordprocessingDrawing" xmlns:w10="urn:schemas-microsoft-com:office:word" xmlns:w="http://schemas.openxmlformats.org/wordprocessingml/2006/main" xmlns:w14="http://schemas.microsoft.com/office/word/2010/wordml" xmlns:w15="http://schemas.microsoft.com/office/word/2012/wordml" xmlns:w16cex="http://schemas.microsoft.com/office/word/2018/wordml/cex" xmlns:w16cid="http://schemas.microsoft.com/office/word/2016/wordml/cid" xmlns:w16="http://schemas.microsoft.com/office/word/2018/wordml" xmlns:w16du="http://schemas.microsoft.com/office/word/2023/wordml/word16du" xmlns:w16sdtdh="http://schemas.microsoft.com/office/word/2020/wordml/sdtdatahash" xmlns:w16se="http://schemas.microsoft.com/office/word/2015/wordml/symex" xmlns:wpg="http://schemas.microsoft.com/office/word/2010/wordprocessingGroup" xmlns:wpi="http://schemas.microsoft.com/office/word/2010/wordprocessingInk" xmlns:wne="http://schemas.microsoft.com/office/word/2006/wordml" xmlns:wps="http://schemas.microsoft.com/office/word/2010/wordprocessingShape" mc:Ignorable="w14 w15 w16se w16cid w16 w16cex w16sdtdh w16du wp14">
+<w:document xmlns:wpc="http://schemas.microsoft.com/office/word/2010/wordprocessingCanvas" xmlns:cx="http://schemas.microsoft.com/office/drawing/2014/chartex" xmlns:cx1="http://schemas.microsoft.com/office/drawing/2015/9/8/chartex" xmlns:cx2="http://schemas.microsoft.com/office/drawing/2015/10/21/chartex" xmlns:cx3="http://schemas.microsoft.com/office/drawing/2016/5/9/chartex" xmlns:cx4="http://schemas.microsoft.com/office/drawing/2016/5/10/chartex" xmlns:cx5="http://schemas.microsoft.com/office/drawing/2016/5/11/chartex" xmlns:cx6="http://schemas.microsoft.com/office/drawing/2016/5/12/chartex" xmlns:cx7="http://schemas.microsoft.com/office/drawing/2016/5/13/chartex" xmlns:cx8="http://schemas.microsoft.com/office/drawing/2016/5/14/chartex" xmlns:mc="http://schemas.openxmlformats.org/markup-compatibility/2006" xmlns:aink="http://schemas.microsoft.com/office/drawing/2016/ink" xmlns:am3d="http://schemas.microsoft.com/office/drawing/2017/model3d" xmlns:o="urn:schemas-microsoft-com:office:office" xmlns:oel="http://schemas.microsoft.com/office/2019/extlst" xmlns:r="http://schemas.openxmlformats.org/officeDocument/2006/relationships" xmlns:m="http://schemas.openxmlformats.org/officeDocument/2006/math" xmlns:v="urn:schemas-microsoft-com:vml" xmlns:wp14="http://schemas.microsoft.com/office/word/2010/wordprocessingDrawing" xmlns:wp="http://schemas.openxmlformats.org/drawingml/2006/wordprocessingDrawing" xmlns:w10="urn:schemas-microsoft-com:office:word" xmlns:w="http://schemas.openxmlformats.org/wordprocessingml/2006/main" xmlns:w14="http://schemas.microsoft.com/office/word/2010/wordml" xmlns:w15="http://schemas.microsoft.com/office/word/2012/wordml" xmlns:w16cex="http://schemas.microsoft.com/office/word/2018/wordml/cex" xmlns:w16cid="http://schemas.microsoft.com/office/word/2016/wordml/cid" xmlns:w16="http://schemas.microsoft.com/office/word/2018/wordml" xmlns:w16du="http://schemas.microsoft.com/office/word/2023/wordml/word16du" xmlns:w16sdtdh="http://schemas.microsoft.com/office/word/2020/wordml/sdtdatahash" xmlns:w16sdtfl="http://schemas.microsoft.com/office/word/2024/wordml/sdtformatlock" xmlns:w16se="http://schemas.microsoft.com/office/word/2015/wordml/symex" xmlns:wpg="http://schemas.microsoft.com/office/word/2010/wordprocessingGroup" xmlns:wpi="http://schemas.microsoft.com/office/word/2010/wordprocessingInk" xmlns:wne="http://schemas.microsoft.com/office/word/2006/wordml" xmlns:wps="http://schemas.microsoft.com/office/word/2010/wordprocessingShape" mc:Ignorable="w14 w15 w16se w16cid w16 w16cex w16sdtdh w16sdtfl w16du wp14">
   <w:body>
     <w:p>
       <w:pPr>
         <w:spacing w:after="0" w:line="230" w:lineRule="exact"/>
+        <w:ind w:left="720" w:hanging="720"/>
         <w:jc w:val="center"/>
         <w:rPr>
           <w:rFonts w:ascii="Cambria" w:hAnsi="Cambria" w:cs="Arial"/>
-          <w:b/>
-        </w:rPr>
-      </w:pPr>
-      <w:r>
-        <w:rPr>
-          <w:rFonts w:ascii="Cambria" w:hAnsi="Cambria" w:cs="Arial"/>
-          <w:b/>
+          <w:bCs/>
+          <w:color w:val="000000" w:themeColor="text1"/>
+          <w:u w:val="single"/>
+        </w:rPr>
+      </w:pPr>
+      <w:r>
+        <w:rPr>
+          <w:rFonts w:ascii="Cambria" w:hAnsi="Cambria" w:cs="Arial"/>
+          <w:b/>
+          <w:bCs/>
+          <w:color w:val="000000" w:themeColor="text1"/>
         </w:rPr>
         <w:t xml:space="preserve">Aaryan </w:t>
       </w:r>
@@ -22,6 +27,8 @@
         <w:rPr>
           <w:rFonts w:ascii="Cambria" w:hAnsi="Cambria" w:cs="Arial"/>
           <w:b/>
+          <w:bCs/>
+          <w:color w:val="000000" w:themeColor="text1"/>
           <w:u w:val="single"/>
         </w:rPr>
         <w:t>Kandiah</w:t>
@@ -29,7 +36,9 @@
       <w:r>
         <w:rPr>
           <w:rFonts w:ascii="Cambria" w:hAnsi="Cambria" w:cs="Arial"/>
-          <w:b/>
+          <w:bCs/>
+          <w:color w:val="000000" w:themeColor="text1"/>
+          <w:u w:val="single"/>
         </w:rPr>
         <w:t xml:space="preserve"> </w:t>
       </w:r>
@@ -37,20 +46,28 @@
     <w:p>
       <w:pPr>
         <w:spacing w:after="0" w:line="230" w:lineRule="exact"/>
+        <w:ind w:left="720" w:hanging="720"/>
         <w:jc w:val="center"/>
         <w:rPr>
-          <w:rFonts w:ascii="Cambria" w:hAnsi="Cambria" w:cs="Arial"/>
-          <w:bCs/>
-          <w:lang w:val="fr-FR"/>
-        </w:rPr>
-      </w:pPr>
-      <w:r>
-        <w:rPr>
-          <w:rFonts w:ascii="Cambria" w:hAnsi="Cambria" w:cs="Arial"/>
-          <w:bCs/>
-          <w:lang w:val="fr-FR"/>
-        </w:rPr>
-        <w:t xml:space="preserve">Mobile Phone: (+65) 8721 7899 | Email: </w:t>
+          <w:color w:val="000000" w:themeColor="text1"/>
+        </w:rPr>
+      </w:pPr>
+      <w:r>
+        <w:rPr>
+          <w:rFonts w:ascii="Cambria" w:hAnsi="Cambria" w:cs="Arial"/>
+          <w:bCs/>
+          <w:color w:val="000000" w:themeColor="text1"/>
+        </w:rPr>
+        <w:t>8721 7899 |</w:t>
+      </w:r>
+      <w:r>
+        <w:rPr>
+          <w:rFonts w:ascii="Cambria" w:hAnsi="Cambria" w:cs="Arial"/>
+          <w:bCs/>
+          <w:color w:val="000000" w:themeColor="text1"/>
+          <w:u w:val="single"/>
+        </w:rPr>
+        <w:t xml:space="preserve"> </w:t>
       </w:r>
       <w:hyperlink r:id="rId7" w:history="1">
         <w:r>
@@ -58,37 +75,18 @@
             <w:rStyle w:val="Hyperlink"/>
             <w:rFonts w:ascii="Cambria" w:hAnsi="Cambria" w:cs="Arial"/>
             <w:bCs/>
-            <w:lang w:val="fr-FR"/>
+            <w:color w:val="000000" w:themeColor="text1"/>
           </w:rPr>
           <w:t>aaryan001@e.ntu.edu.sg</w:t>
         </w:r>
       </w:hyperlink>
-    </w:p>
-    <w:p>
-      <w:pPr>
-        <w:spacing w:after="0" w:line="230" w:lineRule="exact"/>
-        <w:ind w:left="720" w:hanging="720"/>
-        <w:jc w:val="center"/>
-        <w:rPr>
-          <w:rStyle w:val="Hyperlink"/>
-          <w:rFonts w:ascii="Cambria" w:hAnsi="Cambria" w:cs="Arial"/>
-          <w:bCs/>
-          <w:color w:val="auto"/>
-        </w:rPr>
-      </w:pPr>
-      <w:r>
-        <w:rPr>
-          <w:rFonts w:ascii="Cambria" w:hAnsi="Cambria" w:cs="Arial"/>
-          <w:bCs/>
-        </w:rPr>
-        <w:t>LinkedIn:</w:t>
-      </w:r>
-      <w:r>
-        <w:rPr>
-          <w:rFonts w:ascii="Cambria" w:hAnsi="Cambria" w:cs="Arial"/>
-          <w:bCs/>
-        </w:rPr>
-        <w:t xml:space="preserve"> </w:t>
+      <w:r>
+        <w:rPr>
+          <w:rFonts w:ascii="Cambria" w:hAnsi="Cambria" w:cs="Arial"/>
+          <w:bCs/>
+          <w:color w:val="000000" w:themeColor="text1"/>
+        </w:rPr>
+        <w:t xml:space="preserve"> | </w:t>
       </w:r>
       <w:hyperlink r:id="rId8" w:history="1">
         <w:r>
@@ -96,69 +94,133 @@
             <w:rStyle w:val="Hyperlink"/>
             <w:rFonts w:ascii="Cambria" w:hAnsi="Cambria" w:cs="Arial"/>
             <w:bCs/>
+            <w:color w:val="000000" w:themeColor="text1"/>
           </w:rPr>
-          <w:t>linkedin.com/in/aaryan-kandiah-b2a719213/</w:t>
+          <w:t>aaryan126.github.io</w:t>
         </w:r>
       </w:hyperlink>
       <w:r>
-        <w:rPr>
-          <w:rFonts w:ascii="Cambria" w:hAnsi="Cambria" w:cs="Arial"/>
-          <w:bCs/>
-        </w:rPr>
         <w:t xml:space="preserve"> </w:t>
       </w:r>
       <w:r>
         <w:rPr>
           <w:rFonts w:ascii="Cambria" w:hAnsi="Cambria" w:cs="Arial"/>
           <w:bCs/>
-        </w:rPr>
-        <w:t>|</w:t>
-      </w:r>
-      <w:r>
-        <w:rPr>
-          <w:rFonts w:ascii="Cambria" w:hAnsi="Cambria" w:cs="Arial"/>
-          <w:bCs/>
-        </w:rPr>
-        <w:t xml:space="preserve"> </w:t>
-      </w:r>
-      <w:r>
-        <w:rPr>
-          <w:rFonts w:ascii="Cambria" w:hAnsi="Cambria" w:cs="Arial"/>
-          <w:bCs/>
-        </w:rPr>
-        <w:t>GitHub:</w:t>
-      </w:r>
-      <w:r>
-        <w:t xml:space="preserve"> </w:t>
+          <w:color w:val="000000" w:themeColor="text1"/>
+        </w:rPr>
+        <w:t xml:space="preserve">| </w:t>
       </w:r>
       <w:hyperlink r:id="rId9" w:history="1">
         <w:r>
           <w:rPr>
             <w:rStyle w:val="Hyperlink"/>
+            <w:rFonts w:ascii="Cambria" w:hAnsi="Cambria" w:cs="Arial"/>
+            <w:bCs/>
+            <w:color w:val="000000" w:themeColor="text1"/>
           </w:rPr>
-          <w:t>github.com/Aaryan126</w:t>
+          <w:t>linkedin.com/in/aaryan-kandiah</w:t>
         </w:r>
       </w:hyperlink>
     </w:p>
     <w:p>
       <w:pPr>
         <w:spacing w:after="0" w:line="230" w:lineRule="exact"/>
+        <w:ind w:left="720" w:hanging="720"/>
         <w:jc w:val="center"/>
         <w:rPr>
-          <w:rFonts w:ascii="Cambria" w:hAnsi="Cambria" w:cs="Arial"/>
-          <w:b/>
-          <w:color w:val="0070C0"/>
-          <w:u w:val="single"/>
-        </w:rPr>
-      </w:pPr>
-      <w:r>
-        <w:rPr>
           <w:rStyle w:val="Hyperlink"/>
           <w:rFonts w:ascii="Cambria" w:hAnsi="Cambria" w:cs="Arial"/>
-          <w:b/>
-          <w:color w:val="0070C0"/>
-        </w:rPr>
-        <w:t xml:space="preserve">Professional Internship Availability: Jun 2025 to Dec 2025 (6 months) </w:t>
+          <w:bCs/>
+          <w:color w:val="000000" w:themeColor="text1"/>
+          <w:u w:val="none"/>
+        </w:rPr>
+      </w:pPr>
+      <w:r>
+        <w:rPr>
+          <w:rFonts w:ascii="Cambria" w:hAnsi="Cambria" w:cs="Arial"/>
+          <w:bCs/>
+          <w:i/>
+          <w:iCs/>
+          <w:color w:val="000000" w:themeColor="text1"/>
+        </w:rPr>
+        <w:t xml:space="preserve">Seeking </w:t>
+      </w:r>
+      <w:r>
+        <w:rPr>
+          <w:rFonts w:ascii="Cambria" w:hAnsi="Cambria" w:cs="Arial"/>
+          <w:bCs/>
+          <w:i/>
+          <w:iCs/>
+          <w:color w:val="000000" w:themeColor="text1"/>
+        </w:rPr>
+        <w:t>Internship</w:t>
+      </w:r>
+      <w:r>
+        <w:rPr>
+          <w:rFonts w:ascii="Cambria" w:hAnsi="Cambria" w:cs="Arial"/>
+          <w:bCs/>
+          <w:i/>
+          <w:iCs/>
+          <w:color w:val="000000" w:themeColor="text1"/>
+        </w:rPr>
+        <w:t xml:space="preserve"> in Artificial Intelligence</w:t>
+      </w:r>
+      <w:r>
+        <w:rPr>
+          <w:rFonts w:ascii="Cambria" w:hAnsi="Cambria" w:cs="Arial"/>
+          <w:bCs/>
+          <w:color w:val="000000" w:themeColor="text1"/>
+        </w:rPr>
+        <w:t xml:space="preserve"> | </w:t>
+      </w:r>
+      <w:r>
+        <w:rPr>
+          <w:rFonts w:ascii="Cambria" w:hAnsi="Cambria" w:cs="Arial"/>
+          <w:b/>
+          <w:bCs/>
+          <w:color w:val="000000" w:themeColor="text1"/>
+        </w:rPr>
+        <w:t>Availability:</w:t>
+      </w:r>
+      <w:r>
+        <w:rPr>
+          <w:rFonts w:ascii="Cambria" w:hAnsi="Cambria" w:cs="Arial"/>
+          <w:bCs/>
+          <w:color w:val="000000" w:themeColor="text1"/>
+        </w:rPr>
+        <w:t xml:space="preserve"> </w:t>
+      </w:r>
+      <w:r>
+        <w:rPr>
+          <w:rFonts w:ascii="Cambria" w:hAnsi="Cambria" w:cs="Arial"/>
+          <w:bCs/>
+          <w:color w:val="000000" w:themeColor="text1"/>
+        </w:rPr>
+        <w:t>May</w:t>
+      </w:r>
+      <w:r>
+        <w:rPr>
+          <w:rFonts w:ascii="Cambria" w:hAnsi="Cambria" w:cs="Arial"/>
+          <w:bCs/>
+          <w:color w:val="000000" w:themeColor="text1"/>
+        </w:rPr>
+        <w:t xml:space="preserve"> 2026 – </w:t>
+      </w:r>
+      <w:r>
+        <w:rPr>
+          <w:rFonts w:ascii="Cambria" w:hAnsi="Cambria" w:cs="Arial"/>
+          <w:bCs/>
+          <w:color w:val="000000" w:themeColor="text1"/>
+        </w:rPr>
+        <w:t>July</w:t>
+      </w:r>
+      <w:r>
+        <w:rPr>
+          <w:rFonts w:ascii="Cambria" w:hAnsi="Cambria" w:cs="Arial"/>
+          <w:bCs/>
+          <w:color w:val="000000" w:themeColor="text1"/>
+        </w:rPr>
+        <w:t xml:space="preserve"> 2026</w:t>
       </w:r>
     </w:p>
     <w:p>
@@ -166,91 +228,117 @@
         <w:pBdr>
           <w:bottom w:val="single" w:sz="4" w:space="1" w:color="auto"/>
         </w:pBdr>
+        <w:tabs>
+          <w:tab w:val="left" w:pos="4971"/>
+          <w:tab w:val="center" w:pos="5216"/>
+        </w:tabs>
         <w:spacing w:after="0" w:line="230" w:lineRule="exact"/>
         <w:jc w:val="both"/>
         <w:rPr>
           <w:rFonts w:ascii="Cambria" w:hAnsi="Cambria" w:cs="Arial"/>
           <w:b/>
-        </w:rPr>
-      </w:pPr>
-      <w:r>
-        <w:rPr>
-          <w:rFonts w:ascii="Cambria" w:hAnsi="Cambria" w:cs="Arial"/>
-          <w:b/>
+          <w:color w:val="000000" w:themeColor="text1"/>
+        </w:rPr>
+      </w:pPr>
+      <w:r>
+        <w:rPr>
+          <w:rFonts w:ascii="Cambria" w:hAnsi="Cambria" w:cs="Arial"/>
+          <w:b/>
+          <w:color w:val="000000" w:themeColor="text1"/>
         </w:rPr>
         <w:t>EDUCATION</w:t>
       </w:r>
-    </w:p>
-    <w:p>
-      <w:pPr>
-        <w:spacing w:before="200" w:after="0" w:line="230" w:lineRule="exact"/>
+      <w:r>
+        <w:rPr>
+          <w:rFonts w:ascii="Cambria" w:hAnsi="Cambria" w:cs="Arial"/>
+          <w:b/>
+          <w:color w:val="000000" w:themeColor="text1"/>
+        </w:rPr>
+        <w:tab/>
+      </w:r>
+      <w:r>
+        <w:rPr>
+          <w:rFonts w:ascii="Cambria" w:hAnsi="Cambria" w:cs="Arial"/>
+          <w:b/>
+          <w:color w:val="000000" w:themeColor="text1"/>
+        </w:rPr>
+        <w:tab/>
+      </w:r>
+    </w:p>
+    <w:p>
+      <w:pPr>
+        <w:spacing w:before="120" w:after="0" w:line="230" w:lineRule="exact"/>
         <w:jc w:val="both"/>
         <w:rPr>
           <w:rFonts w:ascii="Cambria" w:hAnsi="Cambria" w:cs="Arial"/>
-        </w:rPr>
-      </w:pPr>
-      <w:r>
-        <w:rPr>
-          <w:rFonts w:ascii="Cambria" w:hAnsi="Cambria" w:cs="Arial"/>
-          <w:b/>
-        </w:rPr>
-        <w:t xml:space="preserve">Nanyang Technological University </w:t>
-      </w:r>
-      <w:r>
-        <w:rPr>
-          <w:rFonts w:ascii="Cambria" w:hAnsi="Cambria" w:cs="Arial"/>
-          <w:bCs/>
-        </w:rPr>
-        <w:t>(NTU)</w:t>
-      </w:r>
-      <w:r>
-        <w:rPr>
-          <w:rFonts w:ascii="Cambria" w:hAnsi="Cambria" w:cs="Arial"/>
-          <w:b/>
-        </w:rPr>
-        <w:tab/>
-      </w:r>
-      <w:r>
-        <w:rPr>
-          <w:rFonts w:ascii="Cambria" w:hAnsi="Cambria" w:cs="Arial"/>
-          <w:b/>
-        </w:rPr>
-        <w:tab/>
-      </w:r>
-      <w:r>
-        <w:rPr>
-          <w:rFonts w:ascii="Cambria" w:hAnsi="Cambria" w:cs="Arial"/>
-          <w:b/>
-        </w:rPr>
-        <w:tab/>
-      </w:r>
-      <w:r>
-        <w:rPr>
-          <w:rFonts w:ascii="Cambria" w:hAnsi="Cambria" w:cs="Arial"/>
-          <w:b/>
-        </w:rPr>
-        <w:tab/>
-        <w:t xml:space="preserve">                  </w:t>
-      </w:r>
-      <w:r>
-        <w:rPr>
-          <w:rFonts w:ascii="Cambria" w:hAnsi="Cambria" w:cs="Arial"/>
-        </w:rPr>
-        <w:t xml:space="preserve">Aug 2022 – </w:t>
-      </w:r>
-      <w:r>
-        <w:rPr>
-          <w:rFonts w:ascii="Cambria" w:hAnsi="Cambria" w:cs="Arial"/>
-          <w:b/>
-          <w:bCs/>
-        </w:rPr>
-        <w:t>Dec 2025</w:t>
-      </w:r>
-      <w:r>
-        <w:rPr>
-          <w:rFonts w:ascii="Cambria" w:hAnsi="Cambria" w:cs="Arial"/>
-        </w:rPr>
-        <w:t xml:space="preserve"> (Expected)</w:t>
+          <w:bCs/>
+          <w:color w:val="000000" w:themeColor="text1"/>
+        </w:rPr>
+      </w:pPr>
+      <w:r>
+        <w:rPr>
+          <w:rFonts w:ascii="Cambria" w:hAnsi="Cambria" w:cs="Arial"/>
+          <w:b/>
+          <w:color w:val="000000" w:themeColor="text1"/>
+        </w:rPr>
+        <w:t xml:space="preserve">National University of Singapore </w:t>
+      </w:r>
+      <w:r>
+        <w:rPr>
+          <w:rFonts w:ascii="Cambria" w:hAnsi="Cambria" w:cs="Arial"/>
+          <w:bCs/>
+          <w:color w:val="000000" w:themeColor="text1"/>
+        </w:rPr>
+        <w:t>(NUS)</w:t>
+      </w:r>
+      <w:r>
+        <w:rPr>
+          <w:rFonts w:ascii="Cambria" w:hAnsi="Cambria" w:cs="Arial"/>
+          <w:bCs/>
+          <w:color w:val="000000" w:themeColor="text1"/>
+        </w:rPr>
+        <w:t xml:space="preserve">                                                             </w:t>
+      </w:r>
+      <w:r>
+        <w:rPr>
+          <w:rFonts w:ascii="Cambria" w:hAnsi="Cambria" w:cs="Arial"/>
+          <w:bCs/>
+          <w:color w:val="000000" w:themeColor="text1"/>
+        </w:rPr>
+        <w:t xml:space="preserve">       </w:t>
+      </w:r>
+      <w:r>
+        <w:rPr>
+          <w:rFonts w:ascii="Cambria" w:hAnsi="Cambria" w:cs="Arial"/>
+          <w:bCs/>
+          <w:color w:val="000000" w:themeColor="text1"/>
+        </w:rPr>
+        <w:t xml:space="preserve">        </w:t>
+      </w:r>
+      <w:r>
+        <w:rPr>
+          <w:rFonts w:ascii="Cambria" w:hAnsi="Cambria" w:cs="Arial"/>
+          <w:color w:val="000000" w:themeColor="text1"/>
+        </w:rPr>
+        <w:t xml:space="preserve">Aug 2026 – </w:t>
+      </w:r>
+      <w:r>
+        <w:rPr>
+          <w:rFonts w:ascii="Cambria" w:hAnsi="Cambria" w:cs="Arial"/>
+          <w:b/>
+          <w:bCs/>
+          <w:color w:val="000000" w:themeColor="text1"/>
+        </w:rPr>
+        <w:t>Dec</w:t>
+      </w:r>
+      <w:r>
+        <w:rPr>
+          <w:rFonts w:ascii="Cambria" w:hAnsi="Cambria" w:cs="Arial"/>
+          <w:b/>
+          <w:bCs/>
+          <w:color w:val="000000" w:themeColor="text1"/>
+        </w:rPr>
+        <w:t xml:space="preserve"> 2027 (Expected)</w:t>
       </w:r>
     </w:p>
     <w:p>
@@ -267,15 +355,108 @@
           <w:rFonts w:ascii="Cambria" w:hAnsi="Cambria" w:cs="Arial"/>
           <w:b/>
           <w:bCs/>
-        </w:rPr>
-      </w:pPr>
-      <w:r>
-        <w:rPr>
-          <w:rFonts w:ascii="Cambria" w:hAnsi="Cambria" w:cs="Arial"/>
-          <w:b/>
-          <w:bCs/>
-        </w:rPr>
-        <w:t xml:space="preserve">Bachelor of Engineering (Electrical and Electronic Engineering) </w:t>
+          <w:color w:val="000000" w:themeColor="text1"/>
+        </w:rPr>
+      </w:pPr>
+      <w:r>
+        <w:rPr>
+          <w:rFonts w:ascii="Cambria" w:hAnsi="Cambria" w:cs="Arial"/>
+          <w:b/>
+          <w:bCs/>
+          <w:color w:val="000000" w:themeColor="text1"/>
+        </w:rPr>
+        <w:t xml:space="preserve">Master of Computing (Artificial Intelligence) </w:t>
+      </w:r>
+    </w:p>
+    <w:p>
+      <w:pPr>
+        <w:spacing w:before="120" w:after="0" w:line="230" w:lineRule="exact"/>
+        <w:ind w:left="720" w:hanging="720"/>
+        <w:jc w:val="both"/>
+        <w:rPr>
+          <w:rFonts w:ascii="Cambria" w:hAnsi="Cambria" w:cs="Arial"/>
+          <w:color w:val="000000" w:themeColor="text1"/>
+        </w:rPr>
+      </w:pPr>
+      <w:r>
+        <w:rPr>
+          <w:rFonts w:ascii="Cambria" w:hAnsi="Cambria" w:cs="Arial"/>
+          <w:b/>
+          <w:color w:val="000000" w:themeColor="text1"/>
+        </w:rPr>
+        <w:t xml:space="preserve">Nanyang Technological University </w:t>
+      </w:r>
+      <w:r>
+        <w:rPr>
+          <w:rFonts w:ascii="Cambria" w:hAnsi="Cambria" w:cs="Arial"/>
+          <w:bCs/>
+          <w:color w:val="000000" w:themeColor="text1"/>
+        </w:rPr>
+        <w:t>(NTU)</w:t>
+      </w:r>
+      <w:r>
+        <w:rPr>
+          <w:rFonts w:ascii="Cambria" w:hAnsi="Cambria" w:cs="Arial"/>
+          <w:b/>
+          <w:color w:val="000000" w:themeColor="text1"/>
+        </w:rPr>
+        <w:tab/>
+      </w:r>
+      <w:r>
+        <w:rPr>
+          <w:rFonts w:ascii="Cambria" w:hAnsi="Cambria" w:cs="Arial"/>
+          <w:b/>
+          <w:color w:val="000000" w:themeColor="text1"/>
+        </w:rPr>
+        <w:tab/>
+      </w:r>
+      <w:r>
+        <w:rPr>
+          <w:rFonts w:ascii="Cambria" w:hAnsi="Cambria" w:cs="Arial"/>
+          <w:b/>
+          <w:color w:val="000000" w:themeColor="text1"/>
+        </w:rPr>
+        <w:tab/>
+      </w:r>
+      <w:r>
+        <w:rPr>
+          <w:rFonts w:ascii="Cambria" w:hAnsi="Cambria" w:cs="Arial"/>
+          <w:b/>
+          <w:color w:val="000000" w:themeColor="text1"/>
+        </w:rPr>
+        <w:t xml:space="preserve"> </w:t>
+      </w:r>
+      <w:r>
+        <w:rPr>
+          <w:rFonts w:ascii="Cambria" w:hAnsi="Cambria" w:cs="Arial"/>
+          <w:b/>
+          <w:color w:val="000000" w:themeColor="text1"/>
+        </w:rPr>
+        <w:tab/>
+        <w:t xml:space="preserve">               </w:t>
+      </w:r>
+      <w:r>
+        <w:rPr>
+          <w:rFonts w:ascii="Cambria" w:hAnsi="Cambria" w:cs="Arial"/>
+          <w:b/>
+          <w:color w:val="000000" w:themeColor="text1"/>
+        </w:rPr>
+        <w:t xml:space="preserve">                      </w:t>
+      </w:r>
+      <w:r>
+        <w:rPr>
+          <w:rFonts w:ascii="Cambria" w:hAnsi="Cambria" w:cs="Arial"/>
+          <w:b/>
+          <w:color w:val="000000" w:themeColor="text1"/>
+        </w:rPr>
+        <w:t xml:space="preserve">   </w:t>
+      </w:r>
+      <w:r>
+        <w:rPr>
+          <w:rFonts w:ascii="Cambria" w:hAnsi="Cambria" w:cs="Arial"/>
+          <w:color w:val="000000" w:themeColor="text1"/>
+        </w:rPr>
+        <w:t xml:space="preserve">Aug 2022 – Dec 2025 </w:t>
       </w:r>
     </w:p>
     <w:p>
@@ -290,33 +471,19 @@
         <w:jc w:val="both"/>
         <w:rPr>
           <w:rFonts w:ascii="Cambria" w:hAnsi="Cambria" w:cs="Arial"/>
-        </w:rPr>
-      </w:pPr>
-      <w:r>
-        <w:rPr>
-          <w:rFonts w:ascii="Cambria" w:hAnsi="Cambria" w:cs="Arial"/>
-          <w:b/>
-          <w:bCs/>
-        </w:rPr>
-        <w:t>Honours (Distinction)</w:t>
-      </w:r>
-      <w:r>
-        <w:rPr>
-          <w:rFonts w:ascii="Cambria" w:hAnsi="Cambria" w:cs="Arial"/>
-        </w:rPr>
-        <w:t xml:space="preserve"> (Expected); current CGPA: 4.3</w:t>
-      </w:r>
-      <w:r>
-        <w:rPr>
-          <w:rFonts w:ascii="Cambria" w:hAnsi="Cambria" w:cs="Arial"/>
-        </w:rPr>
-        <w:t>5</w:t>
-      </w:r>
-      <w:r>
-        <w:rPr>
-          <w:rFonts w:ascii="Cambria" w:hAnsi="Cambria" w:cs="Arial"/>
-        </w:rPr>
-        <w:t xml:space="preserve"> / 5.00</w:t>
+          <w:b/>
+          <w:bCs/>
+          <w:color w:val="000000" w:themeColor="text1"/>
+        </w:rPr>
+      </w:pPr>
+      <w:r>
+        <w:rPr>
+          <w:rFonts w:ascii="Cambria" w:hAnsi="Cambria" w:cs="Arial"/>
+          <w:b/>
+          <w:bCs/>
+          <w:color w:val="000000" w:themeColor="text1"/>
+        </w:rPr>
+        <w:t xml:space="preserve">Bachelor of Engineering (Electrical and Electronic Engineering) </w:t>
       </w:r>
     </w:p>
     <w:p>
@@ -331,11 +498,13 @@
         <w:jc w:val="both"/>
         <w:rPr>
           <w:rFonts w:ascii="Cambria" w:hAnsi="Cambria" w:cs="Arial"/>
-        </w:rPr>
-      </w:pPr>
-      <w:r>
-        <w:rPr>
-          <w:rFonts w:ascii="Cambria" w:hAnsi="Cambria" w:cs="Arial"/>
+          <w:color w:val="000000" w:themeColor="text1"/>
+        </w:rPr>
+      </w:pPr>
+      <w:r>
+        <w:rPr>
+          <w:rFonts w:ascii="Cambria" w:hAnsi="Cambria" w:cs="Arial"/>
+          <w:color w:val="000000" w:themeColor="text1"/>
         </w:rPr>
         <w:t xml:space="preserve">Specialization: </w:t>
       </w:r>
@@ -344,14 +513,16 @@
           <w:rFonts w:ascii="Cambria" w:hAnsi="Cambria" w:cs="Arial"/>
           <w:b/>
           <w:bCs/>
+          <w:color w:val="000000" w:themeColor="text1"/>
         </w:rPr>
         <w:t>Data Analysis and Machine Learning</w:t>
       </w:r>
       <w:r>
         <w:rPr>
           <w:rFonts w:ascii="Cambria" w:hAnsi="Cambria" w:cs="Arial"/>
-        </w:rPr>
-        <w:t xml:space="preserve"> (Expected) </w:t>
+          <w:color w:val="000000" w:themeColor="text1"/>
+        </w:rPr>
+        <w:t xml:space="preserve"> </w:t>
       </w:r>
     </w:p>
     <w:p>
@@ -366,192 +537,47 @@
         <w:jc w:val="both"/>
         <w:rPr>
           <w:rFonts w:ascii="Cambria" w:hAnsi="Cambria" w:cs="Arial"/>
-        </w:rPr>
-      </w:pPr>
-      <w:r>
-        <w:rPr>
-          <w:rFonts w:ascii="Cambria" w:hAnsi="Cambria" w:cs="Arial"/>
-        </w:rPr>
-        <w:t>Relevant Modules: (</w:t>
-      </w:r>
-      <w:r>
-        <w:rPr>
-          <w:rFonts w:ascii="Cambria" w:hAnsi="Cambria" w:cs="Arial"/>
-        </w:rPr>
-        <w:t>1</w:t>
-      </w:r>
-      <w:r>
-        <w:rPr>
-          <w:rFonts w:ascii="Cambria" w:hAnsi="Cambria" w:cs="Arial"/>
+          <w:color w:val="000000" w:themeColor="text1"/>
+        </w:rPr>
+      </w:pPr>
+      <w:r>
+        <w:rPr>
+          <w:rFonts w:ascii="Cambria" w:hAnsi="Cambria" w:cs="Arial"/>
+          <w:b/>
+          <w:bCs/>
+          <w:color w:val="000000" w:themeColor="text1"/>
+        </w:rPr>
+        <w:t>Honours (Distinction</w:t>
+      </w:r>
+      <w:r>
+        <w:rPr>
+          <w:rFonts w:ascii="Cambria" w:hAnsi="Cambria" w:cs="Arial"/>
+          <w:b/>
+          <w:bCs/>
+          <w:color w:val="000000" w:themeColor="text1"/>
         </w:rPr>
         <w:t xml:space="preserve">) </w:t>
       </w:r>
       <w:r>
         <w:rPr>
           <w:rFonts w:ascii="Cambria" w:hAnsi="Cambria" w:cs="Arial"/>
-          <w:i/>
-          <w:iCs/>
-        </w:rPr>
-        <w:t xml:space="preserve">Introduction to Data Science and Artificial Intelligence </w:t>
-      </w:r>
-      <w:r>
-        <w:rPr>
-          <w:rFonts w:ascii="Cambria" w:hAnsi="Cambria" w:cs="Arial"/>
-        </w:rPr>
-        <w:t>[</w:t>
-      </w:r>
-      <w:r>
-        <w:rPr>
-          <w:rFonts w:ascii="Cambria" w:hAnsi="Cambria" w:cs="Arial"/>
-          <w:b/>
-          <w:bCs/>
-        </w:rPr>
-        <w:t>Python Programming</w:t>
-      </w:r>
-      <w:r>
-        <w:rPr>
-          <w:rFonts w:ascii="Cambria" w:hAnsi="Cambria" w:cs="Arial"/>
-        </w:rPr>
-        <w:t>, – Pandas, NumPy, Seaborn, Matplotlib]</w:t>
-      </w:r>
-      <w:r>
-        <w:rPr>
-          <w:rFonts w:ascii="Cambria" w:hAnsi="Cambria" w:cs="Arial"/>
-        </w:rPr>
-        <w:t xml:space="preserve"> </w:t>
-      </w:r>
-      <w:r>
-        <w:rPr>
-          <w:rFonts w:ascii="Cambria" w:hAnsi="Cambria" w:cs="Arial"/>
-        </w:rPr>
-        <w:t>(</w:t>
-      </w:r>
-      <w:r>
-        <w:rPr>
-          <w:rFonts w:ascii="Cambria" w:hAnsi="Cambria" w:cs="Arial"/>
-        </w:rPr>
-        <w:t>2</w:t>
-      </w:r>
-      <w:r>
-        <w:rPr>
-          <w:rFonts w:ascii="Cambria" w:hAnsi="Cambria" w:cs="Arial"/>
-        </w:rPr>
-        <w:t xml:space="preserve">) </w:t>
-      </w:r>
-      <w:r>
-        <w:rPr>
-          <w:rFonts w:ascii="Cambria" w:hAnsi="Cambria" w:cs="Arial"/>
-          <w:i/>
-          <w:iCs/>
-        </w:rPr>
-        <w:t>Data Structures and Algorithms</w:t>
-      </w:r>
-      <w:r>
-        <w:rPr>
-          <w:rFonts w:ascii="Cambria" w:hAnsi="Cambria" w:cs="Arial"/>
-        </w:rPr>
-        <w:t xml:space="preserve"> (</w:t>
-      </w:r>
-      <w:r>
-        <w:rPr>
-          <w:rFonts w:ascii="Cambria" w:hAnsi="Cambria" w:cs="Arial"/>
-        </w:rPr>
-        <w:t>3</w:t>
-      </w:r>
-      <w:r>
-        <w:rPr>
-          <w:rFonts w:ascii="Cambria" w:hAnsi="Cambria" w:cs="Arial"/>
-        </w:rPr>
-        <w:t xml:space="preserve">) </w:t>
-      </w:r>
-      <w:r>
-        <w:rPr>
-          <w:rFonts w:ascii="Cambria" w:hAnsi="Cambria" w:cs="Arial"/>
-          <w:i/>
-          <w:iCs/>
-        </w:rPr>
-        <w:t xml:space="preserve">Image Processing and Computer Vision </w:t>
-      </w:r>
-      <w:r>
-        <w:rPr>
-          <w:rFonts w:ascii="Cambria" w:hAnsi="Cambria" w:cs="Arial"/>
-        </w:rPr>
-        <w:t>(</w:t>
-      </w:r>
-      <w:r>
-        <w:rPr>
-          <w:rFonts w:ascii="Cambria" w:hAnsi="Cambria" w:cs="Arial"/>
-        </w:rPr>
-        <w:t>4</w:t>
-      </w:r>
-      <w:r>
-        <w:rPr>
-          <w:rFonts w:ascii="Cambria" w:hAnsi="Cambria" w:cs="Arial"/>
-        </w:rPr>
-        <w:t>) Artificial Intelligence and Data Mining</w:t>
-      </w:r>
-      <w:r>
-        <w:rPr>
-          <w:rFonts w:ascii="Cambria" w:hAnsi="Cambria" w:cs="Arial"/>
-          <w:i/>
-          <w:iCs/>
-        </w:rPr>
-        <w:t xml:space="preserve"> </w:t>
-      </w:r>
-      <w:r>
-        <w:rPr>
-          <w:rFonts w:ascii="Cambria" w:hAnsi="Cambria" w:cs="Arial"/>
-          <w:i/>
-          <w:iCs/>
-        </w:rPr>
-        <w:t xml:space="preserve">Intelligence </w:t>
-      </w:r>
-      <w:r>
-        <w:rPr>
-          <w:rFonts w:ascii="Cambria" w:hAnsi="Cambria" w:cs="Arial"/>
-        </w:rPr>
-        <w:t>[</w:t>
-      </w:r>
-      <w:r>
-        <w:rPr>
-          <w:rFonts w:ascii="Cambria" w:hAnsi="Cambria" w:cs="Arial"/>
-          <w:b/>
-          <w:bCs/>
-        </w:rPr>
-        <w:t>Deep Learning, Natural Language</w:t>
-      </w:r>
-      <w:r>
-        <w:rPr>
-          <w:rFonts w:ascii="Cambria" w:hAnsi="Cambria" w:cs="Arial"/>
-          <w:b/>
-          <w:bCs/>
-        </w:rPr>
-        <w:t xml:space="preserve"> Programming</w:t>
-      </w:r>
-      <w:r>
-        <w:rPr>
-          <w:rFonts w:ascii="Cambria" w:hAnsi="Cambria" w:cs="Arial"/>
-        </w:rPr>
-        <w:t>]</w:t>
-      </w:r>
-    </w:p>
-    <w:p>
-      <w:pPr>
-        <w:spacing w:before="140" w:after="0" w:line="230" w:lineRule="exact"/>
-        <w:jc w:val="both"/>
-        <w:rPr>
-          <w:rFonts w:ascii="Cambria" w:hAnsi="Cambria" w:cs="Arial"/>
-          <w:b/>
-          <w:bCs/>
-        </w:rPr>
-      </w:pPr>
-      <w:r>
-        <w:rPr>
-          <w:rFonts w:ascii="Cambria" w:hAnsi="Cambria" w:cs="Arial"/>
-          <w:b/>
-          <w:bCs/>
-        </w:rPr>
-        <w:t xml:space="preserve">Virtual Training and Learning &amp; Development </w:t>
+          <w:color w:val="000000" w:themeColor="text1"/>
+        </w:rPr>
+        <w:t>CGPA: 4.3</w:t>
+      </w:r>
+      <w:r>
+        <w:rPr>
+          <w:rFonts w:ascii="Cambria" w:hAnsi="Cambria" w:cs="Arial"/>
+          <w:color w:val="000000" w:themeColor="text1"/>
+        </w:rPr>
+        <w:t>6</w:t>
+      </w:r>
+      <w:r>
+        <w:rPr>
+          <w:rFonts w:ascii="Cambria" w:hAnsi="Cambria" w:cs="Arial"/>
+          <w:color w:val="000000" w:themeColor="text1"/>
+        </w:rPr>
+        <w:t xml:space="preserve"> / 5.00</w:t>
       </w:r>
     </w:p>
     <w:p>
@@ -566,21 +592,176 @@
         <w:jc w:val="both"/>
         <w:rPr>
           <w:rFonts w:ascii="Cambria" w:hAnsi="Cambria" w:cs="Arial"/>
-        </w:rPr>
-      </w:pPr>
-      <w:r>
-        <w:rPr>
-          <w:rFonts w:ascii="Cambria" w:hAnsi="Cambria" w:cs="Arial"/>
-        </w:rPr>
-        <w:t xml:space="preserve">Coursera Relevant Module (Google): </w:t>
+          <w:b/>
+          <w:bCs/>
+          <w:color w:val="000000" w:themeColor="text1"/>
+        </w:rPr>
+      </w:pPr>
+      <w:r>
+        <w:rPr>
+          <w:rFonts w:ascii="Cambria" w:hAnsi="Cambria" w:cs="Arial"/>
+          <w:color w:val="000000" w:themeColor="text1"/>
+        </w:rPr>
+        <w:t>Relevant Modules: (</w:t>
+      </w:r>
+      <w:r>
+        <w:rPr>
+          <w:rFonts w:ascii="Cambria" w:hAnsi="Cambria" w:cs="Arial"/>
+          <w:color w:val="000000" w:themeColor="text1"/>
+        </w:rPr>
+        <w:t>1</w:t>
+      </w:r>
+      <w:r>
+        <w:rPr>
+          <w:rFonts w:ascii="Cambria" w:hAnsi="Cambria" w:cs="Arial"/>
+          <w:color w:val="000000" w:themeColor="text1"/>
+        </w:rPr>
+        <w:t xml:space="preserve">) </w:t>
       </w:r>
       <w:r>
         <w:rPr>
           <w:rFonts w:ascii="Cambria" w:hAnsi="Cambria" w:cs="Arial"/>
           <w:i/>
           <w:iCs/>
-        </w:rPr>
-        <w:t>Advanced Data Analytics Professional Certification</w:t>
+          <w:color w:val="000000" w:themeColor="text1"/>
+        </w:rPr>
+        <w:t>Data Structures and Algorithms</w:t>
+      </w:r>
+      <w:r>
+        <w:rPr>
+          <w:rFonts w:ascii="Cambria" w:hAnsi="Cambria" w:cs="Arial"/>
+          <w:color w:val="000000" w:themeColor="text1"/>
+        </w:rPr>
+        <w:t xml:space="preserve"> (</w:t>
+      </w:r>
+      <w:r>
+        <w:rPr>
+          <w:rFonts w:ascii="Cambria" w:hAnsi="Cambria" w:cs="Arial"/>
+          <w:color w:val="000000" w:themeColor="text1"/>
+        </w:rPr>
+        <w:t>2</w:t>
+      </w:r>
+      <w:r>
+        <w:rPr>
+          <w:rFonts w:ascii="Cambria" w:hAnsi="Cambria" w:cs="Arial"/>
+          <w:color w:val="000000" w:themeColor="text1"/>
+        </w:rPr>
+        <w:t xml:space="preserve">) </w:t>
+      </w:r>
+      <w:r>
+        <w:rPr>
+          <w:rFonts w:ascii="Cambria" w:hAnsi="Cambria" w:cs="Arial"/>
+          <w:i/>
+          <w:iCs/>
+          <w:color w:val="000000" w:themeColor="text1"/>
+        </w:rPr>
+        <w:t xml:space="preserve">Image Processing and Computer Vision </w:t>
+      </w:r>
+      <w:r>
+        <w:rPr>
+          <w:rFonts w:ascii="Cambria" w:hAnsi="Cambria" w:cs="Arial"/>
+          <w:color w:val="000000" w:themeColor="text1"/>
+        </w:rPr>
+        <w:t>(</w:t>
+      </w:r>
+      <w:r>
+        <w:rPr>
+          <w:rFonts w:ascii="Cambria" w:hAnsi="Cambria" w:cs="Arial"/>
+          <w:color w:val="000000" w:themeColor="text1"/>
+        </w:rPr>
+        <w:t>3</w:t>
+      </w:r>
+      <w:r>
+        <w:rPr>
+          <w:rFonts w:ascii="Cambria" w:hAnsi="Cambria" w:cs="Arial"/>
+          <w:color w:val="000000" w:themeColor="text1"/>
+        </w:rPr>
+        <w:t xml:space="preserve">) </w:t>
+      </w:r>
+      <w:r>
+        <w:rPr>
+          <w:rFonts w:ascii="Cambria" w:hAnsi="Cambria" w:cs="Arial"/>
+          <w:i/>
+          <w:iCs/>
+          <w:color w:val="000000" w:themeColor="text1"/>
+        </w:rPr>
+        <w:t xml:space="preserve">Artificial Intelligence and Data Mining Intelligence </w:t>
+      </w:r>
+      <w:r>
+        <w:rPr>
+          <w:rFonts w:ascii="Cambria" w:hAnsi="Cambria" w:cs="Arial"/>
+          <w:color w:val="000000" w:themeColor="text1"/>
+        </w:rPr>
+        <w:t>[</w:t>
+      </w:r>
+      <w:r>
+        <w:rPr>
+          <w:rFonts w:ascii="Cambria" w:hAnsi="Cambria" w:cs="Arial"/>
+          <w:b/>
+          <w:bCs/>
+          <w:color w:val="000000" w:themeColor="text1"/>
+        </w:rPr>
+        <w:t>Deep Learning, Natural Language Programming</w:t>
+      </w:r>
+      <w:r>
+        <w:rPr>
+          <w:rFonts w:ascii="Cambria" w:hAnsi="Cambria" w:cs="Arial"/>
+          <w:color w:val="000000" w:themeColor="text1"/>
+        </w:rPr>
+        <w:t>]</w:t>
+      </w:r>
+      <w:r>
+        <w:rPr>
+          <w:rFonts w:ascii="Cambria" w:hAnsi="Cambria" w:cs="Arial"/>
+          <w:color w:val="000000" w:themeColor="text1"/>
+        </w:rPr>
+        <w:t xml:space="preserve"> </w:t>
+      </w:r>
+      <w:r>
+        <w:rPr>
+          <w:rFonts w:ascii="Cambria" w:hAnsi="Cambria" w:cs="Arial"/>
+          <w:color w:val="000000" w:themeColor="text1"/>
+        </w:rPr>
+        <w:t>(4) M</w:t>
+      </w:r>
+      <w:r>
+        <w:rPr>
+          <w:rFonts w:ascii="Cambria" w:hAnsi="Cambria" w:cs="Arial"/>
+          <w:i/>
+          <w:iCs/>
+          <w:color w:val="000000" w:themeColor="text1"/>
+        </w:rPr>
+        <w:t xml:space="preserve">achine Learning Design &amp; Application </w:t>
+      </w:r>
+      <w:r>
+        <w:rPr>
+          <w:rFonts w:ascii="Cambria" w:hAnsi="Cambria" w:cs="Arial"/>
+          <w:b/>
+          <w:bCs/>
+          <w:color w:val="000000" w:themeColor="text1"/>
+        </w:rPr>
+        <w:t>[Large Language Models, Transformer Architecture, Attention Mechanism]</w:t>
+      </w:r>
+    </w:p>
+    <w:p>
+      <w:pPr>
+        <w:spacing w:before="140" w:after="0" w:line="230" w:lineRule="exact"/>
+        <w:jc w:val="both"/>
+        <w:rPr>
+          <w:rFonts w:ascii="Cambria" w:hAnsi="Cambria" w:cs="Arial"/>
+          <w:b/>
+          <w:bCs/>
+          <w:color w:val="000000" w:themeColor="text1"/>
+        </w:rPr>
+      </w:pPr>
+      <w:r>
+        <w:rPr>
+          <w:rFonts w:ascii="Cambria" w:hAnsi="Cambria" w:cs="Arial"/>
+          <w:b/>
+          <w:bCs/>
+          <w:color w:val="000000" w:themeColor="text1"/>
+        </w:rPr>
+        <w:t xml:space="preserve">Virtual Training and Learning &amp; Development </w:t>
       </w:r>
     </w:p>
     <w:p>
@@ -595,11 +776,13 @@
         <w:jc w:val="both"/>
         <w:rPr>
           <w:rFonts w:ascii="Cambria" w:hAnsi="Cambria" w:cs="Arial"/>
-        </w:rPr>
-      </w:pPr>
-      <w:r>
-        <w:rPr>
-          <w:rFonts w:ascii="Cambria" w:hAnsi="Cambria" w:cs="Arial"/>
+          <w:color w:val="000000" w:themeColor="text1"/>
+        </w:rPr>
+      </w:pPr>
+      <w:r>
+        <w:rPr>
+          <w:rFonts w:ascii="Cambria" w:hAnsi="Cambria" w:cs="Arial"/>
+          <w:color w:val="000000" w:themeColor="text1"/>
         </w:rPr>
         <w:t>Amazon Web Services (AWS) Certification:</w:t>
       </w:r>
@@ -608,6 +791,7 @@
           <w:rFonts w:ascii="Cambria" w:hAnsi="Cambria" w:cs="Arial"/>
           <w:i/>
           <w:iCs/>
+          <w:color w:val="000000" w:themeColor="text1"/>
         </w:rPr>
         <w:t xml:space="preserve"> AI Practitioner</w:t>
       </w:r>
@@ -624,21 +808,1192 @@
         <w:jc w:val="both"/>
         <w:rPr>
           <w:rFonts w:ascii="Cambria" w:hAnsi="Cambria" w:cs="Arial"/>
-        </w:rPr>
-      </w:pPr>
-      <w:r>
-        <w:rPr>
-          <w:rFonts w:ascii="Cambria" w:hAnsi="Cambria" w:cs="Arial"/>
-        </w:rPr>
-        <w:t xml:space="preserve">Coursera Relevant Module (DeepLearning.AI): </w:t>
+          <w:color w:val="000000" w:themeColor="text1"/>
+        </w:rPr>
+      </w:pPr>
+      <w:r>
+        <w:rPr>
+          <w:rFonts w:ascii="Cambria" w:hAnsi="Cambria" w:cs="Arial"/>
+          <w:color w:val="000000" w:themeColor="text1"/>
+        </w:rPr>
+        <w:t xml:space="preserve">Coursera Relevant Module (Google): </w:t>
       </w:r>
       <w:r>
         <w:rPr>
           <w:rFonts w:ascii="Cambria" w:hAnsi="Cambria" w:cs="Arial"/>
           <w:i/>
           <w:iCs/>
-        </w:rPr>
-        <w:t>AI For Everyone</w:t>
+          <w:color w:val="000000" w:themeColor="text1"/>
+        </w:rPr>
+        <w:t>Advanced Data Analytics Professional Certification</w:t>
+      </w:r>
+    </w:p>
+    <w:p>
+      <w:pPr>
+        <w:pBdr>
+          <w:bottom w:val="single" w:sz="4" w:space="1" w:color="auto"/>
+        </w:pBdr>
+        <w:spacing w:before="140" w:after="0" w:line="230" w:lineRule="exact"/>
+        <w:jc w:val="both"/>
+        <w:rPr>
+          <w:rFonts w:ascii="Cambria" w:hAnsi="Cambria" w:cs="Arial"/>
+          <w:b/>
+          <w:color w:val="000000" w:themeColor="text1"/>
+        </w:rPr>
+      </w:pPr>
+      <w:r>
+        <w:rPr>
+          <w:rFonts w:ascii="Cambria" w:hAnsi="Cambria" w:cs="Arial"/>
+          <w:b/>
+          <w:color w:val="000000" w:themeColor="text1"/>
+        </w:rPr>
+        <w:t>WORK EXPERIENCE</w:t>
+      </w:r>
+    </w:p>
+    <w:p>
+      <w:pPr>
+        <w:spacing w:before="80" w:after="0" w:line="240" w:lineRule="auto"/>
+        <w:jc w:val="both"/>
+        <w:rPr>
+          <w:rFonts w:ascii="Cambria" w:hAnsi="Cambria" w:cs="Arial"/>
+          <w:b/>
+          <w:bCs/>
+          <w:color w:val="000000" w:themeColor="text1"/>
+        </w:rPr>
+      </w:pPr>
+      <w:r>
+        <w:rPr>
+          <w:rFonts w:ascii="Cambria" w:hAnsi="Cambria" w:cs="Arial"/>
+          <w:b/>
+          <w:bCs/>
+          <w:color w:val="000000" w:themeColor="text1"/>
+        </w:rPr>
+        <w:t xml:space="preserve">Univers, </w:t>
+      </w:r>
+      <w:r>
+        <w:rPr>
+          <w:rFonts w:ascii="Cambria" w:hAnsi="Cambria" w:cs="Arial"/>
+          <w:b/>
+          <w:bCs/>
+          <w:i/>
+          <w:iCs/>
+          <w:color w:val="000000" w:themeColor="text1"/>
+          <w:u w:val="single"/>
+        </w:rPr>
+        <w:t>AI Innovation Engineer Intern</w:t>
+      </w:r>
+      <w:r>
+        <w:rPr>
+          <w:rFonts w:ascii="Cambria" w:hAnsi="Cambria" w:cs="Arial"/>
+          <w:b/>
+          <w:bCs/>
+          <w:color w:val="000000" w:themeColor="text1"/>
+        </w:rPr>
+        <w:t xml:space="preserve">                                                                                                </w:t>
+      </w:r>
+      <w:r>
+        <w:rPr>
+          <w:rFonts w:ascii="Cambria" w:hAnsi="Cambria" w:cs="Arial"/>
+          <w:color w:val="000000" w:themeColor="text1"/>
+        </w:rPr>
+        <w:t xml:space="preserve">May 2025 – </w:t>
+      </w:r>
+      <w:r>
+        <w:rPr>
+          <w:rFonts w:ascii="Cambria" w:hAnsi="Cambria" w:cs="Arial"/>
+          <w:b/>
+          <w:bCs/>
+          <w:color w:val="000000" w:themeColor="text1"/>
+        </w:rPr>
+        <w:t>Present</w:t>
+      </w:r>
+    </w:p>
+    <w:p>
+      <w:pPr>
+        <w:pStyle w:val="ListParagraph"/>
+        <w:numPr>
+          <w:ilvl w:val="0"/>
+          <w:numId w:val="1"/>
+        </w:numPr>
+        <w:spacing w:after="0" w:line="240" w:lineRule="exact"/>
+        <w:ind w:left="232" w:hanging="232"/>
+        <w:jc w:val="both"/>
+        <w:rPr>
+          <w:rFonts w:ascii="Cambria" w:hAnsi="Cambria" w:cs="Arial"/>
+          <w:color w:val="000000" w:themeColor="text1"/>
+        </w:rPr>
+      </w:pPr>
+      <w:r>
+        <w:rPr>
+          <w:rFonts w:ascii="Cambria" w:hAnsi="Cambria" w:cs="Arial"/>
+          <w:color w:val="000000" w:themeColor="text1"/>
+        </w:rPr>
+        <w:t>Developed</w:t>
+      </w:r>
+      <w:r>
+        <w:rPr>
+          <w:rFonts w:ascii="Cambria" w:hAnsi="Cambria" w:cs="Arial"/>
+          <w:b/>
+          <w:bCs/>
+          <w:color w:val="000000" w:themeColor="text1"/>
+        </w:rPr>
+        <w:t xml:space="preserve"> </w:t>
+      </w:r>
+      <w:r>
+        <w:rPr>
+          <w:rFonts w:ascii="Cambria" w:hAnsi="Cambria" w:cs="Arial"/>
+          <w:color w:val="000000" w:themeColor="text1"/>
+        </w:rPr>
+        <w:t xml:space="preserve">a </w:t>
+      </w:r>
+      <w:r>
+        <w:rPr>
+          <w:rFonts w:ascii="Cambria" w:hAnsi="Cambria" w:cs="Arial"/>
+          <w:b/>
+          <w:bCs/>
+          <w:color w:val="000000" w:themeColor="text1"/>
+        </w:rPr>
+        <w:t>full-stack AI</w:t>
+      </w:r>
+      <w:r>
+        <w:rPr>
+          <w:rFonts w:ascii="Cambria" w:hAnsi="Cambria" w:cs="Arial"/>
+          <w:b/>
+          <w:bCs/>
+          <w:color w:val="000000" w:themeColor="text1"/>
+        </w:rPr>
+        <w:t xml:space="preserve"> HVAC</w:t>
+      </w:r>
+      <w:r>
+        <w:rPr>
+          <w:rFonts w:ascii="Cambria" w:hAnsi="Cambria" w:cs="Arial"/>
+          <w:b/>
+          <w:bCs/>
+          <w:color w:val="000000" w:themeColor="text1"/>
+        </w:rPr>
+        <w:t xml:space="preserve"> Agentic Platform</w:t>
+      </w:r>
+      <w:r>
+        <w:rPr>
+          <w:rFonts w:ascii="Cambria" w:hAnsi="Cambria" w:cs="Arial"/>
+          <w:color w:val="000000" w:themeColor="text1"/>
+        </w:rPr>
+        <w:t xml:space="preserve"> for </w:t>
+      </w:r>
+      <w:r>
+        <w:rPr>
+          <w:rFonts w:ascii="Cambria" w:hAnsi="Cambria" w:cs="Arial"/>
+          <w:color w:val="000000" w:themeColor="text1"/>
+        </w:rPr>
+        <w:t>internal GTM and engineering teams, featuring</w:t>
+      </w:r>
+      <w:r>
+        <w:rPr>
+          <w:rFonts w:ascii="Cambria" w:hAnsi="Cambria" w:cs="Arial"/>
+          <w:color w:val="000000" w:themeColor="text1"/>
+        </w:rPr>
+        <w:t xml:space="preserve"> </w:t>
+      </w:r>
+      <w:r>
+        <w:rPr>
+          <w:rFonts w:ascii="Cambria" w:hAnsi="Cambria" w:cs="Arial"/>
+          <w:color w:val="000000" w:themeColor="text1"/>
+        </w:rPr>
+        <w:t xml:space="preserve">RAG architecture with VectorDB, context-aware recommendations, </w:t>
+      </w:r>
+      <w:r>
+        <w:rPr>
+          <w:rFonts w:ascii="Cambria" w:hAnsi="Cambria" w:cs="Arial"/>
+          <w:color w:val="000000" w:themeColor="text1"/>
+        </w:rPr>
+        <w:t xml:space="preserve">role-based AI reasoning, </w:t>
+      </w:r>
+      <w:r>
+        <w:rPr>
+          <w:rFonts w:ascii="Cambria" w:hAnsi="Cambria" w:cs="Arial"/>
+          <w:color w:val="000000" w:themeColor="text1"/>
+        </w:rPr>
+        <w:t xml:space="preserve">and AI-powered sales enablement tools </w:t>
+      </w:r>
+      <w:r>
+        <w:rPr>
+          <w:rFonts w:ascii="Cambria" w:hAnsi="Cambria" w:cs="Arial"/>
+          <w:b/>
+          <w:bCs/>
+          <w:color w:val="000000" w:themeColor="text1"/>
+        </w:rPr>
+        <w:t>increasing GTM team productivity by ~25%.</w:t>
+      </w:r>
+    </w:p>
+    <w:p>
+      <w:pPr>
+        <w:pStyle w:val="ListParagraph"/>
+        <w:numPr>
+          <w:ilvl w:val="0"/>
+          <w:numId w:val="1"/>
+        </w:numPr>
+        <w:spacing w:after="0" w:line="240" w:lineRule="exact"/>
+        <w:ind w:left="232" w:hanging="232"/>
+        <w:jc w:val="both"/>
+        <w:rPr>
+          <w:rFonts w:ascii="Cambria" w:hAnsi="Cambria" w:cs="Arial"/>
+          <w:color w:val="000000" w:themeColor="text1"/>
+        </w:rPr>
+      </w:pPr>
+      <w:r>
+        <w:rPr>
+          <w:rFonts w:ascii="Cambria" w:hAnsi="Cambria" w:cs="Arial"/>
+          <w:color w:val="000000" w:themeColor="text1"/>
+        </w:rPr>
+        <w:t xml:space="preserve">Optimized </w:t>
+      </w:r>
+      <w:r>
+        <w:rPr>
+          <w:rFonts w:ascii="Cambria" w:hAnsi="Cambria" w:cs="Arial"/>
+          <w:b/>
+          <w:bCs/>
+          <w:color w:val="000000" w:themeColor="text1"/>
+        </w:rPr>
+        <w:t xml:space="preserve">Java backend and React/TypeScript frontend </w:t>
+      </w:r>
+      <w:r>
+        <w:rPr>
+          <w:rFonts w:ascii="Cambria" w:hAnsi="Cambria" w:cs="Arial"/>
+          <w:color w:val="000000" w:themeColor="text1"/>
+        </w:rPr>
+        <w:t>energy</w:t>
+      </w:r>
+      <w:r>
+        <w:rPr>
+          <w:rFonts w:ascii="Cambria" w:hAnsi="Cambria" w:cs="Arial"/>
+          <w:color w:val="000000" w:themeColor="text1"/>
+        </w:rPr>
+        <w:t>-</w:t>
+      </w:r>
+      <w:r>
+        <w:rPr>
+          <w:rFonts w:ascii="Cambria" w:hAnsi="Cambria" w:cs="Arial"/>
+          <w:color w:val="000000" w:themeColor="text1"/>
+        </w:rPr>
+        <w:t>saving dashboards</w:t>
+      </w:r>
+      <w:r>
+        <w:rPr>
+          <w:rFonts w:ascii="Cambria" w:hAnsi="Cambria" w:cs="Arial"/>
+          <w:color w:val="000000" w:themeColor="text1"/>
+        </w:rPr>
+        <w:t xml:space="preserve"> for </w:t>
+      </w:r>
+      <w:r>
+        <w:rPr>
+          <w:rFonts w:ascii="Cambria" w:hAnsi="Cambria" w:cs="Arial"/>
+          <w:b/>
+          <w:bCs/>
+          <w:color w:val="000000" w:themeColor="text1"/>
+        </w:rPr>
+        <w:t>7 clients</w:t>
+      </w:r>
+      <w:r>
+        <w:rPr>
+          <w:rFonts w:ascii="Cambria" w:hAnsi="Cambria" w:cs="Arial"/>
+          <w:color w:val="000000" w:themeColor="text1"/>
+        </w:rPr>
+        <w:t>;</w:t>
+      </w:r>
+      <w:r>
+        <w:rPr>
+          <w:rFonts w:ascii="Cambria" w:hAnsi="Cambria" w:cs="Arial"/>
+          <w:color w:val="000000" w:themeColor="text1"/>
+        </w:rPr>
+        <w:t xml:space="preserve"> </w:t>
+      </w:r>
+      <w:r>
+        <w:rPr>
+          <w:rFonts w:ascii="Cambria" w:hAnsi="Cambria" w:cs="Arial"/>
+          <w:color w:val="000000" w:themeColor="text1"/>
+        </w:rPr>
+        <w:t>debugged critical backend API endpoints</w:t>
+      </w:r>
+      <w:r>
+        <w:rPr>
+          <w:rFonts w:ascii="Cambria" w:hAnsi="Cambria" w:cs="Arial"/>
+          <w:color w:val="000000" w:themeColor="text1"/>
+        </w:rPr>
+        <w:t xml:space="preserve">, </w:t>
+      </w:r>
+      <w:r>
+        <w:rPr>
+          <w:rFonts w:ascii="Cambria" w:hAnsi="Cambria" w:cs="Arial"/>
+          <w:color w:val="000000" w:themeColor="text1"/>
+        </w:rPr>
+        <w:t>implemented</w:t>
+      </w:r>
+      <w:r>
+        <w:rPr>
+          <w:rFonts w:ascii="Cambria" w:hAnsi="Cambria" w:cs="Arial"/>
+          <w:color w:val="000000" w:themeColor="text1"/>
+        </w:rPr>
+        <w:t xml:space="preserve"> real-time chatbot streaming, </w:t>
+      </w:r>
+      <w:r>
+        <w:rPr>
+          <w:rFonts w:ascii="Cambria" w:hAnsi="Cambria" w:cs="Arial"/>
+          <w:color w:val="000000" w:themeColor="text1"/>
+        </w:rPr>
+        <w:t xml:space="preserve">natural language data queries, and </w:t>
+      </w:r>
+      <w:r>
+        <w:rPr>
+          <w:rFonts w:ascii="Cambria" w:hAnsi="Cambria" w:cs="Arial"/>
+          <w:color w:val="000000" w:themeColor="text1"/>
+        </w:rPr>
+        <w:t>interactive visualizations</w:t>
+      </w:r>
+      <w:r>
+        <w:rPr>
+          <w:rFonts w:ascii="Cambria" w:hAnsi="Cambria" w:cs="Arial"/>
+          <w:color w:val="000000" w:themeColor="text1"/>
+        </w:rPr>
+        <w:t xml:space="preserve">, </w:t>
+      </w:r>
+      <w:r>
+        <w:rPr>
+          <w:rFonts w:ascii="Cambria" w:hAnsi="Cambria" w:cs="Arial"/>
+          <w:b/>
+          <w:bCs/>
+          <w:color w:val="000000" w:themeColor="text1"/>
+        </w:rPr>
+        <w:t xml:space="preserve">reducing load time by </w:t>
+      </w:r>
+      <w:r>
+        <w:rPr>
+          <w:rFonts w:ascii="Cambria" w:hAnsi="Cambria" w:cs="Arial"/>
+          <w:b/>
+          <w:bCs/>
+          <w:color w:val="000000" w:themeColor="text1"/>
+        </w:rPr>
+        <w:t>2</w:t>
+      </w:r>
+      <w:r>
+        <w:rPr>
+          <w:rFonts w:ascii="Cambria" w:hAnsi="Cambria" w:cs="Arial"/>
+          <w:b/>
+          <w:bCs/>
+          <w:color w:val="000000" w:themeColor="text1"/>
+        </w:rPr>
+        <w:t>0</w:t>
+      </w:r>
+      <w:r>
+        <w:rPr>
+          <w:rFonts w:ascii="Cambria" w:hAnsi="Cambria" w:cs="Arial"/>
+          <w:b/>
+          <w:bCs/>
+          <w:color w:val="000000" w:themeColor="text1"/>
+        </w:rPr>
+        <w:t>%</w:t>
+      </w:r>
+      <w:r>
+        <w:rPr>
+          <w:rFonts w:ascii="Cambria" w:hAnsi="Cambria" w:cs="Arial"/>
+          <w:b/>
+          <w:bCs/>
+          <w:color w:val="000000" w:themeColor="text1"/>
+        </w:rPr>
+        <w:t>.</w:t>
+      </w:r>
+    </w:p>
+    <w:p>
+      <w:pPr>
+        <w:pStyle w:val="ListParagraph"/>
+        <w:numPr>
+          <w:ilvl w:val="0"/>
+          <w:numId w:val="1"/>
+        </w:numPr>
+        <w:spacing w:after="0" w:line="240" w:lineRule="exact"/>
+        <w:ind w:left="232" w:hanging="232"/>
+        <w:jc w:val="both"/>
+        <w:rPr>
+          <w:rFonts w:ascii="Cambria" w:hAnsi="Cambria" w:cs="Arial"/>
+          <w:color w:val="000000" w:themeColor="text1"/>
+        </w:rPr>
+      </w:pPr>
+      <w:r>
+        <w:rPr>
+          <w:rFonts w:ascii="Cambria" w:hAnsi="Cambria" w:cs="Arial"/>
+          <w:color w:val="000000" w:themeColor="text1"/>
+        </w:rPr>
+        <w:t xml:space="preserve">Deployed </w:t>
+      </w:r>
+      <w:r>
+        <w:rPr>
+          <w:rFonts w:ascii="Cambria" w:hAnsi="Cambria" w:cs="Arial"/>
+          <w:b/>
+          <w:bCs/>
+          <w:color w:val="000000" w:themeColor="text1"/>
+        </w:rPr>
+        <w:t>2</w:t>
+      </w:r>
+      <w:r>
+        <w:rPr>
+          <w:rFonts w:ascii="Cambria" w:hAnsi="Cambria" w:cs="Arial"/>
+          <w:color w:val="000000" w:themeColor="text1"/>
+        </w:rPr>
+        <w:t xml:space="preserve"> </w:t>
+      </w:r>
+      <w:r>
+        <w:rPr>
+          <w:rFonts w:ascii="Cambria" w:hAnsi="Cambria" w:cs="Arial"/>
+          <w:b/>
+          <w:bCs/>
+          <w:color w:val="000000" w:themeColor="text1"/>
+        </w:rPr>
+        <w:t>on-premises AI HVAC solutions</w:t>
+      </w:r>
+      <w:r>
+        <w:rPr>
+          <w:rFonts w:ascii="Cambria" w:hAnsi="Cambria" w:cs="Arial"/>
+          <w:color w:val="000000" w:themeColor="text1"/>
+        </w:rPr>
+        <w:t xml:space="preserve"> on dedicated hardware with local LLM </w:t>
+      </w:r>
+      <w:r>
+        <w:rPr>
+          <w:rFonts w:ascii="Cambria" w:hAnsi="Cambria" w:cs="Arial"/>
+          <w:color w:val="000000" w:themeColor="text1"/>
+        </w:rPr>
+        <w:t>hosting,</w:t>
+      </w:r>
+      <w:r>
+        <w:rPr>
+          <w:rFonts w:ascii="Cambria" w:hAnsi="Cambria" w:cs="Arial"/>
+          <w:color w:val="000000" w:themeColor="text1"/>
+        </w:rPr>
+        <w:t xml:space="preserve"> configuring end-to-end AI dashboards and backend/frontend services</w:t>
+      </w:r>
+      <w:r>
+        <w:rPr>
+          <w:rFonts w:ascii="Cambria" w:hAnsi="Cambria" w:cs="Arial"/>
+          <w:color w:val="000000" w:themeColor="text1"/>
+        </w:rPr>
+        <w:t>, enabling AI capabilities with zero cloud dependency.</w:t>
+      </w:r>
+    </w:p>
+    <w:p>
+      <w:pPr>
+        <w:pStyle w:val="ListParagraph"/>
+        <w:numPr>
+          <w:ilvl w:val="0"/>
+          <w:numId w:val="1"/>
+        </w:numPr>
+        <w:spacing w:after="0" w:line="240" w:lineRule="exact"/>
+        <w:ind w:left="232" w:hanging="232"/>
+        <w:jc w:val="both"/>
+        <w:rPr>
+          <w:rFonts w:ascii="Cambria" w:hAnsi="Cambria" w:cs="Arial"/>
+          <w:color w:val="000000" w:themeColor="text1"/>
+        </w:rPr>
+      </w:pPr>
+      <w:r>
+        <w:rPr>
+          <w:rFonts w:ascii="Cambria" w:hAnsi="Cambria" w:cs="Arial"/>
+          <w:color w:val="000000" w:themeColor="text1"/>
+        </w:rPr>
+        <w:t>Built</w:t>
+      </w:r>
+      <w:r>
+        <w:rPr>
+          <w:rFonts w:ascii="Cambria" w:hAnsi="Cambria" w:cs="Arial"/>
+          <w:b/>
+          <w:bCs/>
+          <w:color w:val="000000" w:themeColor="text1"/>
+        </w:rPr>
+        <w:t xml:space="preserve"> </w:t>
+      </w:r>
+      <w:r>
+        <w:rPr>
+          <w:rFonts w:ascii="Cambria" w:hAnsi="Cambria" w:cs="Arial"/>
+          <w:color w:val="000000" w:themeColor="text1"/>
+        </w:rPr>
+        <w:t>internal</w:t>
+      </w:r>
+      <w:r>
+        <w:rPr>
+          <w:rFonts w:ascii="Cambria" w:hAnsi="Cambria" w:cs="Arial"/>
+          <w:b/>
+          <w:bCs/>
+          <w:color w:val="000000" w:themeColor="text1"/>
+        </w:rPr>
+        <w:t xml:space="preserve"> AI monitoring service</w:t>
+      </w:r>
+      <w:r>
+        <w:rPr>
+          <w:rFonts w:ascii="Cambria" w:hAnsi="Cambria" w:cs="Arial"/>
+          <w:color w:val="000000" w:themeColor="text1"/>
+        </w:rPr>
+        <w:t xml:space="preserve"> to detect bugs and data anomalies across client-facing dashboards, with automated notifications to engineering team, </w:t>
+      </w:r>
+      <w:r>
+        <w:rPr>
+          <w:rFonts w:ascii="Cambria" w:hAnsi="Cambria" w:cs="Arial"/>
+          <w:b/>
+          <w:bCs/>
+          <w:color w:val="000000" w:themeColor="text1"/>
+        </w:rPr>
+        <w:t>reducing incident response time by ~40%.</w:t>
+      </w:r>
+    </w:p>
+    <w:p>
+      <w:pPr>
+        <w:pBdr>
+          <w:bottom w:val="single" w:sz="6" w:space="1" w:color="auto"/>
+        </w:pBdr>
+        <w:spacing w:before="140" w:after="0" w:line="230" w:lineRule="exact"/>
+        <w:jc w:val="both"/>
+        <w:rPr>
+          <w:rFonts w:ascii="Cambria" w:hAnsi="Cambria" w:cs="Arial"/>
+          <w:b/>
+          <w:color w:val="000000" w:themeColor="text1"/>
+        </w:rPr>
+      </w:pPr>
+      <w:r>
+        <w:rPr>
+          <w:rFonts w:ascii="Cambria" w:hAnsi="Cambria" w:cs="Arial"/>
+          <w:b/>
+          <w:color w:val="000000" w:themeColor="text1"/>
+        </w:rPr>
+        <w:t xml:space="preserve">ACADEMIC PROJECTS / COMPETITION PROJECT / RESEARCH EXPERIENCE </w:t>
+      </w:r>
+      <w:r>
+        <w:rPr>
+          <w:rFonts w:ascii="Cambria" w:hAnsi="Cambria" w:cs="Arial"/>
+          <w:b/>
+          <w:color w:val="000000" w:themeColor="text1"/>
+        </w:rPr>
+        <w:tab/>
+      </w:r>
+      <w:r>
+        <w:rPr>
+          <w:rFonts w:ascii="Cambria" w:hAnsi="Cambria" w:cs="Arial"/>
+          <w:color w:val="000000" w:themeColor="text1"/>
+        </w:rPr>
+        <w:tab/>
+      </w:r>
+      <w:r>
+        <w:rPr>
+          <w:rFonts w:ascii="Cambria" w:hAnsi="Cambria" w:cs="Arial"/>
+          <w:color w:val="000000" w:themeColor="text1"/>
+        </w:rPr>
+        <w:tab/>
+      </w:r>
+      <w:r>
+        <w:rPr>
+          <w:rFonts w:ascii="Cambria" w:hAnsi="Cambria" w:cs="Arial"/>
+          <w:color w:val="000000" w:themeColor="text1"/>
+        </w:rPr>
+        <w:tab/>
+        <w:t xml:space="preserve">          </w:t>
+      </w:r>
+    </w:p>
+    <w:p>
+      <w:pPr>
+        <w:spacing w:before="80" w:after="0" w:line="230" w:lineRule="exact"/>
+        <w:jc w:val="both"/>
+        <w:rPr>
+          <w:rFonts w:ascii="Cambria" w:hAnsi="Cambria" w:cs="Arial"/>
+          <w:color w:val="000000" w:themeColor="text1"/>
+        </w:rPr>
+      </w:pPr>
+      <w:bookmarkStart w:id="0" w:name="_Hlk205651404"/>
+      <w:bookmarkStart w:id="1" w:name="_Hlk205651295"/>
+      <w:r>
+        <w:rPr>
+          <w:rFonts w:ascii="Cambria" w:hAnsi="Cambria" w:cs="Arial"/>
+          <w:color w:val="000000" w:themeColor="text1"/>
+        </w:rPr>
+        <w:t xml:space="preserve">NTU-EEE Module: </w:t>
+      </w:r>
+      <w:r>
+        <w:rPr>
+          <w:rFonts w:ascii="Cambria" w:hAnsi="Cambria" w:cs="Arial"/>
+          <w:b/>
+          <w:bCs/>
+          <w:i/>
+          <w:iCs/>
+          <w:color w:val="000000" w:themeColor="text1"/>
+        </w:rPr>
+        <w:t xml:space="preserve">Final Year Project                                            </w:t>
+      </w:r>
+      <w:r>
+        <w:rPr>
+          <w:rFonts w:ascii="Cambria" w:hAnsi="Cambria" w:cs="Arial"/>
+          <w:color w:val="000000" w:themeColor="text1"/>
+        </w:rPr>
+        <w:t xml:space="preserve">                                                      </w:t>
+      </w:r>
+      <w:r>
+        <w:rPr>
+          <w:rFonts w:ascii="Cambria" w:hAnsi="Cambria" w:cs="Arial"/>
+          <w:color w:val="000000" w:themeColor="text1"/>
+        </w:rPr>
+        <w:t xml:space="preserve">  </w:t>
+      </w:r>
+      <w:r>
+        <w:rPr>
+          <w:rFonts w:ascii="Cambria" w:hAnsi="Cambria" w:cs="Arial"/>
+          <w:color w:val="000000" w:themeColor="text1"/>
+        </w:rPr>
+        <w:t xml:space="preserve"> </w:t>
+      </w:r>
+      <w:r>
+        <w:rPr>
+          <w:rFonts w:ascii="Cambria" w:hAnsi="Cambria" w:cs="Arial"/>
+          <w:color w:val="000000" w:themeColor="text1"/>
+        </w:rPr>
+        <w:t xml:space="preserve">    </w:t>
+      </w:r>
+      <w:r>
+        <w:rPr>
+          <w:rFonts w:ascii="Cambria" w:hAnsi="Cambria" w:cs="Arial"/>
+          <w:color w:val="000000" w:themeColor="text1"/>
+        </w:rPr>
+        <w:t xml:space="preserve">Jan </w:t>
+      </w:r>
+      <w:r>
+        <w:rPr>
+          <w:rFonts w:ascii="Cambria" w:hAnsi="Cambria" w:cs="Arial"/>
+          <w:color w:val="000000" w:themeColor="text1"/>
+        </w:rPr>
+        <w:t>20</w:t>
+      </w:r>
+      <w:r>
+        <w:rPr>
+          <w:rFonts w:ascii="Cambria" w:hAnsi="Cambria" w:cs="Arial"/>
+          <w:color w:val="000000" w:themeColor="text1"/>
+        </w:rPr>
+        <w:t>25</w:t>
+      </w:r>
+      <w:r>
+        <w:rPr>
+          <w:rFonts w:ascii="Cambria" w:hAnsi="Cambria" w:cs="Arial"/>
+          <w:color w:val="000000" w:themeColor="text1"/>
+        </w:rPr>
+        <w:t xml:space="preserve"> – </w:t>
+      </w:r>
+      <w:r>
+        <w:rPr>
+          <w:rFonts w:ascii="Cambria" w:hAnsi="Cambria" w:cs="Arial"/>
+          <w:color w:val="000000" w:themeColor="text1"/>
+        </w:rPr>
+        <w:t>Dec 2025</w:t>
+      </w:r>
+    </w:p>
+    <w:p>
+      <w:pPr>
+        <w:pStyle w:val="ListParagraph"/>
+        <w:spacing w:after="0" w:line="230" w:lineRule="exact"/>
+        <w:ind w:left="142" w:hanging="142"/>
+        <w:jc w:val="both"/>
+        <w:rPr>
+          <w:color w:val="000000" w:themeColor="text1"/>
+        </w:rPr>
+      </w:pPr>
+      <w:r>
+        <w:rPr>
+          <w:rFonts w:ascii="Cambria" w:hAnsi="Cambria" w:cs="Arial"/>
+          <w:color w:val="000000" w:themeColor="text1"/>
+        </w:rPr>
+        <w:t xml:space="preserve">Module Project: </w:t>
+      </w:r>
+      <w:r>
+        <w:rPr>
+          <w:rFonts w:ascii="Cambria" w:hAnsi="Cambria" w:cs="Arial"/>
+          <w:b/>
+          <w:bCs/>
+          <w:i/>
+          <w:iCs/>
+          <w:color w:val="000000" w:themeColor="text1"/>
+          <w:u w:val="single"/>
+        </w:rPr>
+        <w:t>Multi-Label Chest X-ray Abnormality Detection Using Deep Learning and Explainable AI</w:t>
+      </w:r>
+    </w:p>
+    <w:p>
+      <w:pPr>
+        <w:pStyle w:val="ListParagraph"/>
+        <w:numPr>
+          <w:ilvl w:val="0"/>
+          <w:numId w:val="1"/>
+        </w:numPr>
+        <w:spacing w:line="230" w:lineRule="exact"/>
+        <w:ind w:left="142" w:hanging="142"/>
+        <w:jc w:val="both"/>
+        <w:rPr>
+          <w:rFonts w:ascii="Cambria" w:hAnsi="Cambria" w:cs="Arial"/>
+          <w:color w:val="000000" w:themeColor="text1"/>
+        </w:rPr>
+      </w:pPr>
+      <w:r>
+        <w:rPr>
+          <w:rFonts w:ascii="Cambria" w:hAnsi="Cambria" w:cs="Arial"/>
+          <w:color w:val="000000" w:themeColor="text1"/>
+        </w:rPr>
+        <w:t xml:space="preserve">Developed </w:t>
+      </w:r>
+      <w:r>
+        <w:rPr>
+          <w:rFonts w:ascii="Cambria" w:hAnsi="Cambria" w:cs="Arial"/>
+          <w:b/>
+          <w:bCs/>
+          <w:color w:val="000000" w:themeColor="text1"/>
+        </w:rPr>
+        <w:t>multi-label classification model</w:t>
+      </w:r>
+      <w:r>
+        <w:rPr>
+          <w:rFonts w:ascii="Cambria" w:hAnsi="Cambria" w:cs="Arial"/>
+          <w:color w:val="000000" w:themeColor="text1"/>
+        </w:rPr>
+        <w:t xml:space="preserve"> using modified </w:t>
+      </w:r>
+      <w:r>
+        <w:rPr>
+          <w:rFonts w:ascii="Cambria" w:hAnsi="Cambria" w:cs="Arial"/>
+          <w:b/>
+          <w:bCs/>
+          <w:color w:val="000000" w:themeColor="text1"/>
+        </w:rPr>
+        <w:t>DenseNet-121</w:t>
+      </w:r>
+      <w:r>
+        <w:rPr>
+          <w:rFonts w:ascii="Cambria" w:hAnsi="Cambria" w:cs="Arial"/>
+          <w:color w:val="000000" w:themeColor="text1"/>
+        </w:rPr>
+        <w:t xml:space="preserve"> to detect </w:t>
+      </w:r>
+      <w:r>
+        <w:rPr>
+          <w:rFonts w:ascii="Cambria" w:hAnsi="Cambria" w:cs="Arial"/>
+          <w:b/>
+          <w:bCs/>
+          <w:color w:val="000000" w:themeColor="text1"/>
+        </w:rPr>
+        <w:t>15 thoracic abnormalities</w:t>
+      </w:r>
+      <w:r>
+        <w:rPr>
+          <w:rFonts w:ascii="Cambria" w:hAnsi="Cambria" w:cs="Arial"/>
+          <w:color w:val="000000" w:themeColor="text1"/>
+        </w:rPr>
+        <w:t xml:space="preserve"> (e.g., pneumonia, fibrosis, cardiomegaly) from the </w:t>
+      </w:r>
+      <w:r>
+        <w:rPr>
+          <w:rFonts w:ascii="Cambria" w:hAnsi="Cambria" w:cs="Arial"/>
+          <w:b/>
+          <w:bCs/>
+          <w:color w:val="000000" w:themeColor="text1"/>
+        </w:rPr>
+        <w:t>NIH Chest X-ray dataset</w:t>
+      </w:r>
+      <w:r>
+        <w:rPr>
+          <w:rFonts w:ascii="Cambria" w:hAnsi="Cambria" w:cs="Arial"/>
+          <w:color w:val="000000" w:themeColor="text1"/>
+        </w:rPr>
+        <w:t xml:space="preserve"> (~112k images).</w:t>
+      </w:r>
+    </w:p>
+    <w:p>
+      <w:pPr>
+        <w:pStyle w:val="ListParagraph"/>
+        <w:numPr>
+          <w:ilvl w:val="0"/>
+          <w:numId w:val="1"/>
+        </w:numPr>
+        <w:spacing w:line="230" w:lineRule="exact"/>
+        <w:ind w:left="142" w:hanging="142"/>
+        <w:jc w:val="both"/>
+        <w:rPr>
+          <w:rFonts w:ascii="Cambria" w:hAnsi="Cambria" w:cs="Arial"/>
+          <w:color w:val="000000" w:themeColor="text1"/>
+        </w:rPr>
+      </w:pPr>
+      <w:r>
+        <w:rPr>
+          <w:rFonts w:ascii="Cambria" w:hAnsi="Cambria" w:cs="Arial"/>
+          <w:color w:val="000000" w:themeColor="text1"/>
+        </w:rPr>
+        <w:t xml:space="preserve">Implemented </w:t>
+      </w:r>
+      <w:r>
+        <w:rPr>
+          <w:rFonts w:ascii="Cambria" w:hAnsi="Cambria" w:cs="Arial"/>
+          <w:b/>
+          <w:bCs/>
+          <w:color w:val="000000" w:themeColor="text1"/>
+        </w:rPr>
+        <w:t xml:space="preserve">custom </w:t>
+      </w:r>
+      <w:r>
+        <w:rPr>
+          <w:rFonts w:ascii="Cambria" w:hAnsi="Cambria" w:cs="Arial"/>
+          <w:b/>
+          <w:bCs/>
+          <w:color w:val="000000" w:themeColor="text1"/>
+        </w:rPr>
+        <w:t xml:space="preserve">weighted </w:t>
+      </w:r>
+      <w:r>
+        <w:rPr>
+          <w:rFonts w:ascii="Cambria" w:hAnsi="Cambria" w:cs="Arial"/>
+          <w:b/>
+          <w:bCs/>
+          <w:color w:val="000000" w:themeColor="text1"/>
+        </w:rPr>
+        <w:t>loss function</w:t>
+      </w:r>
+      <w:r>
+        <w:rPr>
+          <w:rFonts w:ascii="Cambria" w:hAnsi="Cambria" w:cs="Arial"/>
+          <w:color w:val="000000" w:themeColor="text1"/>
+        </w:rPr>
+        <w:t xml:space="preserve"> to address class imbalance, </w:t>
+      </w:r>
+      <w:r>
+        <w:rPr>
+          <w:rFonts w:ascii="Cambria" w:hAnsi="Cambria" w:cs="Arial"/>
+          <w:b/>
+          <w:bCs/>
+          <w:color w:val="000000" w:themeColor="text1"/>
+        </w:rPr>
+        <w:t>reducing false negatives by ~15%.</w:t>
+      </w:r>
+    </w:p>
+    <w:p>
+      <w:pPr>
+        <w:pStyle w:val="ListParagraph"/>
+        <w:numPr>
+          <w:ilvl w:val="0"/>
+          <w:numId w:val="1"/>
+        </w:numPr>
+        <w:spacing w:line="230" w:lineRule="exact"/>
+        <w:ind w:left="142" w:hanging="142"/>
+        <w:jc w:val="both"/>
+        <w:rPr>
+          <w:rFonts w:ascii="Cambria" w:hAnsi="Cambria" w:cs="Arial"/>
+          <w:color w:val="000000" w:themeColor="text1"/>
+        </w:rPr>
+      </w:pPr>
+      <w:r>
+        <w:rPr>
+          <w:rFonts w:ascii="Cambria" w:hAnsi="Cambria" w:cs="Arial"/>
+          <w:color w:val="000000" w:themeColor="text1"/>
+        </w:rPr>
+        <w:t xml:space="preserve">Enhanced performance through </w:t>
+      </w:r>
+      <w:r>
+        <w:rPr>
+          <w:rFonts w:ascii="Cambria" w:hAnsi="Cambria" w:cs="Arial"/>
+          <w:b/>
+          <w:bCs/>
+          <w:color w:val="000000" w:themeColor="text1"/>
+        </w:rPr>
+        <w:t>data augmentation and batch normalization</w:t>
+      </w:r>
+      <w:r>
+        <w:rPr>
+          <w:rFonts w:ascii="Cambria" w:hAnsi="Cambria" w:cs="Arial"/>
+          <w:color w:val="000000" w:themeColor="text1"/>
+        </w:rPr>
+        <w:t xml:space="preserve"> for improved generalization.</w:t>
+      </w:r>
+    </w:p>
+    <w:p>
+      <w:pPr>
+        <w:pStyle w:val="ListParagraph"/>
+        <w:numPr>
+          <w:ilvl w:val="0"/>
+          <w:numId w:val="1"/>
+        </w:numPr>
+        <w:spacing w:line="230" w:lineRule="exact"/>
+        <w:ind w:left="142" w:hanging="142"/>
+        <w:jc w:val="both"/>
+        <w:rPr>
+          <w:rFonts w:ascii="Cambria" w:hAnsi="Cambria" w:cs="Arial"/>
+          <w:color w:val="000000" w:themeColor="text1"/>
+        </w:rPr>
+      </w:pPr>
+      <w:r>
+        <w:rPr>
+          <w:rFonts w:ascii="Cambria" w:hAnsi="Cambria" w:cs="Arial"/>
+          <w:color w:val="000000" w:themeColor="text1"/>
+        </w:rPr>
+        <w:t>Achieved</w:t>
+      </w:r>
+      <w:r>
+        <w:rPr>
+          <w:rFonts w:ascii="Cambria" w:hAnsi="Cambria" w:cs="Arial"/>
+          <w:color w:val="000000" w:themeColor="text1"/>
+        </w:rPr>
+        <w:t xml:space="preserve"> </w:t>
+      </w:r>
+      <w:r>
+        <w:rPr>
+          <w:rFonts w:ascii="Cambria" w:hAnsi="Cambria" w:cs="Arial"/>
+          <w:b/>
+          <w:bCs/>
+          <w:color w:val="000000" w:themeColor="text1"/>
+        </w:rPr>
+        <w:t>average</w:t>
+      </w:r>
+      <w:r>
+        <w:rPr>
+          <w:rFonts w:ascii="Cambria" w:hAnsi="Cambria" w:cs="Arial"/>
+          <w:color w:val="000000" w:themeColor="text1"/>
+        </w:rPr>
+        <w:t xml:space="preserve"> </w:t>
+      </w:r>
+      <w:r>
+        <w:rPr>
+          <w:rFonts w:ascii="Cambria" w:hAnsi="Cambria" w:cs="Arial"/>
+          <w:b/>
+          <w:bCs/>
+          <w:color w:val="000000" w:themeColor="text1"/>
+        </w:rPr>
+        <w:t>AUC score of 0.845,</w:t>
+      </w:r>
+      <w:r>
+        <w:rPr>
+          <w:rFonts w:ascii="Cambria" w:hAnsi="Cambria" w:cs="Arial"/>
+          <w:color w:val="000000" w:themeColor="text1"/>
+        </w:rPr>
+        <w:t xml:space="preserve"> matching performance of several state-of-the-art CXR studies.</w:t>
+      </w:r>
+    </w:p>
+    <w:p>
+      <w:pPr>
+        <w:pStyle w:val="ListParagraph"/>
+        <w:numPr>
+          <w:ilvl w:val="0"/>
+          <w:numId w:val="1"/>
+        </w:numPr>
+        <w:spacing w:line="230" w:lineRule="exact"/>
+        <w:ind w:left="142" w:hanging="142"/>
+        <w:jc w:val="both"/>
+        <w:rPr>
+          <w:rFonts w:ascii="Cambria" w:hAnsi="Cambria" w:cs="Arial"/>
+          <w:color w:val="000000" w:themeColor="text1"/>
+        </w:rPr>
+      </w:pPr>
+      <w:r>
+        <w:rPr>
+          <w:rFonts w:ascii="Cambria" w:hAnsi="Cambria" w:cs="Arial"/>
+          <w:color w:val="000000" w:themeColor="text1"/>
+        </w:rPr>
+        <w:t xml:space="preserve">Integrated </w:t>
+      </w:r>
+      <w:r>
+        <w:rPr>
+          <w:rFonts w:ascii="Cambria" w:hAnsi="Cambria" w:cs="Arial"/>
+          <w:b/>
+          <w:bCs/>
+          <w:color w:val="000000" w:themeColor="text1"/>
+        </w:rPr>
+        <w:t>Grad-CAM Explainable AI</w:t>
+      </w:r>
+      <w:r>
+        <w:rPr>
+          <w:rFonts w:ascii="Cambria" w:hAnsi="Cambria" w:cs="Arial"/>
+          <w:color w:val="000000" w:themeColor="text1"/>
+        </w:rPr>
+        <w:t xml:space="preserve">, </w:t>
+      </w:r>
+      <w:r>
+        <w:rPr>
+          <w:rFonts w:ascii="Cambria" w:hAnsi="Cambria" w:cs="Arial"/>
+          <w:color w:val="000000" w:themeColor="text1"/>
+        </w:rPr>
+        <w:t>providing visuali</w:t>
+      </w:r>
+      <w:r>
+        <w:rPr>
+          <w:rFonts w:ascii="Cambria" w:hAnsi="Cambria" w:cs="Arial"/>
+          <w:color w:val="000000" w:themeColor="text1"/>
+        </w:rPr>
+        <w:t>z</w:t>
+      </w:r>
+      <w:r>
+        <w:rPr>
+          <w:rFonts w:ascii="Cambria" w:hAnsi="Cambria" w:cs="Arial"/>
+          <w:color w:val="000000" w:themeColor="text1"/>
+        </w:rPr>
+        <w:t xml:space="preserve">ations </w:t>
+      </w:r>
+      <w:r>
+        <w:rPr>
+          <w:rFonts w:ascii="Cambria" w:hAnsi="Cambria" w:cs="Arial"/>
+          <w:color w:val="000000" w:themeColor="text1"/>
+        </w:rPr>
+        <w:t>of</w:t>
+      </w:r>
+      <w:r>
+        <w:rPr>
+          <w:rFonts w:ascii="Cambria" w:hAnsi="Cambria" w:cs="Arial"/>
+          <w:color w:val="000000" w:themeColor="text1"/>
+        </w:rPr>
+        <w:t xml:space="preserve"> X-ray regions influencing predictions, improving clinical interpretability.</w:t>
+      </w:r>
+    </w:p>
+    <w:p>
+      <w:pPr>
+        <w:pStyle w:val="ListParagraph"/>
+        <w:spacing w:after="0" w:line="230" w:lineRule="exact"/>
+        <w:ind w:left="142" w:hanging="142"/>
+        <w:jc w:val="both"/>
+        <w:rPr>
+          <w:rFonts w:ascii="Cambria" w:hAnsi="Cambria" w:cs="Arial"/>
+          <w:color w:val="000000" w:themeColor="text1"/>
+        </w:rPr>
+      </w:pPr>
+    </w:p>
+    <w:p>
+      <w:pPr>
+        <w:pStyle w:val="ListParagraph"/>
+        <w:spacing w:after="0" w:line="230" w:lineRule="exact"/>
+        <w:ind w:left="142" w:hanging="142"/>
+        <w:jc w:val="both"/>
+        <w:rPr>
+          <w:rFonts w:ascii="Cambria" w:hAnsi="Cambria" w:cs="Arial"/>
+          <w:color w:val="000000" w:themeColor="text1"/>
+        </w:rPr>
+      </w:pPr>
+      <w:r>
+        <w:rPr>
+          <w:rFonts w:ascii="Cambria" w:hAnsi="Cambria" w:cs="Arial"/>
+          <w:color w:val="000000" w:themeColor="text1"/>
+        </w:rPr>
+        <w:t xml:space="preserve">NTU-EEE Module: </w:t>
+      </w:r>
+      <w:r>
+        <w:rPr>
+          <w:rFonts w:ascii="Cambria" w:hAnsi="Cambria" w:cs="Arial"/>
+          <w:b/>
+          <w:bCs/>
+          <w:i/>
+          <w:iCs/>
+          <w:color w:val="000000" w:themeColor="text1"/>
+        </w:rPr>
+        <w:t>Image Processing and Computer Vision</w:t>
+      </w:r>
+      <w:r>
+        <w:rPr>
+          <w:rFonts w:ascii="Cambria" w:hAnsi="Cambria" w:cs="Arial"/>
+          <w:color w:val="000000" w:themeColor="text1"/>
+        </w:rPr>
+        <w:t>                                                             Aug 2024 – Dec 2024</w:t>
+      </w:r>
+    </w:p>
+    <w:p>
+      <w:pPr>
+        <w:pStyle w:val="ListParagraph"/>
+        <w:spacing w:after="0" w:line="230" w:lineRule="exact"/>
+        <w:ind w:left="142" w:hanging="142"/>
+        <w:jc w:val="both"/>
+        <w:rPr>
+          <w:rFonts w:ascii="Cambria" w:hAnsi="Cambria" w:cs="Arial"/>
+          <w:color w:val="000000" w:themeColor="text1"/>
+        </w:rPr>
+      </w:pPr>
+      <w:r>
+        <w:rPr>
+          <w:rFonts w:ascii="Cambria" w:hAnsi="Cambria" w:cs="Arial"/>
+          <w:color w:val="000000" w:themeColor="text1"/>
+        </w:rPr>
+        <w:t xml:space="preserve">Module Project: </w:t>
+      </w:r>
+      <w:r>
+        <w:rPr>
+          <w:rFonts w:ascii="Cambria" w:hAnsi="Cambria" w:cs="Arial"/>
+          <w:b/>
+          <w:bCs/>
+          <w:i/>
+          <w:iCs/>
+          <w:color w:val="000000" w:themeColor="text1"/>
+          <w:u w:val="single"/>
+        </w:rPr>
+        <w:t>Dimensionality Reduction for Classification on Brain Tumour Dataset</w:t>
+      </w:r>
+    </w:p>
+    <w:p>
+      <w:pPr>
+        <w:pStyle w:val="ListParagraph"/>
+        <w:numPr>
+          <w:ilvl w:val="0"/>
+          <w:numId w:val="1"/>
+        </w:numPr>
+        <w:spacing w:line="230" w:lineRule="exact"/>
+        <w:ind w:left="142" w:hanging="142"/>
+        <w:jc w:val="both"/>
+        <w:rPr>
+          <w:rFonts w:ascii="Cambria" w:hAnsi="Cambria" w:cs="Arial"/>
+          <w:color w:val="000000" w:themeColor="text1"/>
+        </w:rPr>
+      </w:pPr>
+      <w:r>
+        <w:rPr>
+          <w:rFonts w:ascii="Cambria" w:hAnsi="Cambria" w:cs="Arial"/>
+          <w:color w:val="000000" w:themeColor="text1"/>
+        </w:rPr>
+        <w:t xml:space="preserve">Designed and implemented a system using </w:t>
+      </w:r>
+      <w:r>
+        <w:rPr>
+          <w:rFonts w:ascii="Cambria" w:hAnsi="Cambria" w:cs="Arial"/>
+          <w:b/>
+          <w:bCs/>
+          <w:color w:val="000000" w:themeColor="text1"/>
+        </w:rPr>
+        <w:t>Python Programming libraries</w:t>
+      </w:r>
+      <w:r>
+        <w:rPr>
+          <w:rFonts w:ascii="Cambria" w:hAnsi="Cambria" w:cs="Arial"/>
+          <w:color w:val="000000" w:themeColor="text1"/>
+        </w:rPr>
+        <w:t xml:space="preserve"> including </w:t>
+      </w:r>
+      <w:r>
+        <w:rPr>
+          <w:rFonts w:ascii="Cambria" w:hAnsi="Cambria" w:cs="Arial"/>
+          <w:b/>
+          <w:bCs/>
+          <w:color w:val="000000" w:themeColor="text1"/>
+        </w:rPr>
+        <w:t>NumPy, Pandas, Scikit-learn, and TensorFlow</w:t>
+      </w:r>
+      <w:r>
+        <w:rPr>
+          <w:rFonts w:ascii="Cambria" w:hAnsi="Cambria" w:cs="Arial"/>
+          <w:color w:val="000000" w:themeColor="text1"/>
+        </w:rPr>
+        <w:t xml:space="preserve"> to classify brain tumours using </w:t>
+      </w:r>
+      <w:r>
+        <w:rPr>
+          <w:rFonts w:ascii="Cambria" w:hAnsi="Cambria" w:cs="Arial"/>
+          <w:b/>
+          <w:bCs/>
+          <w:color w:val="000000" w:themeColor="text1"/>
+        </w:rPr>
+        <w:t>dimensionality reduction techniques</w:t>
+      </w:r>
+      <w:r>
+        <w:rPr>
+          <w:rFonts w:ascii="Cambria" w:hAnsi="Cambria" w:cs="Arial"/>
+          <w:color w:val="000000" w:themeColor="text1"/>
+        </w:rPr>
+        <w:t xml:space="preserve"> (PCA, LDA, Autoencoders) and six classifiers (e.g., Logistic Regression, k-Nearest Neighbours).</w:t>
       </w:r>
     </w:p>
     <w:p>
@@ -653,143 +2008,31 @@
         <w:jc w:val="both"/>
         <w:rPr>
           <w:rFonts w:ascii="Cambria" w:hAnsi="Cambria" w:cs="Arial"/>
-        </w:rPr>
-      </w:pPr>
-      <w:r>
-        <w:rPr>
-          <w:rFonts w:ascii="Cambria" w:hAnsi="Cambria" w:cs="Arial"/>
-        </w:rPr>
-        <w:t xml:space="preserve">Coursera Relevant Module (Imperial College London): </w:t>
-      </w:r>
-      <w:r>
-        <w:rPr>
-          <w:rFonts w:ascii="Cambria" w:hAnsi="Cambria" w:cs="Arial"/>
-          <w:i/>
-          <w:iCs/>
-        </w:rPr>
-        <w:t>Getting Started with TensorFlow 2</w:t>
-      </w:r>
-    </w:p>
-    <w:p>
-      <w:pPr>
-        <w:pBdr>
-          <w:bottom w:val="single" w:sz="6" w:space="1" w:color="auto"/>
-        </w:pBdr>
-        <w:spacing w:before="140" w:after="0" w:line="230" w:lineRule="exact"/>
-        <w:jc w:val="both"/>
-        <w:rPr>
-          <w:rFonts w:ascii="Cambria" w:hAnsi="Cambria" w:cs="Arial"/>
-          <w:b/>
-        </w:rPr>
-      </w:pPr>
-      <w:r>
-        <w:rPr>
-          <w:rFonts w:ascii="Cambria" w:hAnsi="Cambria" w:cs="Arial"/>
-          <w:b/>
-        </w:rPr>
-        <w:t xml:space="preserve">ACADEMIC PROJECTS / COMPETITION PROJECT / RESEARCH EXPERIENCE </w:t>
-      </w:r>
-      <w:r>
-        <w:rPr>
-          <w:rFonts w:ascii="Cambria" w:hAnsi="Cambria" w:cs="Arial"/>
-          <w:b/>
-        </w:rPr>
-        <w:tab/>
-      </w:r>
-      <w:r>
-        <w:rPr>
-          <w:rFonts w:ascii="Cambria" w:hAnsi="Cambria" w:cs="Arial"/>
-        </w:rPr>
-        <w:tab/>
-      </w:r>
-      <w:r>
-        <w:rPr>
-          <w:rFonts w:ascii="Cambria" w:hAnsi="Cambria" w:cs="Arial"/>
-        </w:rPr>
-        <w:tab/>
-      </w:r>
-      <w:r>
-        <w:rPr>
-          <w:rFonts w:ascii="Cambria" w:hAnsi="Cambria" w:cs="Arial"/>
-        </w:rPr>
-        <w:tab/>
-        <w:t xml:space="preserve">          </w:t>
-      </w:r>
-    </w:p>
-    <w:p>
-      <w:pPr>
-        <w:spacing w:before="200" w:after="0" w:line="230" w:lineRule="exact"/>
-        <w:jc w:val="both"/>
-        <w:rPr>
-          <w:rFonts w:ascii="Cambria" w:hAnsi="Cambria" w:cs="Arial"/>
-        </w:rPr>
-      </w:pPr>
-      <w:r>
-        <w:rPr>
-          <w:rFonts w:ascii="Cambria" w:hAnsi="Cambria" w:cs="Arial"/>
-        </w:rPr>
-        <w:t xml:space="preserve">NTU-EEE Module: </w:t>
-      </w:r>
-      <w:r>
-        <w:rPr>
-          <w:rFonts w:ascii="Cambria" w:hAnsi="Cambria" w:cs="Arial"/>
-          <w:b/>
-          <w:bCs/>
-          <w:i/>
-          <w:iCs/>
-        </w:rPr>
-        <w:t>Introduction to Data Science and Artificial Intelligence</w:t>
-      </w:r>
-      <w:r>
-        <w:rPr>
-          <w:rFonts w:ascii="Cambria" w:hAnsi="Cambria" w:cs="Arial"/>
-        </w:rPr>
-        <w:t>                             Jan 2023 – May 2023</w:t>
-      </w:r>
-    </w:p>
-    <w:p>
-      <w:pPr>
-        <w:pStyle w:val="ListParagraph"/>
-        <w:spacing w:after="0" w:line="230" w:lineRule="exact"/>
-        <w:ind w:left="142" w:hanging="142"/>
-        <w:jc w:val="both"/>
-        <w:rPr>
-          <w:rFonts w:ascii="Cambria" w:hAnsi="Cambria" w:cs="Arial"/>
-        </w:rPr>
-      </w:pPr>
-      <w:r>
-        <w:rPr>
-          <w:rFonts w:ascii="Cambria" w:hAnsi="Cambria" w:cs="Arial"/>
-        </w:rPr>
-        <w:t xml:space="preserve">Module Project: </w:t>
-      </w:r>
-      <w:r>
-        <w:rPr>
-          <w:rFonts w:ascii="Cambria" w:hAnsi="Cambria" w:cs="Arial"/>
-          <w:b/>
-          <w:bCs/>
-          <w:i/>
-          <w:iCs/>
-        </w:rPr>
-        <w:t>US Traffic Accident Analysis and Predictions</w:t>
-      </w:r>
-      <w:r>
-        <w:rPr>
-          <w:rFonts w:ascii="Cambria" w:hAnsi="Cambria" w:cs="Arial"/>
-        </w:rPr>
-        <w:t xml:space="preserve"> (Team of </w:t>
-      </w:r>
-      <w:r>
-        <w:rPr>
-          <w:rFonts w:ascii="Cambria" w:hAnsi="Cambria" w:cs="Arial"/>
-        </w:rPr>
-        <w:t>4</w:t>
-      </w:r>
-      <w:r>
-        <w:rPr>
-          <w:rFonts w:ascii="Cambria" w:hAnsi="Cambria" w:cs="Arial"/>
-        </w:rPr>
-        <w:t xml:space="preserve">) </w:t>
+          <w:color w:val="000000" w:themeColor="text1"/>
+        </w:rPr>
+      </w:pPr>
+      <w:r>
+        <w:rPr>
+          <w:rFonts w:ascii="Cambria" w:hAnsi="Cambria" w:cs="Arial"/>
+          <w:color w:val="000000" w:themeColor="text1"/>
+        </w:rPr>
+        <w:t xml:space="preserve">Conducted extensive benchmarking to evaluate classification accuracy, precision, and recall, </w:t>
+      </w:r>
+      <w:r>
+        <w:rPr>
+          <w:rFonts w:ascii="Cambria" w:hAnsi="Cambria" w:cs="Arial"/>
+          <w:b/>
+          <w:bCs/>
+          <w:color w:val="000000" w:themeColor="text1"/>
+        </w:rPr>
+        <w:t>achieving up to 91% accuracy</w:t>
+      </w:r>
+      <w:r>
+        <w:rPr>
+          <w:rFonts w:ascii="Cambria" w:hAnsi="Cambria" w:cs="Arial"/>
+          <w:color w:val="000000" w:themeColor="text1"/>
+        </w:rPr>
+        <w:t xml:space="preserve"> with PCA and PCA+LDA for linear models, and autoencoders for non-linear models.</w:t>
       </w:r>
     </w:p>
     <w:p>
@@ -804,40 +2047,129 @@
         <w:jc w:val="both"/>
         <w:rPr>
           <w:rFonts w:ascii="Cambria" w:hAnsi="Cambria" w:cs="Arial"/>
-        </w:rPr>
-      </w:pPr>
-      <w:r>
-        <w:rPr>
-          <w:rFonts w:ascii="Cambria" w:hAnsi="Cambria" w:cs="Arial"/>
-        </w:rPr>
-        <w:t xml:space="preserve">Applied </w:t>
-      </w:r>
-      <w:r>
-        <w:rPr>
-          <w:rFonts w:ascii="Cambria" w:hAnsi="Cambria" w:cs="Arial"/>
-          <w:b/>
-          <w:bCs/>
-        </w:rPr>
-        <w:t>Python Programming</w:t>
-      </w:r>
-      <w:r>
-        <w:rPr>
-          <w:rFonts w:ascii="Cambria" w:hAnsi="Cambria" w:cs="Arial"/>
-        </w:rPr>
-        <w:t xml:space="preserve"> to perform Exploratory Data Analysis and utilised 3 </w:t>
-      </w:r>
-      <w:r>
-        <w:rPr>
-          <w:rFonts w:ascii="Cambria" w:hAnsi="Cambria" w:cs="Arial"/>
+          <w:color w:val="000000" w:themeColor="text1"/>
+        </w:rPr>
+      </w:pPr>
+      <w:r>
+        <w:rPr>
+          <w:rFonts w:ascii="Cambria" w:hAnsi="Cambria" w:cs="Arial"/>
+          <w:color w:val="000000" w:themeColor="text1"/>
+        </w:rPr>
+        <w:t>Analysed results to identify key trade-offs between dimensionality reduction techniques and classification accuracy, highlighting potential for real-world scalability.</w:t>
+      </w:r>
+    </w:p>
+    <w:bookmarkEnd w:id="0"/>
+    <w:bookmarkEnd w:id="1"/>
+    <w:p>
+      <w:pPr>
+        <w:pStyle w:val="ListParagraph"/>
+        <w:spacing w:after="0" w:line="230" w:lineRule="exact"/>
+        <w:ind w:left="142"/>
+        <w:jc w:val="both"/>
+        <w:rPr>
+          <w:rFonts w:ascii="Cambria" w:hAnsi="Cambria" w:cs="Arial"/>
+          <w:color w:val="000000" w:themeColor="text1"/>
+        </w:rPr>
+      </w:pPr>
+    </w:p>
+    <w:p>
+      <w:pPr>
+        <w:spacing w:after="0" w:line="230" w:lineRule="exact"/>
+        <w:jc w:val="both"/>
+        <w:rPr>
+          <w:rFonts w:ascii="Cambria" w:hAnsi="Cambria" w:cs="Arial"/>
+          <w:color w:val="000000" w:themeColor="text1"/>
+        </w:rPr>
+      </w:pPr>
+      <w:r>
+        <w:rPr>
+          <w:rFonts w:ascii="Cambria" w:hAnsi="Cambria" w:cs="Arial"/>
+          <w:color w:val="000000" w:themeColor="text1"/>
+        </w:rPr>
+        <w:t xml:space="preserve">NTU URECA (Undergraduate Research Experience on </w:t>
+      </w:r>
+      <w:r>
+        <w:rPr>
+          <w:rFonts w:ascii="Cambria" w:hAnsi="Cambria" w:cs="Arial"/>
+          <w:color w:val="000000" w:themeColor="text1"/>
+        </w:rPr>
+        <w:t xml:space="preserve">Campus)  </w:t>
+      </w:r>
+      <w:r>
+        <w:rPr>
+          <w:rFonts w:ascii="Cambria" w:hAnsi="Cambria" w:cs="Arial"/>
+          <w:color w:val="000000" w:themeColor="text1"/>
+        </w:rPr>
+        <w:t xml:space="preserve">                                             </w:t>
+      </w:r>
+      <w:r>
+        <w:rPr>
+          <w:rFonts w:ascii="Cambria" w:hAnsi="Cambria" w:cs="Arial"/>
+          <w:color w:val="000000" w:themeColor="text1"/>
+        </w:rPr>
+        <w:t xml:space="preserve">  </w:t>
+      </w:r>
+      <w:r>
+        <w:rPr>
+          <w:rFonts w:ascii="Cambria" w:hAnsi="Cambria" w:cs="Arial"/>
+          <w:color w:val="000000" w:themeColor="text1"/>
+        </w:rPr>
+        <w:t xml:space="preserve">    Aug 2023 </w:t>
+      </w:r>
+      <w:r>
+        <w:rPr>
+          <w:rFonts w:ascii="Cambria" w:hAnsi="Cambria" w:cs="Arial"/>
+          <w:b/>
+          <w:bCs/>
+          <w:color w:val="000000" w:themeColor="text1"/>
+        </w:rPr>
+        <w:t xml:space="preserve">– </w:t>
+      </w:r>
+      <w:r>
+        <w:rPr>
+          <w:rFonts w:ascii="Cambria" w:hAnsi="Cambria" w:cs="Arial"/>
+          <w:color w:val="000000" w:themeColor="text1"/>
+        </w:rPr>
+        <w:t>June 2024</w:t>
+      </w:r>
+    </w:p>
+    <w:p>
+      <w:pPr>
+        <w:pStyle w:val="ListParagraph"/>
+        <w:spacing w:after="0" w:line="230" w:lineRule="exact"/>
+        <w:ind w:left="142" w:hanging="142"/>
+        <w:jc w:val="both"/>
+        <w:rPr>
+          <w:rFonts w:ascii="Cambria" w:hAnsi="Cambria" w:cs="Arial"/>
+          <w:color w:val="000000" w:themeColor="text1"/>
+        </w:rPr>
+      </w:pPr>
+      <w:r>
+        <w:rPr>
+          <w:rFonts w:ascii="Cambria" w:hAnsi="Cambria" w:cs="Arial"/>
+          <w:color w:val="000000" w:themeColor="text1"/>
+        </w:rPr>
+        <w:t xml:space="preserve">URECA Project: </w:t>
+      </w:r>
+      <w:r>
+        <w:rPr>
+          <w:rFonts w:ascii="Cambria" w:hAnsi="Cambria" w:cs="Arial"/>
+          <w:b/>
+          <w:bCs/>
+          <w:i/>
+          <w:iCs/>
+          <w:color w:val="000000" w:themeColor="text1"/>
           <w:u w:val="single"/>
         </w:rPr>
-        <w:t>Machine Learning Models</w:t>
-      </w:r>
-      <w:r>
-        <w:rPr>
-          <w:rFonts w:ascii="Cambria" w:hAnsi="Cambria" w:cs="Arial"/>
-        </w:rPr>
-        <w:t xml:space="preserve"> (i.e., Decision Tree Classification, Random Forest Classification and Support Vector Machine) for predicting location and severity of accidents.</w:t>
+        <w:t>Fairness Analysis and Improvement for New Interpretable Machine Learning Architectures</w:t>
+      </w:r>
+      <w:r>
+        <w:rPr>
+          <w:rFonts w:ascii="Cambria" w:hAnsi="Cambria" w:cs="Arial"/>
+          <w:color w:val="000000" w:themeColor="text1"/>
+          <w:u w:val="single"/>
+        </w:rPr>
+        <w:t xml:space="preserve">                                                                                                                    </w:t>
       </w:r>
     </w:p>
     <w:p>
@@ -852,37 +2184,63 @@
         <w:jc w:val="both"/>
         <w:rPr>
           <w:rFonts w:ascii="Cambria" w:hAnsi="Cambria" w:cs="Arial"/>
-        </w:rPr>
-      </w:pPr>
-      <w:r>
-        <w:rPr>
-          <w:rFonts w:ascii="Cambria" w:hAnsi="Cambria" w:cs="Arial"/>
-        </w:rPr>
-        <w:t xml:space="preserve">Concluded that Random Forest Classification was </w:t>
-      </w:r>
-      <w:r>
-        <w:rPr>
-          <w:rFonts w:ascii="Cambria" w:hAnsi="Cambria" w:cs="Arial"/>
-        </w:rPr>
-        <w:t xml:space="preserve">the </w:t>
-      </w:r>
-      <w:r>
-        <w:rPr>
-          <w:rFonts w:ascii="Cambria" w:hAnsi="Cambria" w:cs="Arial"/>
-        </w:rPr>
-        <w:t xml:space="preserve">ideal model with </w:t>
-      </w:r>
-      <w:r>
-        <w:rPr>
-          <w:rFonts w:ascii="Cambria" w:hAnsi="Cambria" w:cs="Arial"/>
-        </w:rPr>
-        <w:t>highest</w:t>
-      </w:r>
-      <w:r>
-        <w:rPr>
-          <w:rFonts w:ascii="Cambria" w:hAnsi="Cambria" w:cs="Arial"/>
-        </w:rPr>
-        <w:t xml:space="preserve"> prediction accuracy and identified key prediction features including distance of affected road, latitude, humidity, and temperature.</w:t>
+          <w:color w:val="000000" w:themeColor="text1"/>
+        </w:rPr>
+      </w:pPr>
+      <w:r>
+        <w:rPr>
+          <w:rFonts w:ascii="Cambria" w:hAnsi="Cambria" w:cs="Arial"/>
+          <w:color w:val="000000" w:themeColor="text1"/>
+        </w:rPr>
+        <w:t xml:space="preserve">Using </w:t>
+      </w:r>
+      <w:r>
+        <w:rPr>
+          <w:rFonts w:ascii="Cambria" w:hAnsi="Cambria" w:cs="Arial"/>
+          <w:b/>
+          <w:bCs/>
+          <w:color w:val="000000" w:themeColor="text1"/>
+        </w:rPr>
+        <w:t>Python Programming</w:t>
+      </w:r>
+      <w:r>
+        <w:rPr>
+          <w:rFonts w:ascii="Cambria" w:hAnsi="Cambria" w:cs="Arial"/>
+          <w:color w:val="000000" w:themeColor="text1"/>
+        </w:rPr>
+        <w:t xml:space="preserve"> with machine learning frameworks (e.g., PyTorch, Scikit-Learn, NumPy) in </w:t>
+      </w:r>
+      <w:r>
+        <w:rPr>
+          <w:rFonts w:ascii="Cambria" w:hAnsi="Cambria" w:cs="Arial"/>
+          <w:b/>
+          <w:bCs/>
+          <w:color w:val="000000" w:themeColor="text1"/>
+        </w:rPr>
+        <w:t xml:space="preserve">Linux </w:t>
+      </w:r>
+      <w:r>
+        <w:rPr>
+          <w:rFonts w:ascii="Cambria" w:hAnsi="Cambria" w:cs="Arial"/>
+          <w:color w:val="000000" w:themeColor="text1"/>
+        </w:rPr>
+        <w:t xml:space="preserve">to apply fairness training on new machine learning architecture </w:t>
+      </w:r>
+      <w:r>
+        <w:rPr>
+          <w:rFonts w:ascii="Cambria" w:hAnsi="Cambria" w:cs="Arial"/>
+          <w:b/>
+          <w:bCs/>
+          <w:color w:val="000000" w:themeColor="text1"/>
+        </w:rPr>
+        <w:t>Truth Table Net</w:t>
+      </w:r>
+      <w:r>
+        <w:rPr>
+          <w:rFonts w:ascii="Cambria" w:hAnsi="Cambria" w:cs="Arial"/>
+          <w:color w:val="000000" w:themeColor="text1"/>
+        </w:rPr>
+        <w:t xml:space="preserve"> (TTnet) for Convolutional Neural Network (CNN).</w:t>
       </w:r>
     </w:p>
     <w:p>
@@ -897,148 +2255,37 @@
         <w:jc w:val="both"/>
         <w:rPr>
           <w:rFonts w:ascii="Cambria" w:hAnsi="Cambria" w:cs="Arial"/>
-        </w:rPr>
-      </w:pPr>
-      <w:r>
-        <w:rPr>
-          <w:rFonts w:ascii="Cambria" w:hAnsi="Cambria" w:cs="Arial"/>
-        </w:rPr>
-        <w:t>Proposed applying results of analysis to identify accident hotspots and enhance emergency response planning.</w:t>
-      </w:r>
-    </w:p>
-    <w:p>
-      <w:pPr>
-        <w:pStyle w:val="ListParagraph"/>
-        <w:spacing w:after="0" w:line="230" w:lineRule="exact"/>
-        <w:ind w:left="142"/>
+          <w:color w:val="000000" w:themeColor="text1"/>
+        </w:rPr>
+      </w:pPr>
+      <w:r>
+        <w:rPr>
+          <w:rFonts w:ascii="Cambria" w:hAnsi="Cambria" w:cs="Arial"/>
+          <w:color w:val="000000" w:themeColor="text1"/>
+        </w:rPr>
+        <w:t>Explored fairness, an increasingly vital facet of AI, to compare TTnet with against alternative machine learning approaches to reduce bias and prevent unfair treatment of different demographics.</w:t>
+      </w:r>
+    </w:p>
+    <w:p>
+      <w:pPr>
+        <w:pBdr>
+          <w:bottom w:val="single" w:sz="4" w:space="1" w:color="auto"/>
+        </w:pBdr>
+        <w:spacing w:before="140" w:after="0" w:line="230" w:lineRule="exact"/>
         <w:jc w:val="both"/>
         <w:rPr>
           <w:rFonts w:ascii="Cambria" w:hAnsi="Cambria" w:cs="Arial"/>
-        </w:rPr>
-      </w:pPr>
-    </w:p>
-    <w:p>
-      <w:pPr>
-        <w:pStyle w:val="ListParagraph"/>
-        <w:spacing w:before="100" w:beforeAutospacing="1" w:after="0" w:line="230" w:lineRule="exact"/>
-        <w:ind w:left="142" w:hanging="142"/>
-        <w:jc w:val="both"/>
-        <w:rPr>
-          <w:rFonts w:ascii="Cambria" w:hAnsi="Cambria" w:cs="Arial"/>
-        </w:rPr>
-      </w:pPr>
-      <w:r>
-        <w:rPr>
-          <w:rFonts w:ascii="Cambria" w:hAnsi="Cambria" w:cs="Arial"/>
-        </w:rPr>
-        <w:t xml:space="preserve">NTU-EEE Module: </w:t>
-      </w:r>
-      <w:r>
-        <w:rPr>
-          <w:rFonts w:ascii="Cambria" w:hAnsi="Cambria" w:cs="Arial"/>
-          <w:b/>
-          <w:bCs/>
-          <w:i/>
-          <w:iCs/>
-        </w:rPr>
-        <w:t xml:space="preserve">Artificial Intelligence and Data Mining                                                               </w:t>
-      </w:r>
-      <w:r>
-        <w:rPr>
-          <w:rFonts w:ascii="Cambria" w:hAnsi="Cambria" w:cs="Arial"/>
-        </w:rPr>
-        <w:t>Aug</w:t>
-      </w:r>
-      <w:r>
-        <w:rPr>
-          <w:rFonts w:ascii="Cambria" w:hAnsi="Cambria" w:cs="Arial"/>
-        </w:rPr>
-        <w:t xml:space="preserve"> 202</w:t>
-      </w:r>
-      <w:r>
-        <w:rPr>
-          <w:rFonts w:ascii="Cambria" w:hAnsi="Cambria" w:cs="Arial"/>
-        </w:rPr>
-        <w:t>4</w:t>
-      </w:r>
-      <w:r>
-        <w:rPr>
-          <w:rFonts w:ascii="Cambria" w:hAnsi="Cambria" w:cs="Arial"/>
-        </w:rPr>
-        <w:t xml:space="preserve"> – </w:t>
-      </w:r>
-      <w:r>
-        <w:rPr>
-          <w:rFonts w:ascii="Cambria" w:hAnsi="Cambria" w:cs="Arial"/>
-        </w:rPr>
-        <w:t>Dec</w:t>
-      </w:r>
-      <w:r>
-        <w:rPr>
-          <w:rFonts w:ascii="Cambria" w:hAnsi="Cambria" w:cs="Arial"/>
-        </w:rPr>
-        <w:t xml:space="preserve"> 202</w:t>
-      </w:r>
-      <w:r>
-        <w:rPr>
-          <w:rFonts w:ascii="Cambria" w:hAnsi="Cambria" w:cs="Arial"/>
-        </w:rPr>
-        <w:t>4</w:t>
-      </w:r>
-    </w:p>
-    <w:p>
-      <w:pPr>
-        <w:pStyle w:val="ListParagraph"/>
-        <w:spacing w:after="0" w:line="230" w:lineRule="exact"/>
-        <w:ind w:left="142" w:hanging="142"/>
-        <w:jc w:val="both"/>
-        <w:rPr>
-          <w:rFonts w:ascii="Cambria" w:hAnsi="Cambria" w:cs="Arial"/>
-        </w:rPr>
-      </w:pPr>
-      <w:r>
-        <w:rPr>
-          <w:rFonts w:ascii="Cambria" w:hAnsi="Cambria" w:cs="Arial"/>
-        </w:rPr>
-        <w:t xml:space="preserve">Module Project: </w:t>
-      </w:r>
-      <w:r>
-        <w:rPr>
-          <w:rFonts w:ascii="Cambria" w:hAnsi="Cambria" w:cs="Arial"/>
-          <w:b/>
-          <w:bCs/>
-          <w:i/>
-          <w:iCs/>
-        </w:rPr>
-        <w:t>Sentiment Analysis of Product Reviews</w:t>
-      </w:r>
-      <w:r>
-        <w:rPr>
-          <w:rFonts w:ascii="Cambria" w:hAnsi="Cambria" w:cs="Arial"/>
-          <w:b/>
-          <w:bCs/>
-          <w:i/>
-          <w:iCs/>
-        </w:rPr>
-        <w:t xml:space="preserve"> </w:t>
-      </w:r>
-      <w:r>
-        <w:rPr>
-          <w:rFonts w:ascii="Cambria" w:hAnsi="Cambria" w:cs="Arial"/>
-        </w:rPr>
-        <w:t xml:space="preserve">(Team of </w:t>
-      </w:r>
-      <w:r>
-        <w:rPr>
-          <w:rFonts w:ascii="Cambria" w:hAnsi="Cambria" w:cs="Arial"/>
-        </w:rPr>
-        <w:t>3</w:t>
-      </w:r>
-      <w:r>
-        <w:rPr>
-          <w:rFonts w:ascii="Cambria" w:hAnsi="Cambria" w:cs="Arial"/>
-        </w:rPr>
-        <w:t xml:space="preserve">) </w:t>
+          <w:b/>
+          <w:color w:val="000000" w:themeColor="text1"/>
+        </w:rPr>
+      </w:pPr>
+      <w:r>
+        <w:rPr>
+          <w:rFonts w:ascii="Cambria" w:hAnsi="Cambria" w:cs="Arial"/>
+          <w:b/>
+          <w:color w:val="000000" w:themeColor="text1"/>
+        </w:rPr>
+        <w:t>CO-CURRICULAR ACTIVITIES AND COMMUNITY SERVICE</w:t>
       </w:r>
     </w:p>
     <w:p>
@@ -1048,415 +2295,113 @@
           <w:ilvl w:val="0"/>
           <w:numId w:val="1"/>
         </w:numPr>
-        <w:spacing w:line="230" w:lineRule="exact"/>
+        <w:spacing w:before="80" w:after="0" w:line="230" w:lineRule="exact"/>
         <w:ind w:left="142" w:hanging="142"/>
         <w:jc w:val="both"/>
         <w:rPr>
           <w:rFonts w:ascii="Cambria" w:hAnsi="Cambria" w:cs="Arial"/>
-        </w:rPr>
-      </w:pPr>
-      <w:r>
-        <w:rPr>
-          <w:rFonts w:ascii="Cambria" w:hAnsi="Cambria" w:cs="Arial"/>
-        </w:rPr>
-        <w:t xml:space="preserve">Designed and implemented </w:t>
-      </w:r>
-      <w:r>
-        <w:rPr>
-          <w:rFonts w:ascii="Cambria" w:hAnsi="Cambria" w:cs="Arial"/>
-        </w:rPr>
-        <w:t xml:space="preserve">a </w:t>
-      </w:r>
-      <w:r>
-        <w:rPr>
-          <w:rFonts w:ascii="Cambria" w:hAnsi="Cambria" w:cs="Arial"/>
-        </w:rPr>
-        <w:t xml:space="preserve">sentiment analysis pipeline using </w:t>
-      </w:r>
-      <w:r>
-        <w:rPr>
-          <w:rFonts w:ascii="Cambria" w:hAnsi="Cambria" w:cs="Arial"/>
-          <w:b/>
-          <w:bCs/>
-        </w:rPr>
-        <w:t xml:space="preserve">Python Programming </w:t>
-      </w:r>
-      <w:r>
-        <w:rPr>
-          <w:rFonts w:ascii="Cambria" w:hAnsi="Cambria" w:cs="Arial"/>
-        </w:rPr>
-        <w:t xml:space="preserve">and </w:t>
-      </w:r>
-      <w:r>
-        <w:rPr>
-          <w:rFonts w:ascii="Cambria" w:hAnsi="Cambria" w:cs="Arial"/>
-          <w:b/>
-          <w:bCs/>
-        </w:rPr>
-        <w:t xml:space="preserve">Natural Language Programming </w:t>
-      </w:r>
-      <w:r>
-        <w:rPr>
-          <w:rFonts w:ascii="Cambria" w:hAnsi="Cambria" w:cs="Arial"/>
-        </w:rPr>
-        <w:t>to classify product reviews, enhancing text classification accuracy by comparing Logistic Regression, LSTM, and fine-tuned BERT models.</w:t>
-      </w:r>
-    </w:p>
-    <w:p>
-      <w:pPr>
-        <w:pStyle w:val="ListParagraph"/>
-        <w:numPr>
-          <w:ilvl w:val="0"/>
-          <w:numId w:val="1"/>
-        </w:numPr>
-        <w:spacing w:line="230" w:lineRule="exact"/>
-        <w:ind w:left="142" w:hanging="142"/>
-        <w:jc w:val="both"/>
-        <w:rPr>
-          <w:rFonts w:ascii="Cambria" w:hAnsi="Cambria" w:cs="Arial"/>
-        </w:rPr>
-      </w:pPr>
-      <w:r>
-        <w:rPr>
-          <w:rFonts w:ascii="Cambria" w:hAnsi="Cambria" w:cs="Arial"/>
-        </w:rPr>
-        <w:t>Processed raw text data using TF-IDF vectorization and word embeddings for feature extraction, enabling effective text representation and model training.</w:t>
-      </w:r>
-    </w:p>
-    <w:p>
-      <w:pPr>
-        <w:pStyle w:val="ListParagraph"/>
-        <w:numPr>
-          <w:ilvl w:val="0"/>
-          <w:numId w:val="1"/>
-        </w:numPr>
-        <w:spacing w:line="230" w:lineRule="exact"/>
-        <w:ind w:left="142" w:hanging="142"/>
-        <w:jc w:val="both"/>
-        <w:rPr>
-          <w:rFonts w:ascii="Cambria" w:hAnsi="Cambria" w:cs="Arial"/>
-        </w:rPr>
-      </w:pPr>
-      <w:r>
-        <w:rPr>
-          <w:rFonts w:ascii="Cambria" w:hAnsi="Cambria" w:cs="Arial"/>
-        </w:rPr>
-        <w:t xml:space="preserve">Fine-tuned a BERT model for </w:t>
-      </w:r>
-      <w:r>
-        <w:rPr>
-          <w:rFonts w:ascii="Cambria" w:hAnsi="Cambria" w:cs="Arial"/>
-          <w:b/>
-          <w:bCs/>
-        </w:rPr>
-        <w:t>sentiment classification</w:t>
-      </w:r>
-      <w:r>
-        <w:rPr>
-          <w:rFonts w:ascii="Cambria" w:hAnsi="Cambria" w:cs="Arial"/>
-        </w:rPr>
-        <w:t>, achieving the highest accuracy at the cost of increased computational complexity and resource usage.</w:t>
-      </w:r>
-    </w:p>
-    <w:p>
-      <w:pPr>
-        <w:pStyle w:val="ListParagraph"/>
-        <w:numPr>
-          <w:ilvl w:val="0"/>
-          <w:numId w:val="1"/>
-        </w:numPr>
-        <w:spacing w:after="0" w:line="230" w:lineRule="exact"/>
-        <w:ind w:left="142" w:hanging="142"/>
-        <w:jc w:val="both"/>
-        <w:rPr>
-          <w:rFonts w:ascii="Cambria" w:hAnsi="Cambria" w:cs="Arial"/>
-        </w:rPr>
-      </w:pPr>
-      <w:r>
-        <w:rPr>
-          <w:rFonts w:ascii="Cambria" w:hAnsi="Cambria" w:cs="Arial"/>
-        </w:rPr>
-        <w:t>Automated data handling from JSON input to CSV output, streamlining predictions and results storage for efficient analysis.</w:t>
-      </w:r>
-    </w:p>
-    <w:p>
-      <w:pPr>
-        <w:pStyle w:val="ListParagraph"/>
-        <w:spacing w:after="0" w:line="230" w:lineRule="exact"/>
-        <w:ind w:left="142"/>
-        <w:jc w:val="both"/>
-        <w:rPr>
-          <w:rFonts w:ascii="Cambria" w:hAnsi="Cambria" w:cs="Arial"/>
-        </w:rPr>
-      </w:pPr>
-    </w:p>
-    <w:p>
-      <w:pPr>
-        <w:spacing w:after="0" w:line="230" w:lineRule="exact"/>
-        <w:jc w:val="both"/>
-        <w:rPr>
-          <w:rFonts w:ascii="Cambria" w:hAnsi="Cambria" w:cs="Arial"/>
-        </w:rPr>
-      </w:pPr>
-      <w:r>
-        <w:rPr>
-          <w:rFonts w:ascii="Cambria" w:hAnsi="Cambria" w:cs="Arial"/>
-        </w:rPr>
-        <w:t xml:space="preserve">NTU URECA (Undergraduate Research Experience on Campus)                                                    Aug 2023 </w:t>
-      </w:r>
-      <w:r>
-        <w:rPr>
-          <w:rFonts w:ascii="Cambria" w:hAnsi="Cambria" w:cs="Arial"/>
-          <w:b/>
-          <w:bCs/>
-        </w:rPr>
-        <w:t xml:space="preserve">– </w:t>
-      </w:r>
-      <w:r>
-        <w:rPr>
-          <w:rFonts w:ascii="Cambria" w:hAnsi="Cambria" w:cs="Arial"/>
-        </w:rPr>
-        <w:t>June 2024</w:t>
-      </w:r>
-    </w:p>
-    <w:p>
-      <w:pPr>
-        <w:pStyle w:val="ListParagraph"/>
-        <w:spacing w:after="0" w:line="230" w:lineRule="exact"/>
-        <w:ind w:left="142" w:hanging="142"/>
-        <w:jc w:val="both"/>
-        <w:rPr>
-          <w:rFonts w:ascii="Cambria" w:hAnsi="Cambria" w:cs="Arial"/>
-        </w:rPr>
-      </w:pPr>
-      <w:r>
-        <w:rPr>
-          <w:rFonts w:ascii="Cambria" w:hAnsi="Cambria" w:cs="Arial"/>
-        </w:rPr>
-        <w:t xml:space="preserve">URECA Project: </w:t>
-      </w:r>
-      <w:r>
-        <w:rPr>
-          <w:rFonts w:ascii="Cambria" w:hAnsi="Cambria" w:cs="Arial"/>
-          <w:b/>
+          <w:bCs/>
+          <w:color w:val="000000" w:themeColor="text1"/>
+        </w:rPr>
+      </w:pPr>
+      <w:r>
+        <w:rPr>
+          <w:rFonts w:ascii="Cambria" w:hAnsi="Cambria" w:cs="Arial"/>
+          <w:bCs/>
+          <w:color w:val="000000" w:themeColor="text1"/>
+        </w:rPr>
+        <w:t>NTU -</w:t>
+      </w:r>
+      <w:r>
+        <w:rPr>
+          <w:rFonts w:ascii="Cambria" w:hAnsi="Cambria"/>
+          <w:bCs/>
+          <w:color w:val="000000" w:themeColor="text1"/>
+        </w:rPr>
+        <w:t xml:space="preserve"> </w:t>
+      </w:r>
+      <w:r>
+        <w:rPr>
+          <w:rFonts w:ascii="Cambria" w:hAnsi="Cambria" w:cs="Arial"/>
+          <w:bCs/>
+          <w:color w:val="000000" w:themeColor="text1"/>
+        </w:rPr>
+        <w:t xml:space="preserve">Machine Learning and Data Analytics Club - Projects Committee, </w:t>
+      </w:r>
+      <w:r>
+        <w:rPr>
+          <w:rFonts w:ascii="Cambria" w:hAnsi="Cambria" w:cs="Arial"/>
           <w:bCs/>
           <w:i/>
           <w:iCs/>
-        </w:rPr>
-        <w:t>Fairness Analysis and Improvement for New Interpretable Machine Learning Architectures</w:t>
-      </w:r>
-      <w:r>
-        <w:rPr>
-          <w:rFonts w:ascii="Cambria" w:hAnsi="Cambria" w:cs="Arial"/>
-        </w:rPr>
-        <w:t xml:space="preserve">                                                                                                                    </w:t>
-      </w:r>
-    </w:p>
-    <w:p>
-      <w:pPr>
-        <w:pStyle w:val="ListParagraph"/>
-        <w:numPr>
-          <w:ilvl w:val="0"/>
-          <w:numId w:val="1"/>
-        </w:numPr>
-        <w:spacing w:after="0" w:line="230" w:lineRule="exact"/>
-        <w:ind w:left="142" w:hanging="142"/>
-        <w:jc w:val="both"/>
-        <w:rPr>
-          <w:rFonts w:ascii="Cambria" w:hAnsi="Cambria" w:cs="Arial"/>
-        </w:rPr>
-      </w:pPr>
-      <w:r>
-        <w:rPr>
-          <w:rFonts w:ascii="Cambria" w:hAnsi="Cambria" w:cs="Arial"/>
-        </w:rPr>
-        <w:t xml:space="preserve">Using </w:t>
-      </w:r>
-      <w:r>
-        <w:rPr>
-          <w:rFonts w:ascii="Cambria" w:hAnsi="Cambria" w:cs="Arial"/>
-          <w:b/>
-          <w:bCs/>
-        </w:rPr>
-        <w:t>Python Programming</w:t>
-      </w:r>
-      <w:r>
-        <w:rPr>
-          <w:rFonts w:ascii="Cambria" w:hAnsi="Cambria" w:cs="Arial"/>
-        </w:rPr>
-        <w:t xml:space="preserve"> with machine learning frameworks (e.g., PyTorch, Scikit-Learn, NumPy) in </w:t>
-      </w:r>
-      <w:r>
-        <w:rPr>
-          <w:rFonts w:ascii="Cambria" w:hAnsi="Cambria" w:cs="Arial"/>
-          <w:b/>
-          <w:bCs/>
-        </w:rPr>
-        <w:t xml:space="preserve">Linux </w:t>
-      </w:r>
-      <w:r>
-        <w:rPr>
-          <w:rFonts w:ascii="Cambria" w:hAnsi="Cambria" w:cs="Arial"/>
-        </w:rPr>
-        <w:t xml:space="preserve">to apply fairness training on new machine learning architecture </w:t>
-      </w:r>
-      <w:r>
-        <w:rPr>
-          <w:rFonts w:ascii="Cambria" w:hAnsi="Cambria" w:cs="Arial"/>
-          <w:b/>
-          <w:bCs/>
-        </w:rPr>
-        <w:t>Truth Table Net</w:t>
-      </w:r>
-      <w:r>
-        <w:rPr>
-          <w:rFonts w:ascii="Cambria" w:hAnsi="Cambria" w:cs="Arial"/>
-        </w:rPr>
-        <w:t xml:space="preserve"> (TTnet) for Convolutional Neural Network (CNN).</w:t>
-      </w:r>
-    </w:p>
-    <w:p>
-      <w:pPr>
-        <w:pStyle w:val="ListParagraph"/>
-        <w:numPr>
-          <w:ilvl w:val="0"/>
-          <w:numId w:val="1"/>
-        </w:numPr>
-        <w:spacing w:after="0" w:line="230" w:lineRule="exact"/>
-        <w:ind w:left="142" w:hanging="142"/>
-        <w:jc w:val="both"/>
-        <w:rPr>
-          <w:rFonts w:ascii="Cambria" w:hAnsi="Cambria" w:cs="Arial"/>
-        </w:rPr>
-      </w:pPr>
-      <w:r>
-        <w:rPr>
-          <w:rFonts w:ascii="Cambria" w:hAnsi="Cambria" w:cs="Arial"/>
-        </w:rPr>
-        <w:t xml:space="preserve">Explored fairness, an increasingly vital facet of AI, to compare TTnet with </w:t>
-      </w:r>
-      <w:r>
-        <w:rPr>
-          <w:rFonts w:ascii="Cambria" w:hAnsi="Cambria" w:cs="Arial"/>
-        </w:rPr>
-        <w:t xml:space="preserve">against alternative machine learning </w:t>
-      </w:r>
-      <w:r>
-        <w:rPr>
-          <w:rFonts w:ascii="Cambria" w:hAnsi="Cambria" w:cs="Arial"/>
-        </w:rPr>
-        <w:t>approaches</w:t>
-      </w:r>
-      <w:r>
-        <w:rPr>
-          <w:rFonts w:ascii="Cambria" w:hAnsi="Cambria" w:cs="Arial"/>
-        </w:rPr>
-        <w:t xml:space="preserve"> to reduce bias and prevent unfair treatment of different </w:t>
-      </w:r>
-      <w:r>
-        <w:rPr>
-          <w:rFonts w:ascii="Cambria" w:hAnsi="Cambria" w:cs="Arial"/>
-        </w:rPr>
-        <w:t>demographics</w:t>
-      </w:r>
-      <w:r>
-        <w:rPr>
-          <w:rFonts w:ascii="Cambria" w:hAnsi="Cambria" w:cs="Arial"/>
-        </w:rPr>
-        <w:t>.</w:t>
-      </w:r>
-    </w:p>
-    <w:p>
-      <w:pPr>
-        <w:pBdr>
-          <w:bottom w:val="single" w:sz="4" w:space="1" w:color="auto"/>
-        </w:pBdr>
-        <w:spacing w:before="140" w:after="0" w:line="230" w:lineRule="exact"/>
-        <w:jc w:val="both"/>
-        <w:rPr>
-          <w:rFonts w:ascii="Cambria" w:hAnsi="Cambria" w:cs="Arial"/>
-          <w:b/>
-        </w:rPr>
-      </w:pPr>
-      <w:r>
-        <w:rPr>
-          <w:rFonts w:ascii="Cambria" w:hAnsi="Cambria" w:cs="Arial"/>
-          <w:b/>
-        </w:rPr>
-        <w:t>WORK EXPERIENCE</w:t>
-      </w:r>
-    </w:p>
-    <w:p>
-      <w:pPr>
-        <w:spacing w:before="200" w:after="0" w:line="230" w:lineRule="exact"/>
-        <w:jc w:val="both"/>
-        <w:rPr>
-          <w:rFonts w:ascii="Cambria" w:hAnsi="Cambria" w:cs="Arial"/>
-        </w:rPr>
-      </w:pPr>
-      <w:r>
-        <w:rPr>
-          <w:rFonts w:ascii="Cambria" w:hAnsi="Cambria" w:cs="Arial"/>
-          <w:b/>
-          <w:bCs/>
-        </w:rPr>
-        <w:t xml:space="preserve">Manulife Financial Corporation, </w:t>
-      </w:r>
-      <w:r>
-        <w:rPr>
-          <w:rFonts w:ascii="Cambria" w:hAnsi="Cambria" w:cs="Arial"/>
-          <w:b/>
+          <w:color w:val="000000" w:themeColor="text1"/>
+          <w:u w:val="single"/>
+        </w:rPr>
+        <w:t>M</w:t>
+      </w:r>
+      <w:r>
+        <w:rPr>
+          <w:rFonts w:ascii="Cambria" w:hAnsi="Cambria" w:cs="Arial"/>
           <w:bCs/>
           <w:i/>
           <w:iCs/>
+          <w:color w:val="000000" w:themeColor="text1"/>
           <w:u w:val="single"/>
         </w:rPr>
-        <w:t>Technology Audit Services Intern</w:t>
-      </w:r>
-      <w:r>
-        <w:rPr>
-          <w:rFonts w:ascii="Cambria" w:hAnsi="Cambria" w:cs="Arial"/>
-          <w:b/>
+        <w:t>e</w:t>
+      </w:r>
+      <w:r>
+        <w:rPr>
+          <w:rFonts w:ascii="Cambria" w:hAnsi="Cambria" w:cs="Arial"/>
           <w:bCs/>
           <w:i/>
           <w:iCs/>
-        </w:rPr>
-        <w:t xml:space="preserve">                                 </w:t>
-      </w:r>
-      <w:r>
-        <w:rPr>
-          <w:rFonts w:ascii="Cambria" w:hAnsi="Cambria" w:cs="Arial"/>
-          <w:b/>
-          <w:bCs/>
-        </w:rPr>
-        <w:t xml:space="preserve">  </w:t>
-      </w:r>
-      <w:r>
-        <w:rPr>
-          <w:rFonts w:ascii="Cambria" w:hAnsi="Cambria" w:cs="Arial"/>
-        </w:rPr>
-        <w:t xml:space="preserve">    May 2023 – Jul 2023</w:t>
-      </w:r>
-    </w:p>
-    <w:p>
-      <w:pPr>
-        <w:pStyle w:val="ListParagraph"/>
-        <w:numPr>
-          <w:ilvl w:val="0"/>
-          <w:numId w:val="1"/>
-        </w:numPr>
-        <w:spacing w:after="0" w:line="230" w:lineRule="exact"/>
-        <w:ind w:left="142" w:hanging="142"/>
-        <w:jc w:val="both"/>
-        <w:rPr>
-          <w:rFonts w:ascii="Cambria" w:hAnsi="Cambria" w:cs="Arial"/>
-        </w:rPr>
-      </w:pPr>
-      <w:r>
-        <w:rPr>
-          <w:rFonts w:ascii="Cambria" w:hAnsi="Cambria" w:cs="Arial"/>
-        </w:rPr>
-        <w:t>Worked on the SOX (Sarbanes-Oxley) audit and China market audit.</w:t>
+          <w:color w:val="000000" w:themeColor="text1"/>
+          <w:u w:val="single"/>
+        </w:rPr>
+        <w:t>mber</w:t>
+      </w:r>
+      <w:r>
+        <w:rPr>
+          <w:rFonts w:ascii="Cambria" w:hAnsi="Cambria" w:cs="Arial"/>
+          <w:bCs/>
+          <w:i/>
+          <w:iCs/>
+          <w:color w:val="000000" w:themeColor="text1"/>
+        </w:rPr>
+        <w:t xml:space="preserve"> </w:t>
+      </w:r>
+      <w:r>
+        <w:rPr>
+          <w:rFonts w:ascii="Cambria" w:hAnsi="Cambria" w:cs="Arial"/>
+          <w:bCs/>
+          <w:color w:val="000000" w:themeColor="text1"/>
+        </w:rPr>
+        <w:t xml:space="preserve">       </w:t>
+      </w:r>
+      <w:r>
+        <w:rPr>
+          <w:rFonts w:ascii="Cambria" w:hAnsi="Cambria" w:cs="Arial"/>
+          <w:bCs/>
+          <w:color w:val="000000" w:themeColor="text1"/>
+        </w:rPr>
+        <w:t xml:space="preserve">        </w:t>
+      </w:r>
+      <w:r>
+        <w:rPr>
+          <w:rFonts w:ascii="Cambria" w:hAnsi="Cambria" w:cs="Arial"/>
+          <w:bCs/>
+          <w:color w:val="000000" w:themeColor="text1"/>
+        </w:rPr>
+        <w:t xml:space="preserve">     Aug 2023 – </w:t>
+      </w:r>
+      <w:r>
+        <w:rPr>
+          <w:rFonts w:ascii="Cambria" w:hAnsi="Cambria" w:cs="Arial"/>
+          <w:bCs/>
+          <w:color w:val="000000" w:themeColor="text1"/>
+        </w:rPr>
+        <w:t>May 2025</w:t>
       </w:r>
     </w:p>
     <w:p>
@@ -1471,14 +2416,102 @@
         <w:jc w:val="both"/>
         <w:rPr>
           <w:rFonts w:ascii="Cambria" w:hAnsi="Cambria" w:cs="Arial"/>
-        </w:rPr>
-      </w:pPr>
-      <w:r>
-        <w:rPr>
-          <w:rFonts w:ascii="Cambria" w:hAnsi="Cambria" w:cs="Arial"/>
-        </w:rPr>
-        <w:t>Performed testing to evaluate evidence accuracy and reliability.</w:t>
-      </w:r>
+          <w:bCs/>
+          <w:color w:val="000000" w:themeColor="text1"/>
+        </w:rPr>
+      </w:pPr>
+      <w:r>
+        <w:rPr>
+          <w:rFonts w:ascii="Cambria" w:hAnsi="Cambria" w:cs="Arial"/>
+          <w:bCs/>
+          <w:color w:val="000000" w:themeColor="text1"/>
+        </w:rPr>
+        <w:t>NTU -</w:t>
+      </w:r>
+      <w:r>
+        <w:rPr>
+          <w:rFonts w:ascii="Cambria" w:hAnsi="Cambria"/>
+          <w:bCs/>
+          <w:color w:val="000000" w:themeColor="text1"/>
+        </w:rPr>
+        <w:t xml:space="preserve"> </w:t>
+      </w:r>
+      <w:r>
+        <w:rPr>
+          <w:rFonts w:ascii="Cambria" w:hAnsi="Cambria" w:cs="Arial"/>
+          <w:bCs/>
+          <w:color w:val="000000" w:themeColor="text1"/>
+        </w:rPr>
+        <w:t xml:space="preserve">Clean Energy Club – Technical Sub-Committee, </w:t>
+      </w:r>
+      <w:r>
+        <w:rPr>
+          <w:rFonts w:ascii="Cambria" w:hAnsi="Cambria" w:cs="Arial"/>
+          <w:bCs/>
+          <w:i/>
+          <w:iCs/>
+          <w:color w:val="000000" w:themeColor="text1"/>
+          <w:u w:val="single"/>
+        </w:rPr>
+        <w:t>Member</w:t>
+      </w:r>
+      <w:r>
+        <w:rPr>
+          <w:rFonts w:ascii="Cambria" w:hAnsi="Cambria" w:cs="Arial"/>
+          <w:bCs/>
+          <w:i/>
+          <w:iCs/>
+          <w:color w:val="000000" w:themeColor="text1"/>
+        </w:rPr>
+        <w:t xml:space="preserve"> </w:t>
+      </w:r>
+      <w:r>
+        <w:rPr>
+          <w:rFonts w:ascii="Cambria" w:hAnsi="Cambria" w:cs="Arial"/>
+          <w:bCs/>
+          <w:color w:val="000000" w:themeColor="text1"/>
+        </w:rPr>
+        <w:t xml:space="preserve">                                               </w:t>
+      </w:r>
+      <w:r>
+        <w:rPr>
+          <w:rFonts w:ascii="Cambria" w:hAnsi="Cambria" w:cs="Arial"/>
+          <w:bCs/>
+          <w:color w:val="000000" w:themeColor="text1"/>
+        </w:rPr>
+        <w:t xml:space="preserve">     </w:t>
+      </w:r>
+      <w:r>
+        <w:rPr>
+          <w:rFonts w:ascii="Cambria" w:hAnsi="Cambria" w:cs="Arial"/>
+          <w:bCs/>
+          <w:color w:val="000000" w:themeColor="text1"/>
+        </w:rPr>
+        <w:t>Aug 2023 – Dec 2024</w:t>
+      </w:r>
+    </w:p>
+    <w:p>
+      <w:pPr>
+        <w:pBdr>
+          <w:bottom w:val="single" w:sz="4" w:space="1" w:color="auto"/>
+        </w:pBdr>
+        <w:spacing w:before="140" w:after="0" w:line="230" w:lineRule="exact"/>
+        <w:jc w:val="both"/>
+        <w:rPr>
+          <w:rFonts w:ascii="Cambria" w:hAnsi="Cambria" w:cs="Arial"/>
+          <w:b/>
+          <w:color w:val="000000" w:themeColor="text1"/>
+        </w:rPr>
+      </w:pPr>
+      <w:r>
+        <w:rPr>
+          <w:rFonts w:ascii="Cambria" w:hAnsi="Cambria" w:cs="Arial"/>
+          <w:b/>
+          <w:color w:val="000000" w:themeColor="text1"/>
+        </w:rPr>
+        <w:t>SKILLS / HOBBIES</w:t>
+      </w:r>
+      <w:bookmarkStart w:id="2" w:name="_Hlk187490430"/>
     </w:p>
     <w:p>
       <w:pPr>
@@ -1487,306 +2520,30 @@
           <w:ilvl w:val="0"/>
           <w:numId w:val="1"/>
         </w:numPr>
-        <w:spacing w:before="140" w:after="0" w:line="230" w:lineRule="exact"/>
+        <w:spacing w:before="80" w:after="0" w:line="260" w:lineRule="exact"/>
         <w:ind w:left="142" w:hanging="142"/>
         <w:jc w:val="both"/>
         <w:rPr>
           <w:rFonts w:ascii="Cambria" w:hAnsi="Cambria" w:cs="Arial"/>
-        </w:rPr>
-      </w:pPr>
-      <w:r>
-        <w:rPr>
-          <w:rFonts w:ascii="Cambria" w:hAnsi="Cambria" w:cs="Arial"/>
-        </w:rPr>
-        <w:t>Prepared comprehensive workpapers to document audit process, fact-findings, and conclusions.</w:t>
-      </w:r>
-    </w:p>
-    <w:p>
-      <w:pPr>
-        <w:pStyle w:val="ListParagraph"/>
-        <w:numPr>
-          <w:ilvl w:val="0"/>
-          <w:numId w:val="1"/>
-        </w:numPr>
-        <w:spacing w:before="140" w:after="0" w:line="230" w:lineRule="exact"/>
-        <w:ind w:left="142" w:hanging="142"/>
-        <w:jc w:val="both"/>
-        <w:rPr>
-          <w:rFonts w:ascii="Cambria" w:hAnsi="Cambria" w:cs="Arial"/>
-        </w:rPr>
-      </w:pPr>
-      <w:r>
-        <w:rPr>
-          <w:rFonts w:ascii="Cambria" w:hAnsi="Cambria" w:cs="Arial"/>
-        </w:rPr>
-        <w:t xml:space="preserve">Programmed </w:t>
-      </w:r>
-      <w:r>
-        <w:rPr>
-          <w:rFonts w:ascii="Cambria" w:hAnsi="Cambria" w:cs="Arial"/>
-          <w:b/>
-          <w:bCs/>
-        </w:rPr>
-        <w:t>Python Script</w:t>
-      </w:r>
-      <w:r>
-        <w:rPr>
-          <w:rFonts w:ascii="Cambria" w:hAnsi="Cambria" w:cs="Arial"/>
-        </w:rPr>
-        <w:t xml:space="preserve"> to traverse through git repositories to uncover potential data privacy issues.</w:t>
-      </w:r>
-    </w:p>
-    <w:p>
-      <w:pPr>
-        <w:pBdr>
-          <w:bottom w:val="single" w:sz="4" w:space="1" w:color="auto"/>
-        </w:pBdr>
-        <w:spacing w:before="140" w:after="0" w:line="230" w:lineRule="exact"/>
-        <w:jc w:val="both"/>
-        <w:rPr>
-          <w:rFonts w:ascii="Cambria" w:hAnsi="Cambria" w:cs="Arial"/>
-          <w:b/>
-        </w:rPr>
-      </w:pPr>
-      <w:r>
-        <w:rPr>
-          <w:rFonts w:ascii="Cambria" w:hAnsi="Cambria" w:cs="Arial"/>
-          <w:b/>
-        </w:rPr>
-        <w:t>CO-CURRICULAR ACTIVITIES AND COMMUNITY SERVICE</w:t>
-      </w:r>
-    </w:p>
-    <w:p>
-      <w:pPr>
-        <w:pStyle w:val="ListParagraph"/>
-        <w:numPr>
-          <w:ilvl w:val="0"/>
-          <w:numId w:val="1"/>
-        </w:numPr>
-        <w:spacing w:before="140" w:after="0" w:line="230" w:lineRule="exact"/>
-        <w:ind w:left="142" w:hanging="142"/>
-        <w:jc w:val="both"/>
-        <w:rPr>
-          <w:rFonts w:ascii="Cambria" w:hAnsi="Cambria" w:cs="Arial"/>
-        </w:rPr>
-      </w:pPr>
-      <w:r>
-        <w:rPr>
-          <w:rFonts w:ascii="Cambria" w:hAnsi="Cambria" w:cs="Arial"/>
-          <w:b/>
-        </w:rPr>
-        <w:t>NTU -</w:t>
-      </w:r>
-      <w:r>
-        <w:rPr>
-          <w:rFonts w:ascii="Cambria" w:hAnsi="Cambria"/>
-        </w:rPr>
-        <w:t xml:space="preserve"> </w:t>
-      </w:r>
-      <w:r>
-        <w:rPr>
-          <w:rFonts w:ascii="Cambria" w:hAnsi="Cambria" w:cs="Arial"/>
-          <w:b/>
-        </w:rPr>
-        <w:t xml:space="preserve">Machine Learning and Data Analytics Club - Projects Committee, </w:t>
-      </w:r>
-      <w:r>
-        <w:rPr>
-          <w:rFonts w:ascii="Cambria" w:hAnsi="Cambria" w:cs="Arial"/>
-          <w:b/>
-          <w:i/>
-          <w:iCs/>
-          <w:u w:val="single"/>
-        </w:rPr>
-        <w:t>Member</w:t>
-      </w:r>
-      <w:r>
-        <w:rPr>
-          <w:rFonts w:ascii="Cambria" w:hAnsi="Cambria" w:cs="Arial"/>
-          <w:b/>
-          <w:i/>
-          <w:iCs/>
-        </w:rPr>
-        <w:t xml:space="preserve"> </w:t>
-      </w:r>
-      <w:r>
-        <w:rPr>
-          <w:rFonts w:ascii="Cambria" w:hAnsi="Cambria" w:cs="Arial"/>
-          <w:b/>
-        </w:rPr>
-        <w:t xml:space="preserve">            </w:t>
-      </w:r>
-      <w:r>
-        <w:rPr>
-          <w:rFonts w:ascii="Cambria" w:hAnsi="Cambria" w:cs="Arial"/>
-          <w:bCs/>
-        </w:rPr>
-        <w:t xml:space="preserve">Aug 2023 – </w:t>
-      </w:r>
-      <w:r>
-        <w:rPr>
-          <w:rFonts w:ascii="Cambria" w:hAnsi="Cambria" w:cs="Arial"/>
-          <w:b/>
-        </w:rPr>
-        <w:t>Present</w:t>
-      </w:r>
-    </w:p>
-    <w:p>
-      <w:pPr>
-        <w:pStyle w:val="ListParagraph"/>
-        <w:numPr>
-          <w:ilvl w:val="0"/>
-          <w:numId w:val="1"/>
-        </w:numPr>
-        <w:spacing w:before="140" w:after="0" w:line="230" w:lineRule="exact"/>
-        <w:ind w:left="142" w:hanging="142"/>
-        <w:jc w:val="both"/>
-        <w:rPr>
-          <w:rFonts w:ascii="Cambria" w:hAnsi="Cambria" w:cs="Arial"/>
-        </w:rPr>
-      </w:pPr>
-      <w:r>
-        <w:rPr>
-          <w:rFonts w:ascii="Cambria" w:hAnsi="Cambria" w:cs="Arial"/>
-          <w:b/>
-        </w:rPr>
-        <w:t>NTU -</w:t>
-      </w:r>
-      <w:r>
-        <w:rPr>
-          <w:rFonts w:ascii="Cambria" w:hAnsi="Cambria"/>
-        </w:rPr>
-        <w:t xml:space="preserve"> </w:t>
-      </w:r>
-      <w:r>
-        <w:rPr>
-          <w:rFonts w:ascii="Cambria" w:hAnsi="Cambria" w:cs="Arial"/>
-          <w:b/>
-        </w:rPr>
-        <w:t xml:space="preserve">Clean Energy Club – Technical Sub-Committee, </w:t>
-      </w:r>
-      <w:r>
-        <w:rPr>
-          <w:rFonts w:ascii="Cambria" w:hAnsi="Cambria" w:cs="Arial"/>
-          <w:b/>
-          <w:i/>
-          <w:iCs/>
-          <w:u w:val="single"/>
-        </w:rPr>
-        <w:t>Member</w:t>
-      </w:r>
-      <w:r>
-        <w:rPr>
-          <w:rFonts w:ascii="Cambria" w:hAnsi="Cambria" w:cs="Arial"/>
-          <w:b/>
-          <w:i/>
-          <w:iCs/>
-        </w:rPr>
-        <w:t xml:space="preserve"> </w:t>
-      </w:r>
-      <w:r>
-        <w:rPr>
-          <w:rFonts w:ascii="Cambria" w:hAnsi="Cambria" w:cs="Arial"/>
-          <w:b/>
-        </w:rPr>
-        <w:t xml:space="preserve">                                               </w:t>
-      </w:r>
-      <w:r>
-        <w:rPr>
-          <w:rFonts w:ascii="Cambria" w:hAnsi="Cambria" w:cs="Arial"/>
-          <w:bCs/>
-        </w:rPr>
-        <w:t>Aug 2023 – Dec 2024</w:t>
-      </w:r>
-    </w:p>
-    <w:p>
-      <w:pPr>
-        <w:pStyle w:val="ListParagraph"/>
-        <w:numPr>
-          <w:ilvl w:val="0"/>
-          <w:numId w:val="1"/>
-        </w:numPr>
-        <w:spacing w:before="140" w:after="0" w:line="230" w:lineRule="exact"/>
-        <w:ind w:left="142" w:hanging="142"/>
-        <w:jc w:val="both"/>
-        <w:rPr>
-          <w:rFonts w:ascii="Cambria" w:hAnsi="Cambria" w:cs="Arial"/>
-        </w:rPr>
-      </w:pPr>
-      <w:r>
-        <w:rPr>
-          <w:rFonts w:ascii="Cambria" w:hAnsi="Cambria" w:cs="Arial"/>
-          <w:b/>
-        </w:rPr>
-        <w:t xml:space="preserve">NTU -Tamarind Hall Basketball, </w:t>
-      </w:r>
-      <w:r>
-        <w:rPr>
-          <w:rFonts w:ascii="Cambria" w:hAnsi="Cambria" w:cs="Arial"/>
-          <w:b/>
-          <w:i/>
-          <w:iCs/>
-          <w:u w:val="single"/>
-        </w:rPr>
-        <w:t>Member</w:t>
-      </w:r>
-      <w:r>
-        <w:rPr>
-          <w:rFonts w:ascii="Cambria" w:hAnsi="Cambria" w:cs="Arial"/>
-          <w:b/>
-          <w:i/>
-          <w:iCs/>
-        </w:rPr>
-        <w:t xml:space="preserve"> </w:t>
-      </w:r>
-      <w:r>
-        <w:rPr>
-          <w:rFonts w:ascii="Cambria" w:hAnsi="Cambria" w:cs="Arial"/>
-          <w:b/>
-        </w:rPr>
-        <w:t xml:space="preserve">                                                                                          </w:t>
-      </w:r>
-      <w:r>
-        <w:rPr>
-          <w:rFonts w:ascii="Cambria" w:hAnsi="Cambria" w:cs="Arial"/>
-          <w:bCs/>
-        </w:rPr>
-        <w:t xml:space="preserve">Aug 2022 </w:t>
-      </w:r>
-      <w:r>
-        <w:rPr>
-          <w:rFonts w:ascii="Cambria" w:hAnsi="Cambria" w:cs="Arial"/>
-        </w:rPr>
-        <w:t>– Dec 2023</w:t>
-      </w:r>
-      <w:r>
-        <w:rPr>
-          <w:rFonts w:ascii="Cambria" w:hAnsi="Cambria" w:cs="Arial"/>
-          <w:bCs/>
-        </w:rPr>
-        <w:t xml:space="preserve"> </w:t>
-      </w:r>
-    </w:p>
-    <w:p>
-      <w:pPr>
-        <w:pBdr>
-          <w:bottom w:val="single" w:sz="4" w:space="1" w:color="auto"/>
-        </w:pBdr>
-        <w:spacing w:before="140" w:after="0" w:line="230" w:lineRule="exact"/>
-        <w:jc w:val="both"/>
-        <w:rPr>
-          <w:rFonts w:ascii="Cambria" w:hAnsi="Cambria" w:cs="Arial"/>
-          <w:b/>
-        </w:rPr>
-      </w:pPr>
-      <w:r>
-        <w:rPr>
-          <w:rFonts w:ascii="Cambria" w:hAnsi="Cambria" w:cs="Arial"/>
-          <w:b/>
-        </w:rPr>
-        <w:t>SKILLS / HOBBIES</w:t>
-      </w:r>
-      <w:bookmarkStart w:id="0" w:name="_Hlk187490430"/>
+          <w:color w:val="000000" w:themeColor="text1"/>
+        </w:rPr>
+      </w:pPr>
+      <w:r>
+        <w:rPr>
+          <w:rFonts w:ascii="Cambria" w:hAnsi="Cambria" w:cs="Arial"/>
+          <w:b/>
+          <w:bCs/>
+          <w:color w:val="000000" w:themeColor="text1"/>
+        </w:rPr>
+        <w:t>Languages</w:t>
+      </w:r>
+      <w:r>
+        <w:rPr>
+          <w:rFonts w:ascii="Cambria" w:hAnsi="Cambria" w:cs="Arial"/>
+          <w:color w:val="000000" w:themeColor="text1"/>
+        </w:rPr>
+        <w:t>: Proficient in English; conversant in Hindi and French</w:t>
+      </w:r>
     </w:p>
     <w:p>
       <w:pPr>
@@ -1800,21 +2557,52 @@
         <w:jc w:val="both"/>
         <w:rPr>
           <w:rFonts w:ascii="Cambria" w:hAnsi="Cambria" w:cs="Arial"/>
-        </w:rPr>
-      </w:pPr>
-      <w:r>
-        <w:rPr>
-          <w:rFonts w:ascii="Cambria" w:hAnsi="Cambria" w:cs="Arial"/>
-          <w:b/>
-          <w:bCs/>
-        </w:rPr>
-        <w:t>Languages</w:t>
-      </w:r>
-      <w:r>
-        <w:rPr>
-          <w:rFonts w:ascii="Cambria" w:hAnsi="Cambria" w:cs="Arial"/>
-        </w:rPr>
-        <w:t>: Proficient in English; conversant in Hindi and French</w:t>
+          <w:color w:val="000000" w:themeColor="text1"/>
+        </w:rPr>
+      </w:pPr>
+      <w:r>
+        <w:rPr>
+          <w:rFonts w:ascii="Cambria" w:hAnsi="Cambria" w:cs="Arial"/>
+          <w:b/>
+          <w:bCs/>
+          <w:color w:val="000000" w:themeColor="text1"/>
+        </w:rPr>
+        <w:t>Software Programming</w:t>
+      </w:r>
+      <w:r>
+        <w:rPr>
+          <w:rFonts w:ascii="Cambria" w:hAnsi="Cambria" w:cs="Arial"/>
+          <w:color w:val="000000" w:themeColor="text1"/>
+        </w:rPr>
+        <w:t xml:space="preserve">: Python, </w:t>
+      </w:r>
+      <w:r>
+        <w:rPr>
+          <w:rFonts w:ascii="Cambria" w:hAnsi="Cambria" w:cs="Arial"/>
+          <w:color w:val="000000" w:themeColor="text1"/>
+        </w:rPr>
+        <w:t>My</w:t>
+      </w:r>
+      <w:r>
+        <w:rPr>
+          <w:rFonts w:ascii="Cambria" w:hAnsi="Cambria" w:cs="Arial"/>
+          <w:color w:val="000000" w:themeColor="text1"/>
+        </w:rPr>
+        <w:t xml:space="preserve">SQL, </w:t>
+      </w:r>
+      <w:r>
+        <w:rPr>
+          <w:rFonts w:ascii="Cambria" w:hAnsi="Cambria" w:cs="Arial"/>
+          <w:color w:val="000000" w:themeColor="text1"/>
+        </w:rPr>
+        <w:t xml:space="preserve">Java, </w:t>
+      </w:r>
+      <w:r>
+        <w:rPr>
+          <w:rFonts w:ascii="Cambria" w:hAnsi="Cambria" w:cs="Arial"/>
+          <w:color w:val="000000" w:themeColor="text1"/>
+        </w:rPr>
+        <w:t>JavaScript</w:t>
       </w:r>
     </w:p>
     <w:p>
@@ -1829,146 +2617,149 @@
         <w:jc w:val="both"/>
         <w:rPr>
           <w:rFonts w:ascii="Cambria" w:hAnsi="Cambria" w:cs="Arial"/>
-        </w:rPr>
-      </w:pPr>
-      <w:r>
-        <w:rPr>
-          <w:rFonts w:ascii="Cambria" w:hAnsi="Cambria" w:cs="Arial"/>
-          <w:b/>
-          <w:bCs/>
-        </w:rPr>
-        <w:t>Software Programming</w:t>
-      </w:r>
-      <w:r>
-        <w:rPr>
-          <w:rFonts w:ascii="Cambria" w:hAnsi="Cambria" w:cs="Arial"/>
-        </w:rPr>
-        <w:t xml:space="preserve">: </w:t>
-      </w:r>
-      <w:r>
-        <w:rPr>
-          <w:rFonts w:ascii="Cambria" w:hAnsi="Cambria" w:cs="Arial"/>
-        </w:rPr>
-        <w:t xml:space="preserve">Python, Java, </w:t>
-      </w:r>
-      <w:r>
-        <w:rPr>
-          <w:rFonts w:ascii="Cambria" w:hAnsi="Cambria" w:cs="Arial"/>
-        </w:rPr>
-        <w:t>C Language, MySQL</w:t>
-      </w:r>
-    </w:p>
-    <w:p>
-      <w:pPr>
-        <w:pStyle w:val="ListParagraph"/>
-        <w:numPr>
-          <w:ilvl w:val="0"/>
-          <w:numId w:val="1"/>
-        </w:numPr>
-        <w:spacing w:before="140" w:after="0" w:line="260" w:lineRule="exact"/>
-        <w:ind w:left="142" w:hanging="142"/>
-        <w:jc w:val="both"/>
-        <w:rPr>
-          <w:rFonts w:ascii="Cambria" w:hAnsi="Cambria" w:cs="Arial"/>
-        </w:rPr>
-      </w:pPr>
-      <w:r>
-        <w:rPr>
-          <w:rFonts w:ascii="Cambria" w:hAnsi="Cambria" w:cs="Arial"/>
-          <w:b/>
-          <w:bCs/>
-        </w:rPr>
-        <w:t>Software Applications</w:t>
-      </w:r>
-      <w:r>
-        <w:rPr>
-          <w:rFonts w:ascii="Cambria" w:hAnsi="Cambria" w:cs="Arial"/>
-        </w:rPr>
-        <w:t xml:space="preserve">: </w:t>
-      </w:r>
-      <w:r>
-        <w:rPr>
-          <w:rFonts w:ascii="Cambria" w:hAnsi="Cambria" w:cs="Arial"/>
-        </w:rPr>
-        <w:t>Visual Studio Code</w:t>
-      </w:r>
-      <w:r>
-        <w:rPr>
-          <w:rFonts w:ascii="Cambria" w:hAnsi="Cambria" w:cs="Arial"/>
-        </w:rPr>
-        <w:t>, Microsoft Office 2022 (Excel, Word, PowerPoint, Outlook), Tableau</w:t>
-      </w:r>
-    </w:p>
-    <w:p>
-      <w:pPr>
-        <w:pStyle w:val="ListParagraph"/>
-        <w:numPr>
-          <w:ilvl w:val="0"/>
-          <w:numId w:val="1"/>
-        </w:numPr>
-        <w:spacing w:before="140" w:after="0" w:line="260" w:lineRule="exact"/>
-        <w:ind w:left="142" w:hanging="142"/>
-        <w:jc w:val="both"/>
-        <w:rPr>
-          <w:rFonts w:ascii="Cambria" w:hAnsi="Cambria" w:cs="Arial"/>
-        </w:rPr>
-      </w:pPr>
-      <w:r>
-        <w:rPr>
-          <w:rFonts w:ascii="Cambria" w:hAnsi="Cambria" w:cs="Arial"/>
-          <w:b/>
-          <w:bCs/>
-        </w:rPr>
-        <w:t>IT Tools / Frameworks / Libraries</w:t>
-      </w:r>
-      <w:r>
-        <w:rPr>
-          <w:rFonts w:ascii="Cambria" w:hAnsi="Cambria" w:cs="Arial"/>
-        </w:rPr>
-        <w:t>: Pandas, NumPy, Seaborn, Matplotlib, TensorFlow 2, PyTorch</w:t>
-      </w:r>
-      <w:r>
-        <w:rPr>
-          <w:rFonts w:ascii="Cambria" w:hAnsi="Cambria" w:cs="Arial"/>
+          <w:color w:val="000000" w:themeColor="text1"/>
+        </w:rPr>
+      </w:pPr>
+      <w:r>
+        <w:rPr>
+          <w:rFonts w:ascii="Cambria" w:hAnsi="Cambria" w:cs="Arial"/>
+          <w:b/>
+          <w:bCs/>
+          <w:color w:val="000000" w:themeColor="text1"/>
+        </w:rPr>
+        <w:t>Software</w:t>
+      </w:r>
+      <w:r>
+        <w:rPr>
+          <w:rFonts w:ascii="Cambria" w:hAnsi="Cambria" w:cs="Arial"/>
+          <w:b/>
+          <w:bCs/>
+          <w:color w:val="000000" w:themeColor="text1"/>
+        </w:rPr>
+        <w:t xml:space="preserve"> </w:t>
+      </w:r>
+      <w:r>
+        <w:rPr>
+          <w:rFonts w:ascii="Cambria" w:hAnsi="Cambria" w:cs="Arial"/>
+          <w:b/>
+          <w:bCs/>
+          <w:color w:val="000000" w:themeColor="text1"/>
+        </w:rPr>
+        <w:t>Frameworks</w:t>
+      </w:r>
+      <w:r>
+        <w:rPr>
+          <w:rFonts w:ascii="Cambria" w:hAnsi="Cambria" w:cs="Arial"/>
+          <w:color w:val="000000" w:themeColor="text1"/>
+        </w:rPr>
+        <w:t>:</w:t>
+      </w:r>
+      <w:r>
+        <w:rPr>
+          <w:rFonts w:ascii="Cambria" w:hAnsi="Cambria" w:cs="Arial"/>
+          <w:color w:val="000000" w:themeColor="text1"/>
+        </w:rPr>
+        <w:t xml:space="preserve"> </w:t>
+      </w:r>
+      <w:r>
+        <w:rPr>
+          <w:rFonts w:ascii="Cambria" w:hAnsi="Cambria" w:cs="Arial"/>
+          <w:color w:val="000000" w:themeColor="text1"/>
+        </w:rPr>
+        <w:t>LangChain</w:t>
+      </w:r>
+      <w:r>
+        <w:rPr>
+          <w:rFonts w:ascii="Cambria" w:hAnsi="Cambria" w:cs="Arial"/>
+          <w:color w:val="000000" w:themeColor="text1"/>
+        </w:rPr>
+        <w:t xml:space="preserve">, React, </w:t>
+      </w:r>
+      <w:r>
+        <w:rPr>
+          <w:rFonts w:ascii="Cambria" w:hAnsi="Cambria" w:cs="Arial"/>
+          <w:color w:val="000000" w:themeColor="text1"/>
+        </w:rPr>
+        <w:t>PyTorch,</w:t>
+      </w:r>
+      <w:r>
+        <w:rPr>
+          <w:rFonts w:ascii="Cambria" w:hAnsi="Cambria" w:cs="Arial"/>
+          <w:color w:val="000000" w:themeColor="text1"/>
+        </w:rPr>
+        <w:t xml:space="preserve"> </w:t>
+      </w:r>
+      <w:r>
+        <w:rPr>
+          <w:rFonts w:ascii="Cambria" w:hAnsi="Cambria" w:cs="Arial"/>
+          <w:color w:val="000000" w:themeColor="text1"/>
+        </w:rPr>
+        <w:t>scikit-learn</w:t>
+      </w:r>
+      <w:r>
+        <w:rPr>
+          <w:rFonts w:ascii="Cambria" w:hAnsi="Cambria" w:cs="Arial"/>
+          <w:color w:val="000000" w:themeColor="text1"/>
         </w:rPr>
         <w:t xml:space="preserve">, </w:t>
       </w:r>
       <w:r>
         <w:rPr>
           <w:rFonts w:ascii="Cambria" w:hAnsi="Cambria" w:cs="Arial"/>
-        </w:rPr>
-        <w:t>PyQt5</w:t>
-      </w:r>
-    </w:p>
-    <w:p>
-      <w:pPr>
-        <w:pStyle w:val="ListParagraph"/>
-        <w:numPr>
-          <w:ilvl w:val="0"/>
-          <w:numId w:val="1"/>
-        </w:numPr>
-        <w:spacing w:before="140" w:after="0" w:line="260" w:lineRule="exact"/>
-        <w:ind w:left="142" w:hanging="142"/>
-        <w:jc w:val="both"/>
-        <w:rPr>
-          <w:rFonts w:ascii="Cambria" w:hAnsi="Cambria" w:cs="Arial"/>
-        </w:rPr>
-      </w:pPr>
-      <w:r>
-        <w:rPr>
-          <w:rFonts w:ascii="Cambria" w:hAnsi="Cambria" w:cs="Arial"/>
-          <w:b/>
-          <w:bCs/>
-        </w:rPr>
-        <w:t>Hobbies</w:t>
-      </w:r>
-      <w:r>
-        <w:rPr>
-          <w:rFonts w:ascii="Cambria" w:hAnsi="Cambria" w:cs="Arial"/>
-        </w:rPr>
-        <w:t>: Play Basketball &amp; Table Tennis, Travelling, Reading, Software Coding</w:t>
-      </w:r>
-      <w:bookmarkEnd w:id="0"/>
+          <w:color w:val="000000" w:themeColor="text1"/>
+        </w:rPr>
+        <w:t>FastAP</w:t>
+      </w:r>
+      <w:r>
+        <w:rPr>
+          <w:rFonts w:ascii="Cambria" w:hAnsi="Cambria" w:cs="Arial"/>
+          <w:color w:val="000000" w:themeColor="text1"/>
+        </w:rPr>
+        <w:t>I</w:t>
+      </w:r>
+      <w:r>
+        <w:rPr>
+          <w:rFonts w:ascii="Cambria" w:hAnsi="Cambria" w:cs="Arial"/>
+          <w:color w:val="000000" w:themeColor="text1"/>
+        </w:rPr>
+        <w:t>,</w:t>
+      </w:r>
+      <w:r>
+        <w:rPr>
+          <w:rFonts w:ascii="Cambria" w:hAnsi="Cambria" w:cs="Arial"/>
+          <w:color w:val="000000" w:themeColor="text1"/>
+        </w:rPr>
+        <w:t xml:space="preserve"> </w:t>
+      </w:r>
+      <w:r>
+        <w:rPr>
+          <w:rFonts w:ascii="Cambria" w:hAnsi="Cambria" w:cs="Arial"/>
+          <w:color w:val="000000" w:themeColor="text1"/>
+        </w:rPr>
+        <w:t>AWS</w:t>
+      </w:r>
+      <w:bookmarkEnd w:id="2"/>
+      <w:r>
+        <w:rPr>
+          <w:rFonts w:ascii="Cambria" w:hAnsi="Cambria" w:cs="Arial"/>
+          <w:color w:val="000000" w:themeColor="text1"/>
+        </w:rPr>
+        <w:t>, Docker,</w:t>
+      </w:r>
+      <w:r>
+        <w:rPr>
+          <w:rFonts w:ascii="Cambria" w:hAnsi="Cambria" w:cs="Arial"/>
+          <w:color w:val="000000" w:themeColor="text1"/>
+        </w:rPr>
+        <w:t xml:space="preserve"> </w:t>
+      </w:r>
+      <w:r>
+        <w:rPr>
+          <w:rFonts w:ascii="Cambria" w:hAnsi="Cambria" w:cs="Arial"/>
+          <w:color w:val="000000" w:themeColor="text1"/>
+        </w:rPr>
+        <w:t>Kubernetes</w:t>
+      </w:r>
     </w:p>
     <w:sectPr>
       <w:headerReference w:type="even" r:id="rId10"/>
@@ -1987,7 +2778,7 @@
 </file>
 
 <file path=word/endnotes.xml><?xml version="1.0" encoding="utf-8"?>
-<w:endnotes xmlns:wpc="http://schemas.microsoft.com/office/word/2010/wordprocessingCanvas" xmlns:cx="http://schemas.microsoft.com/office/drawing/2014/chartex" xmlns:cx1="http://schemas.microsoft.com/office/drawing/2015/9/8/chartex" xmlns:cx2="http://schemas.microsoft.com/office/drawing/2015/10/21/chartex" xmlns:cx3="http://schemas.microsoft.com/office/drawing/2016/5/9/chartex" xmlns:cx4="http://schemas.microsoft.com/office/drawing/2016/5/10/chartex" xmlns:cx5="http://schemas.microsoft.com/office/drawing/2016/5/11/chartex" xmlns:cx6="http://schemas.microsoft.com/office/drawing/2016/5/12/chartex" xmlns:cx7="http://schemas.microsoft.com/office/drawing/2016/5/13/chartex" xmlns:cx8="http://schemas.microsoft.com/office/drawing/2016/5/14/chartex" xmlns:mc="http://schemas.openxmlformats.org/markup-compatibility/2006" xmlns:aink="http://schemas.microsoft.com/office/drawing/2016/ink" xmlns:am3d="http://schemas.microsoft.com/office/drawing/2017/model3d" xmlns:o="urn:schemas-microsoft-com:office:office" xmlns:oel="http://schemas.microsoft.com/office/2019/extlst" xmlns:r="http://schemas.openxmlformats.org/officeDocument/2006/relationships" xmlns:m="http://schemas.openxmlformats.org/officeDocument/2006/math" xmlns:v="urn:schemas-microsoft-com:vml" xmlns:wp14="http://schemas.microsoft.com/office/word/2010/wordprocessingDrawing" xmlns:wp="http://schemas.openxmlformats.org/drawingml/2006/wordprocessingDrawing" xmlns:w10="urn:schemas-microsoft-com:office:word" xmlns:w="http://schemas.openxmlformats.org/wordprocessingml/2006/main" xmlns:w14="http://schemas.microsoft.com/office/word/2010/wordml" xmlns:w15="http://schemas.microsoft.com/office/word/2012/wordml" xmlns:w16cex="http://schemas.microsoft.com/office/word/2018/wordml/cex" xmlns:w16cid="http://schemas.microsoft.com/office/word/2016/wordml/cid" xmlns:w16="http://schemas.microsoft.com/office/word/2018/wordml" xmlns:w16du="http://schemas.microsoft.com/office/word/2023/wordml/word16du" xmlns:w16sdtdh="http://schemas.microsoft.com/office/word/2020/wordml/sdtdatahash" xmlns:w16se="http://schemas.microsoft.com/office/word/2015/wordml/symex" xmlns:wpg="http://schemas.microsoft.com/office/word/2010/wordprocessingGroup" xmlns:wpi="http://schemas.microsoft.com/office/word/2010/wordprocessingInk" xmlns:wne="http://schemas.microsoft.com/office/word/2006/wordml" xmlns:wps="http://schemas.microsoft.com/office/word/2010/wordprocessingShape" mc:Ignorable="w14 w15 w16se w16cid w16 w16cex w16sdtdh w16du wp14">
+<w:endnotes xmlns:wpc="http://schemas.microsoft.com/office/word/2010/wordprocessingCanvas" xmlns:cx="http://schemas.microsoft.com/office/drawing/2014/chartex" xmlns:cx1="http://schemas.microsoft.com/office/drawing/2015/9/8/chartex" xmlns:cx2="http://schemas.microsoft.com/office/drawing/2015/10/21/chartex" xmlns:cx3="http://schemas.microsoft.com/office/drawing/2016/5/9/chartex" xmlns:cx4="http://schemas.microsoft.com/office/drawing/2016/5/10/chartex" xmlns:cx5="http://schemas.microsoft.com/office/drawing/2016/5/11/chartex" xmlns:cx6="http://schemas.microsoft.com/office/drawing/2016/5/12/chartex" xmlns:cx7="http://schemas.microsoft.com/office/drawing/2016/5/13/chartex" xmlns:cx8="http://schemas.microsoft.com/office/drawing/2016/5/14/chartex" xmlns:mc="http://schemas.openxmlformats.org/markup-compatibility/2006" xmlns:aink="http://schemas.microsoft.com/office/drawing/2016/ink" xmlns:am3d="http://schemas.microsoft.com/office/drawing/2017/model3d" xmlns:o="urn:schemas-microsoft-com:office:office" xmlns:oel="http://schemas.microsoft.com/office/2019/extlst" xmlns:r="http://schemas.openxmlformats.org/officeDocument/2006/relationships" xmlns:m="http://schemas.openxmlformats.org/officeDocument/2006/math" xmlns:v="urn:schemas-microsoft-com:vml" xmlns:wp14="http://schemas.microsoft.com/office/word/2010/wordprocessingDrawing" xmlns:wp="http://schemas.openxmlformats.org/drawingml/2006/wordprocessingDrawing" xmlns:w10="urn:schemas-microsoft-com:office:word" xmlns:w="http://schemas.openxmlformats.org/wordprocessingml/2006/main" xmlns:w14="http://schemas.microsoft.com/office/word/2010/wordml" xmlns:w15="http://schemas.microsoft.com/office/word/2012/wordml" xmlns:w16cex="http://schemas.microsoft.com/office/word/2018/wordml/cex" xmlns:w16cid="http://schemas.microsoft.com/office/word/2016/wordml/cid" xmlns:w16="http://schemas.microsoft.com/office/word/2018/wordml" xmlns:w16du="http://schemas.microsoft.com/office/word/2023/wordml/word16du" xmlns:w16sdtdh="http://schemas.microsoft.com/office/word/2020/wordml/sdtdatahash" xmlns:w16sdtfl="http://schemas.microsoft.com/office/word/2024/wordml/sdtformatlock" xmlns:w16se="http://schemas.microsoft.com/office/word/2015/wordml/symex" xmlns:wpg="http://schemas.microsoft.com/office/word/2010/wordprocessingGroup" xmlns:wpi="http://schemas.microsoft.com/office/word/2010/wordprocessingInk" xmlns:wne="http://schemas.microsoft.com/office/word/2006/wordml" xmlns:wps="http://schemas.microsoft.com/office/word/2010/wordprocessingShape" mc:Ignorable="w14 w15 w16se w16cid w16 w16cex w16sdtdh w16sdtfl w16du wp14">
   <w:endnote w:type="separator" w:id="-1">
     <w:p>
       <w:pPr>
@@ -2012,7 +2803,7 @@
 </file>
 
 <file path=word/footer1.xml><?xml version="1.0" encoding="utf-8"?>
-<w:ftr xmlns:wpc="http://schemas.microsoft.com/office/word/2010/wordprocessingCanvas" xmlns:cx="http://schemas.microsoft.com/office/drawing/2014/chartex" xmlns:cx1="http://schemas.microsoft.com/office/drawing/2015/9/8/chartex" xmlns:cx2="http://schemas.microsoft.com/office/drawing/2015/10/21/chartex" xmlns:cx3="http://schemas.microsoft.com/office/drawing/2016/5/9/chartex" xmlns:cx4="http://schemas.microsoft.com/office/drawing/2016/5/10/chartex" xmlns:cx5="http://schemas.microsoft.com/office/drawing/2016/5/11/chartex" xmlns:cx6="http://schemas.microsoft.com/office/drawing/2016/5/12/chartex" xmlns:cx7="http://schemas.microsoft.com/office/drawing/2016/5/13/chartex" xmlns:cx8="http://schemas.microsoft.com/office/drawing/2016/5/14/chartex" xmlns:mc="http://schemas.openxmlformats.org/markup-compatibility/2006" xmlns:aink="http://schemas.microsoft.com/office/drawing/2016/ink" xmlns:am3d="http://schemas.microsoft.com/office/drawing/2017/model3d" xmlns:o="urn:schemas-microsoft-com:office:office" xmlns:oel="http://schemas.microsoft.com/office/2019/extlst" xmlns:r="http://schemas.openxmlformats.org/officeDocument/2006/relationships" xmlns:m="http://schemas.openxmlformats.org/officeDocument/2006/math" xmlns:v="urn:schemas-microsoft-com:vml" xmlns:wp14="http://schemas.microsoft.com/office/word/2010/wordprocessingDrawing" xmlns:wp="http://schemas.openxmlformats.org/drawingml/2006/wordprocessingDrawing" xmlns:w10="urn:schemas-microsoft-com:office:word" xmlns:w="http://schemas.openxmlformats.org/wordprocessingml/2006/main" xmlns:w14="http://schemas.microsoft.com/office/word/2010/wordml" xmlns:w15="http://schemas.microsoft.com/office/word/2012/wordml" xmlns:w16cex="http://schemas.microsoft.com/office/word/2018/wordml/cex" xmlns:w16cid="http://schemas.microsoft.com/office/word/2016/wordml/cid" xmlns:w16="http://schemas.microsoft.com/office/word/2018/wordml" xmlns:w16du="http://schemas.microsoft.com/office/word/2023/wordml/word16du" xmlns:w16sdtdh="http://schemas.microsoft.com/office/word/2020/wordml/sdtdatahash" xmlns:w16se="http://schemas.microsoft.com/office/word/2015/wordml/symex" xmlns:wpg="http://schemas.microsoft.com/office/word/2010/wordprocessingGroup" xmlns:wpi="http://schemas.microsoft.com/office/word/2010/wordprocessingInk" xmlns:wne="http://schemas.microsoft.com/office/word/2006/wordml" xmlns:wps="http://schemas.microsoft.com/office/word/2010/wordprocessingShape" mc:Ignorable="w14 w15 w16se w16cid w16 w16cex w16sdtdh w16du wp14">
+<w:ftr xmlns:wpc="http://schemas.microsoft.com/office/word/2010/wordprocessingCanvas" xmlns:cx="http://schemas.microsoft.com/office/drawing/2014/chartex" xmlns:cx1="http://schemas.microsoft.com/office/drawing/2015/9/8/chartex" xmlns:cx2="http://schemas.microsoft.com/office/drawing/2015/10/21/chartex" xmlns:cx3="http://schemas.microsoft.com/office/drawing/2016/5/9/chartex" xmlns:cx4="http://schemas.microsoft.com/office/drawing/2016/5/10/chartex" xmlns:cx5="http://schemas.microsoft.com/office/drawing/2016/5/11/chartex" xmlns:cx6="http://schemas.microsoft.com/office/drawing/2016/5/12/chartex" xmlns:cx7="http://schemas.microsoft.com/office/drawing/2016/5/13/chartex" xmlns:cx8="http://schemas.microsoft.com/office/drawing/2016/5/14/chartex" xmlns:mc="http://schemas.openxmlformats.org/markup-compatibility/2006" xmlns:aink="http://schemas.microsoft.com/office/drawing/2016/ink" xmlns:am3d="http://schemas.microsoft.com/office/drawing/2017/model3d" xmlns:o="urn:schemas-microsoft-com:office:office" xmlns:oel="http://schemas.microsoft.com/office/2019/extlst" xmlns:r="http://schemas.openxmlformats.org/officeDocument/2006/relationships" xmlns:m="http://schemas.openxmlformats.org/officeDocument/2006/math" xmlns:v="urn:schemas-microsoft-com:vml" xmlns:wp14="http://schemas.microsoft.com/office/word/2010/wordprocessingDrawing" xmlns:wp="http://schemas.openxmlformats.org/drawingml/2006/wordprocessingDrawing" xmlns:w10="urn:schemas-microsoft-com:office:word" xmlns:w="http://schemas.openxmlformats.org/wordprocessingml/2006/main" xmlns:w14="http://schemas.microsoft.com/office/word/2010/wordml" xmlns:w15="http://schemas.microsoft.com/office/word/2012/wordml" xmlns:w16cex="http://schemas.microsoft.com/office/word/2018/wordml/cex" xmlns:w16cid="http://schemas.microsoft.com/office/word/2016/wordml/cid" xmlns:w16="http://schemas.microsoft.com/office/word/2018/wordml" xmlns:w16du="http://schemas.microsoft.com/office/word/2023/wordml/word16du" xmlns:w16sdtdh="http://schemas.microsoft.com/office/word/2020/wordml/sdtdatahash" xmlns:w16sdtfl="http://schemas.microsoft.com/office/word/2024/wordml/sdtformatlock" xmlns:w16se="http://schemas.microsoft.com/office/word/2015/wordml/symex" xmlns:wpg="http://schemas.microsoft.com/office/word/2010/wordprocessingGroup" xmlns:wpi="http://schemas.microsoft.com/office/word/2010/wordprocessingInk" xmlns:wne="http://schemas.microsoft.com/office/word/2006/wordml" xmlns:wps="http://schemas.microsoft.com/office/word/2010/wordprocessingShape" mc:Ignorable="w14 w15 w16se w16cid w16 w16cex w16sdtdh w16sdtfl w16du wp14">
   <w:p>
     <w:pPr>
       <w:pStyle w:val="Footer"/>
@@ -2022,7 +2813,7 @@
 </file>
 
 <file path=word/footer2.xml><?xml version="1.0" encoding="utf-8"?>
-<w:ftr xmlns:wpc="http://schemas.microsoft.com/office/word/2010/wordprocessingCanvas" xmlns:cx="http://schemas.microsoft.com/office/drawing/2014/chartex" xmlns:cx1="http://schemas.microsoft.com/office/drawing/2015/9/8/chartex" xmlns:cx2="http://schemas.microsoft.com/office/drawing/2015/10/21/chartex" xmlns:cx3="http://schemas.microsoft.com/office/drawing/2016/5/9/chartex" xmlns:cx4="http://schemas.microsoft.com/office/drawing/2016/5/10/chartex" xmlns:cx5="http://schemas.microsoft.com/office/drawing/2016/5/11/chartex" xmlns:cx6="http://schemas.microsoft.com/office/drawing/2016/5/12/chartex" xmlns:cx7="http://schemas.microsoft.com/office/drawing/2016/5/13/chartex" xmlns:cx8="http://schemas.microsoft.com/office/drawing/2016/5/14/chartex" xmlns:mc="http://schemas.openxmlformats.org/markup-compatibility/2006" xmlns:aink="http://schemas.microsoft.com/office/drawing/2016/ink" xmlns:am3d="http://schemas.microsoft.com/office/drawing/2017/model3d" xmlns:o="urn:schemas-microsoft-com:office:office" xmlns:oel="http://schemas.microsoft.com/office/2019/extlst" xmlns:r="http://schemas.openxmlformats.org/officeDocument/2006/relationships" xmlns:m="http://schemas.openxmlformats.org/officeDocument/2006/math" xmlns:v="urn:schemas-microsoft-com:vml" xmlns:wp14="http://schemas.microsoft.com/office/word/2010/wordprocessingDrawing" xmlns:wp="http://schemas.openxmlformats.org/drawingml/2006/wordprocessingDrawing" xmlns:w10="urn:schemas-microsoft-com:office:word" xmlns:w="http://schemas.openxmlformats.org/wordprocessingml/2006/main" xmlns:w14="http://schemas.microsoft.com/office/word/2010/wordml" xmlns:w15="http://schemas.microsoft.com/office/word/2012/wordml" xmlns:w16cex="http://schemas.microsoft.com/office/word/2018/wordml/cex" xmlns:w16cid="http://schemas.microsoft.com/office/word/2016/wordml/cid" xmlns:w16="http://schemas.microsoft.com/office/word/2018/wordml" xmlns:w16du="http://schemas.microsoft.com/office/word/2023/wordml/word16du" xmlns:w16sdtdh="http://schemas.microsoft.com/office/word/2020/wordml/sdtdatahash" xmlns:w16se="http://schemas.microsoft.com/office/word/2015/wordml/symex" xmlns:wpg="http://schemas.microsoft.com/office/word/2010/wordprocessingGroup" xmlns:wpi="http://schemas.microsoft.com/office/word/2010/wordprocessingInk" xmlns:wne="http://schemas.microsoft.com/office/word/2006/wordml" xmlns:wps="http://schemas.microsoft.com/office/word/2010/wordprocessingShape" mc:Ignorable="w14 w15 w16se w16cid w16 w16cex w16sdtdh w16du wp14">
+<w:ftr xmlns:wpc="http://schemas.microsoft.com/office/word/2010/wordprocessingCanvas" xmlns:cx="http://schemas.microsoft.com/office/drawing/2014/chartex" xmlns:cx1="http://schemas.microsoft.com/office/drawing/2015/9/8/chartex" xmlns:cx2="http://schemas.microsoft.com/office/drawing/2015/10/21/chartex" xmlns:cx3="http://schemas.microsoft.com/office/drawing/2016/5/9/chartex" xmlns:cx4="http://schemas.microsoft.com/office/drawing/2016/5/10/chartex" xmlns:cx5="http://schemas.microsoft.com/office/drawing/2016/5/11/chartex" xmlns:cx6="http://schemas.microsoft.com/office/drawing/2016/5/12/chartex" xmlns:cx7="http://schemas.microsoft.com/office/drawing/2016/5/13/chartex" xmlns:cx8="http://schemas.microsoft.com/office/drawing/2016/5/14/chartex" xmlns:mc="http://schemas.openxmlformats.org/markup-compatibility/2006" xmlns:aink="http://schemas.microsoft.com/office/drawing/2016/ink" xmlns:am3d="http://schemas.microsoft.com/office/drawing/2017/model3d" xmlns:o="urn:schemas-microsoft-com:office:office" xmlns:oel="http://schemas.microsoft.com/office/2019/extlst" xmlns:r="http://schemas.openxmlformats.org/officeDocument/2006/relationships" xmlns:m="http://schemas.openxmlformats.org/officeDocument/2006/math" xmlns:v="urn:schemas-microsoft-com:vml" xmlns:wp14="http://schemas.microsoft.com/office/word/2010/wordprocessingDrawing" xmlns:wp="http://schemas.openxmlformats.org/drawingml/2006/wordprocessingDrawing" xmlns:w10="urn:schemas-microsoft-com:office:word" xmlns:w="http://schemas.openxmlformats.org/wordprocessingml/2006/main" xmlns:w14="http://schemas.microsoft.com/office/word/2010/wordml" xmlns:w15="http://schemas.microsoft.com/office/word/2012/wordml" xmlns:w16cex="http://schemas.microsoft.com/office/word/2018/wordml/cex" xmlns:w16cid="http://schemas.microsoft.com/office/word/2016/wordml/cid" xmlns:w16="http://schemas.microsoft.com/office/word/2018/wordml" xmlns:w16du="http://schemas.microsoft.com/office/word/2023/wordml/word16du" xmlns:w16sdtdh="http://schemas.microsoft.com/office/word/2020/wordml/sdtdatahash" xmlns:w16sdtfl="http://schemas.microsoft.com/office/word/2024/wordml/sdtformatlock" xmlns:w16se="http://schemas.microsoft.com/office/word/2015/wordml/symex" xmlns:wpg="http://schemas.microsoft.com/office/word/2010/wordprocessingGroup" xmlns:wpi="http://schemas.microsoft.com/office/word/2010/wordprocessingInk" xmlns:wne="http://schemas.microsoft.com/office/word/2006/wordml" xmlns:wps="http://schemas.microsoft.com/office/word/2010/wordprocessingShape" mc:Ignorable="w14 w15 w16se w16cid w16 w16cex w16sdtdh w16sdtfl w16du wp14">
   <w:p>
     <w:pPr>
       <w:pStyle w:val="Footer"/>
@@ -2032,7 +2823,7 @@
 </file>
 
 <file path=word/footer3.xml><?xml version="1.0" encoding="utf-8"?>
-<w:ftr xmlns:wpc="http://schemas.microsoft.com/office/word/2010/wordprocessingCanvas" xmlns:cx="http://schemas.microsoft.com/office/drawing/2014/chartex" xmlns:cx1="http://schemas.microsoft.com/office/drawing/2015/9/8/chartex" xmlns:cx2="http://schemas.microsoft.com/office/drawing/2015/10/21/chartex" xmlns:cx3="http://schemas.microsoft.com/office/drawing/2016/5/9/chartex" xmlns:cx4="http://schemas.microsoft.com/office/drawing/2016/5/10/chartex" xmlns:cx5="http://schemas.microsoft.com/office/drawing/2016/5/11/chartex" xmlns:cx6="http://schemas.microsoft.com/office/drawing/2016/5/12/chartex" xmlns:cx7="http://schemas.microsoft.com/office/drawing/2016/5/13/chartex" xmlns:cx8="http://schemas.microsoft.com/office/drawing/2016/5/14/chartex" xmlns:mc="http://schemas.openxmlformats.org/markup-compatibility/2006" xmlns:aink="http://schemas.microsoft.com/office/drawing/2016/ink" xmlns:am3d="http://schemas.microsoft.com/office/drawing/2017/model3d" xmlns:o="urn:schemas-microsoft-com:office:office" xmlns:oel="http://schemas.microsoft.com/office/2019/extlst" xmlns:r="http://schemas.openxmlformats.org/officeDocument/2006/relationships" xmlns:m="http://schemas.openxmlformats.org/officeDocument/2006/math" xmlns:v="urn:schemas-microsoft-com:vml" xmlns:wp14="http://schemas.microsoft.com/office/word/2010/wordprocessingDrawing" xmlns:wp="http://schemas.openxmlformats.org/drawingml/2006/wordprocessingDrawing" xmlns:w10="urn:schemas-microsoft-com:office:word" xmlns:w="http://schemas.openxmlformats.org/wordprocessingml/2006/main" xmlns:w14="http://schemas.microsoft.com/office/word/2010/wordml" xmlns:w15="http://schemas.microsoft.com/office/word/2012/wordml" xmlns:w16cex="http://schemas.microsoft.com/office/word/2018/wordml/cex" xmlns:w16cid="http://schemas.microsoft.com/office/word/2016/wordml/cid" xmlns:w16="http://schemas.microsoft.com/office/word/2018/wordml" xmlns:w16du="http://schemas.microsoft.com/office/word/2023/wordml/word16du" xmlns:w16sdtdh="http://schemas.microsoft.com/office/word/2020/wordml/sdtdatahash" xmlns:w16se="http://schemas.microsoft.com/office/word/2015/wordml/symex" xmlns:wpg="http://schemas.microsoft.com/office/word/2010/wordprocessingGroup" xmlns:wpi="http://schemas.microsoft.com/office/word/2010/wordprocessingInk" xmlns:wne="http://schemas.microsoft.com/office/word/2006/wordml" xmlns:wps="http://schemas.microsoft.com/office/word/2010/wordprocessingShape" mc:Ignorable="w14 w15 w16se w16cid w16 w16cex w16sdtdh w16du wp14">
+<w:ftr xmlns:wpc="http://schemas.microsoft.com/office/word/2010/wordprocessingCanvas" xmlns:cx="http://schemas.microsoft.com/office/drawing/2014/chartex" xmlns:cx1="http://schemas.microsoft.com/office/drawing/2015/9/8/chartex" xmlns:cx2="http://schemas.microsoft.com/office/drawing/2015/10/21/chartex" xmlns:cx3="http://schemas.microsoft.com/office/drawing/2016/5/9/chartex" xmlns:cx4="http://schemas.microsoft.com/office/drawing/2016/5/10/chartex" xmlns:cx5="http://schemas.microsoft.com/office/drawing/2016/5/11/chartex" xmlns:cx6="http://schemas.microsoft.com/office/drawing/2016/5/12/chartex" xmlns:cx7="http://schemas.microsoft.com/office/drawing/2016/5/13/chartex" xmlns:cx8="http://schemas.microsoft.com/office/drawing/2016/5/14/chartex" xmlns:mc="http://schemas.openxmlformats.org/markup-compatibility/2006" xmlns:aink="http://schemas.microsoft.com/office/drawing/2016/ink" xmlns:am3d="http://schemas.microsoft.com/office/drawing/2017/model3d" xmlns:o="urn:schemas-microsoft-com:office:office" xmlns:oel="http://schemas.microsoft.com/office/2019/extlst" xmlns:r="http://schemas.openxmlformats.org/officeDocument/2006/relationships" xmlns:m="http://schemas.openxmlformats.org/officeDocument/2006/math" xmlns:v="urn:schemas-microsoft-com:vml" xmlns:wp14="http://schemas.microsoft.com/office/word/2010/wordprocessingDrawing" xmlns:wp="http://schemas.openxmlformats.org/drawingml/2006/wordprocessingDrawing" xmlns:w10="urn:schemas-microsoft-com:office:word" xmlns:w="http://schemas.openxmlformats.org/wordprocessingml/2006/main" xmlns:w14="http://schemas.microsoft.com/office/word/2010/wordml" xmlns:w15="http://schemas.microsoft.com/office/word/2012/wordml" xmlns:w16cex="http://schemas.microsoft.com/office/word/2018/wordml/cex" xmlns:w16cid="http://schemas.microsoft.com/office/word/2016/wordml/cid" xmlns:w16="http://schemas.microsoft.com/office/word/2018/wordml" xmlns:w16du="http://schemas.microsoft.com/office/word/2023/wordml/word16du" xmlns:w16sdtdh="http://schemas.microsoft.com/office/word/2020/wordml/sdtdatahash" xmlns:w16sdtfl="http://schemas.microsoft.com/office/word/2024/wordml/sdtformatlock" xmlns:w16se="http://schemas.microsoft.com/office/word/2015/wordml/symex" xmlns:wpg="http://schemas.microsoft.com/office/word/2010/wordprocessingGroup" xmlns:wpi="http://schemas.microsoft.com/office/word/2010/wordprocessingInk" xmlns:wne="http://schemas.microsoft.com/office/word/2006/wordml" xmlns:wps="http://schemas.microsoft.com/office/word/2010/wordprocessingShape" mc:Ignorable="w14 w15 w16se w16cid w16 w16cex w16sdtdh w16sdtfl w16du wp14">
   <w:p>
     <w:pPr>
       <w:pStyle w:val="Footer"/>
@@ -2042,7 +2833,7 @@
 </file>
 
 <file path=word/footnotes.xml><?xml version="1.0" encoding="utf-8"?>
-<w:footnotes xmlns:wpc="http://schemas.microsoft.com/office/word/2010/wordprocessingCanvas" xmlns:cx="http://schemas.microsoft.com/office/drawing/2014/chartex" xmlns:cx1="http://schemas.microsoft.com/office/drawing/2015/9/8/chartex" xmlns:cx2="http://schemas.microsoft.com/office/drawing/2015/10/21/chartex" xmlns:cx3="http://schemas.microsoft.com/office/drawing/2016/5/9/chartex" xmlns:cx4="http://schemas.microsoft.com/office/drawing/2016/5/10/chartex" xmlns:cx5="http://schemas.microsoft.com/office/drawing/2016/5/11/chartex" xmlns:cx6="http://schemas.microsoft.com/office/drawing/2016/5/12/chartex" xmlns:cx7="http://schemas.microsoft.com/office/drawing/2016/5/13/chartex" xmlns:cx8="http://schemas.microsoft.com/office/drawing/2016/5/14/chartex" xmlns:mc="http://schemas.openxmlformats.org/markup-compatibility/2006" xmlns:aink="http://schemas.microsoft.com/office/drawing/2016/ink" xmlns:am3d="http://schemas.microsoft.com/office/drawing/2017/model3d" xmlns:o="urn:schemas-microsoft-com:office:office" xmlns:oel="http://schemas.microsoft.com/office/2019/extlst" xmlns:r="http://schemas.openxmlformats.org/officeDocument/2006/relationships" xmlns:m="http://schemas.openxmlformats.org/officeDocument/2006/math" xmlns:v="urn:schemas-microsoft-com:vml" xmlns:wp14="http://schemas.microsoft.com/office/word/2010/wordprocessingDrawing" xmlns:wp="http://schemas.openxmlformats.org/drawingml/2006/wordprocessingDrawing" xmlns:w10="urn:schemas-microsoft-com:office:word" xmlns:w="http://schemas.openxmlformats.org/wordprocessingml/2006/main" xmlns:w14="http://schemas.microsoft.com/office/word/2010/wordml" xmlns:w15="http://schemas.microsoft.com/office/word/2012/wordml" xmlns:w16cex="http://schemas.microsoft.com/office/word/2018/wordml/cex" xmlns:w16cid="http://schemas.microsoft.com/office/word/2016/wordml/cid" xmlns:w16="http://schemas.microsoft.com/office/word/2018/wordml" xmlns:w16du="http://schemas.microsoft.com/office/word/2023/wordml/word16du" xmlns:w16sdtdh="http://schemas.microsoft.com/office/word/2020/wordml/sdtdatahash" xmlns:w16se="http://schemas.microsoft.com/office/word/2015/wordml/symex" xmlns:wpg="http://schemas.microsoft.com/office/word/2010/wordprocessingGroup" xmlns:wpi="http://schemas.microsoft.com/office/word/2010/wordprocessingInk" xmlns:wne="http://schemas.microsoft.com/office/word/2006/wordml" xmlns:wps="http://schemas.microsoft.com/office/word/2010/wordprocessingShape" mc:Ignorable="w14 w15 w16se w16cid w16 w16cex w16sdtdh w16du wp14">
+<w:footnotes xmlns:wpc="http://schemas.microsoft.com/office/word/2010/wordprocessingCanvas" xmlns:cx="http://schemas.microsoft.com/office/drawing/2014/chartex" xmlns:cx1="http://schemas.microsoft.com/office/drawing/2015/9/8/chartex" xmlns:cx2="http://schemas.microsoft.com/office/drawing/2015/10/21/chartex" xmlns:cx3="http://schemas.microsoft.com/office/drawing/2016/5/9/chartex" xmlns:cx4="http://schemas.microsoft.com/office/drawing/2016/5/10/chartex" xmlns:cx5="http://schemas.microsoft.com/office/drawing/2016/5/11/chartex" xmlns:cx6="http://schemas.microsoft.com/office/drawing/2016/5/12/chartex" xmlns:cx7="http://schemas.microsoft.com/office/drawing/2016/5/13/chartex" xmlns:cx8="http://schemas.microsoft.com/office/drawing/2016/5/14/chartex" xmlns:mc="http://schemas.openxmlformats.org/markup-compatibility/2006" xmlns:aink="http://schemas.microsoft.com/office/drawing/2016/ink" xmlns:am3d="http://schemas.microsoft.com/office/drawing/2017/model3d" xmlns:o="urn:schemas-microsoft-com:office:office" xmlns:oel="http://schemas.microsoft.com/office/2019/extlst" xmlns:r="http://schemas.openxmlformats.org/officeDocument/2006/relationships" xmlns:m="http://schemas.openxmlformats.org/officeDocument/2006/math" xmlns:v="urn:schemas-microsoft-com:vml" xmlns:wp14="http://schemas.microsoft.com/office/word/2010/wordprocessingDrawing" xmlns:wp="http://schemas.openxmlformats.org/drawingml/2006/wordprocessingDrawing" xmlns:w10="urn:schemas-microsoft-com:office:word" xmlns:w="http://schemas.openxmlformats.org/wordprocessingml/2006/main" xmlns:w14="http://schemas.microsoft.com/office/word/2010/wordml" xmlns:w15="http://schemas.microsoft.com/office/word/2012/wordml" xmlns:w16cex="http://schemas.microsoft.com/office/word/2018/wordml/cex" xmlns:w16cid="http://schemas.microsoft.com/office/word/2016/wordml/cid" xmlns:w16="http://schemas.microsoft.com/office/word/2018/wordml" xmlns:w16du="http://schemas.microsoft.com/office/word/2023/wordml/word16du" xmlns:w16sdtdh="http://schemas.microsoft.com/office/word/2020/wordml/sdtdatahash" xmlns:w16sdtfl="http://schemas.microsoft.com/office/word/2024/wordml/sdtformatlock" xmlns:w16se="http://schemas.microsoft.com/office/word/2015/wordml/symex" xmlns:wpg="http://schemas.microsoft.com/office/word/2010/wordprocessingGroup" xmlns:wpi="http://schemas.microsoft.com/office/word/2010/wordprocessingInk" xmlns:wne="http://schemas.microsoft.com/office/word/2006/wordml" xmlns:wps="http://schemas.microsoft.com/office/word/2010/wordprocessingShape" mc:Ignorable="w14 w15 w16se w16cid w16 w16cex w16sdtdh w16sdtfl w16du wp14">
   <w:footnote w:type="separator" w:id="-1">
     <w:p>
       <w:pPr>
@@ -2067,7 +2858,7 @@
 </file>
 
 <file path=word/header1.xml><?xml version="1.0" encoding="utf-8"?>
-<w:hdr xmlns:wpc="http://schemas.microsoft.com/office/word/2010/wordprocessingCanvas" xmlns:cx="http://schemas.microsoft.com/office/drawing/2014/chartex" xmlns:cx1="http://schemas.microsoft.com/office/drawing/2015/9/8/chartex" xmlns:cx2="http://schemas.microsoft.com/office/drawing/2015/10/21/chartex" xmlns:cx3="http://schemas.microsoft.com/office/drawing/2016/5/9/chartex" xmlns:cx4="http://schemas.microsoft.com/office/drawing/2016/5/10/chartex" xmlns:cx5="http://schemas.microsoft.com/office/drawing/2016/5/11/chartex" xmlns:cx6="http://schemas.microsoft.com/office/drawing/2016/5/12/chartex" xmlns:cx7="http://schemas.microsoft.com/office/drawing/2016/5/13/chartex" xmlns:cx8="http://schemas.microsoft.com/office/drawing/2016/5/14/chartex" xmlns:mc="http://schemas.openxmlformats.org/markup-compatibility/2006" xmlns:aink="http://schemas.microsoft.com/office/drawing/2016/ink" xmlns:am3d="http://schemas.microsoft.com/office/drawing/2017/model3d" xmlns:o="urn:schemas-microsoft-com:office:office" xmlns:oel="http://schemas.microsoft.com/office/2019/extlst" xmlns:r="http://schemas.openxmlformats.org/officeDocument/2006/relationships" xmlns:m="http://schemas.openxmlformats.org/officeDocument/2006/math" xmlns:v="urn:schemas-microsoft-com:vml" xmlns:wp14="http://schemas.microsoft.com/office/word/2010/wordprocessingDrawing" xmlns:wp="http://schemas.openxmlformats.org/drawingml/2006/wordprocessingDrawing" xmlns:w10="urn:schemas-microsoft-com:office:word" xmlns:w="http://schemas.openxmlformats.org/wordprocessingml/2006/main" xmlns:w14="http://schemas.microsoft.com/office/word/2010/wordml" xmlns:w15="http://schemas.microsoft.com/office/word/2012/wordml" xmlns:w16cex="http://schemas.microsoft.com/office/word/2018/wordml/cex" xmlns:w16cid="http://schemas.microsoft.com/office/word/2016/wordml/cid" xmlns:w16="http://schemas.microsoft.com/office/word/2018/wordml" xmlns:w16du="http://schemas.microsoft.com/office/word/2023/wordml/word16du" xmlns:w16sdtdh="http://schemas.microsoft.com/office/word/2020/wordml/sdtdatahash" xmlns:w16se="http://schemas.microsoft.com/office/word/2015/wordml/symex" xmlns:wpg="http://schemas.microsoft.com/office/word/2010/wordprocessingGroup" xmlns:wpi="http://schemas.microsoft.com/office/word/2010/wordprocessingInk" xmlns:wne="http://schemas.microsoft.com/office/word/2006/wordml" xmlns:wps="http://schemas.microsoft.com/office/word/2010/wordprocessingShape" mc:Ignorable="w14 w15 w16se w16cid w16 w16cex w16sdtdh w16du wp14">
+<w:hdr xmlns:wpc="http://schemas.microsoft.com/office/word/2010/wordprocessingCanvas" xmlns:cx="http://schemas.microsoft.com/office/drawing/2014/chartex" xmlns:cx1="http://schemas.microsoft.com/office/drawing/2015/9/8/chartex" xmlns:cx2="http://schemas.microsoft.com/office/drawing/2015/10/21/chartex" xmlns:cx3="http://schemas.microsoft.com/office/drawing/2016/5/9/chartex" xmlns:cx4="http://schemas.microsoft.com/office/drawing/2016/5/10/chartex" xmlns:cx5="http://schemas.microsoft.com/office/drawing/2016/5/11/chartex" xmlns:cx6="http://schemas.microsoft.com/office/drawing/2016/5/12/chartex" xmlns:cx7="http://schemas.microsoft.com/office/drawing/2016/5/13/chartex" xmlns:cx8="http://schemas.microsoft.com/office/drawing/2016/5/14/chartex" xmlns:mc="http://schemas.openxmlformats.org/markup-compatibility/2006" xmlns:aink="http://schemas.microsoft.com/office/drawing/2016/ink" xmlns:am3d="http://schemas.microsoft.com/office/drawing/2017/model3d" xmlns:o="urn:schemas-microsoft-com:office:office" xmlns:oel="http://schemas.microsoft.com/office/2019/extlst" xmlns:r="http://schemas.openxmlformats.org/officeDocument/2006/relationships" xmlns:m="http://schemas.openxmlformats.org/officeDocument/2006/math" xmlns:v="urn:schemas-microsoft-com:vml" xmlns:wp14="http://schemas.microsoft.com/office/word/2010/wordprocessingDrawing" xmlns:wp="http://schemas.openxmlformats.org/drawingml/2006/wordprocessingDrawing" xmlns:w10="urn:schemas-microsoft-com:office:word" xmlns:w="http://schemas.openxmlformats.org/wordprocessingml/2006/main" xmlns:w14="http://schemas.microsoft.com/office/word/2010/wordml" xmlns:w15="http://schemas.microsoft.com/office/word/2012/wordml" xmlns:w16cex="http://schemas.microsoft.com/office/word/2018/wordml/cex" xmlns:w16cid="http://schemas.microsoft.com/office/word/2016/wordml/cid" xmlns:w16="http://schemas.microsoft.com/office/word/2018/wordml" xmlns:w16du="http://schemas.microsoft.com/office/word/2023/wordml/word16du" xmlns:w16sdtdh="http://schemas.microsoft.com/office/word/2020/wordml/sdtdatahash" xmlns:w16sdtfl="http://schemas.microsoft.com/office/word/2024/wordml/sdtformatlock" xmlns:w16se="http://schemas.microsoft.com/office/word/2015/wordml/symex" xmlns:wpg="http://schemas.microsoft.com/office/word/2010/wordprocessingGroup" xmlns:wpi="http://schemas.microsoft.com/office/word/2010/wordprocessingInk" xmlns:wne="http://schemas.microsoft.com/office/word/2006/wordml" xmlns:wps="http://schemas.microsoft.com/office/word/2010/wordprocessingShape" mc:Ignorable="w14 w15 w16se w16cid w16 w16cex w16sdtdh w16sdtfl w16du wp14">
   <w:p>
     <w:pPr>
       <w:pStyle w:val="Header"/>
@@ -2077,7 +2868,7 @@
 </file>
 
 <file path=word/header2.xml><?xml version="1.0" encoding="utf-8"?>
-<w:hdr xmlns:wpc="http://schemas.microsoft.com/office/word/2010/wordprocessingCanvas" xmlns:cx="http://schemas.microsoft.com/office/drawing/2014/chartex" xmlns:cx1="http://schemas.microsoft.com/office/drawing/2015/9/8/chartex" xmlns:cx2="http://schemas.microsoft.com/office/drawing/2015/10/21/chartex" xmlns:cx3="http://schemas.microsoft.com/office/drawing/2016/5/9/chartex" xmlns:cx4="http://schemas.microsoft.com/office/drawing/2016/5/10/chartex" xmlns:cx5="http://schemas.microsoft.com/office/drawing/2016/5/11/chartex" xmlns:cx6="http://schemas.microsoft.com/office/drawing/2016/5/12/chartex" xmlns:cx7="http://schemas.microsoft.com/office/drawing/2016/5/13/chartex" xmlns:cx8="http://schemas.microsoft.com/office/drawing/2016/5/14/chartex" xmlns:mc="http://schemas.openxmlformats.org/markup-compatibility/2006" xmlns:aink="http://schemas.microsoft.com/office/drawing/2016/ink" xmlns:am3d="http://schemas.microsoft.com/office/drawing/2017/model3d" xmlns:o="urn:schemas-microsoft-com:office:office" xmlns:oel="http://schemas.microsoft.com/office/2019/extlst" xmlns:r="http://schemas.openxmlformats.org/officeDocument/2006/relationships" xmlns:m="http://schemas.openxmlformats.org/officeDocument/2006/math" xmlns:v="urn:schemas-microsoft-com:vml" xmlns:wp14="http://schemas.microsoft.com/office/word/2010/wordprocessingDrawing" xmlns:wp="http://schemas.openxmlformats.org/drawingml/2006/wordprocessingDrawing" xmlns:w10="urn:schemas-microsoft-com:office:word" xmlns:w="http://schemas.openxmlformats.org/wordprocessingml/2006/main" xmlns:w14="http://schemas.microsoft.com/office/word/2010/wordml" xmlns:w15="http://schemas.microsoft.com/office/word/2012/wordml" xmlns:w16cex="http://schemas.microsoft.com/office/word/2018/wordml/cex" xmlns:w16cid="http://schemas.microsoft.com/office/word/2016/wordml/cid" xmlns:w16="http://schemas.microsoft.com/office/word/2018/wordml" xmlns:w16du="http://schemas.microsoft.com/office/word/2023/wordml/word16du" xmlns:w16sdtdh="http://schemas.microsoft.com/office/word/2020/wordml/sdtdatahash" xmlns:w16se="http://schemas.microsoft.com/office/word/2015/wordml/symex" xmlns:wpg="http://schemas.microsoft.com/office/word/2010/wordprocessingGroup" xmlns:wpi="http://schemas.microsoft.com/office/word/2010/wordprocessingInk" xmlns:wne="http://schemas.microsoft.com/office/word/2006/wordml" xmlns:wps="http://schemas.microsoft.com/office/word/2010/wordprocessingShape" mc:Ignorable="w14 w15 w16se w16cid w16 w16cex w16sdtdh w16du wp14">
+<w:hdr xmlns:wpc="http://schemas.microsoft.com/office/word/2010/wordprocessingCanvas" xmlns:cx="http://schemas.microsoft.com/office/drawing/2014/chartex" xmlns:cx1="http://schemas.microsoft.com/office/drawing/2015/9/8/chartex" xmlns:cx2="http://schemas.microsoft.com/office/drawing/2015/10/21/chartex" xmlns:cx3="http://schemas.microsoft.com/office/drawing/2016/5/9/chartex" xmlns:cx4="http://schemas.microsoft.com/office/drawing/2016/5/10/chartex" xmlns:cx5="http://schemas.microsoft.com/office/drawing/2016/5/11/chartex" xmlns:cx6="http://schemas.microsoft.com/office/drawing/2016/5/12/chartex" xmlns:cx7="http://schemas.microsoft.com/office/drawing/2016/5/13/chartex" xmlns:cx8="http://schemas.microsoft.com/office/drawing/2016/5/14/chartex" xmlns:mc="http://schemas.openxmlformats.org/markup-compatibility/2006" xmlns:aink="http://schemas.microsoft.com/office/drawing/2016/ink" xmlns:am3d="http://schemas.microsoft.com/office/drawing/2017/model3d" xmlns:o="urn:schemas-microsoft-com:office:office" xmlns:oel="http://schemas.microsoft.com/office/2019/extlst" xmlns:r="http://schemas.openxmlformats.org/officeDocument/2006/relationships" xmlns:m="http://schemas.openxmlformats.org/officeDocument/2006/math" xmlns:v="urn:schemas-microsoft-com:vml" xmlns:wp14="http://schemas.microsoft.com/office/word/2010/wordprocessingDrawing" xmlns:wp="http://schemas.openxmlformats.org/drawingml/2006/wordprocessingDrawing" xmlns:w10="urn:schemas-microsoft-com:office:word" xmlns:w="http://schemas.openxmlformats.org/wordprocessingml/2006/main" xmlns:w14="http://schemas.microsoft.com/office/word/2010/wordml" xmlns:w15="http://schemas.microsoft.com/office/word/2012/wordml" xmlns:w16cex="http://schemas.microsoft.com/office/word/2018/wordml/cex" xmlns:w16cid="http://schemas.microsoft.com/office/word/2016/wordml/cid" xmlns:w16="http://schemas.microsoft.com/office/word/2018/wordml" xmlns:w16du="http://schemas.microsoft.com/office/word/2023/wordml/word16du" xmlns:w16sdtdh="http://schemas.microsoft.com/office/word/2020/wordml/sdtdatahash" xmlns:w16sdtfl="http://schemas.microsoft.com/office/word/2024/wordml/sdtformatlock" xmlns:w16se="http://schemas.microsoft.com/office/word/2015/wordml/symex" xmlns:wpg="http://schemas.microsoft.com/office/word/2010/wordprocessingGroup" xmlns:wpi="http://schemas.microsoft.com/office/word/2010/wordprocessingInk" xmlns:wne="http://schemas.microsoft.com/office/word/2006/wordml" xmlns:wps="http://schemas.microsoft.com/office/word/2010/wordprocessingShape" mc:Ignorable="w14 w15 w16se w16cid w16 w16cex w16sdtdh w16sdtfl w16du wp14">
   <w:p>
     <w:pPr>
       <w:pStyle w:val="Header"/>
@@ -2087,7 +2878,7 @@
 </file>
 
 <file path=word/header3.xml><?xml version="1.0" encoding="utf-8"?>
-<w:hdr xmlns:wpc="http://schemas.microsoft.com/office/word/2010/wordprocessingCanvas" xmlns:cx="http://schemas.microsoft.com/office/drawing/2014/chartex" xmlns:cx1="http://schemas.microsoft.com/office/drawing/2015/9/8/chartex" xmlns:cx2="http://schemas.microsoft.com/office/drawing/2015/10/21/chartex" xmlns:cx3="http://schemas.microsoft.com/office/drawing/2016/5/9/chartex" xmlns:cx4="http://schemas.microsoft.com/office/drawing/2016/5/10/chartex" xmlns:cx5="http://schemas.microsoft.com/office/drawing/2016/5/11/chartex" xmlns:cx6="http://schemas.microsoft.com/office/drawing/2016/5/12/chartex" xmlns:cx7="http://schemas.microsoft.com/office/drawing/2016/5/13/chartex" xmlns:cx8="http://schemas.microsoft.com/office/drawing/2016/5/14/chartex" xmlns:mc="http://schemas.openxmlformats.org/markup-compatibility/2006" xmlns:aink="http://schemas.microsoft.com/office/drawing/2016/ink" xmlns:am3d="http://schemas.microsoft.com/office/drawing/2017/model3d" xmlns:o="urn:schemas-microsoft-com:office:office" xmlns:oel="http://schemas.microsoft.com/office/2019/extlst" xmlns:r="http://schemas.openxmlformats.org/officeDocument/2006/relationships" xmlns:m="http://schemas.openxmlformats.org/officeDocument/2006/math" xmlns:v="urn:schemas-microsoft-com:vml" xmlns:wp14="http://schemas.microsoft.com/office/word/2010/wordprocessingDrawing" xmlns:wp="http://schemas.openxmlformats.org/drawingml/2006/wordprocessingDrawing" xmlns:w10="urn:schemas-microsoft-com:office:word" xmlns:w="http://schemas.openxmlformats.org/wordprocessingml/2006/main" xmlns:w14="http://schemas.microsoft.com/office/word/2010/wordml" xmlns:w15="http://schemas.microsoft.com/office/word/2012/wordml" xmlns:w16cex="http://schemas.microsoft.com/office/word/2018/wordml/cex" xmlns:w16cid="http://schemas.microsoft.com/office/word/2016/wordml/cid" xmlns:w16="http://schemas.microsoft.com/office/word/2018/wordml" xmlns:w16du="http://schemas.microsoft.com/office/word/2023/wordml/word16du" xmlns:w16sdtdh="http://schemas.microsoft.com/office/word/2020/wordml/sdtdatahash" xmlns:w16se="http://schemas.microsoft.com/office/word/2015/wordml/symex" xmlns:wpg="http://schemas.microsoft.com/office/word/2010/wordprocessingGroup" xmlns:wpi="http://schemas.microsoft.com/office/word/2010/wordprocessingInk" xmlns:wne="http://schemas.microsoft.com/office/word/2006/wordml" xmlns:wps="http://schemas.microsoft.com/office/word/2010/wordprocessingShape" mc:Ignorable="w14 w15 w16se w16cid w16 w16cex w16sdtdh w16du wp14">
+<w:hdr xmlns:wpc="http://schemas.microsoft.com/office/word/2010/wordprocessingCanvas" xmlns:cx="http://schemas.microsoft.com/office/drawing/2014/chartex" xmlns:cx1="http://schemas.microsoft.com/office/drawing/2015/9/8/chartex" xmlns:cx2="http://schemas.microsoft.com/office/drawing/2015/10/21/chartex" xmlns:cx3="http://schemas.microsoft.com/office/drawing/2016/5/9/chartex" xmlns:cx4="http://schemas.microsoft.com/office/drawing/2016/5/10/chartex" xmlns:cx5="http://schemas.microsoft.com/office/drawing/2016/5/11/chartex" xmlns:cx6="http://schemas.microsoft.com/office/drawing/2016/5/12/chartex" xmlns:cx7="http://schemas.microsoft.com/office/drawing/2016/5/13/chartex" xmlns:cx8="http://schemas.microsoft.com/office/drawing/2016/5/14/chartex" xmlns:mc="http://schemas.openxmlformats.org/markup-compatibility/2006" xmlns:aink="http://schemas.microsoft.com/office/drawing/2016/ink" xmlns:am3d="http://schemas.microsoft.com/office/drawing/2017/model3d" xmlns:o="urn:schemas-microsoft-com:office:office" xmlns:oel="http://schemas.microsoft.com/office/2019/extlst" xmlns:r="http://schemas.openxmlformats.org/officeDocument/2006/relationships" xmlns:m="http://schemas.openxmlformats.org/officeDocument/2006/math" xmlns:v="urn:schemas-microsoft-com:vml" xmlns:wp14="http://schemas.microsoft.com/office/word/2010/wordprocessingDrawing" xmlns:wp="http://schemas.openxmlformats.org/drawingml/2006/wordprocessingDrawing" xmlns:w10="urn:schemas-microsoft-com:office:word" xmlns:w="http://schemas.openxmlformats.org/wordprocessingml/2006/main" xmlns:w14="http://schemas.microsoft.com/office/word/2010/wordml" xmlns:w15="http://schemas.microsoft.com/office/word/2012/wordml" xmlns:w16cex="http://schemas.microsoft.com/office/word/2018/wordml/cex" xmlns:w16cid="http://schemas.microsoft.com/office/word/2016/wordml/cid" xmlns:w16="http://schemas.microsoft.com/office/word/2018/wordml" xmlns:w16du="http://schemas.microsoft.com/office/word/2023/wordml/word16du" xmlns:w16sdtdh="http://schemas.microsoft.com/office/word/2020/wordml/sdtdatahash" xmlns:w16sdtfl="http://schemas.microsoft.com/office/word/2024/wordml/sdtformatlock" xmlns:w16se="http://schemas.microsoft.com/office/word/2015/wordml/symex" xmlns:wpg="http://schemas.microsoft.com/office/word/2010/wordprocessingGroup" xmlns:wpi="http://schemas.microsoft.com/office/word/2010/wordprocessingInk" xmlns:wne="http://schemas.microsoft.com/office/word/2006/wordml" xmlns:wps="http://schemas.microsoft.com/office/word/2010/wordprocessingShape" mc:Ignorable="w14 w15 w16se w16cid w16 w16cex w16sdtdh w16sdtfl w16du wp14">
   <w:p>
     <w:pPr>
       <w:pStyle w:val="Header"/>
@@ -2097,7 +2888,7 @@
 </file>
 
 <file path=word/numbering.xml><?xml version="1.0" encoding="utf-8"?>
-<w:numbering xmlns:wpc="http://schemas.microsoft.com/office/word/2010/wordprocessingCanvas" xmlns:cx="http://schemas.microsoft.com/office/drawing/2014/chartex" xmlns:cx1="http://schemas.microsoft.com/office/drawing/2015/9/8/chartex" xmlns:cx2="http://schemas.microsoft.com/office/drawing/2015/10/21/chartex" xmlns:cx3="http://schemas.microsoft.com/office/drawing/2016/5/9/chartex" xmlns:cx4="http://schemas.microsoft.com/office/drawing/2016/5/10/chartex" xmlns:cx5="http://schemas.microsoft.com/office/drawing/2016/5/11/chartex" xmlns:cx6="http://schemas.microsoft.com/office/drawing/2016/5/12/chartex" xmlns:cx7="http://schemas.microsoft.com/office/drawing/2016/5/13/chartex" xmlns:cx8="http://schemas.microsoft.com/office/drawing/2016/5/14/chartex" xmlns:mc="http://schemas.openxmlformats.org/markup-compatibility/2006" xmlns:aink="http://schemas.microsoft.com/office/drawing/2016/ink" xmlns:am3d="http://schemas.microsoft.com/office/drawing/2017/model3d" xmlns:o="urn:schemas-microsoft-com:office:office" xmlns:oel="http://schemas.microsoft.com/office/2019/extlst" xmlns:r="http://schemas.openxmlformats.org/officeDocument/2006/relationships" xmlns:m="http://schemas.openxmlformats.org/officeDocument/2006/math" xmlns:v="urn:schemas-microsoft-com:vml" xmlns:wp14="http://schemas.microsoft.com/office/word/2010/wordprocessingDrawing" xmlns:wp="http://schemas.openxmlformats.org/drawingml/2006/wordprocessingDrawing" xmlns:w10="urn:schemas-microsoft-com:office:word" xmlns:w="http://schemas.openxmlformats.org/wordprocessingml/2006/main" xmlns:w14="http://schemas.microsoft.com/office/word/2010/wordml" xmlns:w15="http://schemas.microsoft.com/office/word/2012/wordml" xmlns:w16cex="http://schemas.microsoft.com/office/word/2018/wordml/cex" xmlns:w16cid="http://schemas.microsoft.com/office/word/2016/wordml/cid" xmlns:w16="http://schemas.microsoft.com/office/word/2018/wordml" xmlns:w16du="http://schemas.microsoft.com/office/word/2023/wordml/word16du" xmlns:w16sdtdh="http://schemas.microsoft.com/office/word/2020/wordml/sdtdatahash" xmlns:w16se="http://schemas.microsoft.com/office/word/2015/wordml/symex" xmlns:wpg="http://schemas.microsoft.com/office/word/2010/wordprocessingGroup" xmlns:wpi="http://schemas.microsoft.com/office/word/2010/wordprocessingInk" xmlns:wne="http://schemas.microsoft.com/office/word/2006/wordml" xmlns:wps="http://schemas.microsoft.com/office/word/2010/wordprocessingShape" mc:Ignorable="w14 w15 w16se w16cid w16 w16cex w16sdtdh w16du wp14">
+<w:numbering xmlns:wpc="http://schemas.microsoft.com/office/word/2010/wordprocessingCanvas" xmlns:cx="http://schemas.microsoft.com/office/drawing/2014/chartex" xmlns:cx1="http://schemas.microsoft.com/office/drawing/2015/9/8/chartex" xmlns:cx2="http://schemas.microsoft.com/office/drawing/2015/10/21/chartex" xmlns:cx3="http://schemas.microsoft.com/office/drawing/2016/5/9/chartex" xmlns:cx4="http://schemas.microsoft.com/office/drawing/2016/5/10/chartex" xmlns:cx5="http://schemas.microsoft.com/office/drawing/2016/5/11/chartex" xmlns:cx6="http://schemas.microsoft.com/office/drawing/2016/5/12/chartex" xmlns:cx7="http://schemas.microsoft.com/office/drawing/2016/5/13/chartex" xmlns:cx8="http://schemas.microsoft.com/office/drawing/2016/5/14/chartex" xmlns:mc="http://schemas.openxmlformats.org/markup-compatibility/2006" xmlns:aink="http://schemas.microsoft.com/office/drawing/2016/ink" xmlns:am3d="http://schemas.microsoft.com/office/drawing/2017/model3d" xmlns:o="urn:schemas-microsoft-com:office:office" xmlns:oel="http://schemas.microsoft.com/office/2019/extlst" xmlns:r="http://schemas.openxmlformats.org/officeDocument/2006/relationships" xmlns:m="http://schemas.openxmlformats.org/officeDocument/2006/math" xmlns:v="urn:schemas-microsoft-com:vml" xmlns:wp14="http://schemas.microsoft.com/office/word/2010/wordprocessingDrawing" xmlns:wp="http://schemas.openxmlformats.org/drawingml/2006/wordprocessingDrawing" xmlns:w10="urn:schemas-microsoft-com:office:word" xmlns:w="http://schemas.openxmlformats.org/wordprocessingml/2006/main" xmlns:w14="http://schemas.microsoft.com/office/word/2010/wordml" xmlns:w15="http://schemas.microsoft.com/office/word/2012/wordml" xmlns:w16cex="http://schemas.microsoft.com/office/word/2018/wordml/cex" xmlns:w16cid="http://schemas.microsoft.com/office/word/2016/wordml/cid" xmlns:w16="http://schemas.microsoft.com/office/word/2018/wordml" xmlns:w16du="http://schemas.microsoft.com/office/word/2023/wordml/word16du" xmlns:w16sdtdh="http://schemas.microsoft.com/office/word/2020/wordml/sdtdatahash" xmlns:w16sdtfl="http://schemas.microsoft.com/office/word/2024/wordml/sdtformatlock" xmlns:w16se="http://schemas.microsoft.com/office/word/2015/wordml/symex" xmlns:wpg="http://schemas.microsoft.com/office/word/2010/wordprocessingGroup" xmlns:wpi="http://schemas.microsoft.com/office/word/2010/wordprocessingInk" xmlns:wne="http://schemas.microsoft.com/office/word/2006/wordml" xmlns:wps="http://schemas.microsoft.com/office/word/2010/wordprocessingShape" mc:Ignorable="w14 w15 w16se w16cid w16 w16cex w16sdtdh w16sdtfl w16du wp14">
   <w:abstractNum w:abstractNumId="0" w15:restartNumberingAfterBreak="0">
     <w:nsid w:val="5C986A36"/>
     <w:multiLevelType w:val="hybridMultilevel"/>
@@ -2217,7 +3008,7 @@
 </file>
 
 <file path=word/styles.xml><?xml version="1.0" encoding="utf-8"?>
-<w:styles xmlns:mc="http://schemas.openxmlformats.org/markup-compatibility/2006" xmlns:r="http://schemas.openxmlformats.org/officeDocument/2006/relationships" xmlns:w="http://schemas.openxmlformats.org/wordprocessingml/2006/main" xmlns:w14="http://schemas.microsoft.com/office/word/2010/wordml" xmlns:w15="http://schemas.microsoft.com/office/word/2012/wordml" xmlns:w16cex="http://schemas.microsoft.com/office/word/2018/wordml/cex" xmlns:w16cid="http://schemas.microsoft.com/office/word/2016/wordml/cid" xmlns:w16="http://schemas.microsoft.com/office/word/2018/wordml" xmlns:w16du="http://schemas.microsoft.com/office/word/2023/wordml/word16du" xmlns:w16sdtdh="http://schemas.microsoft.com/office/word/2020/wordml/sdtdatahash" xmlns:w16se="http://schemas.microsoft.com/office/word/2015/wordml/symex" mc:Ignorable="w14 w15 w16se w16cid w16 w16cex w16sdtdh w16du">
+<w:styles xmlns:mc="http://schemas.openxmlformats.org/markup-compatibility/2006" xmlns:r="http://schemas.openxmlformats.org/officeDocument/2006/relationships" xmlns:w="http://schemas.openxmlformats.org/wordprocessingml/2006/main" xmlns:w14="http://schemas.microsoft.com/office/word/2010/wordml" xmlns:w15="http://schemas.microsoft.com/office/word/2012/wordml" xmlns:w16cex="http://schemas.microsoft.com/office/word/2018/wordml/cex" xmlns:w16cid="http://schemas.microsoft.com/office/word/2016/wordml/cid" xmlns:w16="http://schemas.microsoft.com/office/word/2018/wordml" xmlns:w16du="http://schemas.microsoft.com/office/word/2023/wordml/word16du" xmlns:w16sdtdh="http://schemas.microsoft.com/office/word/2020/wordml/sdtdatahash" xmlns:w16sdtfl="http://schemas.microsoft.com/office/word/2024/wordml/sdtformatlock" xmlns:w16se="http://schemas.microsoft.com/office/word/2015/wordml/symex" mc:Ignorable="w14 w15 w16se w16cid w16 w16cex w16sdtdh w16sdtfl w16du">
   <w:docDefaults>
     <w:rPrDefault>
       <w:rPr>

--- a/Aaryan_Kandiah_Resume.docx
+++ b/Aaryan_Kandiah_Resume.docx
@@ -69,17 +69,16 @@
         </w:rPr>
         <w:t xml:space="preserve"> </w:t>
       </w:r>
-      <w:hyperlink r:id="rId7" w:history="1">
-        <w:r>
-          <w:rPr>
-            <w:rStyle w:val="Hyperlink"/>
-            <w:rFonts w:ascii="Cambria" w:hAnsi="Cambria" w:cs="Arial"/>
-            <w:bCs/>
-            <w:color w:val="000000" w:themeColor="text1"/>
-          </w:rPr>
-          <w:t>aaryan001@e.ntu.edu.sg</w:t>
-        </w:r>
-      </w:hyperlink>
+      <w:r>
+        <w:rPr>
+          <w:rFonts w:ascii="Cambria" w:hAnsi="Cambria" w:cs="Arial"/>
+          <w:bCs/>
+          <w:color w:val="000000" w:themeColor="text1"/>
+          <w:u w:val="single"/>
+        </w:rPr>
+        <w:t>aaryan.kandiah@gmail.com</w:t>
+      </w:r>
+      <w:hyperlink r:id="rId7" w:history="1"/>
       <w:r>
         <w:rPr>
           <w:rFonts w:ascii="Cambria" w:hAnsi="Cambria" w:cs="Arial"/>
@@ -143,7 +142,7 @@
           <w:iCs/>
           <w:color w:val="000000" w:themeColor="text1"/>
         </w:rPr>
-        <w:t xml:space="preserve">Seeking </w:t>
+        <w:t>Open to Part-Time Roles in AI / Software Engineering</w:t>
       </w:r>
       <w:r>
         <w:rPr>
@@ -153,25 +152,15 @@
           <w:iCs/>
           <w:color w:val="000000" w:themeColor="text1"/>
         </w:rPr>
-        <w:t>Internship</w:t>
-      </w:r>
-      <w:r>
-        <w:rPr>
-          <w:rFonts w:ascii="Cambria" w:hAnsi="Cambria" w:cs="Arial"/>
-          <w:bCs/>
-          <w:i/>
-          <w:iCs/>
-          <w:color w:val="000000" w:themeColor="text1"/>
-        </w:rPr>
-        <w:t xml:space="preserve"> in Artificial Intelligence</w:t>
-      </w:r>
-      <w:r>
-        <w:rPr>
-          <w:rFonts w:ascii="Cambria" w:hAnsi="Cambria" w:cs="Arial"/>
-          <w:bCs/>
-          <w:color w:val="000000" w:themeColor="text1"/>
-        </w:rPr>
-        <w:t xml:space="preserve"> | </w:t>
+        <w:t xml:space="preserve"> </w:t>
+      </w:r>
+      <w:r>
+        <w:rPr>
+          <w:rFonts w:ascii="Cambria" w:hAnsi="Cambria" w:cs="Arial"/>
+          <w:bCs/>
+          <w:color w:val="000000" w:themeColor="text1"/>
+        </w:rPr>
+        <w:t xml:space="preserve">| </w:t>
       </w:r>
       <w:r>
         <w:rPr>
@@ -196,7 +185,7 @@
           <w:bCs/>
           <w:color w:val="000000" w:themeColor="text1"/>
         </w:rPr>
-        <w:t>May</w:t>
+        <w:t>Aug</w:t>
       </w:r>
       <w:r>
         <w:rPr>
@@ -212,7 +201,7 @@
           <w:bCs/>
           <w:color w:val="000000" w:themeColor="text1"/>
         </w:rPr>
-        <w:t>July</w:t>
+        <w:t>Jan</w:t>
       </w:r>
       <w:r>
         <w:rPr>
@@ -221,6 +210,14 @@
           <w:color w:val="000000" w:themeColor="text1"/>
         </w:rPr>
         <w:t xml:space="preserve"> 2026</w:t>
+      </w:r>
+      <w:r>
+        <w:rPr>
+          <w:rFonts w:ascii="Cambria" w:hAnsi="Cambria" w:cs="Arial"/>
+          <w:bCs/>
+          <w:color w:val="000000" w:themeColor="text1"/>
+        </w:rPr>
+        <w:t xml:space="preserve"> </w:t>
       </w:r>
     </w:p>
     <w:p>
@@ -232,6 +229,121 @@
           <w:tab w:val="left" w:pos="4971"/>
           <w:tab w:val="center" w:pos="5216"/>
         </w:tabs>
+        <w:spacing w:before="80" w:after="0" w:line="230" w:lineRule="exact"/>
+        <w:jc w:val="both"/>
+        <w:rPr>
+          <w:rFonts w:ascii="Cambria" w:hAnsi="Cambria" w:cs="Arial"/>
+          <w:b/>
+          <w:color w:val="000000" w:themeColor="text1"/>
+        </w:rPr>
+      </w:pPr>
+      <w:r>
+        <w:rPr>
+          <w:rFonts w:ascii="Cambria" w:hAnsi="Cambria" w:cs="Arial"/>
+          <w:b/>
+          <w:color w:val="000000" w:themeColor="text1"/>
+        </w:rPr>
+        <w:t>PROFESSIONAL SUMMARY</w:t>
+      </w:r>
+      <w:r>
+        <w:rPr>
+          <w:rFonts w:ascii="Cambria" w:hAnsi="Cambria" w:cs="Arial"/>
+          <w:b/>
+          <w:color w:val="000000" w:themeColor="text1"/>
+        </w:rPr>
+        <w:tab/>
+      </w:r>
+      <w:r>
+        <w:rPr>
+          <w:rFonts w:ascii="Cambria" w:hAnsi="Cambria" w:cs="Arial"/>
+          <w:b/>
+          <w:color w:val="000000" w:themeColor="text1"/>
+        </w:rPr>
+        <w:tab/>
+      </w:r>
+    </w:p>
+    <w:p>
+      <w:pPr>
+        <w:spacing w:before="80" w:after="80" w:line="230" w:lineRule="exact"/>
+        <w:jc w:val="both"/>
+        <w:rPr>
+          <w:rFonts w:ascii="Cambria" w:hAnsi="Cambria" w:cs="Arial"/>
+          <w:color w:val="000000" w:themeColor="text1"/>
+        </w:rPr>
+      </w:pPr>
+      <w:r>
+        <w:rPr>
+          <w:rFonts w:ascii="Cambria" w:hAnsi="Cambria" w:cs="Arial"/>
+          <w:color w:val="000000" w:themeColor="text1"/>
+        </w:rPr>
+        <w:t xml:space="preserve">Incoming NUS </w:t>
+      </w:r>
+      <w:r>
+        <w:rPr>
+          <w:rFonts w:ascii="Cambria" w:hAnsi="Cambria" w:cs="Arial"/>
+          <w:color w:val="000000" w:themeColor="text1"/>
+        </w:rPr>
+        <w:t>Master of Computing</w:t>
+      </w:r>
+      <w:r>
+        <w:rPr>
+          <w:rFonts w:ascii="Cambria" w:hAnsi="Cambria" w:cs="Arial"/>
+          <w:color w:val="000000" w:themeColor="text1"/>
+        </w:rPr>
+        <w:t xml:space="preserve"> (AI) student with experience building and deploying production AI systems, including a full-stack agentic HVAC platform with RAG architecture and real-time AI-powered energy dashboards. Experienced in optimizing backend/frontend systems across multiple client deployments. </w:t>
+      </w:r>
+      <w:r>
+        <w:rPr>
+          <w:rFonts w:ascii="Cambria" w:hAnsi="Cambria" w:cs="Arial"/>
+          <w:color w:val="000000" w:themeColor="text1"/>
+        </w:rPr>
+        <w:t>Proficient</w:t>
+      </w:r>
+      <w:r>
+        <w:rPr>
+          <w:rFonts w:ascii="Cambria" w:hAnsi="Cambria" w:cs="Arial"/>
+          <w:color w:val="000000" w:themeColor="text1"/>
+        </w:rPr>
+        <w:t xml:space="preserve"> in Python, React, TypeScript, and AI frameworks (</w:t>
+      </w:r>
+      <w:proofErr w:type="spellStart"/>
+      <w:r>
+        <w:rPr>
+          <w:rFonts w:ascii="Cambria" w:hAnsi="Cambria" w:cs="Arial"/>
+          <w:color w:val="000000" w:themeColor="text1"/>
+        </w:rPr>
+        <w:t>LangChain</w:t>
+      </w:r>
+      <w:proofErr w:type="spellEnd"/>
+      <w:r>
+        <w:rPr>
+          <w:rFonts w:ascii="Cambria" w:hAnsi="Cambria" w:cs="Arial"/>
+          <w:color w:val="000000" w:themeColor="text1"/>
+        </w:rPr>
+        <w:t xml:space="preserve">, </w:t>
+      </w:r>
+      <w:proofErr w:type="spellStart"/>
+      <w:r>
+        <w:rPr>
+          <w:rFonts w:ascii="Cambria" w:hAnsi="Cambria" w:cs="Arial"/>
+          <w:color w:val="000000" w:themeColor="text1"/>
+        </w:rPr>
+        <w:t>PyTorch</w:t>
+      </w:r>
+      <w:proofErr w:type="spellEnd"/>
+      <w:r>
+        <w:rPr>
+          <w:rFonts w:ascii="Cambria" w:hAnsi="Cambria" w:cs="Arial"/>
+          <w:color w:val="000000" w:themeColor="text1"/>
+        </w:rPr>
+        <w:t xml:space="preserve">). </w:t>
+      </w:r>
+    </w:p>
+    <w:p>
+      <w:pPr>
+        <w:pBdr>
+          <w:bottom w:val="single" w:sz="4" w:space="1" w:color="auto"/>
+        </w:pBdr>
         <w:spacing w:after="0" w:line="230" w:lineRule="exact"/>
         <w:jc w:val="both"/>
         <w:rPr>
@@ -246,6 +358,346 @@
           <w:b/>
           <w:color w:val="000000" w:themeColor="text1"/>
         </w:rPr>
+        <w:t>WORK EXPERIENCE</w:t>
+      </w:r>
+    </w:p>
+    <w:p>
+      <w:pPr>
+        <w:spacing w:before="80" w:after="0" w:line="240" w:lineRule="auto"/>
+        <w:jc w:val="both"/>
+        <w:rPr>
+          <w:rFonts w:ascii="Cambria" w:hAnsi="Cambria" w:cs="Arial"/>
+          <w:b/>
+          <w:bCs/>
+          <w:color w:val="000000" w:themeColor="text1"/>
+        </w:rPr>
+      </w:pPr>
+      <w:r>
+        <w:rPr>
+          <w:rFonts w:ascii="Cambria" w:hAnsi="Cambria" w:cs="Arial"/>
+          <w:b/>
+          <w:bCs/>
+          <w:color w:val="000000" w:themeColor="text1"/>
+        </w:rPr>
+        <w:t xml:space="preserve">Univers, </w:t>
+      </w:r>
+      <w:r>
+        <w:rPr>
+          <w:rFonts w:ascii="Cambria" w:hAnsi="Cambria" w:cs="Arial"/>
+          <w:b/>
+          <w:bCs/>
+          <w:i/>
+          <w:iCs/>
+          <w:color w:val="000000" w:themeColor="text1"/>
+          <w:u w:val="single"/>
+        </w:rPr>
+        <w:t>AI Innovation Engineer Intern</w:t>
+      </w:r>
+      <w:r>
+        <w:rPr>
+          <w:rFonts w:ascii="Cambria" w:hAnsi="Cambria" w:cs="Arial"/>
+          <w:b/>
+          <w:bCs/>
+          <w:color w:val="000000" w:themeColor="text1"/>
+        </w:rPr>
+        <w:t xml:space="preserve">                                                                                                </w:t>
+      </w:r>
+      <w:r>
+        <w:rPr>
+          <w:rFonts w:ascii="Cambria" w:hAnsi="Cambria" w:cs="Arial"/>
+          <w:color w:val="000000" w:themeColor="text1"/>
+        </w:rPr>
+        <w:t xml:space="preserve">May 2025 – </w:t>
+      </w:r>
+      <w:r>
+        <w:rPr>
+          <w:rFonts w:ascii="Cambria" w:hAnsi="Cambria" w:cs="Arial"/>
+          <w:b/>
+          <w:bCs/>
+          <w:color w:val="000000" w:themeColor="text1"/>
+        </w:rPr>
+        <w:t>Present</w:t>
+      </w:r>
+    </w:p>
+    <w:p>
+      <w:pPr>
+        <w:pStyle w:val="ListParagraph"/>
+        <w:numPr>
+          <w:ilvl w:val="0"/>
+          <w:numId w:val="1"/>
+        </w:numPr>
+        <w:spacing w:after="0" w:line="240" w:lineRule="exact"/>
+        <w:ind w:left="232" w:hanging="232"/>
+        <w:jc w:val="both"/>
+        <w:rPr>
+          <w:rFonts w:ascii="Cambria" w:hAnsi="Cambria" w:cs="Arial"/>
+          <w:color w:val="000000" w:themeColor="text1"/>
+        </w:rPr>
+      </w:pPr>
+      <w:r>
+        <w:rPr>
+          <w:rFonts w:ascii="Cambria" w:hAnsi="Cambria" w:cs="Arial"/>
+          <w:color w:val="000000" w:themeColor="text1"/>
+        </w:rPr>
+        <w:t>Engineered</w:t>
+      </w:r>
+      <w:r>
+        <w:rPr>
+          <w:rFonts w:ascii="Cambria" w:hAnsi="Cambria" w:cs="Arial"/>
+          <w:b/>
+          <w:bCs/>
+          <w:color w:val="000000" w:themeColor="text1"/>
+        </w:rPr>
+        <w:t xml:space="preserve"> </w:t>
+      </w:r>
+      <w:r>
+        <w:rPr>
+          <w:rFonts w:ascii="Cambria" w:hAnsi="Cambria" w:cs="Arial"/>
+          <w:color w:val="000000" w:themeColor="text1"/>
+        </w:rPr>
+        <w:t xml:space="preserve">a </w:t>
+      </w:r>
+      <w:r>
+        <w:rPr>
+          <w:rFonts w:ascii="Cambria" w:hAnsi="Cambria" w:cs="Arial"/>
+          <w:b/>
+          <w:bCs/>
+          <w:color w:val="000000" w:themeColor="text1"/>
+        </w:rPr>
+        <w:t>full-stack AI HVAC Agentic Platform</w:t>
+      </w:r>
+      <w:r>
+        <w:rPr>
+          <w:rFonts w:ascii="Cambria" w:hAnsi="Cambria" w:cs="Arial"/>
+          <w:color w:val="000000" w:themeColor="text1"/>
+        </w:rPr>
+        <w:t xml:space="preserve"> for internal GTM and engineering teams, featuring RAG architecture with VectorDB, context-aware recommendations, role-based AI reasoning, and AI-powered sales enablement tools </w:t>
+      </w:r>
+      <w:r>
+        <w:rPr>
+          <w:rFonts w:ascii="Cambria" w:hAnsi="Cambria" w:cs="Arial"/>
+          <w:b/>
+          <w:bCs/>
+          <w:color w:val="000000" w:themeColor="text1"/>
+        </w:rPr>
+        <w:t>increasing GTM team productivity by ~25%.</w:t>
+      </w:r>
+    </w:p>
+    <w:p>
+      <w:pPr>
+        <w:pStyle w:val="ListParagraph"/>
+        <w:numPr>
+          <w:ilvl w:val="0"/>
+          <w:numId w:val="1"/>
+        </w:numPr>
+        <w:spacing w:after="0" w:line="240" w:lineRule="exact"/>
+        <w:ind w:left="232" w:hanging="232"/>
+        <w:jc w:val="both"/>
+        <w:rPr>
+          <w:rFonts w:ascii="Cambria" w:hAnsi="Cambria" w:cs="Arial"/>
+          <w:color w:val="000000" w:themeColor="text1"/>
+        </w:rPr>
+      </w:pPr>
+      <w:r>
+        <w:rPr>
+          <w:rFonts w:ascii="Cambria" w:hAnsi="Cambria" w:cs="Arial"/>
+          <w:color w:val="000000" w:themeColor="text1"/>
+        </w:rPr>
+        <w:t xml:space="preserve">Optimized </w:t>
+      </w:r>
+      <w:r>
+        <w:rPr>
+          <w:rFonts w:ascii="Cambria" w:hAnsi="Cambria" w:cs="Arial"/>
+          <w:b/>
+          <w:bCs/>
+          <w:color w:val="000000" w:themeColor="text1"/>
+        </w:rPr>
+        <w:t xml:space="preserve">Java backend and React/TypeScript frontend </w:t>
+      </w:r>
+      <w:r>
+        <w:rPr>
+          <w:rFonts w:ascii="Cambria" w:hAnsi="Cambria" w:cs="Arial"/>
+          <w:color w:val="000000" w:themeColor="text1"/>
+        </w:rPr>
+        <w:t xml:space="preserve">energy-saving dashboards for </w:t>
+      </w:r>
+      <w:r>
+        <w:rPr>
+          <w:rFonts w:ascii="Cambria" w:hAnsi="Cambria" w:cs="Arial"/>
+          <w:b/>
+          <w:bCs/>
+          <w:color w:val="000000" w:themeColor="text1"/>
+        </w:rPr>
+        <w:t>8</w:t>
+      </w:r>
+      <w:r>
+        <w:rPr>
+          <w:rFonts w:ascii="Cambria" w:hAnsi="Cambria" w:cs="Arial"/>
+          <w:b/>
+          <w:bCs/>
+          <w:color w:val="000000" w:themeColor="text1"/>
+        </w:rPr>
+        <w:t xml:space="preserve"> clients</w:t>
+      </w:r>
+      <w:r>
+        <w:rPr>
+          <w:rFonts w:ascii="Cambria" w:hAnsi="Cambria" w:cs="Arial"/>
+          <w:color w:val="000000" w:themeColor="text1"/>
+        </w:rPr>
+        <w:t xml:space="preserve">; debugged critical backend API endpoints, implemented real-time chatbot streaming, natural language data queries, and interactive visualizations, </w:t>
+      </w:r>
+      <w:r>
+        <w:rPr>
+          <w:rFonts w:ascii="Cambria" w:hAnsi="Cambria" w:cs="Arial"/>
+          <w:b/>
+          <w:bCs/>
+          <w:color w:val="000000" w:themeColor="text1"/>
+        </w:rPr>
+        <w:t>reducing load time by 20%.</w:t>
+      </w:r>
+    </w:p>
+    <w:p>
+      <w:pPr>
+        <w:pStyle w:val="ListParagraph"/>
+        <w:numPr>
+          <w:ilvl w:val="0"/>
+          <w:numId w:val="1"/>
+        </w:numPr>
+        <w:spacing w:after="0" w:line="240" w:lineRule="exact"/>
+        <w:ind w:left="232" w:hanging="232"/>
+        <w:jc w:val="both"/>
+        <w:rPr>
+          <w:rFonts w:ascii="Cambria" w:hAnsi="Cambria" w:cs="Arial"/>
+          <w:color w:val="000000" w:themeColor="text1"/>
+        </w:rPr>
+      </w:pPr>
+      <w:r>
+        <w:rPr>
+          <w:rFonts w:ascii="Cambria" w:hAnsi="Cambria" w:cs="Arial"/>
+          <w:color w:val="000000" w:themeColor="text1"/>
+        </w:rPr>
+        <w:t xml:space="preserve">Deployed </w:t>
+      </w:r>
+      <w:r>
+        <w:rPr>
+          <w:rFonts w:ascii="Cambria" w:hAnsi="Cambria" w:cs="Arial"/>
+          <w:b/>
+          <w:bCs/>
+          <w:color w:val="000000" w:themeColor="text1"/>
+        </w:rPr>
+        <w:t>2</w:t>
+      </w:r>
+      <w:r>
+        <w:rPr>
+          <w:rFonts w:ascii="Cambria" w:hAnsi="Cambria" w:cs="Arial"/>
+          <w:color w:val="000000" w:themeColor="text1"/>
+        </w:rPr>
+        <w:t xml:space="preserve"> </w:t>
+      </w:r>
+      <w:r>
+        <w:rPr>
+          <w:rFonts w:ascii="Cambria" w:hAnsi="Cambria" w:cs="Arial"/>
+          <w:b/>
+          <w:bCs/>
+          <w:color w:val="000000" w:themeColor="text1"/>
+        </w:rPr>
+        <w:t>on-premises AI HVAC solutions</w:t>
+      </w:r>
+      <w:r>
+        <w:rPr>
+          <w:rFonts w:ascii="Cambria" w:hAnsi="Cambria" w:cs="Arial"/>
+          <w:color w:val="000000" w:themeColor="text1"/>
+        </w:rPr>
+        <w:t xml:space="preserve"> on dedicated hardware with local LLM hosting, configuring end-to-end AI dashboards and backend/frontend services, enabling AI capabilities with zero cloud dependency.</w:t>
+      </w:r>
+    </w:p>
+    <w:p>
+      <w:pPr>
+        <w:pStyle w:val="ListParagraph"/>
+        <w:numPr>
+          <w:ilvl w:val="0"/>
+          <w:numId w:val="1"/>
+        </w:numPr>
+        <w:spacing w:after="0" w:line="240" w:lineRule="exact"/>
+        <w:ind w:left="232" w:hanging="232"/>
+        <w:jc w:val="both"/>
+        <w:rPr>
+          <w:rFonts w:ascii="Cambria" w:hAnsi="Cambria" w:cs="Arial"/>
+          <w:color w:val="000000" w:themeColor="text1"/>
+        </w:rPr>
+      </w:pPr>
+      <w:r>
+        <w:rPr>
+          <w:rFonts w:ascii="Cambria" w:hAnsi="Cambria" w:cs="Arial"/>
+          <w:color w:val="000000" w:themeColor="text1"/>
+        </w:rPr>
+        <w:t>Built</w:t>
+      </w:r>
+      <w:r>
+        <w:rPr>
+          <w:rFonts w:ascii="Cambria" w:hAnsi="Cambria" w:cs="Arial"/>
+          <w:b/>
+          <w:bCs/>
+          <w:color w:val="000000" w:themeColor="text1"/>
+        </w:rPr>
+        <w:t xml:space="preserve"> </w:t>
+      </w:r>
+      <w:r>
+        <w:rPr>
+          <w:rFonts w:ascii="Cambria" w:hAnsi="Cambria" w:cs="Arial"/>
+          <w:color w:val="000000" w:themeColor="text1"/>
+        </w:rPr>
+        <w:t>internal</w:t>
+      </w:r>
+      <w:r>
+        <w:rPr>
+          <w:rFonts w:ascii="Cambria" w:hAnsi="Cambria" w:cs="Arial"/>
+          <w:b/>
+          <w:bCs/>
+          <w:color w:val="000000" w:themeColor="text1"/>
+        </w:rPr>
+        <w:t xml:space="preserve"> AI monitoring service</w:t>
+      </w:r>
+      <w:r>
+        <w:rPr>
+          <w:rFonts w:ascii="Cambria" w:hAnsi="Cambria" w:cs="Arial"/>
+          <w:color w:val="000000" w:themeColor="text1"/>
+        </w:rPr>
+        <w:t xml:space="preserve"> to detect bugs and data anomalies across client-facing dashboards, with automated notifications to engineering team, </w:t>
+      </w:r>
+      <w:r>
+        <w:rPr>
+          <w:rFonts w:ascii="Cambria" w:hAnsi="Cambria" w:cs="Arial"/>
+          <w:b/>
+          <w:bCs/>
+          <w:color w:val="000000" w:themeColor="text1"/>
+        </w:rPr>
+        <w:t>reducing incident response time by ~40%.</w:t>
+      </w:r>
+    </w:p>
+    <w:p>
+      <w:pPr>
+        <w:pBdr>
+          <w:bottom w:val="single" w:sz="4" w:space="0" w:color="auto"/>
+        </w:pBdr>
+        <w:tabs>
+          <w:tab w:val="left" w:pos="4971"/>
+          <w:tab w:val="center" w:pos="5216"/>
+        </w:tabs>
+        <w:spacing w:before="80" w:after="0" w:line="230" w:lineRule="exact"/>
+        <w:jc w:val="both"/>
+        <w:rPr>
+          <w:rFonts w:ascii="Cambria" w:hAnsi="Cambria" w:cs="Arial"/>
+          <w:b/>
+          <w:color w:val="000000" w:themeColor="text1"/>
+        </w:rPr>
+      </w:pPr>
+      <w:r>
+        <w:rPr>
+          <w:rFonts w:ascii="Cambria" w:hAnsi="Cambria" w:cs="Arial"/>
+          <w:b/>
+          <w:color w:val="000000" w:themeColor="text1"/>
+        </w:rPr>
         <w:t>EDUCATION</w:t>
       </w:r>
       <w:r>
@@ -289,15 +741,7 @@
           <w:bCs/>
           <w:color w:val="000000" w:themeColor="text1"/>
         </w:rPr>
-        <w:t>(NUS)</w:t>
-      </w:r>
-      <w:r>
-        <w:rPr>
-          <w:rFonts w:ascii="Cambria" w:hAnsi="Cambria" w:cs="Arial"/>
-          <w:bCs/>
-          <w:color w:val="000000" w:themeColor="text1"/>
-        </w:rPr>
-        <w:t xml:space="preserve">                                                             </w:t>
+        <w:t xml:space="preserve">(NUS)                                                             </w:t>
       </w:r>
       <w:r>
         <w:rPr>
@@ -370,7 +814,7 @@
     </w:p>
     <w:p>
       <w:pPr>
-        <w:spacing w:before="120" w:after="0" w:line="230" w:lineRule="exact"/>
+        <w:spacing w:before="80" w:after="0" w:line="230" w:lineRule="exact"/>
         <w:ind w:left="720" w:hanging="720"/>
         <w:jc w:val="both"/>
         <w:rPr>
@@ -433,23 +877,7 @@
           <w:color w:val="000000" w:themeColor="text1"/>
         </w:rPr>
         <w:tab/>
-        <w:t xml:space="preserve">               </w:t>
-      </w:r>
-      <w:r>
-        <w:rPr>
-          <w:rFonts w:ascii="Cambria" w:hAnsi="Cambria" w:cs="Arial"/>
-          <w:b/>
-          <w:color w:val="000000" w:themeColor="text1"/>
-        </w:rPr>
-        <w:t xml:space="preserve">                      </w:t>
-      </w:r>
-      <w:r>
-        <w:rPr>
-          <w:rFonts w:ascii="Cambria" w:hAnsi="Cambria" w:cs="Arial"/>
-          <w:b/>
-          <w:color w:val="000000" w:themeColor="text1"/>
-        </w:rPr>
-        <w:t xml:space="preserve">   </w:t>
+        <w:t xml:space="preserve">                                        </w:t>
       </w:r>
       <w:r>
         <w:rPr>
@@ -547,37 +975,14 @@
           <w:bCs/>
           <w:color w:val="000000" w:themeColor="text1"/>
         </w:rPr>
-        <w:t>Honours (Distinction</w:t>
-      </w:r>
-      <w:r>
-        <w:rPr>
-          <w:rFonts w:ascii="Cambria" w:hAnsi="Cambria" w:cs="Arial"/>
-          <w:b/>
-          <w:bCs/>
-          <w:color w:val="000000" w:themeColor="text1"/>
-        </w:rPr>
-        <w:t xml:space="preserve">) </w:t>
-      </w:r>
-      <w:r>
-        <w:rPr>
-          <w:rFonts w:ascii="Cambria" w:hAnsi="Cambria" w:cs="Arial"/>
-          <w:color w:val="000000" w:themeColor="text1"/>
-        </w:rPr>
-        <w:t>CGPA: 4.3</w:t>
-      </w:r>
-      <w:r>
-        <w:rPr>
-          <w:rFonts w:ascii="Cambria" w:hAnsi="Cambria" w:cs="Arial"/>
-          <w:color w:val="000000" w:themeColor="text1"/>
-        </w:rPr>
-        <w:t>6</w:t>
-      </w:r>
-      <w:r>
-        <w:rPr>
-          <w:rFonts w:ascii="Cambria" w:hAnsi="Cambria" w:cs="Arial"/>
-          <w:color w:val="000000" w:themeColor="text1"/>
-        </w:rPr>
-        <w:t xml:space="preserve"> / 5.00</w:t>
+        <w:t xml:space="preserve">Honours (Distinction) </w:t>
+      </w:r>
+      <w:r>
+        <w:rPr>
+          <w:rFonts w:ascii="Cambria" w:hAnsi="Cambria" w:cs="Arial"/>
+          <w:color w:val="000000" w:themeColor="text1"/>
+        </w:rPr>
+        <w:t>CGPA: 4.36 / 5.00</w:t>
       </w:r>
     </w:p>
     <w:p>
@@ -602,21 +1007,7 @@
           <w:rFonts w:ascii="Cambria" w:hAnsi="Cambria" w:cs="Arial"/>
           <w:color w:val="000000" w:themeColor="text1"/>
         </w:rPr>
-        <w:t>Relevant Modules: (</w:t>
-      </w:r>
-      <w:r>
-        <w:rPr>
-          <w:rFonts w:ascii="Cambria" w:hAnsi="Cambria" w:cs="Arial"/>
-          <w:color w:val="000000" w:themeColor="text1"/>
-        </w:rPr>
-        <w:t>1</w:t>
-      </w:r>
-      <w:r>
-        <w:rPr>
-          <w:rFonts w:ascii="Cambria" w:hAnsi="Cambria" w:cs="Arial"/>
-          <w:color w:val="000000" w:themeColor="text1"/>
-        </w:rPr>
-        <w:t xml:space="preserve">) </w:t>
+        <w:t xml:space="preserve">Relevant Modules: (1) </w:t>
       </w:r>
       <w:r>
         <w:rPr>
@@ -632,21 +1023,7 @@
           <w:rFonts w:ascii="Cambria" w:hAnsi="Cambria" w:cs="Arial"/>
           <w:color w:val="000000" w:themeColor="text1"/>
         </w:rPr>
-        <w:t xml:space="preserve"> (</w:t>
-      </w:r>
-      <w:r>
-        <w:rPr>
-          <w:rFonts w:ascii="Cambria" w:hAnsi="Cambria" w:cs="Arial"/>
-          <w:color w:val="000000" w:themeColor="text1"/>
-        </w:rPr>
-        <w:t>2</w:t>
-      </w:r>
-      <w:r>
-        <w:rPr>
-          <w:rFonts w:ascii="Cambria" w:hAnsi="Cambria" w:cs="Arial"/>
-          <w:color w:val="000000" w:themeColor="text1"/>
-        </w:rPr>
-        <w:t xml:space="preserve">) </w:t>
+        <w:t xml:space="preserve"> (2) </w:t>
       </w:r>
       <w:r>
         <w:rPr>
@@ -662,21 +1039,7 @@
           <w:rFonts w:ascii="Cambria" w:hAnsi="Cambria" w:cs="Arial"/>
           <w:color w:val="000000" w:themeColor="text1"/>
         </w:rPr>
-        <w:t>(</w:t>
-      </w:r>
-      <w:r>
-        <w:rPr>
-          <w:rFonts w:ascii="Cambria" w:hAnsi="Cambria" w:cs="Arial"/>
-          <w:color w:val="000000" w:themeColor="text1"/>
-        </w:rPr>
-        <w:t>3</w:t>
-      </w:r>
-      <w:r>
-        <w:rPr>
-          <w:rFonts w:ascii="Cambria" w:hAnsi="Cambria" w:cs="Arial"/>
-          <w:color w:val="000000" w:themeColor="text1"/>
-        </w:rPr>
-        <w:t xml:space="preserve">) </w:t>
+        <w:t xml:space="preserve">(3) </w:t>
       </w:r>
       <w:r>
         <w:rPr>
@@ -708,21 +1071,7 @@
           <w:rFonts w:ascii="Cambria" w:hAnsi="Cambria" w:cs="Arial"/>
           <w:color w:val="000000" w:themeColor="text1"/>
         </w:rPr>
-        <w:t>]</w:t>
-      </w:r>
-      <w:r>
-        <w:rPr>
-          <w:rFonts w:ascii="Cambria" w:hAnsi="Cambria" w:cs="Arial"/>
-          <w:color w:val="000000" w:themeColor="text1"/>
-        </w:rPr>
-        <w:t xml:space="preserve"> </w:t>
-      </w:r>
-      <w:r>
-        <w:rPr>
-          <w:rFonts w:ascii="Cambria" w:hAnsi="Cambria" w:cs="Arial"/>
-          <w:color w:val="000000" w:themeColor="text1"/>
-        </w:rPr>
-        <w:t>(4) M</w:t>
+        <w:t>] (4) M</w:t>
       </w:r>
       <w:r>
         <w:rPr>
@@ -742,10 +1091,63 @@
         </w:rPr>
         <w:t>[Large Language Models, Transformer Architecture, Attention Mechanism]</w:t>
       </w:r>
-    </w:p>
-    <w:p>
-      <w:pPr>
-        <w:spacing w:before="140" w:after="0" w:line="230" w:lineRule="exact"/>
+      <w:r>
+        <w:rPr>
+          <w:rFonts w:ascii="Cambria" w:hAnsi="Cambria" w:cs="Arial"/>
+          <w:color w:val="000000" w:themeColor="text1"/>
+        </w:rPr>
+        <w:t xml:space="preserve"> </w:t>
+      </w:r>
+      <w:r>
+        <w:rPr>
+          <w:rFonts w:ascii="Cambria" w:hAnsi="Cambria" w:cs="Arial"/>
+          <w:color w:val="000000" w:themeColor="text1"/>
+        </w:rPr>
+        <w:t>(</w:t>
+      </w:r>
+      <w:r>
+        <w:rPr>
+          <w:rFonts w:ascii="Cambria" w:hAnsi="Cambria" w:cs="Arial"/>
+          <w:color w:val="000000" w:themeColor="text1"/>
+        </w:rPr>
+        <w:t>5</w:t>
+      </w:r>
+      <w:r>
+        <w:rPr>
+          <w:rFonts w:ascii="Cambria" w:hAnsi="Cambria" w:cs="Arial"/>
+          <w:color w:val="000000" w:themeColor="text1"/>
+        </w:rPr>
+        <w:t>)</w:t>
+      </w:r>
+      <w:r>
+        <w:rPr>
+          <w:rFonts w:ascii="Cambria" w:hAnsi="Cambria" w:cs="Arial"/>
+          <w:color w:val="000000" w:themeColor="text1"/>
+        </w:rPr>
+        <w:t xml:space="preserve"> </w:t>
+      </w:r>
+      <w:r>
+        <w:rPr>
+          <w:rFonts w:ascii="Cambria" w:hAnsi="Cambria" w:cs="Arial"/>
+          <w:i/>
+          <w:iCs/>
+          <w:color w:val="000000" w:themeColor="text1"/>
+        </w:rPr>
+        <w:t xml:space="preserve">Intelligent Systems Design </w:t>
+      </w:r>
+      <w:r>
+        <w:rPr>
+          <w:rFonts w:ascii="Cambria" w:hAnsi="Cambria" w:cs="Arial"/>
+          <w:b/>
+          <w:bCs/>
+          <w:color w:val="000000" w:themeColor="text1"/>
+        </w:rPr>
+        <w:t>[Deep Learning, Computer Vision, Statistical Pattern Recognition]</w:t>
+      </w:r>
+    </w:p>
+    <w:p>
+      <w:pPr>
+        <w:spacing w:before="80" w:after="0" w:line="230" w:lineRule="exact"/>
         <w:jc w:val="both"/>
         <w:rPr>
           <w:rFonts w:ascii="Cambria" w:hAnsi="Cambria" w:cs="Arial"/>
@@ -831,44 +1233,72 @@
     <w:p>
       <w:pPr>
         <w:pBdr>
-          <w:bottom w:val="single" w:sz="4" w:space="1" w:color="auto"/>
+          <w:bottom w:val="single" w:sz="6" w:space="1" w:color="auto"/>
         </w:pBdr>
-        <w:spacing w:before="140" w:after="0" w:line="230" w:lineRule="exact"/>
-        <w:jc w:val="both"/>
-        <w:rPr>
-          <w:rFonts w:ascii="Cambria" w:hAnsi="Cambria" w:cs="Arial"/>
-          <w:b/>
-          <w:color w:val="000000" w:themeColor="text1"/>
-        </w:rPr>
-      </w:pPr>
-      <w:r>
-        <w:rPr>
-          <w:rFonts w:ascii="Cambria" w:hAnsi="Cambria" w:cs="Arial"/>
-          <w:b/>
-          <w:color w:val="000000" w:themeColor="text1"/>
-        </w:rPr>
-        <w:t>WORK EXPERIENCE</w:t>
-      </w:r>
-    </w:p>
-    <w:p>
-      <w:pPr>
-        <w:spacing w:before="80" w:after="0" w:line="240" w:lineRule="auto"/>
-        <w:jc w:val="both"/>
-        <w:rPr>
-          <w:rFonts w:ascii="Cambria" w:hAnsi="Cambria" w:cs="Arial"/>
-          <w:b/>
-          <w:bCs/>
-          <w:color w:val="000000" w:themeColor="text1"/>
-        </w:rPr>
-      </w:pPr>
-      <w:r>
-        <w:rPr>
-          <w:rFonts w:ascii="Cambria" w:hAnsi="Cambria" w:cs="Arial"/>
-          <w:b/>
-          <w:bCs/>
-          <w:color w:val="000000" w:themeColor="text1"/>
-        </w:rPr>
-        <w:t xml:space="preserve">Univers, </w:t>
+        <w:spacing w:before="80" w:after="0" w:line="230" w:lineRule="exact"/>
+        <w:jc w:val="both"/>
+        <w:rPr>
+          <w:rFonts w:ascii="Cambria" w:hAnsi="Cambria" w:cs="Arial"/>
+          <w:b/>
+          <w:color w:val="000000" w:themeColor="text1"/>
+        </w:rPr>
+      </w:pPr>
+      <w:r>
+        <w:rPr>
+          <w:rFonts w:ascii="Cambria" w:hAnsi="Cambria" w:cs="Arial"/>
+          <w:b/>
+          <w:color w:val="000000" w:themeColor="text1"/>
+        </w:rPr>
+        <w:t xml:space="preserve">ACADEMIC PROJECTS / COMPETITION PROJECT / RESEARCH EXPERIENCE </w:t>
+      </w:r>
+      <w:r>
+        <w:rPr>
+          <w:rFonts w:ascii="Cambria" w:hAnsi="Cambria" w:cs="Arial"/>
+          <w:b/>
+          <w:color w:val="000000" w:themeColor="text1"/>
+        </w:rPr>
+        <w:tab/>
+      </w:r>
+      <w:r>
+        <w:rPr>
+          <w:rFonts w:ascii="Cambria" w:hAnsi="Cambria" w:cs="Arial"/>
+          <w:color w:val="000000" w:themeColor="text1"/>
+        </w:rPr>
+        <w:tab/>
+      </w:r>
+      <w:r>
+        <w:rPr>
+          <w:rFonts w:ascii="Cambria" w:hAnsi="Cambria" w:cs="Arial"/>
+          <w:color w:val="000000" w:themeColor="text1"/>
+        </w:rPr>
+        <w:tab/>
+      </w:r>
+      <w:r>
+        <w:rPr>
+          <w:rFonts w:ascii="Cambria" w:hAnsi="Cambria" w:cs="Arial"/>
+          <w:color w:val="000000" w:themeColor="text1"/>
+        </w:rPr>
+        <w:tab/>
+        <w:t xml:space="preserve">          </w:t>
+      </w:r>
+    </w:p>
+    <w:p>
+      <w:pPr>
+        <w:spacing w:before="80" w:after="0" w:line="230" w:lineRule="exact"/>
+        <w:jc w:val="both"/>
+        <w:rPr>
+          <w:rFonts w:ascii="Cambria" w:hAnsi="Cambria" w:cs="Arial"/>
+          <w:color w:val="000000" w:themeColor="text1"/>
+        </w:rPr>
+      </w:pPr>
+      <w:bookmarkStart w:id="0" w:name="_Hlk205651404"/>
+      <w:bookmarkStart w:id="1" w:name="_Hlk205651295"/>
+      <w:r>
+        <w:rPr>
+          <w:rFonts w:ascii="Cambria" w:hAnsi="Cambria" w:cs="Arial"/>
+          <w:color w:val="000000" w:themeColor="text1"/>
+        </w:rPr>
+        <w:t xml:space="preserve">NTU-EEE Module: </w:t>
       </w:r>
       <w:r>
         <w:rPr>
@@ -878,548 +1308,6 @@
           <w:i/>
           <w:iCs/>
           <w:color w:val="000000" w:themeColor="text1"/>
-          <w:u w:val="single"/>
-        </w:rPr>
-        <w:t>AI Innovation Engineer Intern</w:t>
-      </w:r>
-      <w:r>
-        <w:rPr>
-          <w:rFonts w:ascii="Cambria" w:hAnsi="Cambria" w:cs="Arial"/>
-          <w:b/>
-          <w:bCs/>
-          <w:color w:val="000000" w:themeColor="text1"/>
-        </w:rPr>
-        <w:t xml:space="preserve">                                                                                                </w:t>
-      </w:r>
-      <w:r>
-        <w:rPr>
-          <w:rFonts w:ascii="Cambria" w:hAnsi="Cambria" w:cs="Arial"/>
-          <w:color w:val="000000" w:themeColor="text1"/>
-        </w:rPr>
-        <w:t xml:space="preserve">May 2025 – </w:t>
-      </w:r>
-      <w:r>
-        <w:rPr>
-          <w:rFonts w:ascii="Cambria" w:hAnsi="Cambria" w:cs="Arial"/>
-          <w:b/>
-          <w:bCs/>
-          <w:color w:val="000000" w:themeColor="text1"/>
-        </w:rPr>
-        <w:t>Present</w:t>
-      </w:r>
-    </w:p>
-    <w:p>
-      <w:pPr>
-        <w:pStyle w:val="ListParagraph"/>
-        <w:numPr>
-          <w:ilvl w:val="0"/>
-          <w:numId w:val="1"/>
-        </w:numPr>
-        <w:spacing w:after="0" w:line="240" w:lineRule="exact"/>
-        <w:ind w:left="232" w:hanging="232"/>
-        <w:jc w:val="both"/>
-        <w:rPr>
-          <w:rFonts w:ascii="Cambria" w:hAnsi="Cambria" w:cs="Arial"/>
-          <w:color w:val="000000" w:themeColor="text1"/>
-        </w:rPr>
-      </w:pPr>
-      <w:r>
-        <w:rPr>
-          <w:rFonts w:ascii="Cambria" w:hAnsi="Cambria" w:cs="Arial"/>
-          <w:color w:val="000000" w:themeColor="text1"/>
-        </w:rPr>
-        <w:t>Developed</w:t>
-      </w:r>
-      <w:r>
-        <w:rPr>
-          <w:rFonts w:ascii="Cambria" w:hAnsi="Cambria" w:cs="Arial"/>
-          <w:b/>
-          <w:bCs/>
-          <w:color w:val="000000" w:themeColor="text1"/>
-        </w:rPr>
-        <w:t xml:space="preserve"> </w:t>
-      </w:r>
-      <w:r>
-        <w:rPr>
-          <w:rFonts w:ascii="Cambria" w:hAnsi="Cambria" w:cs="Arial"/>
-          <w:color w:val="000000" w:themeColor="text1"/>
-        </w:rPr>
-        <w:t xml:space="preserve">a </w:t>
-      </w:r>
-      <w:r>
-        <w:rPr>
-          <w:rFonts w:ascii="Cambria" w:hAnsi="Cambria" w:cs="Arial"/>
-          <w:b/>
-          <w:bCs/>
-          <w:color w:val="000000" w:themeColor="text1"/>
-        </w:rPr>
-        <w:t>full-stack AI</w:t>
-      </w:r>
-      <w:r>
-        <w:rPr>
-          <w:rFonts w:ascii="Cambria" w:hAnsi="Cambria" w:cs="Arial"/>
-          <w:b/>
-          <w:bCs/>
-          <w:color w:val="000000" w:themeColor="text1"/>
-        </w:rPr>
-        <w:t xml:space="preserve"> HVAC</w:t>
-      </w:r>
-      <w:r>
-        <w:rPr>
-          <w:rFonts w:ascii="Cambria" w:hAnsi="Cambria" w:cs="Arial"/>
-          <w:b/>
-          <w:bCs/>
-          <w:color w:val="000000" w:themeColor="text1"/>
-        </w:rPr>
-        <w:t xml:space="preserve"> Agentic Platform</w:t>
-      </w:r>
-      <w:r>
-        <w:rPr>
-          <w:rFonts w:ascii="Cambria" w:hAnsi="Cambria" w:cs="Arial"/>
-          <w:color w:val="000000" w:themeColor="text1"/>
-        </w:rPr>
-        <w:t xml:space="preserve"> for </w:t>
-      </w:r>
-      <w:r>
-        <w:rPr>
-          <w:rFonts w:ascii="Cambria" w:hAnsi="Cambria" w:cs="Arial"/>
-          <w:color w:val="000000" w:themeColor="text1"/>
-        </w:rPr>
-        <w:t>internal GTM and engineering teams, featuring</w:t>
-      </w:r>
-      <w:r>
-        <w:rPr>
-          <w:rFonts w:ascii="Cambria" w:hAnsi="Cambria" w:cs="Arial"/>
-          <w:color w:val="000000" w:themeColor="text1"/>
-        </w:rPr>
-        <w:t xml:space="preserve"> </w:t>
-      </w:r>
-      <w:r>
-        <w:rPr>
-          <w:rFonts w:ascii="Cambria" w:hAnsi="Cambria" w:cs="Arial"/>
-          <w:color w:val="000000" w:themeColor="text1"/>
-        </w:rPr>
-        <w:t xml:space="preserve">RAG architecture with VectorDB, context-aware recommendations, </w:t>
-      </w:r>
-      <w:r>
-        <w:rPr>
-          <w:rFonts w:ascii="Cambria" w:hAnsi="Cambria" w:cs="Arial"/>
-          <w:color w:val="000000" w:themeColor="text1"/>
-        </w:rPr>
-        <w:t xml:space="preserve">role-based AI reasoning, </w:t>
-      </w:r>
-      <w:r>
-        <w:rPr>
-          <w:rFonts w:ascii="Cambria" w:hAnsi="Cambria" w:cs="Arial"/>
-          <w:color w:val="000000" w:themeColor="text1"/>
-        </w:rPr>
-        <w:t xml:space="preserve">and AI-powered sales enablement tools </w:t>
-      </w:r>
-      <w:r>
-        <w:rPr>
-          <w:rFonts w:ascii="Cambria" w:hAnsi="Cambria" w:cs="Arial"/>
-          <w:b/>
-          <w:bCs/>
-          <w:color w:val="000000" w:themeColor="text1"/>
-        </w:rPr>
-        <w:t>increasing GTM team productivity by ~25%.</w:t>
-      </w:r>
-    </w:p>
-    <w:p>
-      <w:pPr>
-        <w:pStyle w:val="ListParagraph"/>
-        <w:numPr>
-          <w:ilvl w:val="0"/>
-          <w:numId w:val="1"/>
-        </w:numPr>
-        <w:spacing w:after="0" w:line="240" w:lineRule="exact"/>
-        <w:ind w:left="232" w:hanging="232"/>
-        <w:jc w:val="both"/>
-        <w:rPr>
-          <w:rFonts w:ascii="Cambria" w:hAnsi="Cambria" w:cs="Arial"/>
-          <w:color w:val="000000" w:themeColor="text1"/>
-        </w:rPr>
-      </w:pPr>
-      <w:r>
-        <w:rPr>
-          <w:rFonts w:ascii="Cambria" w:hAnsi="Cambria" w:cs="Arial"/>
-          <w:color w:val="000000" w:themeColor="text1"/>
-        </w:rPr>
-        <w:t xml:space="preserve">Optimized </w:t>
-      </w:r>
-      <w:r>
-        <w:rPr>
-          <w:rFonts w:ascii="Cambria" w:hAnsi="Cambria" w:cs="Arial"/>
-          <w:b/>
-          <w:bCs/>
-          <w:color w:val="000000" w:themeColor="text1"/>
-        </w:rPr>
-        <w:t xml:space="preserve">Java backend and React/TypeScript frontend </w:t>
-      </w:r>
-      <w:r>
-        <w:rPr>
-          <w:rFonts w:ascii="Cambria" w:hAnsi="Cambria" w:cs="Arial"/>
-          <w:color w:val="000000" w:themeColor="text1"/>
-        </w:rPr>
-        <w:t>energy</w:t>
-      </w:r>
-      <w:r>
-        <w:rPr>
-          <w:rFonts w:ascii="Cambria" w:hAnsi="Cambria" w:cs="Arial"/>
-          <w:color w:val="000000" w:themeColor="text1"/>
-        </w:rPr>
-        <w:t>-</w:t>
-      </w:r>
-      <w:r>
-        <w:rPr>
-          <w:rFonts w:ascii="Cambria" w:hAnsi="Cambria" w:cs="Arial"/>
-          <w:color w:val="000000" w:themeColor="text1"/>
-        </w:rPr>
-        <w:t>saving dashboards</w:t>
-      </w:r>
-      <w:r>
-        <w:rPr>
-          <w:rFonts w:ascii="Cambria" w:hAnsi="Cambria" w:cs="Arial"/>
-          <w:color w:val="000000" w:themeColor="text1"/>
-        </w:rPr>
-        <w:t xml:space="preserve"> for </w:t>
-      </w:r>
-      <w:r>
-        <w:rPr>
-          <w:rFonts w:ascii="Cambria" w:hAnsi="Cambria" w:cs="Arial"/>
-          <w:b/>
-          <w:bCs/>
-          <w:color w:val="000000" w:themeColor="text1"/>
-        </w:rPr>
-        <w:t>7 clients</w:t>
-      </w:r>
-      <w:r>
-        <w:rPr>
-          <w:rFonts w:ascii="Cambria" w:hAnsi="Cambria" w:cs="Arial"/>
-          <w:color w:val="000000" w:themeColor="text1"/>
-        </w:rPr>
-        <w:t>;</w:t>
-      </w:r>
-      <w:r>
-        <w:rPr>
-          <w:rFonts w:ascii="Cambria" w:hAnsi="Cambria" w:cs="Arial"/>
-          <w:color w:val="000000" w:themeColor="text1"/>
-        </w:rPr>
-        <w:t xml:space="preserve"> </w:t>
-      </w:r>
-      <w:r>
-        <w:rPr>
-          <w:rFonts w:ascii="Cambria" w:hAnsi="Cambria" w:cs="Arial"/>
-          <w:color w:val="000000" w:themeColor="text1"/>
-        </w:rPr>
-        <w:t>debugged critical backend API endpoints</w:t>
-      </w:r>
-      <w:r>
-        <w:rPr>
-          <w:rFonts w:ascii="Cambria" w:hAnsi="Cambria" w:cs="Arial"/>
-          <w:color w:val="000000" w:themeColor="text1"/>
-        </w:rPr>
-        <w:t xml:space="preserve">, </w:t>
-      </w:r>
-      <w:r>
-        <w:rPr>
-          <w:rFonts w:ascii="Cambria" w:hAnsi="Cambria" w:cs="Arial"/>
-          <w:color w:val="000000" w:themeColor="text1"/>
-        </w:rPr>
-        <w:t>implemented</w:t>
-      </w:r>
-      <w:r>
-        <w:rPr>
-          <w:rFonts w:ascii="Cambria" w:hAnsi="Cambria" w:cs="Arial"/>
-          <w:color w:val="000000" w:themeColor="text1"/>
-        </w:rPr>
-        <w:t xml:space="preserve"> real-time chatbot streaming, </w:t>
-      </w:r>
-      <w:r>
-        <w:rPr>
-          <w:rFonts w:ascii="Cambria" w:hAnsi="Cambria" w:cs="Arial"/>
-          <w:color w:val="000000" w:themeColor="text1"/>
-        </w:rPr>
-        <w:t xml:space="preserve">natural language data queries, and </w:t>
-      </w:r>
-      <w:r>
-        <w:rPr>
-          <w:rFonts w:ascii="Cambria" w:hAnsi="Cambria" w:cs="Arial"/>
-          <w:color w:val="000000" w:themeColor="text1"/>
-        </w:rPr>
-        <w:t>interactive visualizations</w:t>
-      </w:r>
-      <w:r>
-        <w:rPr>
-          <w:rFonts w:ascii="Cambria" w:hAnsi="Cambria" w:cs="Arial"/>
-          <w:color w:val="000000" w:themeColor="text1"/>
-        </w:rPr>
-        <w:t xml:space="preserve">, </w:t>
-      </w:r>
-      <w:r>
-        <w:rPr>
-          <w:rFonts w:ascii="Cambria" w:hAnsi="Cambria" w:cs="Arial"/>
-          <w:b/>
-          <w:bCs/>
-          <w:color w:val="000000" w:themeColor="text1"/>
-        </w:rPr>
-        <w:t xml:space="preserve">reducing load time by </w:t>
-      </w:r>
-      <w:r>
-        <w:rPr>
-          <w:rFonts w:ascii="Cambria" w:hAnsi="Cambria" w:cs="Arial"/>
-          <w:b/>
-          <w:bCs/>
-          <w:color w:val="000000" w:themeColor="text1"/>
-        </w:rPr>
-        <w:t>2</w:t>
-      </w:r>
-      <w:r>
-        <w:rPr>
-          <w:rFonts w:ascii="Cambria" w:hAnsi="Cambria" w:cs="Arial"/>
-          <w:b/>
-          <w:bCs/>
-          <w:color w:val="000000" w:themeColor="text1"/>
-        </w:rPr>
-        <w:t>0</w:t>
-      </w:r>
-      <w:r>
-        <w:rPr>
-          <w:rFonts w:ascii="Cambria" w:hAnsi="Cambria" w:cs="Arial"/>
-          <w:b/>
-          <w:bCs/>
-          <w:color w:val="000000" w:themeColor="text1"/>
-        </w:rPr>
-        <w:t>%</w:t>
-      </w:r>
-      <w:r>
-        <w:rPr>
-          <w:rFonts w:ascii="Cambria" w:hAnsi="Cambria" w:cs="Arial"/>
-          <w:b/>
-          <w:bCs/>
-          <w:color w:val="000000" w:themeColor="text1"/>
-        </w:rPr>
-        <w:t>.</w:t>
-      </w:r>
-    </w:p>
-    <w:p>
-      <w:pPr>
-        <w:pStyle w:val="ListParagraph"/>
-        <w:numPr>
-          <w:ilvl w:val="0"/>
-          <w:numId w:val="1"/>
-        </w:numPr>
-        <w:spacing w:after="0" w:line="240" w:lineRule="exact"/>
-        <w:ind w:left="232" w:hanging="232"/>
-        <w:jc w:val="both"/>
-        <w:rPr>
-          <w:rFonts w:ascii="Cambria" w:hAnsi="Cambria" w:cs="Arial"/>
-          <w:color w:val="000000" w:themeColor="text1"/>
-        </w:rPr>
-      </w:pPr>
-      <w:r>
-        <w:rPr>
-          <w:rFonts w:ascii="Cambria" w:hAnsi="Cambria" w:cs="Arial"/>
-          <w:color w:val="000000" w:themeColor="text1"/>
-        </w:rPr>
-        <w:t xml:space="preserve">Deployed </w:t>
-      </w:r>
-      <w:r>
-        <w:rPr>
-          <w:rFonts w:ascii="Cambria" w:hAnsi="Cambria" w:cs="Arial"/>
-          <w:b/>
-          <w:bCs/>
-          <w:color w:val="000000" w:themeColor="text1"/>
-        </w:rPr>
-        <w:t>2</w:t>
-      </w:r>
-      <w:r>
-        <w:rPr>
-          <w:rFonts w:ascii="Cambria" w:hAnsi="Cambria" w:cs="Arial"/>
-          <w:color w:val="000000" w:themeColor="text1"/>
-        </w:rPr>
-        <w:t xml:space="preserve"> </w:t>
-      </w:r>
-      <w:r>
-        <w:rPr>
-          <w:rFonts w:ascii="Cambria" w:hAnsi="Cambria" w:cs="Arial"/>
-          <w:b/>
-          <w:bCs/>
-          <w:color w:val="000000" w:themeColor="text1"/>
-        </w:rPr>
-        <w:t>on-premises AI HVAC solutions</w:t>
-      </w:r>
-      <w:r>
-        <w:rPr>
-          <w:rFonts w:ascii="Cambria" w:hAnsi="Cambria" w:cs="Arial"/>
-          <w:color w:val="000000" w:themeColor="text1"/>
-        </w:rPr>
-        <w:t xml:space="preserve"> on dedicated hardware with local LLM </w:t>
-      </w:r>
-      <w:r>
-        <w:rPr>
-          <w:rFonts w:ascii="Cambria" w:hAnsi="Cambria" w:cs="Arial"/>
-          <w:color w:val="000000" w:themeColor="text1"/>
-        </w:rPr>
-        <w:t>hosting,</w:t>
-      </w:r>
-      <w:r>
-        <w:rPr>
-          <w:rFonts w:ascii="Cambria" w:hAnsi="Cambria" w:cs="Arial"/>
-          <w:color w:val="000000" w:themeColor="text1"/>
-        </w:rPr>
-        <w:t xml:space="preserve"> configuring end-to-end AI dashboards and backend/frontend services</w:t>
-      </w:r>
-      <w:r>
-        <w:rPr>
-          <w:rFonts w:ascii="Cambria" w:hAnsi="Cambria" w:cs="Arial"/>
-          <w:color w:val="000000" w:themeColor="text1"/>
-        </w:rPr>
-        <w:t>, enabling AI capabilities with zero cloud dependency.</w:t>
-      </w:r>
-    </w:p>
-    <w:p>
-      <w:pPr>
-        <w:pStyle w:val="ListParagraph"/>
-        <w:numPr>
-          <w:ilvl w:val="0"/>
-          <w:numId w:val="1"/>
-        </w:numPr>
-        <w:spacing w:after="0" w:line="240" w:lineRule="exact"/>
-        <w:ind w:left="232" w:hanging="232"/>
-        <w:jc w:val="both"/>
-        <w:rPr>
-          <w:rFonts w:ascii="Cambria" w:hAnsi="Cambria" w:cs="Arial"/>
-          <w:color w:val="000000" w:themeColor="text1"/>
-        </w:rPr>
-      </w:pPr>
-      <w:r>
-        <w:rPr>
-          <w:rFonts w:ascii="Cambria" w:hAnsi="Cambria" w:cs="Arial"/>
-          <w:color w:val="000000" w:themeColor="text1"/>
-        </w:rPr>
-        <w:t>Built</w:t>
-      </w:r>
-      <w:r>
-        <w:rPr>
-          <w:rFonts w:ascii="Cambria" w:hAnsi="Cambria" w:cs="Arial"/>
-          <w:b/>
-          <w:bCs/>
-          <w:color w:val="000000" w:themeColor="text1"/>
-        </w:rPr>
-        <w:t xml:space="preserve"> </w:t>
-      </w:r>
-      <w:r>
-        <w:rPr>
-          <w:rFonts w:ascii="Cambria" w:hAnsi="Cambria" w:cs="Arial"/>
-          <w:color w:val="000000" w:themeColor="text1"/>
-        </w:rPr>
-        <w:t>internal</w:t>
-      </w:r>
-      <w:r>
-        <w:rPr>
-          <w:rFonts w:ascii="Cambria" w:hAnsi="Cambria" w:cs="Arial"/>
-          <w:b/>
-          <w:bCs/>
-          <w:color w:val="000000" w:themeColor="text1"/>
-        </w:rPr>
-        <w:t xml:space="preserve"> AI monitoring service</w:t>
-      </w:r>
-      <w:r>
-        <w:rPr>
-          <w:rFonts w:ascii="Cambria" w:hAnsi="Cambria" w:cs="Arial"/>
-          <w:color w:val="000000" w:themeColor="text1"/>
-        </w:rPr>
-        <w:t xml:space="preserve"> to detect bugs and data anomalies across client-facing dashboards, with automated notifications to engineering team, </w:t>
-      </w:r>
-      <w:r>
-        <w:rPr>
-          <w:rFonts w:ascii="Cambria" w:hAnsi="Cambria" w:cs="Arial"/>
-          <w:b/>
-          <w:bCs/>
-          <w:color w:val="000000" w:themeColor="text1"/>
-        </w:rPr>
-        <w:t>reducing incident response time by ~40%.</w:t>
-      </w:r>
-    </w:p>
-    <w:p>
-      <w:pPr>
-        <w:pBdr>
-          <w:bottom w:val="single" w:sz="6" w:space="1" w:color="auto"/>
-        </w:pBdr>
-        <w:spacing w:before="140" w:after="0" w:line="230" w:lineRule="exact"/>
-        <w:jc w:val="both"/>
-        <w:rPr>
-          <w:rFonts w:ascii="Cambria" w:hAnsi="Cambria" w:cs="Arial"/>
-          <w:b/>
-          <w:color w:val="000000" w:themeColor="text1"/>
-        </w:rPr>
-      </w:pPr>
-      <w:r>
-        <w:rPr>
-          <w:rFonts w:ascii="Cambria" w:hAnsi="Cambria" w:cs="Arial"/>
-          <w:b/>
-          <w:color w:val="000000" w:themeColor="text1"/>
-        </w:rPr>
-        <w:t xml:space="preserve">ACADEMIC PROJECTS / COMPETITION PROJECT / RESEARCH EXPERIENCE </w:t>
-      </w:r>
-      <w:r>
-        <w:rPr>
-          <w:rFonts w:ascii="Cambria" w:hAnsi="Cambria" w:cs="Arial"/>
-          <w:b/>
-          <w:color w:val="000000" w:themeColor="text1"/>
-        </w:rPr>
-        <w:tab/>
-      </w:r>
-      <w:r>
-        <w:rPr>
-          <w:rFonts w:ascii="Cambria" w:hAnsi="Cambria" w:cs="Arial"/>
-          <w:color w:val="000000" w:themeColor="text1"/>
-        </w:rPr>
-        <w:tab/>
-      </w:r>
-      <w:r>
-        <w:rPr>
-          <w:rFonts w:ascii="Cambria" w:hAnsi="Cambria" w:cs="Arial"/>
-          <w:color w:val="000000" w:themeColor="text1"/>
-        </w:rPr>
-        <w:tab/>
-      </w:r>
-      <w:r>
-        <w:rPr>
-          <w:rFonts w:ascii="Cambria" w:hAnsi="Cambria" w:cs="Arial"/>
-          <w:color w:val="000000" w:themeColor="text1"/>
-        </w:rPr>
-        <w:tab/>
-        <w:t xml:space="preserve">          </w:t>
-      </w:r>
-    </w:p>
-    <w:p>
-      <w:pPr>
-        <w:spacing w:before="80" w:after="0" w:line="230" w:lineRule="exact"/>
-        <w:jc w:val="both"/>
-        <w:rPr>
-          <w:rFonts w:ascii="Cambria" w:hAnsi="Cambria" w:cs="Arial"/>
-          <w:color w:val="000000" w:themeColor="text1"/>
-        </w:rPr>
-      </w:pPr>
-      <w:bookmarkStart w:id="0" w:name="_Hlk205651404"/>
-      <w:bookmarkStart w:id="1" w:name="_Hlk205651295"/>
-      <w:r>
-        <w:rPr>
-          <w:rFonts w:ascii="Cambria" w:hAnsi="Cambria" w:cs="Arial"/>
-          <w:color w:val="000000" w:themeColor="text1"/>
-        </w:rPr>
-        <w:t xml:space="preserve">NTU-EEE Module: </w:t>
-      </w:r>
-      <w:r>
-        <w:rPr>
-          <w:rFonts w:ascii="Cambria" w:hAnsi="Cambria" w:cs="Arial"/>
-          <w:b/>
-          <w:bCs/>
-          <w:i/>
-          <w:iCs/>
-          <w:color w:val="000000" w:themeColor="text1"/>
         </w:rPr>
         <w:t xml:space="preserve">Final Year Project                                            </w:t>
       </w:r>
@@ -1428,63 +1316,7 @@
           <w:rFonts w:ascii="Cambria" w:hAnsi="Cambria" w:cs="Arial"/>
           <w:color w:val="000000" w:themeColor="text1"/>
         </w:rPr>
-        <w:t xml:space="preserve">                                                      </w:t>
-      </w:r>
-      <w:r>
-        <w:rPr>
-          <w:rFonts w:ascii="Cambria" w:hAnsi="Cambria" w:cs="Arial"/>
-          <w:color w:val="000000" w:themeColor="text1"/>
-        </w:rPr>
-        <w:t xml:space="preserve">  </w:t>
-      </w:r>
-      <w:r>
-        <w:rPr>
-          <w:rFonts w:ascii="Cambria" w:hAnsi="Cambria" w:cs="Arial"/>
-          <w:color w:val="000000" w:themeColor="text1"/>
-        </w:rPr>
-        <w:t xml:space="preserve"> </w:t>
-      </w:r>
-      <w:r>
-        <w:rPr>
-          <w:rFonts w:ascii="Cambria" w:hAnsi="Cambria" w:cs="Arial"/>
-          <w:color w:val="000000" w:themeColor="text1"/>
-        </w:rPr>
-        <w:t xml:space="preserve">    </w:t>
-      </w:r>
-      <w:r>
-        <w:rPr>
-          <w:rFonts w:ascii="Cambria" w:hAnsi="Cambria" w:cs="Arial"/>
-          <w:color w:val="000000" w:themeColor="text1"/>
-        </w:rPr>
-        <w:t xml:space="preserve">Jan </w:t>
-      </w:r>
-      <w:r>
-        <w:rPr>
-          <w:rFonts w:ascii="Cambria" w:hAnsi="Cambria" w:cs="Arial"/>
-          <w:color w:val="000000" w:themeColor="text1"/>
-        </w:rPr>
-        <w:t>20</w:t>
-      </w:r>
-      <w:r>
-        <w:rPr>
-          <w:rFonts w:ascii="Cambria" w:hAnsi="Cambria" w:cs="Arial"/>
-          <w:color w:val="000000" w:themeColor="text1"/>
-        </w:rPr>
-        <w:t>25</w:t>
-      </w:r>
-      <w:r>
-        <w:rPr>
-          <w:rFonts w:ascii="Cambria" w:hAnsi="Cambria" w:cs="Arial"/>
-          <w:color w:val="000000" w:themeColor="text1"/>
-        </w:rPr>
-        <w:t xml:space="preserve"> – </w:t>
-      </w:r>
-      <w:r>
-        <w:rPr>
-          <w:rFonts w:ascii="Cambria" w:hAnsi="Cambria" w:cs="Arial"/>
-          <w:color w:val="000000" w:themeColor="text1"/>
-        </w:rPr>
-        <w:t>Dec 2025</w:t>
+        <w:t>                                                             Jan 2025 – Dec 2025</w:t>
       </w:r>
     </w:p>
     <w:p>
@@ -1633,25 +1465,7 @@
           <w:bCs/>
           <w:color w:val="000000" w:themeColor="text1"/>
         </w:rPr>
-        <w:t xml:space="preserve">custom </w:t>
-      </w:r>
-      <w:r>
-        <w:rPr>
-          <w:rFonts w:ascii="Cambria" w:hAnsi="Cambria" w:cs="Arial"/>
-          <w:b/>
-          <w:bCs/>
-          <w:color w:val="000000" w:themeColor="text1"/>
-        </w:rPr>
-        <w:t xml:space="preserve">weighted </w:t>
-      </w:r>
-      <w:r>
-        <w:rPr>
-          <w:rFonts w:ascii="Cambria" w:hAnsi="Cambria" w:cs="Arial"/>
-          <w:b/>
-          <w:bCs/>
-          <w:color w:val="000000" w:themeColor="text1"/>
-        </w:rPr>
-        <w:t>loss function</w:t>
+        <w:t>custom weighted loss function</w:t>
       </w:r>
       <w:r>
         <w:rPr>
@@ -1729,14 +1543,7 @@
           <w:rFonts w:ascii="Cambria" w:hAnsi="Cambria" w:cs="Arial"/>
           <w:color w:val="000000" w:themeColor="text1"/>
         </w:rPr>
-        <w:t>Achieved</w:t>
-      </w:r>
-      <w:r>
-        <w:rPr>
-          <w:rFonts w:ascii="Cambria" w:hAnsi="Cambria" w:cs="Arial"/>
-          <w:color w:val="000000" w:themeColor="text1"/>
-        </w:rPr>
-        <w:t xml:space="preserve"> </w:t>
+        <w:t xml:space="preserve">Achieved </w:t>
       </w:r>
       <w:r>
         <w:rPr>
@@ -1814,28 +1621,7 @@
           <w:rFonts w:ascii="Cambria" w:hAnsi="Cambria" w:cs="Arial"/>
           <w:color w:val="000000" w:themeColor="text1"/>
         </w:rPr>
-        <w:t>providing visuali</w:t>
-      </w:r>
-      <w:r>
-        <w:rPr>
-          <w:rFonts w:ascii="Cambria" w:hAnsi="Cambria" w:cs="Arial"/>
-          <w:color w:val="000000" w:themeColor="text1"/>
-        </w:rPr>
-        <w:t>z</w:t>
-      </w:r>
-      <w:r>
-        <w:rPr>
-          <w:rFonts w:ascii="Cambria" w:hAnsi="Cambria" w:cs="Arial"/>
-          <w:color w:val="000000" w:themeColor="text1"/>
-        </w:rPr>
-        <w:t xml:space="preserve">ations </w:t>
-      </w:r>
-      <w:r>
-        <w:rPr>
-          <w:rFonts w:ascii="Cambria" w:hAnsi="Cambria" w:cs="Arial"/>
-          <w:color w:val="000000" w:themeColor="text1"/>
-        </w:rPr>
-        <w:t>of</w:t>
+        <w:t>providing visualizations of</w:t>
       </w:r>
       <w:r>
         <w:rPr>
@@ -1847,21 +1633,7 @@
     </w:p>
     <w:p>
       <w:pPr>
-        <w:pStyle w:val="ListParagraph"/>
         <w:spacing w:after="0" w:line="230" w:lineRule="exact"/>
-        <w:ind w:left="142" w:hanging="142"/>
-        <w:jc w:val="both"/>
-        <w:rPr>
-          <w:rFonts w:ascii="Cambria" w:hAnsi="Cambria" w:cs="Arial"/>
-          <w:color w:val="000000" w:themeColor="text1"/>
-        </w:rPr>
-      </w:pPr>
-    </w:p>
-    <w:p>
-      <w:pPr>
-        <w:pStyle w:val="ListParagraph"/>
-        <w:spacing w:after="0" w:line="230" w:lineRule="exact"/>
-        <w:ind w:left="142" w:hanging="142"/>
         <w:jc w:val="both"/>
         <w:rPr>
           <w:rFonts w:ascii="Cambria" w:hAnsi="Cambria" w:cs="Arial"/>
@@ -1993,7 +1765,32 @@
           <w:rFonts w:ascii="Cambria" w:hAnsi="Cambria" w:cs="Arial"/>
           <w:color w:val="000000" w:themeColor="text1"/>
         </w:rPr>
-        <w:t xml:space="preserve"> (PCA, LDA, Autoencoders) and six classifiers (e.g., Logistic Regression, k-Nearest Neighbours).</w:t>
+        <w:t xml:space="preserve"> (PCA, LDA, Autoencoders) and </w:t>
+      </w:r>
+      <w:r>
+        <w:rPr>
+          <w:rFonts w:ascii="Cambria" w:hAnsi="Cambria" w:cs="Arial"/>
+          <w:b/>
+          <w:bCs/>
+          <w:color w:val="000000" w:themeColor="text1"/>
+        </w:rPr>
+        <w:t>6</w:t>
+      </w:r>
+      <w:r>
+        <w:rPr>
+          <w:rFonts w:ascii="Cambria" w:hAnsi="Cambria" w:cs="Arial"/>
+          <w:b/>
+          <w:bCs/>
+          <w:color w:val="000000" w:themeColor="text1"/>
+        </w:rPr>
+        <w:t xml:space="preserve"> classifiers</w:t>
+      </w:r>
+      <w:r>
+        <w:rPr>
+          <w:rFonts w:ascii="Cambria" w:hAnsi="Cambria" w:cs="Arial"/>
+          <w:color w:val="000000" w:themeColor="text1"/>
+        </w:rPr>
+        <w:t xml:space="preserve"> (e.g., Logistic Regression, k-Nearest Neighbours).</w:t>
       </w:r>
     </w:p>
     <w:p>
@@ -2062,9 +1859,7 @@
     <w:bookmarkEnd w:id="1"/>
     <w:p>
       <w:pPr>
-        <w:pStyle w:val="ListParagraph"/>
         <w:spacing w:after="0" w:line="230" w:lineRule="exact"/>
-        <w:ind w:left="142"/>
         <w:jc w:val="both"/>
         <w:rPr>
           <w:rFonts w:ascii="Cambria" w:hAnsi="Cambria" w:cs="Arial"/>
@@ -2086,35 +1881,7 @@
           <w:rFonts w:ascii="Cambria" w:hAnsi="Cambria" w:cs="Arial"/>
           <w:color w:val="000000" w:themeColor="text1"/>
         </w:rPr>
-        <w:t xml:space="preserve">NTU URECA (Undergraduate Research Experience on </w:t>
-      </w:r>
-      <w:r>
-        <w:rPr>
-          <w:rFonts w:ascii="Cambria" w:hAnsi="Cambria" w:cs="Arial"/>
-          <w:color w:val="000000" w:themeColor="text1"/>
-        </w:rPr>
-        <w:t xml:space="preserve">Campus)  </w:t>
-      </w:r>
-      <w:r>
-        <w:rPr>
-          <w:rFonts w:ascii="Cambria" w:hAnsi="Cambria" w:cs="Arial"/>
-          <w:color w:val="000000" w:themeColor="text1"/>
-        </w:rPr>
-        <w:t xml:space="preserve">                                             </w:t>
-      </w:r>
-      <w:r>
-        <w:rPr>
-          <w:rFonts w:ascii="Cambria" w:hAnsi="Cambria" w:cs="Arial"/>
-          <w:color w:val="000000" w:themeColor="text1"/>
-        </w:rPr>
-        <w:t xml:space="preserve">  </w:t>
-      </w:r>
-      <w:r>
-        <w:rPr>
-          <w:rFonts w:ascii="Cambria" w:hAnsi="Cambria" w:cs="Arial"/>
-          <w:color w:val="000000" w:themeColor="text1"/>
-        </w:rPr>
-        <w:t xml:space="preserve">    Aug 2023 </w:t>
+        <w:t xml:space="preserve">NTU URECA (Undergraduate Research Experience on Campus)                                                     Aug 2023 </w:t>
       </w:r>
       <w:r>
         <w:rPr>
@@ -2192,23 +1959,55 @@
           <w:rFonts w:ascii="Cambria" w:hAnsi="Cambria" w:cs="Arial"/>
           <w:color w:val="000000" w:themeColor="text1"/>
         </w:rPr>
-        <w:t xml:space="preserve">Using </w:t>
-      </w:r>
-      <w:r>
-        <w:rPr>
-          <w:rFonts w:ascii="Cambria" w:hAnsi="Cambria" w:cs="Arial"/>
-          <w:b/>
-          <w:bCs/>
-          <w:color w:val="000000" w:themeColor="text1"/>
-        </w:rPr>
-        <w:t>Python Programming</w:t>
-      </w:r>
-      <w:r>
-        <w:rPr>
-          <w:rFonts w:ascii="Cambria" w:hAnsi="Cambria" w:cs="Arial"/>
-          <w:color w:val="000000" w:themeColor="text1"/>
-        </w:rPr>
-        <w:t xml:space="preserve"> with machine learning frameworks (e.g., PyTorch, Scikit-Learn, NumPy) in </w:t>
+        <w:t>Developed</w:t>
+      </w:r>
+      <w:r>
+        <w:rPr>
+          <w:rFonts w:ascii="Cambria" w:hAnsi="Cambria" w:cs="Arial"/>
+          <w:color w:val="000000" w:themeColor="text1"/>
+        </w:rPr>
+        <w:t xml:space="preserve"> </w:t>
+      </w:r>
+      <w:r>
+        <w:rPr>
+          <w:rFonts w:ascii="Cambria" w:hAnsi="Cambria" w:cs="Arial"/>
+          <w:b/>
+          <w:bCs/>
+          <w:color w:val="000000" w:themeColor="text1"/>
+        </w:rPr>
+        <w:t xml:space="preserve">Python </w:t>
+      </w:r>
+      <w:r>
+        <w:rPr>
+          <w:rFonts w:ascii="Cambria" w:hAnsi="Cambria" w:cs="Arial"/>
+          <w:b/>
+          <w:bCs/>
+          <w:color w:val="000000" w:themeColor="text1"/>
+        </w:rPr>
+        <w:t>Notebooks</w:t>
+      </w:r>
+      <w:r>
+        <w:rPr>
+          <w:rFonts w:ascii="Cambria" w:hAnsi="Cambria" w:cs="Arial"/>
+          <w:color w:val="000000" w:themeColor="text1"/>
+        </w:rPr>
+        <w:t xml:space="preserve"> with machine learning frameworks (e.g., </w:t>
+      </w:r>
+      <w:proofErr w:type="spellStart"/>
+      <w:r>
+        <w:rPr>
+          <w:rFonts w:ascii="Cambria" w:hAnsi="Cambria" w:cs="Arial"/>
+          <w:color w:val="000000" w:themeColor="text1"/>
+        </w:rPr>
+        <w:t>PyTorch</w:t>
+      </w:r>
+      <w:proofErr w:type="spellEnd"/>
+      <w:r>
+        <w:rPr>
+          <w:rFonts w:ascii="Cambria" w:hAnsi="Cambria" w:cs="Arial"/>
+          <w:color w:val="000000" w:themeColor="text1"/>
+        </w:rPr>
+        <w:t xml:space="preserve">, Scikit-Learn, NumPy) in </w:t>
       </w:r>
       <w:r>
         <w:rPr>
@@ -2224,7 +2023,21 @@
           <w:rFonts w:ascii="Cambria" w:hAnsi="Cambria" w:cs="Arial"/>
           <w:color w:val="000000" w:themeColor="text1"/>
         </w:rPr>
-        <w:t xml:space="preserve">to apply fairness training on new machine learning architecture </w:t>
+        <w:t xml:space="preserve">to apply fairness training on </w:t>
+      </w:r>
+      <w:r>
+        <w:rPr>
+          <w:rFonts w:ascii="Cambria" w:hAnsi="Cambria" w:cs="Arial"/>
+          <w:color w:val="000000" w:themeColor="text1"/>
+        </w:rPr>
+        <w:t>novel</w:t>
+      </w:r>
+      <w:r>
+        <w:rPr>
+          <w:rFonts w:ascii="Cambria" w:hAnsi="Cambria" w:cs="Arial"/>
+          <w:color w:val="000000" w:themeColor="text1"/>
+        </w:rPr>
+        <w:t xml:space="preserve"> machine learning architecture </w:t>
       </w:r>
       <w:r>
         <w:rPr>
@@ -2240,7 +2053,30 @@
           <w:rFonts w:ascii="Cambria" w:hAnsi="Cambria" w:cs="Arial"/>
           <w:color w:val="000000" w:themeColor="text1"/>
         </w:rPr>
-        <w:t xml:space="preserve"> (TTnet) for Convolutional Neural Network (CNN).</w:t>
+        <w:t xml:space="preserve"> (</w:t>
+      </w:r>
+      <w:proofErr w:type="spellStart"/>
+      <w:r>
+        <w:rPr>
+          <w:rFonts w:ascii="Cambria" w:hAnsi="Cambria" w:cs="Arial"/>
+          <w:color w:val="000000" w:themeColor="text1"/>
+        </w:rPr>
+        <w:t>TTnet</w:t>
+      </w:r>
+      <w:proofErr w:type="spellEnd"/>
+      <w:r>
+        <w:rPr>
+          <w:rFonts w:ascii="Cambria" w:hAnsi="Cambria" w:cs="Arial"/>
+          <w:color w:val="000000" w:themeColor="text1"/>
+        </w:rPr>
+        <w:t>)</w:t>
+      </w:r>
+      <w:r>
+        <w:rPr>
+          <w:rFonts w:ascii="Cambria" w:hAnsi="Cambria" w:cs="Arial"/>
+          <w:color w:val="000000" w:themeColor="text1"/>
+        </w:rPr>
+        <w:t>.</w:t>
       </w:r>
     </w:p>
     <w:p>
@@ -2263,7 +2099,37 @@
           <w:rFonts w:ascii="Cambria" w:hAnsi="Cambria" w:cs="Arial"/>
           <w:color w:val="000000" w:themeColor="text1"/>
         </w:rPr>
-        <w:t>Explored fairness, an increasingly vital facet of AI, to compare TTnet with against alternative machine learning approaches to reduce bias and prevent unfair treatment of different demographics.</w:t>
+        <w:t xml:space="preserve">Explored fairness, an increasingly vital </w:t>
+      </w:r>
+      <w:r>
+        <w:rPr>
+          <w:rFonts w:ascii="Cambria" w:hAnsi="Cambria" w:cs="Arial"/>
+          <w:color w:val="000000" w:themeColor="text1"/>
+        </w:rPr>
+        <w:t>aspect</w:t>
+      </w:r>
+      <w:r>
+        <w:rPr>
+          <w:rFonts w:ascii="Cambria" w:hAnsi="Cambria" w:cs="Arial"/>
+          <w:color w:val="000000" w:themeColor="text1"/>
+        </w:rPr>
+        <w:t xml:space="preserve"> of AI, to compare </w:t>
+      </w:r>
+      <w:proofErr w:type="spellStart"/>
+      <w:r>
+        <w:rPr>
+          <w:rFonts w:ascii="Cambria" w:hAnsi="Cambria" w:cs="Arial"/>
+          <w:color w:val="000000" w:themeColor="text1"/>
+        </w:rPr>
+        <w:t>TTnet</w:t>
+      </w:r>
+      <w:proofErr w:type="spellEnd"/>
+      <w:r>
+        <w:rPr>
+          <w:rFonts w:ascii="Cambria" w:hAnsi="Cambria" w:cs="Arial"/>
+          <w:color w:val="000000" w:themeColor="text1"/>
+        </w:rPr>
+        <w:t xml:space="preserve"> against alternative machine learning approaches to reduce bias and prevent unfair treatment of different demographics.</w:t>
       </w:r>
     </w:p>
     <w:p>
@@ -2271,245 +2137,21 @@
         <w:pBdr>
           <w:bottom w:val="single" w:sz="4" w:space="1" w:color="auto"/>
         </w:pBdr>
-        <w:spacing w:before="140" w:after="0" w:line="230" w:lineRule="exact"/>
-        <w:jc w:val="both"/>
-        <w:rPr>
-          <w:rFonts w:ascii="Cambria" w:hAnsi="Cambria" w:cs="Arial"/>
-          <w:b/>
-          <w:color w:val="000000" w:themeColor="text1"/>
-        </w:rPr>
-      </w:pPr>
-      <w:r>
-        <w:rPr>
-          <w:rFonts w:ascii="Cambria" w:hAnsi="Cambria" w:cs="Arial"/>
-          <w:b/>
-          <w:color w:val="000000" w:themeColor="text1"/>
-        </w:rPr>
-        <w:t>CO-CURRICULAR ACTIVITIES AND COMMUNITY SERVICE</w:t>
-      </w:r>
-    </w:p>
-    <w:p>
-      <w:pPr>
-        <w:pStyle w:val="ListParagraph"/>
-        <w:numPr>
-          <w:ilvl w:val="0"/>
-          <w:numId w:val="1"/>
-        </w:numPr>
         <w:spacing w:before="80" w:after="0" w:line="230" w:lineRule="exact"/>
-        <w:ind w:left="142" w:hanging="142"/>
-        <w:jc w:val="both"/>
-        <w:rPr>
-          <w:rFonts w:ascii="Cambria" w:hAnsi="Cambria" w:cs="Arial"/>
-          <w:bCs/>
-          <w:color w:val="000000" w:themeColor="text1"/>
-        </w:rPr>
-      </w:pPr>
-      <w:r>
-        <w:rPr>
-          <w:rFonts w:ascii="Cambria" w:hAnsi="Cambria" w:cs="Arial"/>
-          <w:bCs/>
-          <w:color w:val="000000" w:themeColor="text1"/>
-        </w:rPr>
-        <w:t>NTU -</w:t>
-      </w:r>
-      <w:r>
-        <w:rPr>
-          <w:rFonts w:ascii="Cambria" w:hAnsi="Cambria"/>
-          <w:bCs/>
-          <w:color w:val="000000" w:themeColor="text1"/>
-        </w:rPr>
-        <w:t xml:space="preserve"> </w:t>
-      </w:r>
-      <w:r>
-        <w:rPr>
-          <w:rFonts w:ascii="Cambria" w:hAnsi="Cambria" w:cs="Arial"/>
-          <w:bCs/>
-          <w:color w:val="000000" w:themeColor="text1"/>
-        </w:rPr>
-        <w:t xml:space="preserve">Machine Learning and Data Analytics Club - Projects Committee, </w:t>
-      </w:r>
-      <w:r>
-        <w:rPr>
-          <w:rFonts w:ascii="Cambria" w:hAnsi="Cambria" w:cs="Arial"/>
-          <w:bCs/>
-          <w:i/>
-          <w:iCs/>
-          <w:color w:val="000000" w:themeColor="text1"/>
-          <w:u w:val="single"/>
-        </w:rPr>
-        <w:t>M</w:t>
-      </w:r>
-      <w:r>
-        <w:rPr>
-          <w:rFonts w:ascii="Cambria" w:hAnsi="Cambria" w:cs="Arial"/>
-          <w:bCs/>
-          <w:i/>
-          <w:iCs/>
-          <w:color w:val="000000" w:themeColor="text1"/>
-          <w:u w:val="single"/>
-        </w:rPr>
-        <w:t>e</w:t>
-      </w:r>
-      <w:r>
-        <w:rPr>
-          <w:rFonts w:ascii="Cambria" w:hAnsi="Cambria" w:cs="Arial"/>
-          <w:bCs/>
-          <w:i/>
-          <w:iCs/>
-          <w:color w:val="000000" w:themeColor="text1"/>
-          <w:u w:val="single"/>
-        </w:rPr>
-        <w:t>mber</w:t>
-      </w:r>
-      <w:r>
-        <w:rPr>
-          <w:rFonts w:ascii="Cambria" w:hAnsi="Cambria" w:cs="Arial"/>
-          <w:bCs/>
-          <w:i/>
-          <w:iCs/>
-          <w:color w:val="000000" w:themeColor="text1"/>
-        </w:rPr>
-        <w:t xml:space="preserve"> </w:t>
-      </w:r>
-      <w:r>
-        <w:rPr>
-          <w:rFonts w:ascii="Cambria" w:hAnsi="Cambria" w:cs="Arial"/>
-          <w:bCs/>
-          <w:color w:val="000000" w:themeColor="text1"/>
-        </w:rPr>
-        <w:t xml:space="preserve">       </w:t>
-      </w:r>
-      <w:r>
-        <w:rPr>
-          <w:rFonts w:ascii="Cambria" w:hAnsi="Cambria" w:cs="Arial"/>
-          <w:bCs/>
-          <w:color w:val="000000" w:themeColor="text1"/>
-        </w:rPr>
-        <w:t xml:space="preserve">        </w:t>
-      </w:r>
-      <w:r>
-        <w:rPr>
-          <w:rFonts w:ascii="Cambria" w:hAnsi="Cambria" w:cs="Arial"/>
-          <w:bCs/>
-          <w:color w:val="000000" w:themeColor="text1"/>
-        </w:rPr>
-        <w:t xml:space="preserve">     Aug 2023 – </w:t>
-      </w:r>
-      <w:r>
-        <w:rPr>
-          <w:rFonts w:ascii="Cambria" w:hAnsi="Cambria" w:cs="Arial"/>
-          <w:bCs/>
-          <w:color w:val="000000" w:themeColor="text1"/>
-        </w:rPr>
-        <w:t>May 2025</w:t>
-      </w:r>
-    </w:p>
-    <w:p>
-      <w:pPr>
-        <w:pStyle w:val="ListParagraph"/>
-        <w:numPr>
-          <w:ilvl w:val="0"/>
-          <w:numId w:val="1"/>
-        </w:numPr>
-        <w:spacing w:before="140" w:after="0" w:line="230" w:lineRule="exact"/>
-        <w:ind w:left="142" w:hanging="142"/>
-        <w:jc w:val="both"/>
-        <w:rPr>
-          <w:rFonts w:ascii="Cambria" w:hAnsi="Cambria" w:cs="Arial"/>
-          <w:bCs/>
-          <w:color w:val="000000" w:themeColor="text1"/>
-        </w:rPr>
-      </w:pPr>
-      <w:r>
-        <w:rPr>
-          <w:rFonts w:ascii="Cambria" w:hAnsi="Cambria" w:cs="Arial"/>
-          <w:bCs/>
-          <w:color w:val="000000" w:themeColor="text1"/>
-        </w:rPr>
-        <w:t>NTU -</w:t>
-      </w:r>
-      <w:r>
-        <w:rPr>
-          <w:rFonts w:ascii="Cambria" w:hAnsi="Cambria"/>
-          <w:bCs/>
-          <w:color w:val="000000" w:themeColor="text1"/>
-        </w:rPr>
-        <w:t xml:space="preserve"> </w:t>
-      </w:r>
-      <w:r>
-        <w:rPr>
-          <w:rFonts w:ascii="Cambria" w:hAnsi="Cambria" w:cs="Arial"/>
-          <w:bCs/>
-          <w:color w:val="000000" w:themeColor="text1"/>
-        </w:rPr>
-        <w:t xml:space="preserve">Clean Energy Club – Technical Sub-Committee, </w:t>
-      </w:r>
-      <w:r>
-        <w:rPr>
-          <w:rFonts w:ascii="Cambria" w:hAnsi="Cambria" w:cs="Arial"/>
-          <w:bCs/>
-          <w:i/>
-          <w:iCs/>
-          <w:color w:val="000000" w:themeColor="text1"/>
-          <w:u w:val="single"/>
-        </w:rPr>
-        <w:t>Member</w:t>
-      </w:r>
-      <w:r>
-        <w:rPr>
-          <w:rFonts w:ascii="Cambria" w:hAnsi="Cambria" w:cs="Arial"/>
-          <w:bCs/>
-          <w:i/>
-          <w:iCs/>
-          <w:color w:val="000000" w:themeColor="text1"/>
-        </w:rPr>
-        <w:t xml:space="preserve"> </w:t>
-      </w:r>
-      <w:r>
-        <w:rPr>
-          <w:rFonts w:ascii="Cambria" w:hAnsi="Cambria" w:cs="Arial"/>
-          <w:bCs/>
-          <w:color w:val="000000" w:themeColor="text1"/>
-        </w:rPr>
-        <w:t xml:space="preserve">                                               </w:t>
-      </w:r>
-      <w:r>
-        <w:rPr>
-          <w:rFonts w:ascii="Cambria" w:hAnsi="Cambria" w:cs="Arial"/>
-          <w:bCs/>
-          <w:color w:val="000000" w:themeColor="text1"/>
-        </w:rPr>
-        <w:t xml:space="preserve">     </w:t>
-      </w:r>
-      <w:r>
-        <w:rPr>
-          <w:rFonts w:ascii="Cambria" w:hAnsi="Cambria" w:cs="Arial"/>
-          <w:bCs/>
-          <w:color w:val="000000" w:themeColor="text1"/>
-        </w:rPr>
-        <w:t>Aug 2023 – Dec 2024</w:t>
-      </w:r>
-    </w:p>
-    <w:p>
-      <w:pPr>
-        <w:pBdr>
-          <w:bottom w:val="single" w:sz="4" w:space="1" w:color="auto"/>
-        </w:pBdr>
-        <w:spacing w:before="140" w:after="0" w:line="230" w:lineRule="exact"/>
-        <w:jc w:val="both"/>
-        <w:rPr>
-          <w:rFonts w:ascii="Cambria" w:hAnsi="Cambria" w:cs="Arial"/>
-          <w:b/>
-          <w:color w:val="000000" w:themeColor="text1"/>
-        </w:rPr>
-      </w:pPr>
-      <w:r>
-        <w:rPr>
-          <w:rFonts w:ascii="Cambria" w:hAnsi="Cambria" w:cs="Arial"/>
-          <w:b/>
-          <w:color w:val="000000" w:themeColor="text1"/>
-        </w:rPr>
-        <w:t>SKILLS / HOBBIES</w:t>
+        <w:jc w:val="both"/>
+        <w:rPr>
+          <w:rFonts w:ascii="Cambria" w:hAnsi="Cambria" w:cs="Arial"/>
+          <w:b/>
+          <w:color w:val="000000" w:themeColor="text1"/>
+        </w:rPr>
+      </w:pPr>
+      <w:r>
+        <w:rPr>
+          <w:rFonts w:ascii="Cambria" w:hAnsi="Cambria" w:cs="Arial"/>
+          <w:b/>
+          <w:color w:val="000000" w:themeColor="text1"/>
+        </w:rPr>
+        <w:t xml:space="preserve">SKILLS </w:t>
       </w:r>
       <w:bookmarkStart w:id="2" w:name="_Hlk187490430"/>
     </w:p>
@@ -2574,35 +2216,21 @@
           <w:rFonts w:ascii="Cambria" w:hAnsi="Cambria" w:cs="Arial"/>
           <w:color w:val="000000" w:themeColor="text1"/>
         </w:rPr>
-        <w:t xml:space="preserve">: Python, </w:t>
-      </w:r>
-      <w:r>
-        <w:rPr>
-          <w:rFonts w:ascii="Cambria" w:hAnsi="Cambria" w:cs="Arial"/>
-          <w:color w:val="000000" w:themeColor="text1"/>
-        </w:rPr>
-        <w:t>My</w:t>
-      </w:r>
-      <w:r>
-        <w:rPr>
-          <w:rFonts w:ascii="Cambria" w:hAnsi="Cambria" w:cs="Arial"/>
-          <w:color w:val="000000" w:themeColor="text1"/>
-        </w:rPr>
-        <w:t xml:space="preserve">SQL, </w:t>
-      </w:r>
-      <w:r>
-        <w:rPr>
-          <w:rFonts w:ascii="Cambria" w:hAnsi="Cambria" w:cs="Arial"/>
-          <w:color w:val="000000" w:themeColor="text1"/>
-        </w:rPr>
-        <w:t xml:space="preserve">Java, </w:t>
-      </w:r>
-      <w:r>
-        <w:rPr>
-          <w:rFonts w:ascii="Cambria" w:hAnsi="Cambria" w:cs="Arial"/>
-          <w:color w:val="000000" w:themeColor="text1"/>
-        </w:rPr>
-        <w:t>JavaScript</w:t>
+        <w:t>: Python, Java, JavaScript</w:t>
+      </w:r>
+      <w:r>
+        <w:rPr>
+          <w:rFonts w:ascii="Cambria" w:hAnsi="Cambria" w:cs="Arial"/>
+          <w:color w:val="000000" w:themeColor="text1"/>
+        </w:rPr>
+        <w:t xml:space="preserve">, TypeScript, </w:t>
+      </w:r>
+      <w:r>
+        <w:rPr>
+          <w:rFonts w:ascii="Cambria" w:hAnsi="Cambria" w:cs="Arial"/>
+          <w:color w:val="000000" w:themeColor="text1"/>
+        </w:rPr>
+        <w:t>SQL</w:t>
       </w:r>
     </w:p>
     <w:p>
@@ -2627,40 +2255,32 @@
           <w:bCs/>
           <w:color w:val="000000" w:themeColor="text1"/>
         </w:rPr>
-        <w:t>Software</w:t>
-      </w:r>
-      <w:r>
-        <w:rPr>
-          <w:rFonts w:ascii="Cambria" w:hAnsi="Cambria" w:cs="Arial"/>
-          <w:b/>
-          <w:bCs/>
+        <w:t>Frameworks</w:t>
+      </w:r>
+      <w:r>
+        <w:rPr>
+          <w:rFonts w:ascii="Cambria" w:hAnsi="Cambria" w:cs="Arial"/>
+          <w:b/>
+          <w:bCs/>
+          <w:color w:val="000000" w:themeColor="text1"/>
+        </w:rPr>
+        <w:t>/ Tools</w:t>
+      </w:r>
+      <w:r>
+        <w:rPr>
+          <w:rFonts w:ascii="Cambria" w:hAnsi="Cambria" w:cs="Arial"/>
+          <w:color w:val="000000" w:themeColor="text1"/>
+        </w:rPr>
+        <w:t>:</w:t>
+      </w:r>
+      <w:r>
+        <w:rPr>
+          <w:rFonts w:ascii="Cambria" w:hAnsi="Cambria" w:cs="Arial"/>
           <w:color w:val="000000" w:themeColor="text1"/>
         </w:rPr>
         <w:t xml:space="preserve"> </w:t>
       </w:r>
-      <w:r>
-        <w:rPr>
-          <w:rFonts w:ascii="Cambria" w:hAnsi="Cambria" w:cs="Arial"/>
-          <w:b/>
-          <w:bCs/>
-          <w:color w:val="000000" w:themeColor="text1"/>
-        </w:rPr>
-        <w:t>Frameworks</w:t>
-      </w:r>
-      <w:r>
-        <w:rPr>
-          <w:rFonts w:ascii="Cambria" w:hAnsi="Cambria" w:cs="Arial"/>
-          <w:color w:val="000000" w:themeColor="text1"/>
-        </w:rPr>
-        <w:t>:</w:t>
-      </w:r>
-      <w:r>
-        <w:rPr>
-          <w:rFonts w:ascii="Cambria" w:hAnsi="Cambria" w:cs="Arial"/>
-          <w:color w:val="000000" w:themeColor="text1"/>
-        </w:rPr>
-        <w:t xml:space="preserve"> </w:t>
-      </w:r>
+      <w:proofErr w:type="spellStart"/>
       <w:r>
         <w:rPr>
           <w:rFonts w:ascii="Cambria" w:hAnsi="Cambria" w:cs="Arial"/>
@@ -2668,6 +2288,7 @@
         </w:rPr>
         <w:t>LangChain</w:t>
       </w:r>
+      <w:proofErr w:type="spellEnd"/>
       <w:r>
         <w:rPr>
           <w:rFonts w:ascii="Cambria" w:hAnsi="Cambria" w:cs="Arial"/>
@@ -2675,48 +2296,15 @@
         </w:rPr>
         <w:t xml:space="preserve">, React, </w:t>
       </w:r>
-      <w:r>
-        <w:rPr>
-          <w:rFonts w:ascii="Cambria" w:hAnsi="Cambria" w:cs="Arial"/>
-          <w:color w:val="000000" w:themeColor="text1"/>
-        </w:rPr>
-        <w:t>PyTorch,</w:t>
-      </w:r>
-      <w:r>
-        <w:rPr>
-          <w:rFonts w:ascii="Cambria" w:hAnsi="Cambria" w:cs="Arial"/>
-          <w:color w:val="000000" w:themeColor="text1"/>
-        </w:rPr>
-        <w:t xml:space="preserve"> </w:t>
-      </w:r>
-      <w:r>
-        <w:rPr>
-          <w:rFonts w:ascii="Cambria" w:hAnsi="Cambria" w:cs="Arial"/>
-          <w:color w:val="000000" w:themeColor="text1"/>
-        </w:rPr>
-        <w:t>scikit-learn</w:t>
-      </w:r>
-      <w:r>
-        <w:rPr>
-          <w:rFonts w:ascii="Cambria" w:hAnsi="Cambria" w:cs="Arial"/>
-          <w:color w:val="000000" w:themeColor="text1"/>
-        </w:rPr>
-        <w:t xml:space="preserve">, </w:t>
-      </w:r>
-      <w:r>
-        <w:rPr>
-          <w:rFonts w:ascii="Cambria" w:hAnsi="Cambria" w:cs="Arial"/>
-          <w:color w:val="000000" w:themeColor="text1"/>
-        </w:rPr>
-        <w:t>FastAP</w:t>
-      </w:r>
-      <w:r>
-        <w:rPr>
-          <w:rFonts w:ascii="Cambria" w:hAnsi="Cambria" w:cs="Arial"/>
-          <w:color w:val="000000" w:themeColor="text1"/>
-        </w:rPr>
-        <w:t>I</w:t>
-      </w:r>
+      <w:proofErr w:type="spellStart"/>
+      <w:r>
+        <w:rPr>
+          <w:rFonts w:ascii="Cambria" w:hAnsi="Cambria" w:cs="Arial"/>
+          <w:color w:val="000000" w:themeColor="text1"/>
+        </w:rPr>
+        <w:t>PyTorch</w:t>
+      </w:r>
+      <w:proofErr w:type="spellEnd"/>
       <w:r>
         <w:rPr>
           <w:rFonts w:ascii="Cambria" w:hAnsi="Cambria" w:cs="Arial"/>
@@ -2729,14 +2317,28 @@
           <w:rFonts w:ascii="Cambria" w:hAnsi="Cambria" w:cs="Arial"/>
           <w:color w:val="000000" w:themeColor="text1"/>
         </w:rPr>
-        <w:t xml:space="preserve"> </w:t>
-      </w:r>
-      <w:r>
-        <w:rPr>
-          <w:rFonts w:ascii="Cambria" w:hAnsi="Cambria" w:cs="Arial"/>
-          <w:color w:val="000000" w:themeColor="text1"/>
-        </w:rPr>
-        <w:t>AWS</w:t>
+        <w:t xml:space="preserve"> S</w:t>
+      </w:r>
+      <w:r>
+        <w:rPr>
+          <w:rFonts w:ascii="Cambria" w:hAnsi="Cambria" w:cs="Arial"/>
+          <w:color w:val="000000" w:themeColor="text1"/>
+        </w:rPr>
+        <w:t>cikit-learn</w:t>
+      </w:r>
+      <w:r>
+        <w:rPr>
+          <w:rFonts w:ascii="Cambria" w:hAnsi="Cambria" w:cs="Arial"/>
+          <w:color w:val="000000" w:themeColor="text1"/>
+        </w:rPr>
+        <w:t>, FastAPI,</w:t>
+      </w:r>
+      <w:r>
+        <w:rPr>
+          <w:rFonts w:ascii="Cambria" w:hAnsi="Cambria" w:cs="Arial"/>
+          <w:color w:val="000000" w:themeColor="text1"/>
+        </w:rPr>
+        <w:t xml:space="preserve"> AWS</w:t>
       </w:r>
       <w:bookmarkEnd w:id="2"/>
       <w:r>
@@ -2744,21 +2346,7 @@
           <w:rFonts w:ascii="Cambria" w:hAnsi="Cambria" w:cs="Arial"/>
           <w:color w:val="000000" w:themeColor="text1"/>
         </w:rPr>
-        <w:t>, Docker,</w:t>
-      </w:r>
-      <w:r>
-        <w:rPr>
-          <w:rFonts w:ascii="Cambria" w:hAnsi="Cambria" w:cs="Arial"/>
-          <w:color w:val="000000" w:themeColor="text1"/>
-        </w:rPr>
-        <w:t xml:space="preserve"> </w:t>
-      </w:r>
-      <w:r>
-        <w:rPr>
-          <w:rFonts w:ascii="Cambria" w:hAnsi="Cambria" w:cs="Arial"/>
-          <w:color w:val="000000" w:themeColor="text1"/>
-        </w:rPr>
-        <w:t>Kubernetes</w:t>
+        <w:t>, Docker, Kubernetes, Linux</w:t>
       </w:r>
     </w:p>
     <w:sectPr>
@@ -3013,14 +2601,16 @@
     <w:rPrDefault>
       <w:rPr>
         <w:rFonts w:asciiTheme="minorHAnsi" w:eastAsiaTheme="minorHAnsi" w:hAnsiTheme="minorHAnsi" w:cstheme="minorBidi"/>
-        <w:sz w:val="22"/>
-        <w:szCs w:val="22"/>
+        <w:kern w:val="2"/>
+        <w:sz w:val="24"/>
+        <w:szCs w:val="24"/>
         <w:lang w:val="en-SG" w:eastAsia="en-US" w:bidi="ar-SA"/>
+        <w14:ligatures w14:val="standardContextual"/>
       </w:rPr>
     </w:rPrDefault>
     <w:pPrDefault>
       <w:pPr>
-        <w:spacing w:after="160" w:line="259" w:lineRule="auto"/>
+        <w:spacing w:after="160" w:line="278" w:lineRule="auto"/>
       </w:pPr>
     </w:pPrDefault>
   </w:docDefaults>
@@ -3405,10 +2995,16 @@
   <w:style w:type="paragraph" w:default="1" w:styleId="Normal">
     <w:name w:val="Normal"/>
     <w:qFormat/>
-    <w:rsid w:val="007A0685"/>
+    <w:rsid w:val="001E4EC0"/>
     <w:pPr>
       <w:spacing w:after="200" w:line="276" w:lineRule="auto"/>
     </w:pPr>
+    <w:rPr>
+      <w:kern w:val="0"/>
+      <w:sz w:val="22"/>
+      <w:szCs w:val="22"/>
+      <w14:ligatures w14:val="none"/>
+    </w:rPr>
   </w:style>
   <w:style w:type="paragraph" w:styleId="Heading1">
     <w:name w:val="heading 1"/>
@@ -3417,7 +3013,7 @@
     <w:link w:val="Heading1Char"/>
     <w:uiPriority w:val="9"/>
     <w:qFormat/>
-    <w:rsid w:val="00B473F1"/>
+    <w:rsid w:val="001E4EC0"/>
     <w:pPr>
       <w:keepNext/>
       <w:keepLines/>
@@ -3440,7 +3036,7 @@
     <w:semiHidden/>
     <w:unhideWhenUsed/>
     <w:qFormat/>
-    <w:rsid w:val="00B473F1"/>
+    <w:rsid w:val="001E4EC0"/>
     <w:pPr>
       <w:keepNext/>
       <w:keepLines/>
@@ -3463,7 +3059,7 @@
     <w:semiHidden/>
     <w:unhideWhenUsed/>
     <w:qFormat/>
-    <w:rsid w:val="00B473F1"/>
+    <w:rsid w:val="001E4EC0"/>
     <w:pPr>
       <w:keepNext/>
       <w:keepLines/>
@@ -3486,7 +3082,7 @@
     <w:semiHidden/>
     <w:unhideWhenUsed/>
     <w:qFormat/>
-    <w:rsid w:val="00B473F1"/>
+    <w:rsid w:val="001E4EC0"/>
     <w:pPr>
       <w:keepNext/>
       <w:keepLines/>
@@ -3509,7 +3105,7 @@
     <w:semiHidden/>
     <w:unhideWhenUsed/>
     <w:qFormat/>
-    <w:rsid w:val="00B473F1"/>
+    <w:rsid w:val="001E4EC0"/>
     <w:pPr>
       <w:keepNext/>
       <w:keepLines/>
@@ -3530,7 +3126,7 @@
     <w:semiHidden/>
     <w:unhideWhenUsed/>
     <w:qFormat/>
-    <w:rsid w:val="00B473F1"/>
+    <w:rsid w:val="001E4EC0"/>
     <w:pPr>
       <w:keepNext/>
       <w:keepLines/>
@@ -3553,7 +3149,7 @@
     <w:semiHidden/>
     <w:unhideWhenUsed/>
     <w:qFormat/>
-    <w:rsid w:val="00B473F1"/>
+    <w:rsid w:val="001E4EC0"/>
     <w:pPr>
       <w:keepNext/>
       <w:keepLines/>
@@ -3574,7 +3170,7 @@
     <w:semiHidden/>
     <w:unhideWhenUsed/>
     <w:qFormat/>
-    <w:rsid w:val="00B473F1"/>
+    <w:rsid w:val="001E4EC0"/>
     <w:pPr>
       <w:keepNext/>
       <w:keepLines/>
@@ -3597,7 +3193,7 @@
     <w:semiHidden/>
     <w:unhideWhenUsed/>
     <w:qFormat/>
-    <w:rsid w:val="00B473F1"/>
+    <w:rsid w:val="001E4EC0"/>
     <w:pPr>
       <w:keepNext/>
       <w:keepLines/>
@@ -3641,7 +3237,7 @@
     <w:basedOn w:val="DefaultParagraphFont"/>
     <w:link w:val="Heading1"/>
     <w:uiPriority w:val="9"/>
-    <w:rsid w:val="00B473F1"/>
+    <w:rsid w:val="001E4EC0"/>
     <w:rPr>
       <w:rFonts w:asciiTheme="majorHAnsi" w:eastAsiaTheme="majorEastAsia" w:hAnsiTheme="majorHAnsi" w:cstheme="majorBidi"/>
       <w:color w:val="0F4761" w:themeColor="accent1" w:themeShade="BF"/>
@@ -3655,7 +3251,7 @@
     <w:link w:val="Heading2"/>
     <w:uiPriority w:val="9"/>
     <w:semiHidden/>
-    <w:rsid w:val="00B473F1"/>
+    <w:rsid w:val="001E4EC0"/>
     <w:rPr>
       <w:rFonts w:asciiTheme="majorHAnsi" w:eastAsiaTheme="majorEastAsia" w:hAnsiTheme="majorHAnsi" w:cstheme="majorBidi"/>
       <w:color w:val="0F4761" w:themeColor="accent1" w:themeShade="BF"/>
@@ -3669,7 +3265,7 @@
     <w:link w:val="Heading3"/>
     <w:uiPriority w:val="9"/>
     <w:semiHidden/>
-    <w:rsid w:val="00B473F1"/>
+    <w:rsid w:val="001E4EC0"/>
     <w:rPr>
       <w:rFonts w:eastAsiaTheme="majorEastAsia" w:cstheme="majorBidi"/>
       <w:color w:val="0F4761" w:themeColor="accent1" w:themeShade="BF"/>
@@ -3683,7 +3279,7 @@
     <w:link w:val="Heading4"/>
     <w:uiPriority w:val="9"/>
     <w:semiHidden/>
-    <w:rsid w:val="00B473F1"/>
+    <w:rsid w:val="001E4EC0"/>
     <w:rPr>
       <w:rFonts w:eastAsiaTheme="majorEastAsia" w:cstheme="majorBidi"/>
       <w:i/>
@@ -3697,7 +3293,7 @@
     <w:link w:val="Heading5"/>
     <w:uiPriority w:val="9"/>
     <w:semiHidden/>
-    <w:rsid w:val="00B473F1"/>
+    <w:rsid w:val="001E4EC0"/>
     <w:rPr>
       <w:rFonts w:eastAsiaTheme="majorEastAsia" w:cstheme="majorBidi"/>
       <w:color w:val="0F4761" w:themeColor="accent1" w:themeShade="BF"/>
@@ -3709,7 +3305,7 @@
     <w:link w:val="Heading6"/>
     <w:uiPriority w:val="9"/>
     <w:semiHidden/>
-    <w:rsid w:val="00B473F1"/>
+    <w:rsid w:val="001E4EC0"/>
     <w:rPr>
       <w:rFonts w:eastAsiaTheme="majorEastAsia" w:cstheme="majorBidi"/>
       <w:i/>
@@ -3723,7 +3319,7 @@
     <w:link w:val="Heading7"/>
     <w:uiPriority w:val="9"/>
     <w:semiHidden/>
-    <w:rsid w:val="00B473F1"/>
+    <w:rsid w:val="001E4EC0"/>
     <w:rPr>
       <w:rFonts w:eastAsiaTheme="majorEastAsia" w:cstheme="majorBidi"/>
       <w:color w:val="595959" w:themeColor="text1" w:themeTint="A6"/>
@@ -3735,7 +3331,7 @@
     <w:link w:val="Heading8"/>
     <w:uiPriority w:val="9"/>
     <w:semiHidden/>
-    <w:rsid w:val="00B473F1"/>
+    <w:rsid w:val="001E4EC0"/>
     <w:rPr>
       <w:rFonts w:eastAsiaTheme="majorEastAsia" w:cstheme="majorBidi"/>
       <w:i/>
@@ -3749,7 +3345,7 @@
     <w:link w:val="Heading9"/>
     <w:uiPriority w:val="9"/>
     <w:semiHidden/>
-    <w:rsid w:val="00B473F1"/>
+    <w:rsid w:val="001E4EC0"/>
     <w:rPr>
       <w:rFonts w:eastAsiaTheme="majorEastAsia" w:cstheme="majorBidi"/>
       <w:color w:val="272727" w:themeColor="text1" w:themeTint="D8"/>
@@ -3762,7 +3358,7 @@
     <w:link w:val="TitleChar"/>
     <w:uiPriority w:val="10"/>
     <w:qFormat/>
-    <w:rsid w:val="00B473F1"/>
+    <w:rsid w:val="001E4EC0"/>
     <w:pPr>
       <w:spacing w:after="80" w:line="240" w:lineRule="auto"/>
       <w:contextualSpacing/>
@@ -3780,7 +3376,7 @@
     <w:basedOn w:val="DefaultParagraphFont"/>
     <w:link w:val="Title"/>
     <w:uiPriority w:val="10"/>
-    <w:rsid w:val="00B473F1"/>
+    <w:rsid w:val="001E4EC0"/>
     <w:rPr>
       <w:rFonts w:asciiTheme="majorHAnsi" w:eastAsiaTheme="majorEastAsia" w:hAnsiTheme="majorHAnsi" w:cstheme="majorBidi"/>
       <w:spacing w:val="-10"/>
@@ -3796,7 +3392,7 @@
     <w:link w:val="SubtitleChar"/>
     <w:uiPriority w:val="11"/>
     <w:qFormat/>
-    <w:rsid w:val="00B473F1"/>
+    <w:rsid w:val="001E4EC0"/>
     <w:pPr>
       <w:numPr>
         <w:ilvl w:val="1"/>
@@ -3815,7 +3411,7 @@
     <w:basedOn w:val="DefaultParagraphFont"/>
     <w:link w:val="Subtitle"/>
     <w:uiPriority w:val="11"/>
-    <w:rsid w:val="00B473F1"/>
+    <w:rsid w:val="001E4EC0"/>
     <w:rPr>
       <w:rFonts w:eastAsiaTheme="majorEastAsia" w:cstheme="majorBidi"/>
       <w:color w:val="595959" w:themeColor="text1" w:themeTint="A6"/>
@@ -3831,7 +3427,7 @@
     <w:link w:val="QuoteChar"/>
     <w:uiPriority w:val="29"/>
     <w:qFormat/>
-    <w:rsid w:val="00B473F1"/>
+    <w:rsid w:val="001E4EC0"/>
     <w:pPr>
       <w:spacing w:before="160"/>
       <w:jc w:val="center"/>
@@ -3847,7 +3443,7 @@
     <w:basedOn w:val="DefaultParagraphFont"/>
     <w:link w:val="Quote"/>
     <w:uiPriority w:val="29"/>
-    <w:rsid w:val="00B473F1"/>
+    <w:rsid w:val="001E4EC0"/>
     <w:rPr>
       <w:i/>
       <w:iCs/>
@@ -3861,7 +3457,7 @@
     <w:link w:val="ListParagraphChar"/>
     <w:uiPriority w:val="34"/>
     <w:qFormat/>
-    <w:rsid w:val="00B473F1"/>
+    <w:rsid w:val="001E4EC0"/>
     <w:pPr>
       <w:ind w:left="720"/>
       <w:contextualSpacing/>
@@ -3872,7 +3468,7 @@
     <w:basedOn w:val="DefaultParagraphFont"/>
     <w:uiPriority w:val="21"/>
     <w:qFormat/>
-    <w:rsid w:val="00B473F1"/>
+    <w:rsid w:val="001E4EC0"/>
     <w:rPr>
       <w:i/>
       <w:iCs/>
@@ -3886,7 +3482,7 @@
     <w:link w:val="IntenseQuoteChar"/>
     <w:uiPriority w:val="30"/>
     <w:qFormat/>
-    <w:rsid w:val="00B473F1"/>
+    <w:rsid w:val="001E4EC0"/>
     <w:pPr>
       <w:pBdr>
         <w:top w:val="single" w:sz="4" w:space="10" w:color="0F4761" w:themeColor="accent1" w:themeShade="BF"/>
@@ -3907,7 +3503,7 @@
     <w:basedOn w:val="DefaultParagraphFont"/>
     <w:link w:val="IntenseQuote"/>
     <w:uiPriority w:val="30"/>
-    <w:rsid w:val="00B473F1"/>
+    <w:rsid w:val="001E4EC0"/>
     <w:rPr>
       <w:i/>
       <w:iCs/>
@@ -3919,7 +3515,7 @@
     <w:basedOn w:val="DefaultParagraphFont"/>
     <w:uiPriority w:val="32"/>
     <w:qFormat/>
-    <w:rsid w:val="00B473F1"/>
+    <w:rsid w:val="001E4EC0"/>
     <w:rPr>
       <w:b/>
       <w:bCs/>
@@ -3934,7 +3530,7 @@
     <w:link w:val="HeaderChar"/>
     <w:uiPriority w:val="99"/>
     <w:unhideWhenUsed/>
-    <w:rsid w:val="007A0685"/>
+    <w:rsid w:val="001E4EC0"/>
     <w:pPr>
       <w:tabs>
         <w:tab w:val="center" w:pos="4513"/>
@@ -3948,7 +3544,13 @@
     <w:basedOn w:val="DefaultParagraphFont"/>
     <w:link w:val="Header"/>
     <w:uiPriority w:val="99"/>
-    <w:rsid w:val="007A0685"/>
+    <w:rsid w:val="001E4EC0"/>
+    <w:rPr>
+      <w:kern w:val="0"/>
+      <w:sz w:val="22"/>
+      <w:szCs w:val="22"/>
+      <w14:ligatures w14:val="none"/>
+    </w:rPr>
   </w:style>
   <w:style w:type="paragraph" w:styleId="Footer">
     <w:name w:val="footer"/>
@@ -3956,7 +3558,7 @@
     <w:link w:val="FooterChar"/>
     <w:uiPriority w:val="99"/>
     <w:unhideWhenUsed/>
-    <w:rsid w:val="007A0685"/>
+    <w:rsid w:val="001E4EC0"/>
     <w:pPr>
       <w:tabs>
         <w:tab w:val="center" w:pos="4513"/>
@@ -3970,14 +3572,20 @@
     <w:basedOn w:val="DefaultParagraphFont"/>
     <w:link w:val="Footer"/>
     <w:uiPriority w:val="99"/>
-    <w:rsid w:val="007A0685"/>
+    <w:rsid w:val="001E4EC0"/>
+    <w:rPr>
+      <w:kern w:val="0"/>
+      <w:sz w:val="22"/>
+      <w:szCs w:val="22"/>
+      <w14:ligatures w14:val="none"/>
+    </w:rPr>
   </w:style>
   <w:style w:type="character" w:styleId="Hyperlink">
     <w:name w:val="Hyperlink"/>
     <w:basedOn w:val="DefaultParagraphFont"/>
     <w:uiPriority w:val="99"/>
     <w:unhideWhenUsed/>
-    <w:rsid w:val="007A0685"/>
+    <w:rsid w:val="001E4EC0"/>
     <w:rPr>
       <w:color w:val="467886" w:themeColor="hyperlink"/>
       <w:u w:val="single"/>
@@ -3990,31 +3598,7 @@
     <w:link w:val="ListParagraph"/>
     <w:uiPriority w:val="34"/>
     <w:locked/>
-    <w:rsid w:val="007A0685"/>
-  </w:style>
-  <w:style w:type="character" w:styleId="FollowedHyperlink">
-    <w:name w:val="FollowedHyperlink"/>
-    <w:basedOn w:val="DefaultParagraphFont"/>
-    <w:uiPriority w:val="99"/>
-    <w:semiHidden/>
-    <w:unhideWhenUsed/>
-    <w:rsid w:val="007A0685"/>
-    <w:rPr>
-      <w:color w:val="96607D" w:themeColor="followedHyperlink"/>
-      <w:u w:val="single"/>
-    </w:rPr>
-  </w:style>
-  <w:style w:type="character" w:styleId="UnresolvedMention">
-    <w:name w:val="Unresolved Mention"/>
-    <w:basedOn w:val="DefaultParagraphFont"/>
-    <w:uiPriority w:val="99"/>
-    <w:semiHidden/>
-    <w:unhideWhenUsed/>
-    <w:rsid w:val="00544DB2"/>
-    <w:rPr>
-      <w:color w:val="605E5C"/>
-      <w:shd w:val="clear" w:color="auto" w:fill="E1DFDD"/>
-    </w:rPr>
+    <w:rsid w:val="001E4EC0"/>
   </w:style>
 </w:styles>
 </file>
@@ -4117,7 +3701,7 @@
         <a:latin typeface="Aptos" panose="02110004020202020204"/>
         <a:ea typeface=""/>
         <a:cs typeface=""/>
-        <a:font script="Jpan" typeface="游ゴシック"/>
+        <a:font script="Jpan" typeface="游明朝"/>
         <a:font script="Hang" typeface="맑은 고딕"/>
         <a:font script="Hans" typeface="等线"/>
         <a:font script="Hant" typeface="新細明體"/>
@@ -4225,13 +3809,6 @@
         </a:gradFill>
       </a:fillStyleLst>
       <a:lnStyleLst>
-        <a:ln w="6350" cap="flat" cmpd="sng" algn="ctr">
-          <a:solidFill>
-            <a:schemeClr val="phClr"/>
-          </a:solidFill>
-          <a:prstDash val="solid"/>
-          <a:miter lim="800000"/>
-        </a:ln>
         <a:ln w="12700" cap="flat" cmpd="sng" algn="ctr">
           <a:solidFill>
             <a:schemeClr val="phClr"/>
@@ -4240,6 +3817,13 @@
           <a:miter lim="800000"/>
         </a:ln>
         <a:ln w="19050" cap="flat" cmpd="sng" algn="ctr">
+          <a:solidFill>
+            <a:schemeClr val="phClr"/>
+          </a:solidFill>
+          <a:prstDash val="solid"/>
+          <a:miter lim="800000"/>
+        </a:ln>
+        <a:ln w="25400" cap="flat" cmpd="sng" algn="ctr">
           <a:solidFill>
             <a:schemeClr val="phClr"/>
           </a:solidFill>
@@ -4304,11 +3888,31 @@
       </a:bgFillStyleLst>
     </a:fmtScheme>
   </a:themeElements>
-  <a:objectDefaults/>
+  <a:objectDefaults>
+    <a:lnDef>
+      <a:spPr/>
+      <a:bodyPr/>
+      <a:lstStyle/>
+      <a:style>
+        <a:lnRef idx="2">
+          <a:schemeClr val="accent1"/>
+        </a:lnRef>
+        <a:fillRef idx="0">
+          <a:schemeClr val="accent1"/>
+        </a:fillRef>
+        <a:effectRef idx="1">
+          <a:schemeClr val="accent1"/>
+        </a:effectRef>
+        <a:fontRef idx="minor">
+          <a:schemeClr val="tx1"/>
+        </a:fontRef>
+      </a:style>
+    </a:lnDef>
+  </a:objectDefaults>
   <a:extraClrSchemeLst/>
   <a:extLst>
     <a:ext uri="{05A4C25C-085E-4340-85A3-A5531E510DB2}">
-      <thm15:themeFamily xmlns:thm15="http://schemas.microsoft.com/office/thememl/2012/main" name="Office Theme" id="{62F939B6-93AF-4DB8-9C6B-D6C7DFDC589F}" vid="{4A3C46E8-61CC-4603-A589-7422A47A8E4A}"/>
+      <thm15:themeFamily xmlns:thm15="http://schemas.microsoft.com/office/thememl/2012/main" name="Office Theme" id="{2E142A2C-CD16-42D6-873A-C26D2A0506FA}" vid="{1BDDFF52-6CD6-40A5-AB3C-68EB2F1E4D0A}"/>
     </a:ext>
   </a:extLst>
 </a:theme>

--- a/Aaryan_Kandiah_Resume.docx
+++ b/Aaryan_Kandiah_Resume.docx
@@ -1,6 +1,6 @@
 
 <file path=word/document.xml><?xml version="1.0" encoding="utf-8"?>
-<w:document xmlns:wpc="http://schemas.microsoft.com/office/word/2010/wordprocessingCanvas" xmlns:cx="http://schemas.microsoft.com/office/drawing/2014/chartex" xmlns:cx1="http://schemas.microsoft.com/office/drawing/2015/9/8/chartex" xmlns:cx2="http://schemas.microsoft.com/office/drawing/2015/10/21/chartex" xmlns:cx3="http://schemas.microsoft.com/office/drawing/2016/5/9/chartex" xmlns:cx4="http://schemas.microsoft.com/office/drawing/2016/5/10/chartex" xmlns:cx5="http://schemas.microsoft.com/office/drawing/2016/5/11/chartex" xmlns:cx6="http://schemas.microsoft.com/office/drawing/2016/5/12/chartex" xmlns:cx7="http://schemas.microsoft.com/office/drawing/2016/5/13/chartex" xmlns:cx8="http://schemas.microsoft.com/office/drawing/2016/5/14/chartex" xmlns:mc="http://schemas.openxmlformats.org/markup-compatibility/2006" xmlns:aink="http://schemas.microsoft.com/office/drawing/2016/ink" xmlns:am3d="http://schemas.microsoft.com/office/drawing/2017/model3d" xmlns:o="urn:schemas-microsoft-com:office:office" xmlns:oel="http://schemas.microsoft.com/office/2019/extlst" xmlns:r="http://schemas.openxmlformats.org/officeDocument/2006/relationships" xmlns:m="http://schemas.openxmlformats.org/officeDocument/2006/math" xmlns:v="urn:schemas-microsoft-com:vml" xmlns:wp14="http://schemas.microsoft.com/office/word/2010/wordprocessingDrawing" xmlns:wp="http://schemas.openxmlformats.org/drawingml/2006/wordprocessingDrawing" xmlns:w10="urn:schemas-microsoft-com:office:word" xmlns:w="http://schemas.openxmlformats.org/wordprocessingml/2006/main" xmlns:w14="http://schemas.microsoft.com/office/word/2010/wordml" xmlns:w15="http://schemas.microsoft.com/office/word/2012/wordml" xmlns:w16cex="http://schemas.microsoft.com/office/word/2018/wordml/cex" xmlns:w16cid="http://schemas.microsoft.com/office/word/2016/wordml/cid" xmlns:w16="http://schemas.microsoft.com/office/word/2018/wordml" xmlns:w16du="http://schemas.microsoft.com/office/word/2023/wordml/word16du" xmlns:w16sdtdh="http://schemas.microsoft.com/office/word/2020/wordml/sdtdatahash" xmlns:w16sdtfl="http://schemas.microsoft.com/office/word/2024/wordml/sdtformatlock" xmlns:w16se="http://schemas.microsoft.com/office/word/2015/wordml/symex" xmlns:wpg="http://schemas.microsoft.com/office/word/2010/wordprocessingGroup" xmlns:wpi="http://schemas.microsoft.com/office/word/2010/wordprocessingInk" xmlns:wne="http://schemas.microsoft.com/office/word/2006/wordml" xmlns:wps="http://schemas.microsoft.com/office/word/2010/wordprocessingShape" mc:Ignorable="w14 w15 w16se w16cid w16 w16cex w16sdtdh w16sdtfl w16du wp14">
+<w:document xmlns:wpc="http://schemas.microsoft.com/office/word/2010/wordprocessingCanvas" xmlns:cx="http://schemas.microsoft.com/office/drawing/2014/chartex" xmlns:cx1="http://schemas.microsoft.com/office/drawing/2015/9/8/chartex" xmlns:cx2="http://schemas.microsoft.com/office/drawing/2015/10/21/chartex" xmlns:cx3="http://schemas.microsoft.com/office/drawing/2016/5/9/chartex" xmlns:cx4="http://schemas.microsoft.com/office/drawing/2016/5/10/chartex" xmlns:cx5="http://schemas.microsoft.com/office/drawing/2016/5/11/chartex" xmlns:cx6="http://schemas.microsoft.com/office/drawing/2016/5/12/chartex" xmlns:cx7="http://schemas.microsoft.com/office/drawing/2016/5/13/chartex" xmlns:cx8="http://schemas.microsoft.com/office/drawing/2016/5/14/chartex" xmlns:mc="http://schemas.openxmlformats.org/markup-compatibility/2006" xmlns:m="http://schemas.openxmlformats.org/officeDocument/2006/math" xmlns:aink="http://schemas.microsoft.com/office/drawing/2016/ink" xmlns:am3d="http://schemas.microsoft.com/office/drawing/2017/model3d" xmlns:oel="http://schemas.microsoft.com/office/2019/extlst" xmlns:r="http://schemas.openxmlformats.org/officeDocument/2006/relationships" xmlns:wp14="http://schemas.microsoft.com/office/word/2010/wordprocessingDrawing" xmlns:wp="http://schemas.openxmlformats.org/drawingml/2006/wordprocessingDrawing" xmlns:wpg="http://schemas.microsoft.com/office/word/2010/wordprocessingGroup" xmlns:wpi="http://schemas.microsoft.com/office/word/2010/wordprocessingInk" xmlns:wps="http://schemas.microsoft.com/office/word/2010/wordprocessingShape" xmlns:o="urn:schemas-microsoft-com:office:office" xmlns:v="urn:schemas-microsoft-com:vml" xmlns:w10="urn:schemas-microsoft-com:office:word" xmlns:w="http://schemas.openxmlformats.org/wordprocessingml/2006/main" xmlns:w14="http://schemas.microsoft.com/office/word/2010/wordml" xmlns:w15="http://schemas.microsoft.com/office/word/2012/wordml" xmlns:w16cex="http://schemas.microsoft.com/office/word/2018/wordml/cex" xmlns:w16cid="http://schemas.microsoft.com/office/word/2016/wordml/cid" xmlns:w16="http://schemas.microsoft.com/office/word/2018/wordml" xmlns:w16sdtdh="http://schemas.microsoft.com/office/word/2020/wordml/sdtdatahash" xmlns:w16sdtfl="http://schemas.microsoft.com/office/word/2024/wordml/sdtformatlock" xmlns:w16se="http://schemas.microsoft.com/office/word/2015/wordml/symex" xmlns:w16du="http://schemas.microsoft.com/office/word/2023/wordml/word16du" xmlns:wne="http://schemas.microsoft.com/office/word/2006/wordml" mc:Ignorable="w14 w15 w16se w16cid w16 w16cex w16sdtdh w16sdtfl w16du wp14">
   <w:body>
     <w:p>
       <w:pPr>
@@ -49,16 +49,25 @@
         <w:ind w:left="720" w:hanging="720"/>
         <w:jc w:val="center"/>
         <w:rPr>
-          <w:color w:val="000000" w:themeColor="text1"/>
-        </w:rPr>
-      </w:pPr>
-      <w:r>
-        <w:rPr>
-          <w:rFonts w:ascii="Cambria" w:hAnsi="Cambria" w:cs="Arial"/>
-          <w:bCs/>
-          <w:color w:val="000000" w:themeColor="text1"/>
-        </w:rPr>
-        <w:t>8721 7899 |</w:t>
+          <w:rFonts w:ascii="Cambria" w:hAnsi="Cambria"/>
+          <w:color w:val="000000" w:themeColor="text1"/>
+        </w:rPr>
+      </w:pPr>
+      <w:r>
+        <w:rPr>
+          <w:rFonts w:ascii="Cambria" w:hAnsi="Cambria" w:cs="Arial"/>
+          <w:bCs/>
+          <w:color w:val="000000" w:themeColor="text1"/>
+        </w:rPr>
+        <w:t xml:space="preserve">+65 </w:t>
+      </w:r>
+      <w:r>
+        <w:rPr>
+          <w:rFonts w:ascii="Cambria" w:hAnsi="Cambria" w:cs="Arial"/>
+          <w:bCs/>
+          <w:color w:val="000000" w:themeColor="text1"/>
+        </w:rPr>
+        <w:t>87217899 |</w:t>
       </w:r>
       <w:r>
         <w:rPr>
@@ -67,16 +76,7 @@
           <w:color w:val="000000" w:themeColor="text1"/>
           <w:u w:val="single"/>
         </w:rPr>
-        <w:t xml:space="preserve"> </w:t>
-      </w:r>
-      <w:r>
-        <w:rPr>
-          <w:rFonts w:ascii="Cambria" w:hAnsi="Cambria" w:cs="Arial"/>
-          <w:bCs/>
-          <w:color w:val="000000" w:themeColor="text1"/>
-          <w:u w:val="single"/>
-        </w:rPr>
-        <w:t>aaryan.kandiah@gmail.com</w:t>
+        <w:t xml:space="preserve"> aaryan.kandiah@gmail.com</w:t>
       </w:r>
       <w:hyperlink r:id="rId7" w:history="1"/>
       <w:r>
@@ -99,6 +99,9 @@
         </w:r>
       </w:hyperlink>
       <w:r>
+        <w:rPr>
+          <w:rFonts w:ascii="Cambria" w:hAnsi="Cambria"/>
+        </w:rPr>
         <w:t xml:space="preserve"> </w:t>
       </w:r>
       <w:r>
@@ -117,8 +120,19 @@
             <w:bCs/>
             <w:color w:val="000000" w:themeColor="text1"/>
           </w:rPr>
-          <w:t>linkedin.com/in/aaryan-kandiah</w:t>
+          <w:t>linkedin.com/in/</w:t>
         </w:r>
+        <w:proofErr w:type="spellStart"/>
+        <w:r>
+          <w:rPr>
+            <w:rStyle w:val="Hyperlink"/>
+            <w:rFonts w:ascii="Cambria" w:hAnsi="Cambria" w:cs="Arial"/>
+            <w:bCs/>
+            <w:color w:val="000000" w:themeColor="text1"/>
+          </w:rPr>
+          <w:t>aaryan-kandiah</w:t>
+        </w:r>
+        <w:proofErr w:type="spellEnd"/>
       </w:hyperlink>
     </w:p>
     <w:p>
@@ -142,7 +156,7 @@
           <w:iCs/>
           <w:color w:val="000000" w:themeColor="text1"/>
         </w:rPr>
-        <w:t>Open to Part-Time Roles in AI / Software Engineering</w:t>
+        <w:t>Seeking</w:t>
       </w:r>
       <w:r>
         <w:rPr>
@@ -158,6 +172,96 @@
         <w:rPr>
           <w:rFonts w:ascii="Cambria" w:hAnsi="Cambria" w:cs="Arial"/>
           <w:bCs/>
+          <w:i/>
+          <w:iCs/>
+          <w:color w:val="000000" w:themeColor="text1"/>
+        </w:rPr>
+        <w:t>p</w:t>
+      </w:r>
+      <w:r>
+        <w:rPr>
+          <w:rFonts w:ascii="Cambria" w:hAnsi="Cambria" w:cs="Arial"/>
+          <w:bCs/>
+          <w:i/>
+          <w:iCs/>
+          <w:color w:val="000000" w:themeColor="text1"/>
+        </w:rPr>
+        <w:t>art-time</w:t>
+      </w:r>
+      <w:r>
+        <w:rPr>
+          <w:rFonts w:ascii="Cambria" w:hAnsi="Cambria" w:cs="Arial"/>
+          <w:bCs/>
+          <w:i/>
+          <w:iCs/>
+          <w:color w:val="000000" w:themeColor="text1"/>
+        </w:rPr>
+        <w:t xml:space="preserve"> </w:t>
+      </w:r>
+      <w:r>
+        <w:rPr>
+          <w:rFonts w:ascii="Cambria" w:hAnsi="Cambria" w:cs="Arial"/>
+          <w:bCs/>
+          <w:i/>
+          <w:iCs/>
+          <w:color w:val="000000" w:themeColor="text1"/>
+        </w:rPr>
+        <w:t>internships</w:t>
+      </w:r>
+      <w:r>
+        <w:rPr>
+          <w:rFonts w:ascii="Cambria" w:hAnsi="Cambria" w:cs="Arial"/>
+          <w:bCs/>
+          <w:i/>
+          <w:iCs/>
+          <w:color w:val="000000" w:themeColor="text1"/>
+        </w:rPr>
+        <w:t xml:space="preserve"> </w:t>
+      </w:r>
+      <w:r>
+        <w:rPr>
+          <w:rFonts w:ascii="Cambria" w:hAnsi="Cambria" w:cs="Arial"/>
+          <w:bCs/>
+          <w:i/>
+          <w:iCs/>
+          <w:color w:val="000000" w:themeColor="text1"/>
+        </w:rPr>
+        <w:t>in</w:t>
+      </w:r>
+      <w:r>
+        <w:rPr>
+          <w:rFonts w:ascii="Cambria" w:hAnsi="Cambria" w:cs="Arial"/>
+          <w:bCs/>
+          <w:i/>
+          <w:iCs/>
+          <w:color w:val="000000" w:themeColor="text1"/>
+        </w:rPr>
+        <w:t xml:space="preserve"> Software and</w:t>
+      </w:r>
+      <w:r>
+        <w:rPr>
+          <w:rFonts w:ascii="Cambria" w:hAnsi="Cambria" w:cs="Arial"/>
+          <w:bCs/>
+          <w:i/>
+          <w:iCs/>
+          <w:color w:val="000000" w:themeColor="text1"/>
+        </w:rPr>
+        <w:t xml:space="preserve"> AI</w:t>
+      </w:r>
+      <w:r>
+        <w:rPr>
+          <w:rFonts w:ascii="Cambria" w:hAnsi="Cambria" w:cs="Arial"/>
+          <w:bCs/>
+          <w:i/>
+          <w:iCs/>
+          <w:color w:val="000000" w:themeColor="text1"/>
+        </w:rPr>
+        <w:t xml:space="preserve"> </w:t>
+      </w:r>
+      <w:r>
+        <w:rPr>
+          <w:rFonts w:ascii="Cambria" w:hAnsi="Cambria" w:cs="Arial"/>
+          <w:bCs/>
           <w:color w:val="000000" w:themeColor="text1"/>
         </w:rPr>
         <w:t xml:space="preserve">| </w:t>
@@ -185,31 +289,55 @@
           <w:bCs/>
           <w:color w:val="000000" w:themeColor="text1"/>
         </w:rPr>
-        <w:t>Aug</w:t>
-      </w:r>
-      <w:r>
-        <w:rPr>
-          <w:rFonts w:ascii="Cambria" w:hAnsi="Cambria" w:cs="Arial"/>
-          <w:bCs/>
-          <w:color w:val="000000" w:themeColor="text1"/>
-        </w:rPr>
-        <w:t xml:space="preserve"> 2026 – </w:t>
-      </w:r>
-      <w:r>
-        <w:rPr>
-          <w:rFonts w:ascii="Cambria" w:hAnsi="Cambria" w:cs="Arial"/>
-          <w:bCs/>
-          <w:color w:val="000000" w:themeColor="text1"/>
-        </w:rPr>
-        <w:t>Jan</w:t>
-      </w:r>
-      <w:r>
-        <w:rPr>
-          <w:rFonts w:ascii="Cambria" w:hAnsi="Cambria" w:cs="Arial"/>
-          <w:bCs/>
-          <w:color w:val="000000" w:themeColor="text1"/>
-        </w:rPr>
-        <w:t xml:space="preserve"> 2026</w:t>
+        <w:t>May</w:t>
+      </w:r>
+      <w:r>
+        <w:rPr>
+          <w:rFonts w:ascii="Cambria" w:hAnsi="Cambria" w:cs="Arial"/>
+          <w:bCs/>
+          <w:color w:val="000000" w:themeColor="text1"/>
+        </w:rPr>
+        <w:t xml:space="preserve"> 202</w:t>
+      </w:r>
+      <w:r>
+        <w:rPr>
+          <w:rFonts w:ascii="Cambria" w:hAnsi="Cambria" w:cs="Arial"/>
+          <w:bCs/>
+          <w:color w:val="000000" w:themeColor="text1"/>
+        </w:rPr>
+        <w:t>7</w:t>
+      </w:r>
+      <w:r>
+        <w:rPr>
+          <w:rFonts w:ascii="Cambria" w:hAnsi="Cambria" w:cs="Arial"/>
+          <w:bCs/>
+          <w:color w:val="000000" w:themeColor="text1"/>
+        </w:rPr>
+        <w:t xml:space="preserve"> – </w:t>
+      </w:r>
+      <w:r>
+        <w:rPr>
+          <w:rFonts w:ascii="Cambria" w:hAnsi="Cambria" w:cs="Arial"/>
+          <w:bCs/>
+          <w:color w:val="000000" w:themeColor="text1"/>
+        </w:rPr>
+        <w:t>August</w:t>
+      </w:r>
+      <w:r>
+        <w:rPr>
+          <w:rFonts w:ascii="Cambria" w:hAnsi="Cambria" w:cs="Arial"/>
+          <w:bCs/>
+          <w:color w:val="000000" w:themeColor="text1"/>
+        </w:rPr>
+        <w:t xml:space="preserve"> 202</w:t>
+      </w:r>
+      <w:r>
+        <w:rPr>
+          <w:rFonts w:ascii="Cambria" w:hAnsi="Cambria" w:cs="Arial"/>
+          <w:bCs/>
+          <w:color w:val="000000" w:themeColor="text1"/>
+        </w:rPr>
+        <w:t>7</w:t>
       </w:r>
       <w:r>
         <w:rPr>
@@ -225,126 +353,7 @@
         <w:pBdr>
           <w:bottom w:val="single" w:sz="4" w:space="1" w:color="auto"/>
         </w:pBdr>
-        <w:tabs>
-          <w:tab w:val="left" w:pos="4971"/>
-          <w:tab w:val="center" w:pos="5216"/>
-        </w:tabs>
-        <w:spacing w:before="80" w:after="0" w:line="230" w:lineRule="exact"/>
-        <w:jc w:val="both"/>
-        <w:rPr>
-          <w:rFonts w:ascii="Cambria" w:hAnsi="Cambria" w:cs="Arial"/>
-          <w:b/>
-          <w:color w:val="000000" w:themeColor="text1"/>
-        </w:rPr>
-      </w:pPr>
-      <w:r>
-        <w:rPr>
-          <w:rFonts w:ascii="Cambria" w:hAnsi="Cambria" w:cs="Arial"/>
-          <w:b/>
-          <w:color w:val="000000" w:themeColor="text1"/>
-        </w:rPr>
-        <w:t>PROFESSIONAL SUMMARY</w:t>
-      </w:r>
-      <w:r>
-        <w:rPr>
-          <w:rFonts w:ascii="Cambria" w:hAnsi="Cambria" w:cs="Arial"/>
-          <w:b/>
-          <w:color w:val="000000" w:themeColor="text1"/>
-        </w:rPr>
-        <w:tab/>
-      </w:r>
-      <w:r>
-        <w:rPr>
-          <w:rFonts w:ascii="Cambria" w:hAnsi="Cambria" w:cs="Arial"/>
-          <w:b/>
-          <w:color w:val="000000" w:themeColor="text1"/>
-        </w:rPr>
-        <w:tab/>
-      </w:r>
-    </w:p>
-    <w:p>
-      <w:pPr>
-        <w:spacing w:before="80" w:after="80" w:line="230" w:lineRule="exact"/>
-        <w:jc w:val="both"/>
-        <w:rPr>
-          <w:rFonts w:ascii="Cambria" w:hAnsi="Cambria" w:cs="Arial"/>
-          <w:color w:val="000000" w:themeColor="text1"/>
-        </w:rPr>
-      </w:pPr>
-      <w:r>
-        <w:rPr>
-          <w:rFonts w:ascii="Cambria" w:hAnsi="Cambria" w:cs="Arial"/>
-          <w:color w:val="000000" w:themeColor="text1"/>
-        </w:rPr>
-        <w:t xml:space="preserve">Incoming NUS </w:t>
-      </w:r>
-      <w:r>
-        <w:rPr>
-          <w:rFonts w:ascii="Cambria" w:hAnsi="Cambria" w:cs="Arial"/>
-          <w:color w:val="000000" w:themeColor="text1"/>
-        </w:rPr>
-        <w:t>Master of Computing</w:t>
-      </w:r>
-      <w:r>
-        <w:rPr>
-          <w:rFonts w:ascii="Cambria" w:hAnsi="Cambria" w:cs="Arial"/>
-          <w:color w:val="000000" w:themeColor="text1"/>
-        </w:rPr>
-        <w:t xml:space="preserve"> (AI) student with experience building and deploying production AI systems, including a full-stack agentic HVAC platform with RAG architecture and real-time AI-powered energy dashboards. Experienced in optimizing backend/frontend systems across multiple client deployments. </w:t>
-      </w:r>
-      <w:r>
-        <w:rPr>
-          <w:rFonts w:ascii="Cambria" w:hAnsi="Cambria" w:cs="Arial"/>
-          <w:color w:val="000000" w:themeColor="text1"/>
-        </w:rPr>
-        <w:t>Proficient</w:t>
-      </w:r>
-      <w:r>
-        <w:rPr>
-          <w:rFonts w:ascii="Cambria" w:hAnsi="Cambria" w:cs="Arial"/>
-          <w:color w:val="000000" w:themeColor="text1"/>
-        </w:rPr>
-        <w:t xml:space="preserve"> in Python, React, TypeScript, and AI frameworks (</w:t>
-      </w:r>
-      <w:proofErr w:type="spellStart"/>
-      <w:r>
-        <w:rPr>
-          <w:rFonts w:ascii="Cambria" w:hAnsi="Cambria" w:cs="Arial"/>
-          <w:color w:val="000000" w:themeColor="text1"/>
-        </w:rPr>
-        <w:t>LangChain</w:t>
-      </w:r>
-      <w:proofErr w:type="spellEnd"/>
-      <w:r>
-        <w:rPr>
-          <w:rFonts w:ascii="Cambria" w:hAnsi="Cambria" w:cs="Arial"/>
-          <w:color w:val="000000" w:themeColor="text1"/>
-        </w:rPr>
-        <w:t xml:space="preserve">, </w:t>
-      </w:r>
-      <w:proofErr w:type="spellStart"/>
-      <w:r>
-        <w:rPr>
-          <w:rFonts w:ascii="Cambria" w:hAnsi="Cambria" w:cs="Arial"/>
-          <w:color w:val="000000" w:themeColor="text1"/>
-        </w:rPr>
-        <w:t>PyTorch</w:t>
-      </w:r>
-      <w:proofErr w:type="spellEnd"/>
-      <w:r>
-        <w:rPr>
-          <w:rFonts w:ascii="Cambria" w:hAnsi="Cambria" w:cs="Arial"/>
-          <w:color w:val="000000" w:themeColor="text1"/>
-        </w:rPr>
-        <w:t xml:space="preserve">). </w:t>
-      </w:r>
-    </w:p>
-    <w:p>
-      <w:pPr>
-        <w:pBdr>
-          <w:bottom w:val="single" w:sz="4" w:space="1" w:color="auto"/>
-        </w:pBdr>
-        <w:spacing w:after="0" w:line="230" w:lineRule="exact"/>
+        <w:spacing w:before="120" w:after="0" w:line="230" w:lineRule="exact"/>
         <w:jc w:val="both"/>
         <w:rPr>
           <w:rFonts w:ascii="Cambria" w:hAnsi="Cambria" w:cs="Arial"/>
@@ -372,14 +381,25 @@
           <w:color w:val="000000" w:themeColor="text1"/>
         </w:rPr>
       </w:pPr>
-      <w:r>
-        <w:rPr>
-          <w:rFonts w:ascii="Cambria" w:hAnsi="Cambria" w:cs="Arial"/>
-          <w:b/>
-          <w:bCs/>
-          <w:color w:val="000000" w:themeColor="text1"/>
-        </w:rPr>
-        <w:t xml:space="preserve">Univers, </w:t>
+      <w:proofErr w:type="spellStart"/>
+      <w:r>
+        <w:rPr>
+          <w:rFonts w:ascii="Cambria" w:hAnsi="Cambria" w:cs="Arial"/>
+          <w:b/>
+          <w:bCs/>
+          <w:color w:val="000000" w:themeColor="text1"/>
+        </w:rPr>
+        <w:t>Univers</w:t>
+      </w:r>
+      <w:proofErr w:type="spellEnd"/>
+      <w:r>
+        <w:rPr>
+          <w:rFonts w:ascii="Cambria" w:hAnsi="Cambria" w:cs="Arial"/>
+          <w:b/>
+          <w:bCs/>
+          <w:color w:val="000000" w:themeColor="text1"/>
+        </w:rPr>
+        <w:t xml:space="preserve">, </w:t>
       </w:r>
       <w:r>
         <w:rPr>
@@ -412,11 +432,9 @@
       <w:r>
         <w:rPr>
           <w:rFonts w:ascii="Cambria" w:hAnsi="Cambria" w:cs="Arial"/>
-          <w:b/>
-          <w:bCs/>
-          <w:color w:val="000000" w:themeColor="text1"/>
-        </w:rPr>
-        <w:t>Present</w:t>
+          <w:color w:val="000000" w:themeColor="text1"/>
+        </w:rPr>
+        <w:t>Apr 2026</w:t>
       </w:r>
     </w:p>
     <w:p>
@@ -471,7 +489,23 @@
           <w:rFonts w:ascii="Cambria" w:hAnsi="Cambria" w:cs="Arial"/>
           <w:color w:val="000000" w:themeColor="text1"/>
         </w:rPr>
-        <w:t xml:space="preserve"> for internal GTM and engineering teams, featuring RAG architecture with VectorDB, context-aware recommendations, role-based AI reasoning, and AI-powered sales enablement tools </w:t>
+        <w:t xml:space="preserve"> for internal GTM and engineering teams, featuring RAG architecture with </w:t>
+      </w:r>
+      <w:proofErr w:type="spellStart"/>
+      <w:r>
+        <w:rPr>
+          <w:rFonts w:ascii="Cambria" w:hAnsi="Cambria" w:cs="Arial"/>
+          <w:color w:val="000000" w:themeColor="text1"/>
+        </w:rPr>
+        <w:t>VectorDB</w:t>
+      </w:r>
+      <w:proofErr w:type="spellEnd"/>
+      <w:r>
+        <w:rPr>
+          <w:rFonts w:ascii="Cambria" w:hAnsi="Cambria" w:cs="Arial"/>
+          <w:color w:val="000000" w:themeColor="text1"/>
+        </w:rPr>
+        <w:t xml:space="preserve">, context-aware recommendations, role-based AI reasoning, and AI-powered sales enablement tools </w:t>
       </w:r>
       <w:r>
         <w:rPr>
@@ -528,16 +562,7 @@
           <w:bCs/>
           <w:color w:val="000000" w:themeColor="text1"/>
         </w:rPr>
-        <w:t>8</w:t>
-      </w:r>
-      <w:r>
-        <w:rPr>
-          <w:rFonts w:ascii="Cambria" w:hAnsi="Cambria" w:cs="Arial"/>
-          <w:b/>
-          <w:bCs/>
-          <w:color w:val="000000" w:themeColor="text1"/>
-        </w:rPr>
-        <w:t xml:space="preserve"> clients</w:t>
+        <w:t>8 clients</w:t>
       </w:r>
       <w:r>
         <w:rPr>
@@ -684,45 +709,45 @@
           <w:tab w:val="left" w:pos="4971"/>
           <w:tab w:val="center" w:pos="5216"/>
         </w:tabs>
-        <w:spacing w:before="80" w:after="0" w:line="230" w:lineRule="exact"/>
-        <w:jc w:val="both"/>
-        <w:rPr>
-          <w:rFonts w:ascii="Cambria" w:hAnsi="Cambria" w:cs="Arial"/>
-          <w:b/>
-          <w:color w:val="000000" w:themeColor="text1"/>
-        </w:rPr>
-      </w:pPr>
-      <w:r>
-        <w:rPr>
-          <w:rFonts w:ascii="Cambria" w:hAnsi="Cambria" w:cs="Arial"/>
-          <w:b/>
-          <w:color w:val="000000" w:themeColor="text1"/>
-        </w:rPr>
-        <w:t>EDUCATION</w:t>
-      </w:r>
-      <w:r>
-        <w:rPr>
-          <w:rFonts w:ascii="Cambria" w:hAnsi="Cambria" w:cs="Arial"/>
-          <w:b/>
-          <w:color w:val="000000" w:themeColor="text1"/>
-        </w:rPr>
-        <w:tab/>
-      </w:r>
-      <w:r>
-        <w:rPr>
-          <w:rFonts w:ascii="Cambria" w:hAnsi="Cambria" w:cs="Arial"/>
-          <w:b/>
-          <w:color w:val="000000" w:themeColor="text1"/>
-        </w:rPr>
-        <w:tab/>
-      </w:r>
-    </w:p>
-    <w:p>
-      <w:pPr>
         <w:spacing w:before="120" w:after="0" w:line="230" w:lineRule="exact"/>
         <w:jc w:val="both"/>
         <w:rPr>
           <w:rFonts w:ascii="Cambria" w:hAnsi="Cambria" w:cs="Arial"/>
+          <w:b/>
+          <w:color w:val="000000" w:themeColor="text1"/>
+        </w:rPr>
+      </w:pPr>
+      <w:r>
+        <w:rPr>
+          <w:rFonts w:ascii="Cambria" w:hAnsi="Cambria" w:cs="Arial"/>
+          <w:b/>
+          <w:color w:val="000000" w:themeColor="text1"/>
+        </w:rPr>
+        <w:t>EDUCATION</w:t>
+      </w:r>
+      <w:r>
+        <w:rPr>
+          <w:rFonts w:ascii="Cambria" w:hAnsi="Cambria" w:cs="Arial"/>
+          <w:b/>
+          <w:color w:val="000000" w:themeColor="text1"/>
+        </w:rPr>
+        <w:tab/>
+      </w:r>
+      <w:r>
+        <w:rPr>
+          <w:rFonts w:ascii="Cambria" w:hAnsi="Cambria" w:cs="Arial"/>
+          <w:b/>
+          <w:color w:val="000000" w:themeColor="text1"/>
+        </w:rPr>
+        <w:tab/>
+      </w:r>
+    </w:p>
+    <w:p>
+      <w:pPr>
+        <w:spacing w:before="120" w:after="0" w:line="230" w:lineRule="exact"/>
+        <w:jc w:val="both"/>
+        <w:rPr>
+          <w:rFonts w:ascii="Cambria" w:hAnsi="Cambria" w:cs="Arial"/>
           <w:bCs/>
           <w:color w:val="000000" w:themeColor="text1"/>
         </w:rPr>
@@ -741,23 +766,7 @@
           <w:bCs/>
           <w:color w:val="000000" w:themeColor="text1"/>
         </w:rPr>
-        <w:t xml:space="preserve">(NUS)                                                             </w:t>
-      </w:r>
-      <w:r>
-        <w:rPr>
-          <w:rFonts w:ascii="Cambria" w:hAnsi="Cambria" w:cs="Arial"/>
-          <w:bCs/>
-          <w:color w:val="000000" w:themeColor="text1"/>
-        </w:rPr>
-        <w:t xml:space="preserve">       </w:t>
-      </w:r>
-      <w:r>
-        <w:rPr>
-          <w:rFonts w:ascii="Cambria" w:hAnsi="Cambria" w:cs="Arial"/>
-          <w:bCs/>
-          <w:color w:val="000000" w:themeColor="text1"/>
-        </w:rPr>
-        <w:t xml:space="preserve">        </w:t>
+        <w:t xml:space="preserve">(NUS)                                                                            </w:t>
       </w:r>
       <w:r>
         <w:rPr>
@@ -773,16 +782,7 @@
           <w:bCs/>
           <w:color w:val="000000" w:themeColor="text1"/>
         </w:rPr>
-        <w:t>Dec</w:t>
-      </w:r>
-      <w:r>
-        <w:rPr>
-          <w:rFonts w:ascii="Cambria" w:hAnsi="Cambria" w:cs="Arial"/>
-          <w:b/>
-          <w:bCs/>
-          <w:color w:val="000000" w:themeColor="text1"/>
-        </w:rPr>
-        <w:t xml:space="preserve"> 2027 (Expected)</w:t>
+        <w:t>Dec 2027 (Expected)</w:t>
       </w:r>
     </w:p>
     <w:p>
@@ -814,7 +814,7 @@
     </w:p>
     <w:p>
       <w:pPr>
-        <w:spacing w:before="80" w:after="0" w:line="230" w:lineRule="exact"/>
+        <w:spacing w:before="120" w:after="0" w:line="230" w:lineRule="exact"/>
         <w:ind w:left="720" w:hanging="720"/>
         <w:jc w:val="both"/>
         <w:rPr>
@@ -861,13 +861,6 @@
           <w:color w:val="000000" w:themeColor="text1"/>
         </w:rPr>
         <w:tab/>
-      </w:r>
-      <w:r>
-        <w:rPr>
-          <w:rFonts w:ascii="Cambria" w:hAnsi="Cambria" w:cs="Arial"/>
-          <w:b/>
-          <w:color w:val="000000" w:themeColor="text1"/>
-        </w:rPr>
         <w:t xml:space="preserve"> </w:t>
       </w:r>
       <w:r>
@@ -1096,35 +1089,7 @@
           <w:rFonts w:ascii="Cambria" w:hAnsi="Cambria" w:cs="Arial"/>
           <w:color w:val="000000" w:themeColor="text1"/>
         </w:rPr>
-        <w:t xml:space="preserve"> </w:t>
-      </w:r>
-      <w:r>
-        <w:rPr>
-          <w:rFonts w:ascii="Cambria" w:hAnsi="Cambria" w:cs="Arial"/>
-          <w:color w:val="000000" w:themeColor="text1"/>
-        </w:rPr>
-        <w:t>(</w:t>
-      </w:r>
-      <w:r>
-        <w:rPr>
-          <w:rFonts w:ascii="Cambria" w:hAnsi="Cambria" w:cs="Arial"/>
-          <w:color w:val="000000" w:themeColor="text1"/>
-        </w:rPr>
-        <w:t>5</w:t>
-      </w:r>
-      <w:r>
-        <w:rPr>
-          <w:rFonts w:ascii="Cambria" w:hAnsi="Cambria" w:cs="Arial"/>
-          <w:color w:val="000000" w:themeColor="text1"/>
-        </w:rPr>
-        <w:t>)</w:t>
-      </w:r>
-      <w:r>
-        <w:rPr>
-          <w:rFonts w:ascii="Cambria" w:hAnsi="Cambria" w:cs="Arial"/>
-          <w:color w:val="000000" w:themeColor="text1"/>
-        </w:rPr>
-        <w:t xml:space="preserve"> </w:t>
+        <w:t xml:space="preserve"> (5) </w:t>
       </w:r>
       <w:r>
         <w:rPr>
@@ -1147,7 +1112,7 @@
     </w:p>
     <w:p>
       <w:pPr>
-        <w:spacing w:before="80" w:after="0" w:line="230" w:lineRule="exact"/>
+        <w:spacing w:before="160" w:after="0" w:line="230" w:lineRule="exact"/>
         <w:jc w:val="both"/>
         <w:rPr>
           <w:rFonts w:ascii="Cambria" w:hAnsi="Cambria" w:cs="Arial"/>
@@ -1235,59 +1200,59 @@
         <w:pBdr>
           <w:bottom w:val="single" w:sz="6" w:space="1" w:color="auto"/>
         </w:pBdr>
+        <w:spacing w:before="120" w:after="0" w:line="230" w:lineRule="exact"/>
+        <w:jc w:val="both"/>
+        <w:rPr>
+          <w:rFonts w:ascii="Cambria" w:hAnsi="Cambria" w:cs="Arial"/>
+          <w:b/>
+          <w:color w:val="000000" w:themeColor="text1"/>
+        </w:rPr>
+      </w:pPr>
+      <w:r>
+        <w:rPr>
+          <w:rFonts w:ascii="Cambria" w:hAnsi="Cambria" w:cs="Arial"/>
+          <w:b/>
+          <w:color w:val="000000" w:themeColor="text1"/>
+        </w:rPr>
+        <w:t xml:space="preserve">ACADEMIC PROJECTS / COMPETITION PROJECT / RESEARCH EXPERIENCE </w:t>
+      </w:r>
+      <w:r>
+        <w:rPr>
+          <w:rFonts w:ascii="Cambria" w:hAnsi="Cambria" w:cs="Arial"/>
+          <w:b/>
+          <w:color w:val="000000" w:themeColor="text1"/>
+        </w:rPr>
+        <w:tab/>
+      </w:r>
+      <w:r>
+        <w:rPr>
+          <w:rFonts w:ascii="Cambria" w:hAnsi="Cambria" w:cs="Arial"/>
+          <w:color w:val="000000" w:themeColor="text1"/>
+        </w:rPr>
+        <w:tab/>
+      </w:r>
+      <w:r>
+        <w:rPr>
+          <w:rFonts w:ascii="Cambria" w:hAnsi="Cambria" w:cs="Arial"/>
+          <w:color w:val="000000" w:themeColor="text1"/>
+        </w:rPr>
+        <w:tab/>
+      </w:r>
+      <w:r>
+        <w:rPr>
+          <w:rFonts w:ascii="Cambria" w:hAnsi="Cambria" w:cs="Arial"/>
+          <w:color w:val="000000" w:themeColor="text1"/>
+        </w:rPr>
+        <w:tab/>
+        <w:t xml:space="preserve">          </w:t>
+      </w:r>
+    </w:p>
+    <w:p>
+      <w:pPr>
         <w:spacing w:before="80" w:after="0" w:line="230" w:lineRule="exact"/>
         <w:jc w:val="both"/>
         <w:rPr>
           <w:rFonts w:ascii="Cambria" w:hAnsi="Cambria" w:cs="Arial"/>
-          <w:b/>
-          <w:color w:val="000000" w:themeColor="text1"/>
-        </w:rPr>
-      </w:pPr>
-      <w:r>
-        <w:rPr>
-          <w:rFonts w:ascii="Cambria" w:hAnsi="Cambria" w:cs="Arial"/>
-          <w:b/>
-          <w:color w:val="000000" w:themeColor="text1"/>
-        </w:rPr>
-        <w:t xml:space="preserve">ACADEMIC PROJECTS / COMPETITION PROJECT / RESEARCH EXPERIENCE </w:t>
-      </w:r>
-      <w:r>
-        <w:rPr>
-          <w:rFonts w:ascii="Cambria" w:hAnsi="Cambria" w:cs="Arial"/>
-          <w:b/>
-          <w:color w:val="000000" w:themeColor="text1"/>
-        </w:rPr>
-        <w:tab/>
-      </w:r>
-      <w:r>
-        <w:rPr>
-          <w:rFonts w:ascii="Cambria" w:hAnsi="Cambria" w:cs="Arial"/>
-          <w:color w:val="000000" w:themeColor="text1"/>
-        </w:rPr>
-        <w:tab/>
-      </w:r>
-      <w:r>
-        <w:rPr>
-          <w:rFonts w:ascii="Cambria" w:hAnsi="Cambria" w:cs="Arial"/>
-          <w:color w:val="000000" w:themeColor="text1"/>
-        </w:rPr>
-        <w:tab/>
-      </w:r>
-      <w:r>
-        <w:rPr>
-          <w:rFonts w:ascii="Cambria" w:hAnsi="Cambria" w:cs="Arial"/>
-          <w:color w:val="000000" w:themeColor="text1"/>
-        </w:rPr>
-        <w:tab/>
-        <w:t xml:space="preserve">          </w:t>
-      </w:r>
-    </w:p>
-    <w:p>
-      <w:pPr>
-        <w:spacing w:before="80" w:after="0" w:line="230" w:lineRule="exact"/>
-        <w:jc w:val="both"/>
-        <w:rPr>
-          <w:rFonts w:ascii="Cambria" w:hAnsi="Cambria" w:cs="Arial"/>
           <w:color w:val="000000" w:themeColor="text1"/>
         </w:rPr>
       </w:pPr>
@@ -1298,25 +1263,69 @@
           <w:rFonts w:ascii="Cambria" w:hAnsi="Cambria" w:cs="Arial"/>
           <w:color w:val="000000" w:themeColor="text1"/>
         </w:rPr>
-        <w:t xml:space="preserve">NTU-EEE Module: </w:t>
-      </w:r>
-      <w:r>
-        <w:rPr>
-          <w:rFonts w:ascii="Cambria" w:hAnsi="Cambria" w:cs="Arial"/>
-          <w:b/>
-          <w:bCs/>
-          <w:i/>
-          <w:iCs/>
-          <w:color w:val="000000" w:themeColor="text1"/>
-        </w:rPr>
-        <w:t xml:space="preserve">Final Year Project                                            </w:t>
-      </w:r>
-      <w:r>
-        <w:rPr>
-          <w:rFonts w:ascii="Cambria" w:hAnsi="Cambria" w:cs="Arial"/>
-          <w:color w:val="000000" w:themeColor="text1"/>
-        </w:rPr>
-        <w:t>                                                             Jan 2025 – Dec 2025</w:t>
+        <w:t>AI Workflow Competition, Echelon (</w:t>
+      </w:r>
+      <w:r>
+        <w:rPr>
+          <w:rFonts w:ascii="Cambria" w:hAnsi="Cambria" w:cs="Arial"/>
+          <w:color w:val="000000" w:themeColor="text1"/>
+        </w:rPr>
+        <w:t>O</w:t>
+      </w:r>
+      <w:r>
+        <w:rPr>
+          <w:rFonts w:ascii="Cambria" w:hAnsi="Cambria" w:cs="Arial"/>
+          <w:color w:val="000000" w:themeColor="text1"/>
+        </w:rPr>
+        <w:t xml:space="preserve">rganized by e27) </w:t>
+      </w:r>
+      <w:r>
+        <w:rPr>
+          <w:rFonts w:ascii="Cambria" w:hAnsi="Cambria"/>
+        </w:rPr>
+        <w:t>–</w:t>
+      </w:r>
+      <w:r>
+        <w:rPr>
+          <w:rFonts w:ascii="Cambria" w:hAnsi="Cambria" w:cs="Arial"/>
+          <w:b/>
+          <w:bCs/>
+          <w:color w:val="000000" w:themeColor="text1"/>
+        </w:rPr>
+        <w:t xml:space="preserve"> 1</w:t>
+      </w:r>
+      <w:r>
+        <w:rPr>
+          <w:rFonts w:ascii="Cambria" w:hAnsi="Cambria" w:cs="Arial"/>
+          <w:b/>
+          <w:bCs/>
+          <w:color w:val="000000" w:themeColor="text1"/>
+          <w:vertAlign w:val="superscript"/>
+        </w:rPr>
+        <w:t>st</w:t>
+      </w:r>
+      <w:r>
+        <w:rPr>
+          <w:rFonts w:ascii="Cambria" w:hAnsi="Cambria" w:cs="Arial"/>
+          <w:b/>
+          <w:bCs/>
+          <w:color w:val="000000" w:themeColor="text1"/>
+        </w:rPr>
+        <w:t xml:space="preserve"> Place</w:t>
+      </w:r>
+      <w:r>
+        <w:rPr>
+          <w:rFonts w:ascii="Cambria" w:hAnsi="Cambria" w:cs="Arial"/>
+          <w:color w:val="000000" w:themeColor="text1"/>
+        </w:rPr>
+        <w:t xml:space="preserve"> (of 147 builders)   </w:t>
+      </w:r>
+      <w:r>
+        <w:rPr>
+          <w:rFonts w:ascii="Cambria" w:hAnsi="Cambria" w:cs="Arial"/>
+          <w:color w:val="000000" w:themeColor="text1"/>
+        </w:rPr>
+        <w:t xml:space="preserve">                                     Jun 2026</w:t>
       </w:r>
     </w:p>
     <w:p>
@@ -1326,18 +1335,6 @@
         <w:ind w:left="142" w:hanging="142"/>
         <w:jc w:val="both"/>
         <w:rPr>
-          <w:color w:val="000000" w:themeColor="text1"/>
-        </w:rPr>
-      </w:pPr>
-      <w:r>
-        <w:rPr>
-          <w:rFonts w:ascii="Cambria" w:hAnsi="Cambria" w:cs="Arial"/>
-          <w:color w:val="000000" w:themeColor="text1"/>
-        </w:rPr>
-        <w:t xml:space="preserve">Module Project: </w:t>
-      </w:r>
-      <w:r>
-        <w:rPr>
           <w:rFonts w:ascii="Cambria" w:hAnsi="Cambria" w:cs="Arial"/>
           <w:b/>
           <w:bCs/>
@@ -1346,7 +1343,51 @@
           <w:color w:val="000000" w:themeColor="text1"/>
           <w:u w:val="single"/>
         </w:rPr>
-        <w:t>Multi-Label Chest X-ray Abnormality Detection Using Deep Learning and Explainable AI</w:t>
+      </w:pPr>
+      <w:r>
+        <w:rPr>
+          <w:rFonts w:ascii="Cambria" w:hAnsi="Cambria" w:cs="Arial"/>
+          <w:color w:val="000000" w:themeColor="text1"/>
+        </w:rPr>
+        <w:t xml:space="preserve">Project: </w:t>
+      </w:r>
+      <w:r>
+        <w:rPr>
+          <w:rFonts w:ascii="Cambria" w:hAnsi="Cambria" w:cs="Arial"/>
+          <w:b/>
+          <w:bCs/>
+          <w:i/>
+          <w:iCs/>
+          <w:color w:val="000000" w:themeColor="text1"/>
+          <w:u w:val="single"/>
+        </w:rPr>
+        <w:t xml:space="preserve">BOLDR </w:t>
+      </w:r>
+      <w:proofErr w:type="spellStart"/>
+      <w:r>
+        <w:rPr>
+          <w:rFonts w:ascii="Cambria" w:hAnsi="Cambria" w:cs="Arial"/>
+          <w:b/>
+          <w:bCs/>
+          <w:i/>
+          <w:iCs/>
+          <w:color w:val="000000" w:themeColor="text1"/>
+          <w:u w:val="single"/>
+        </w:rPr>
+        <w:t>SignalDesk</w:t>
+      </w:r>
+      <w:proofErr w:type="spellEnd"/>
+      <w:r>
+        <w:rPr>
+          <w:rFonts w:ascii="Cambria" w:hAnsi="Cambria" w:cs="Arial"/>
+          <w:b/>
+          <w:bCs/>
+          <w:i/>
+          <w:iCs/>
+          <w:color w:val="000000" w:themeColor="text1"/>
+          <w:u w:val="single"/>
+        </w:rPr>
+        <w:t xml:space="preserve"> – Approval-First AI Customer Intelligence Workflow for SME Support</w:t>
       </w:r>
     </w:p>
     <w:p>
@@ -1360,80 +1401,37 @@
         <w:ind w:left="142" w:hanging="142"/>
         <w:jc w:val="both"/>
         <w:rPr>
-          <w:rFonts w:ascii="Cambria" w:hAnsi="Cambria" w:cs="Arial"/>
-          <w:color w:val="000000" w:themeColor="text1"/>
-        </w:rPr>
-      </w:pPr>
-      <w:r>
-        <w:rPr>
-          <w:rFonts w:ascii="Cambria" w:hAnsi="Cambria" w:cs="Arial"/>
-          <w:color w:val="000000" w:themeColor="text1"/>
-        </w:rPr>
-        <w:t xml:space="preserve">Developed </w:t>
-      </w:r>
-      <w:r>
-        <w:rPr>
-          <w:rFonts w:ascii="Cambria" w:hAnsi="Cambria" w:cs="Arial"/>
-          <w:b/>
-          <w:bCs/>
-          <w:color w:val="000000" w:themeColor="text1"/>
-        </w:rPr>
-        <w:t>multi-label classification model</w:t>
-      </w:r>
-      <w:r>
-        <w:rPr>
-          <w:rFonts w:ascii="Cambria" w:hAnsi="Cambria" w:cs="Arial"/>
-          <w:color w:val="000000" w:themeColor="text1"/>
-        </w:rPr>
-        <w:t xml:space="preserve"> using modified </w:t>
-      </w:r>
-      <w:r>
-        <w:rPr>
-          <w:rFonts w:ascii="Cambria" w:hAnsi="Cambria" w:cs="Arial"/>
-          <w:b/>
-          <w:bCs/>
-          <w:color w:val="000000" w:themeColor="text1"/>
-        </w:rPr>
-        <w:t>DenseNet-121</w:t>
-      </w:r>
-      <w:r>
-        <w:rPr>
-          <w:rFonts w:ascii="Cambria" w:hAnsi="Cambria" w:cs="Arial"/>
-          <w:color w:val="000000" w:themeColor="text1"/>
-        </w:rPr>
-        <w:t xml:space="preserve"> to detect </w:t>
-      </w:r>
-      <w:r>
-        <w:rPr>
-          <w:rFonts w:ascii="Cambria" w:hAnsi="Cambria" w:cs="Arial"/>
-          <w:b/>
-          <w:bCs/>
-          <w:color w:val="000000" w:themeColor="text1"/>
-        </w:rPr>
-        <w:t>15 thoracic abnormalities</w:t>
-      </w:r>
-      <w:r>
-        <w:rPr>
-          <w:rFonts w:ascii="Cambria" w:hAnsi="Cambria" w:cs="Arial"/>
-          <w:color w:val="000000" w:themeColor="text1"/>
-        </w:rPr>
-        <w:t xml:space="preserve"> (e.g., pneumonia, fibrosis, cardiomegaly) from the </w:t>
-      </w:r>
-      <w:r>
-        <w:rPr>
-          <w:rFonts w:ascii="Cambria" w:hAnsi="Cambria" w:cs="Arial"/>
-          <w:b/>
-          <w:bCs/>
-          <w:color w:val="000000" w:themeColor="text1"/>
-        </w:rPr>
-        <w:t>NIH Chest X-ray dataset</w:t>
-      </w:r>
-      <w:r>
-        <w:rPr>
-          <w:rFonts w:ascii="Cambria" w:hAnsi="Cambria" w:cs="Arial"/>
-          <w:color w:val="000000" w:themeColor="text1"/>
-        </w:rPr>
-        <w:t xml:space="preserve"> (~112k images).</w:t>
+          <w:rFonts w:ascii="Cambria" w:eastAsia="Times New Roman" w:hAnsi="Cambria" w:cs="Times New Roman"/>
+          <w:lang w:val="en-US"/>
+        </w:rPr>
+      </w:pPr>
+      <w:r>
+        <w:rPr>
+          <w:rFonts w:ascii="Cambria" w:eastAsia="Times New Roman" w:hAnsi="Cambria" w:cs="Times New Roman"/>
+          <w:lang w:val="en-US"/>
+        </w:rPr>
+        <w:t>Secured</w:t>
+      </w:r>
+      <w:r>
+        <w:rPr>
+          <w:rFonts w:ascii="Cambria" w:eastAsia="Times New Roman" w:hAnsi="Cambria" w:cs="Times New Roman"/>
+          <w:lang w:val="en-US"/>
+        </w:rPr>
+        <w:t xml:space="preserve"> $16,000 </w:t>
+      </w:r>
+      <w:r>
+        <w:rPr>
+          <w:rFonts w:ascii="Cambria" w:eastAsia="Times New Roman" w:hAnsi="Cambria" w:cs="Times New Roman"/>
+          <w:lang w:val="en-US"/>
+        </w:rPr>
+        <w:t xml:space="preserve">in </w:t>
+      </w:r>
+      <w:r>
+        <w:rPr>
+          <w:rFonts w:ascii="Cambria" w:eastAsia="Times New Roman" w:hAnsi="Cambria" w:cs="Times New Roman"/>
+          <w:lang w:val="en-US"/>
+        </w:rPr>
+        <w:t>prizes for architecting a human-in-the-loop AI platform automating SME customer support, spanning evidence-grounded reply drafting and marketing-intel generation from resolved queries.</w:t>
       </w:r>
     </w:p>
     <w:p>
@@ -1447,41 +1445,55 @@
         <w:ind w:left="142" w:hanging="142"/>
         <w:jc w:val="both"/>
         <w:rPr>
-          <w:rFonts w:ascii="Cambria" w:hAnsi="Cambria" w:cs="Arial"/>
-          <w:color w:val="000000" w:themeColor="text1"/>
-        </w:rPr>
-      </w:pPr>
-      <w:r>
-        <w:rPr>
-          <w:rFonts w:ascii="Cambria" w:hAnsi="Cambria" w:cs="Arial"/>
-          <w:color w:val="000000" w:themeColor="text1"/>
-        </w:rPr>
-        <w:t xml:space="preserve">Implemented </w:t>
-      </w:r>
-      <w:r>
-        <w:rPr>
-          <w:rFonts w:ascii="Cambria" w:hAnsi="Cambria" w:cs="Arial"/>
-          <w:b/>
-          <w:bCs/>
-          <w:color w:val="000000" w:themeColor="text1"/>
-        </w:rPr>
-        <w:t>custom weighted loss function</w:t>
-      </w:r>
-      <w:r>
-        <w:rPr>
-          <w:rFonts w:ascii="Cambria" w:hAnsi="Cambria" w:cs="Arial"/>
-          <w:color w:val="000000" w:themeColor="text1"/>
-        </w:rPr>
-        <w:t xml:space="preserve"> to address class imbalance, </w:t>
-      </w:r>
-      <w:r>
-        <w:rPr>
-          <w:rFonts w:ascii="Cambria" w:hAnsi="Cambria" w:cs="Arial"/>
-          <w:b/>
-          <w:bCs/>
-          <w:color w:val="000000" w:themeColor="text1"/>
-        </w:rPr>
-        <w:t>reducing false negatives by ~15%.</w:t>
+          <w:rFonts w:ascii="Cambria" w:eastAsia="Times New Roman" w:hAnsi="Cambria" w:cs="Times New Roman"/>
+          <w:lang w:val="en-US"/>
+        </w:rPr>
+      </w:pPr>
+      <w:r>
+        <w:rPr>
+          <w:rFonts w:ascii="Cambria" w:eastAsia="Times New Roman" w:hAnsi="Cambria" w:cs="Times New Roman"/>
+          <w:lang w:val="en-US"/>
+        </w:rPr>
+        <w:t>Developed</w:t>
+      </w:r>
+      <w:r>
+        <w:rPr>
+          <w:rFonts w:ascii="Cambria" w:eastAsia="Times New Roman" w:hAnsi="Cambria" w:cs="Times New Roman"/>
+          <w:lang w:val="en-US"/>
+        </w:rPr>
+        <w:t xml:space="preserve"> </w:t>
+      </w:r>
+      <w:r>
+        <w:rPr>
+          <w:rFonts w:ascii="Cambria" w:eastAsia="Times New Roman" w:hAnsi="Cambria" w:cs="Times New Roman"/>
+          <w:b/>
+          <w:bCs/>
+          <w:lang w:val="en-US"/>
+        </w:rPr>
+        <w:t>multi-source evidence retrieval pipeline</w:t>
+      </w:r>
+      <w:r>
+        <w:rPr>
+          <w:rFonts w:ascii="Cambria" w:eastAsia="Times New Roman" w:hAnsi="Cambria" w:cs="Times New Roman"/>
+          <w:lang w:val="en-US"/>
+        </w:rPr>
+        <w:t xml:space="preserve"> (</w:t>
+      </w:r>
+      <w:proofErr w:type="spellStart"/>
+      <w:r>
+        <w:rPr>
+          <w:rFonts w:ascii="Cambria" w:eastAsia="Times New Roman" w:hAnsi="Cambria" w:cs="Times New Roman"/>
+          <w:lang w:val="en-US"/>
+        </w:rPr>
+        <w:t>FastAPI</w:t>
+      </w:r>
+      <w:proofErr w:type="spellEnd"/>
+      <w:r>
+        <w:rPr>
+          <w:rFonts w:ascii="Cambria" w:eastAsia="Times New Roman" w:hAnsi="Cambria" w:cs="Times New Roman"/>
+          <w:lang w:val="en-US"/>
+        </w:rPr>
+        <w:t xml:space="preserve"> backend) unifying policy, product, and pricing documents into a single structured knowledge base for real-time reply drafting.</w:t>
       </w:r>
     </w:p>
     <w:p>
@@ -1495,32 +1507,314 @@
         <w:ind w:left="142" w:hanging="142"/>
         <w:jc w:val="both"/>
         <w:rPr>
-          <w:rFonts w:ascii="Cambria" w:hAnsi="Cambria" w:cs="Arial"/>
-          <w:color w:val="000000" w:themeColor="text1"/>
-        </w:rPr>
-      </w:pPr>
-      <w:r>
-        <w:rPr>
-          <w:rFonts w:ascii="Cambria" w:hAnsi="Cambria" w:cs="Arial"/>
-          <w:color w:val="000000" w:themeColor="text1"/>
-        </w:rPr>
-        <w:t xml:space="preserve">Enhanced performance through </w:t>
-      </w:r>
-      <w:r>
-        <w:rPr>
-          <w:rFonts w:ascii="Cambria" w:hAnsi="Cambria" w:cs="Arial"/>
-          <w:b/>
-          <w:bCs/>
-          <w:color w:val="000000" w:themeColor="text1"/>
-        </w:rPr>
-        <w:t>data augmentation and batch normalization</w:t>
-      </w:r>
-      <w:r>
-        <w:rPr>
-          <w:rFonts w:ascii="Cambria" w:hAnsi="Cambria" w:cs="Arial"/>
-          <w:color w:val="000000" w:themeColor="text1"/>
-        </w:rPr>
-        <w:t xml:space="preserve"> for improved generalization.</w:t>
+          <w:rFonts w:ascii="Cambria" w:eastAsia="Times New Roman" w:hAnsi="Cambria" w:cs="Times New Roman"/>
+          <w:lang w:val="en-US"/>
+        </w:rPr>
+      </w:pPr>
+      <w:r>
+        <w:rPr>
+          <w:rFonts w:ascii="Cambria" w:eastAsia="Times New Roman" w:hAnsi="Cambria" w:cs="Times New Roman"/>
+          <w:lang w:val="en-US"/>
+        </w:rPr>
+        <w:t>Directed</w:t>
+      </w:r>
+      <w:r>
+        <w:rPr>
+          <w:rFonts w:ascii="Cambria" w:eastAsia="Times New Roman" w:hAnsi="Cambria" w:cs="Times New Roman"/>
+          <w:lang w:val="en-US"/>
+        </w:rPr>
+        <w:t xml:space="preserve"> reply drafting and customer service resolution</w:t>
+      </w:r>
+      <w:r>
+        <w:rPr>
+          <w:rFonts w:ascii="Cambria" w:eastAsia="Times New Roman" w:hAnsi="Cambria" w:cs="Times New Roman"/>
+          <w:lang w:val="en-US"/>
+        </w:rPr>
+        <w:t xml:space="preserve">s </w:t>
+      </w:r>
+      <w:r>
+        <w:rPr>
+          <w:rFonts w:ascii="Cambria" w:eastAsia="Times New Roman" w:hAnsi="Cambria" w:cs="Times New Roman"/>
+          <w:lang w:val="en-US"/>
+        </w:rPr>
+        <w:t xml:space="preserve">via GLM-5.1-based orchestration layer with deterministic fallback logic, sustaining </w:t>
+      </w:r>
+      <w:r>
+        <w:rPr>
+          <w:rFonts w:ascii="Cambria" w:eastAsia="Times New Roman" w:hAnsi="Cambria" w:cs="Times New Roman"/>
+          <w:b/>
+          <w:bCs/>
+          <w:lang w:val="en-US"/>
+        </w:rPr>
+        <w:t>~96% answerability accuracy</w:t>
+      </w:r>
+      <w:r>
+        <w:rPr>
+          <w:rFonts w:ascii="Cambria" w:eastAsia="Times New Roman" w:hAnsi="Cambria" w:cs="Times New Roman"/>
+          <w:lang w:val="en-US"/>
+        </w:rPr>
+        <w:t>.</w:t>
+      </w:r>
+    </w:p>
+    <w:p>
+      <w:pPr>
+        <w:pStyle w:val="ListParagraph"/>
+        <w:numPr>
+          <w:ilvl w:val="0"/>
+          <w:numId w:val="1"/>
+        </w:numPr>
+        <w:spacing w:after="0" w:line="230" w:lineRule="exact"/>
+        <w:ind w:left="142" w:hanging="142"/>
+        <w:jc w:val="both"/>
+        <w:rPr>
+          <w:rFonts w:ascii="Cambria" w:eastAsia="Times New Roman" w:hAnsi="Cambria" w:cs="Times New Roman"/>
+          <w:lang w:val="en-US"/>
+        </w:rPr>
+      </w:pPr>
+      <w:r>
+        <w:rPr>
+          <w:rFonts w:ascii="Cambria" w:eastAsia="Times New Roman" w:hAnsi="Cambria" w:cs="Times New Roman"/>
+          <w:lang w:val="en-US"/>
+        </w:rPr>
+        <w:t xml:space="preserve">Designed </w:t>
+      </w:r>
+      <w:r>
+        <w:rPr>
+          <w:rFonts w:ascii="Cambria" w:eastAsia="Times New Roman" w:hAnsi="Cambria" w:cs="Times New Roman"/>
+          <w:b/>
+          <w:bCs/>
+          <w:lang w:val="en-US"/>
+        </w:rPr>
+        <w:t>self-improving knowledge loop</w:t>
+      </w:r>
+      <w:r>
+        <w:rPr>
+          <w:rFonts w:ascii="Cambria" w:eastAsia="Times New Roman" w:hAnsi="Cambria" w:cs="Times New Roman"/>
+          <w:lang w:val="en-US"/>
+        </w:rPr>
+        <w:t xml:space="preserve"> that converts human-resolved gaps into reusable knowledge-</w:t>
+      </w:r>
+      <w:proofErr w:type="spellStart"/>
+      <w:r>
+        <w:rPr>
+          <w:rFonts w:ascii="Cambria" w:eastAsia="Times New Roman" w:hAnsi="Cambria" w:cs="Times New Roman"/>
+          <w:lang w:val="en-US"/>
+        </w:rPr>
+        <w:t>base</w:t>
+      </w:r>
+      <w:proofErr w:type="spellEnd"/>
+      <w:r>
+        <w:rPr>
+          <w:rFonts w:ascii="Cambria" w:eastAsia="Times New Roman" w:hAnsi="Cambria" w:cs="Times New Roman"/>
+          <w:lang w:val="en-US"/>
+        </w:rPr>
+        <w:t xml:space="preserve"> entries, reducing repeat escalations and projecting </w:t>
+      </w:r>
+      <w:r>
+        <w:rPr>
+          <w:rFonts w:ascii="Cambria" w:eastAsia="Times New Roman" w:hAnsi="Cambria" w:cs="Times New Roman"/>
+          <w:lang w:val="en-US"/>
+        </w:rPr>
+        <w:t>~</w:t>
+      </w:r>
+      <w:r>
+        <w:rPr>
+          <w:rFonts w:ascii="Cambria" w:eastAsia="Times New Roman" w:hAnsi="Cambria" w:cs="Times New Roman"/>
+          <w:b/>
+          <w:bCs/>
+          <w:lang w:val="en-US"/>
+        </w:rPr>
+        <w:t xml:space="preserve">24 hours/week </w:t>
+      </w:r>
+      <w:r>
+        <w:rPr>
+          <w:rFonts w:ascii="Cambria" w:eastAsia="Times New Roman" w:hAnsi="Cambria" w:cs="Times New Roman"/>
+          <w:lang w:val="en-US"/>
+        </w:rPr>
+        <w:t>of support time saved at pilot scale.</w:t>
+      </w:r>
+    </w:p>
+    <w:p>
+      <w:pPr>
+        <w:spacing w:before="80" w:after="0" w:line="230" w:lineRule="exact"/>
+        <w:jc w:val="both"/>
+        <w:rPr>
+          <w:rFonts w:ascii="Cambria" w:hAnsi="Cambria" w:cs="Arial"/>
+          <w:color w:val="000000" w:themeColor="text1"/>
+        </w:rPr>
+      </w:pPr>
+      <w:r>
+        <w:rPr>
+          <w:rFonts w:ascii="Cambria" w:hAnsi="Cambria" w:cs="Arial"/>
+          <w:color w:val="000000" w:themeColor="text1"/>
+        </w:rPr>
+        <w:t xml:space="preserve">Agent Forge AI Hackathon (Sponsored by </w:t>
+      </w:r>
+      <w:r>
+        <w:rPr>
+          <w:rFonts w:ascii="Cambria" w:hAnsi="Cambria" w:cs="Arial"/>
+          <w:color w:val="000000" w:themeColor="text1"/>
+        </w:rPr>
+        <w:t xml:space="preserve">Z.ai and </w:t>
+      </w:r>
+      <w:r>
+        <w:rPr>
+          <w:rFonts w:ascii="Cambria" w:hAnsi="Cambria" w:cs="Arial"/>
+          <w:color w:val="000000" w:themeColor="text1"/>
+        </w:rPr>
+        <w:t>GMI Cloud)</w:t>
+      </w:r>
+      <w:r>
+        <w:rPr>
+          <w:rFonts w:ascii="Cambria" w:hAnsi="Cambria" w:cs="Arial"/>
+          <w:color w:val="000000" w:themeColor="text1"/>
+        </w:rPr>
+        <w:t xml:space="preserve"> </w:t>
+      </w:r>
+      <w:r>
+        <w:rPr>
+          <w:rFonts w:ascii="Cambria" w:hAnsi="Cambria"/>
+        </w:rPr>
+        <w:t>–</w:t>
+      </w:r>
+      <w:r>
+        <w:rPr>
+          <w:rFonts w:ascii="Cambria" w:hAnsi="Cambria" w:cs="Arial"/>
+          <w:b/>
+          <w:bCs/>
+          <w:color w:val="000000" w:themeColor="text1"/>
+        </w:rPr>
+        <w:t xml:space="preserve"> 1</w:t>
+      </w:r>
+      <w:r>
+        <w:rPr>
+          <w:rFonts w:ascii="Cambria" w:hAnsi="Cambria" w:cs="Arial"/>
+          <w:b/>
+          <w:bCs/>
+          <w:color w:val="000000" w:themeColor="text1"/>
+          <w:vertAlign w:val="superscript"/>
+        </w:rPr>
+        <w:t>st</w:t>
+      </w:r>
+      <w:r>
+        <w:rPr>
+          <w:rFonts w:ascii="Cambria" w:hAnsi="Cambria" w:cs="Arial"/>
+          <w:b/>
+          <w:bCs/>
+          <w:color w:val="000000" w:themeColor="text1"/>
+        </w:rPr>
+        <w:t xml:space="preserve"> Place</w:t>
+      </w:r>
+      <w:r>
+        <w:rPr>
+          <w:rFonts w:ascii="Cambria" w:hAnsi="Cambria" w:cs="Arial"/>
+          <w:color w:val="000000" w:themeColor="text1"/>
+        </w:rPr>
+        <w:t xml:space="preserve"> (</w:t>
+      </w:r>
+      <w:r>
+        <w:rPr>
+          <w:rFonts w:ascii="Cambria" w:hAnsi="Cambria" w:cs="Arial"/>
+          <w:color w:val="000000" w:themeColor="text1"/>
+        </w:rPr>
+        <w:t>of</w:t>
+      </w:r>
+      <w:r>
+        <w:rPr>
+          <w:rFonts w:ascii="Cambria" w:hAnsi="Cambria" w:cs="Arial"/>
+          <w:color w:val="000000" w:themeColor="text1"/>
+        </w:rPr>
+        <w:t xml:space="preserve"> </w:t>
+      </w:r>
+      <w:r>
+        <w:rPr>
+          <w:rFonts w:ascii="Cambria" w:hAnsi="Cambria" w:cs="Arial"/>
+          <w:color w:val="000000" w:themeColor="text1"/>
+        </w:rPr>
+        <w:t xml:space="preserve">147 builders)                 </w:t>
+      </w:r>
+      <w:r>
+        <w:rPr>
+          <w:rFonts w:ascii="Cambria" w:hAnsi="Cambria" w:cs="Arial"/>
+          <w:color w:val="000000" w:themeColor="text1"/>
+        </w:rPr>
+        <w:t xml:space="preserve">      </w:t>
+      </w:r>
+      <w:r>
+        <w:rPr>
+          <w:rFonts w:ascii="Cambria" w:hAnsi="Cambria" w:cs="Arial"/>
+          <w:color w:val="000000" w:themeColor="text1"/>
+        </w:rPr>
+        <w:t>Apr 2026</w:t>
+      </w:r>
+    </w:p>
+    <w:p>
+      <w:pPr>
+        <w:pStyle w:val="ListParagraph"/>
+        <w:spacing w:after="0" w:line="230" w:lineRule="exact"/>
+        <w:ind w:left="142" w:hanging="142"/>
+        <w:jc w:val="both"/>
+        <w:rPr>
+          <w:rFonts w:ascii="Cambria" w:hAnsi="Cambria" w:cs="Arial"/>
+          <w:b/>
+          <w:bCs/>
+          <w:i/>
+          <w:iCs/>
+          <w:color w:val="000000" w:themeColor="text1"/>
+          <w:u w:val="single"/>
+        </w:rPr>
+      </w:pPr>
+      <w:r>
+        <w:rPr>
+          <w:rFonts w:ascii="Cambria" w:hAnsi="Cambria" w:cs="Arial"/>
+          <w:color w:val="000000" w:themeColor="text1"/>
+        </w:rPr>
+        <w:t xml:space="preserve">Project: </w:t>
+      </w:r>
+      <w:proofErr w:type="spellStart"/>
+      <w:r>
+        <w:rPr>
+          <w:rFonts w:ascii="Cambria" w:hAnsi="Cambria" w:cs="Arial"/>
+          <w:b/>
+          <w:bCs/>
+          <w:i/>
+          <w:iCs/>
+          <w:color w:val="000000" w:themeColor="text1"/>
+          <w:u w:val="single"/>
+        </w:rPr>
+        <w:t>ADapt</w:t>
+      </w:r>
+      <w:proofErr w:type="spellEnd"/>
+      <w:r>
+        <w:rPr>
+          <w:rFonts w:ascii="Cambria" w:hAnsi="Cambria" w:cs="Arial"/>
+          <w:b/>
+          <w:bCs/>
+          <w:i/>
+          <w:iCs/>
+          <w:color w:val="000000" w:themeColor="text1"/>
+          <w:u w:val="single"/>
+        </w:rPr>
+        <w:t xml:space="preserve"> </w:t>
+      </w:r>
+      <w:r>
+        <w:rPr>
+          <w:rFonts w:ascii="Cambria" w:hAnsi="Cambria"/>
+          <w:u w:val="single"/>
+        </w:rPr>
+        <w:t>–</w:t>
+      </w:r>
+      <w:r>
+        <w:rPr>
+          <w:rFonts w:ascii="Cambria" w:hAnsi="Cambria" w:cs="Arial"/>
+          <w:b/>
+          <w:bCs/>
+          <w:i/>
+          <w:iCs/>
+          <w:color w:val="000000" w:themeColor="text1"/>
+          <w:u w:val="single"/>
+        </w:rPr>
+        <w:t xml:space="preserve"> AI-Powered Ad Localization Platform for Southeast Asian Markets</w:t>
       </w:r>
     </w:p>
     <w:p>
@@ -1540,42 +1834,65 @@
       </w:pPr>
       <w:r>
         <w:rPr>
-          <w:rFonts w:ascii="Cambria" w:hAnsi="Cambria" w:cs="Arial"/>
-          <w:color w:val="000000" w:themeColor="text1"/>
-        </w:rPr>
-        <w:t xml:space="preserve">Achieved </w:t>
-      </w:r>
-      <w:r>
-        <w:rPr>
-          <w:rFonts w:ascii="Cambria" w:hAnsi="Cambria" w:cs="Arial"/>
-          <w:b/>
-          <w:bCs/>
-          <w:color w:val="000000" w:themeColor="text1"/>
-        </w:rPr>
-        <w:t>average</w:t>
-      </w:r>
-      <w:r>
-        <w:rPr>
-          <w:rFonts w:ascii="Cambria" w:hAnsi="Cambria" w:cs="Arial"/>
-          <w:color w:val="000000" w:themeColor="text1"/>
+          <w:rFonts w:ascii="Cambria" w:eastAsia="Times New Roman" w:hAnsi="Cambria" w:cs="Times New Roman"/>
+          <w:lang w:val="en-US"/>
+        </w:rPr>
+        <w:t xml:space="preserve">Awarded </w:t>
+      </w:r>
+      <w:r>
+        <w:rPr>
+          <w:rFonts w:ascii="Cambria" w:eastAsia="Times New Roman" w:hAnsi="Cambria" w:cs="Times New Roman"/>
+          <w:b/>
+          <w:bCs/>
+          <w:lang w:val="en-US"/>
+        </w:rPr>
+        <w:t>1st place</w:t>
+      </w:r>
+      <w:r>
+        <w:rPr>
+          <w:rFonts w:ascii="Cambria" w:eastAsia="Times New Roman" w:hAnsi="Cambria" w:cs="Times New Roman"/>
+          <w:b/>
+          <w:bCs/>
+          <w:lang w:val="en-US"/>
         </w:rPr>
         <w:t xml:space="preserve"> </w:t>
       </w:r>
       <w:r>
         <w:rPr>
-          <w:rFonts w:ascii="Cambria" w:hAnsi="Cambria" w:cs="Arial"/>
-          <w:b/>
-          <w:bCs/>
-          <w:color w:val="000000" w:themeColor="text1"/>
-        </w:rPr>
-        <w:t>AUC score of 0.845,</w:t>
-      </w:r>
-      <w:r>
-        <w:rPr>
-          <w:rFonts w:ascii="Cambria" w:hAnsi="Cambria" w:cs="Arial"/>
-          <w:color w:val="000000" w:themeColor="text1"/>
-        </w:rPr>
-        <w:t xml:space="preserve"> matching performance of several state-of-the-art CXR studies.</w:t>
+          <w:rFonts w:ascii="Cambria" w:eastAsia="Times New Roman" w:hAnsi="Cambria" w:cs="Times New Roman"/>
+          <w:lang w:val="en-US"/>
+        </w:rPr>
+        <w:t>for building an end-to-end AI pipeline</w:t>
+      </w:r>
+      <w:r>
+        <w:rPr>
+          <w:rFonts w:ascii="Cambria" w:eastAsia="Times New Roman" w:hAnsi="Cambria" w:cs="Times New Roman"/>
+          <w:lang w:val="en-US"/>
+        </w:rPr>
+        <w:t xml:space="preserve">, localizing </w:t>
+      </w:r>
+      <w:r>
+        <w:rPr>
+          <w:rFonts w:ascii="Cambria" w:eastAsia="Times New Roman" w:hAnsi="Cambria" w:cs="Times New Roman"/>
+          <w:lang w:val="en-US"/>
+        </w:rPr>
+        <w:t xml:space="preserve">ads across </w:t>
+      </w:r>
+      <w:r>
+        <w:rPr>
+          <w:rFonts w:ascii="Cambria" w:eastAsia="Times New Roman" w:hAnsi="Cambria" w:cs="Times New Roman"/>
+          <w:b/>
+          <w:bCs/>
+          <w:lang w:val="en-US"/>
+        </w:rPr>
+        <w:t>6 SEA countries</w:t>
+      </w:r>
+      <w:r>
+        <w:rPr>
+          <w:rFonts w:ascii="Cambria" w:eastAsia="Times New Roman" w:hAnsi="Cambria" w:cs="Times New Roman"/>
+          <w:lang w:val="en-US"/>
+        </w:rPr>
+        <w:t xml:space="preserve">, generating culturally adapted strategies, multilingual copy, and localized imagery from text or image input. </w:t>
       </w:r>
     </w:p>
     <w:p>
@@ -1595,106 +1912,58 @@
       </w:pPr>
       <w:r>
         <w:rPr>
-          <w:rFonts w:ascii="Cambria" w:hAnsi="Cambria" w:cs="Arial"/>
-          <w:color w:val="000000" w:themeColor="text1"/>
-        </w:rPr>
-        <w:t xml:space="preserve">Integrated </w:t>
-      </w:r>
-      <w:r>
-        <w:rPr>
-          <w:rFonts w:ascii="Cambria" w:hAnsi="Cambria" w:cs="Arial"/>
-          <w:b/>
-          <w:bCs/>
-          <w:color w:val="000000" w:themeColor="text1"/>
-        </w:rPr>
-        <w:t>Grad-CAM Explainable AI</w:t>
-      </w:r>
-      <w:r>
-        <w:rPr>
-          <w:rFonts w:ascii="Cambria" w:hAnsi="Cambria" w:cs="Arial"/>
-          <w:color w:val="000000" w:themeColor="text1"/>
-        </w:rPr>
-        <w:t xml:space="preserve">, </w:t>
-      </w:r>
-      <w:r>
-        <w:rPr>
-          <w:rFonts w:ascii="Cambria" w:hAnsi="Cambria" w:cs="Arial"/>
-          <w:color w:val="000000" w:themeColor="text1"/>
-        </w:rPr>
-        <w:t>providing visualizations of</w:t>
-      </w:r>
-      <w:r>
-        <w:rPr>
-          <w:rFonts w:ascii="Cambria" w:hAnsi="Cambria" w:cs="Arial"/>
-          <w:color w:val="000000" w:themeColor="text1"/>
-        </w:rPr>
-        <w:t xml:space="preserve"> X-ray regions influencing predictions, improving clinical interpretability.</w:t>
-      </w:r>
-    </w:p>
-    <w:p>
-      <w:pPr>
-        <w:spacing w:after="0" w:line="230" w:lineRule="exact"/>
-        <w:jc w:val="both"/>
-        <w:rPr>
-          <w:rFonts w:ascii="Cambria" w:hAnsi="Cambria" w:cs="Arial"/>
-          <w:color w:val="000000" w:themeColor="text1"/>
-        </w:rPr>
-      </w:pPr>
-      <w:r>
-        <w:rPr>
-          <w:rFonts w:ascii="Cambria" w:hAnsi="Cambria" w:cs="Arial"/>
-          <w:color w:val="000000" w:themeColor="text1"/>
-        </w:rPr>
-        <w:t xml:space="preserve">NTU-EEE Module: </w:t>
-      </w:r>
-      <w:r>
-        <w:rPr>
-          <w:rFonts w:ascii="Cambria" w:hAnsi="Cambria" w:cs="Arial"/>
-          <w:b/>
-          <w:bCs/>
-          <w:i/>
-          <w:iCs/>
-          <w:color w:val="000000" w:themeColor="text1"/>
-        </w:rPr>
-        <w:t>Image Processing and Computer Vision</w:t>
-      </w:r>
-      <w:r>
-        <w:rPr>
-          <w:rFonts w:ascii="Cambria" w:hAnsi="Cambria" w:cs="Arial"/>
-          <w:color w:val="000000" w:themeColor="text1"/>
-        </w:rPr>
-        <w:t>                                                             Aug 2024 – Dec 2024</w:t>
-      </w:r>
-    </w:p>
-    <w:p>
-      <w:pPr>
-        <w:pStyle w:val="ListParagraph"/>
-        <w:spacing w:after="0" w:line="230" w:lineRule="exact"/>
-        <w:ind w:left="142" w:hanging="142"/>
-        <w:jc w:val="both"/>
-        <w:rPr>
-          <w:rFonts w:ascii="Cambria" w:hAnsi="Cambria" w:cs="Arial"/>
-          <w:color w:val="000000" w:themeColor="text1"/>
-        </w:rPr>
-      </w:pPr>
-      <w:r>
-        <w:rPr>
-          <w:rFonts w:ascii="Cambria" w:hAnsi="Cambria" w:cs="Arial"/>
-          <w:color w:val="000000" w:themeColor="text1"/>
-        </w:rPr>
-        <w:t xml:space="preserve">Module Project: </w:t>
-      </w:r>
-      <w:r>
-        <w:rPr>
-          <w:rFonts w:ascii="Cambria" w:hAnsi="Cambria" w:cs="Arial"/>
-          <w:b/>
-          <w:bCs/>
-          <w:i/>
-          <w:iCs/>
-          <w:color w:val="000000" w:themeColor="text1"/>
-          <w:u w:val="single"/>
-        </w:rPr>
-        <w:t>Dimensionality Reduction for Classification on Brain Tumour Dataset</w:t>
+          <w:rFonts w:ascii="Cambria" w:eastAsia="Times New Roman" w:hAnsi="Cambria" w:cs="Times New Roman"/>
+          <w:lang w:val="en-US"/>
+        </w:rPr>
+        <w:t xml:space="preserve">Architected a </w:t>
+      </w:r>
+      <w:r>
+        <w:rPr>
+          <w:rFonts w:ascii="Cambria" w:eastAsia="Times New Roman" w:hAnsi="Cambria" w:cs="Times New Roman"/>
+          <w:b/>
+          <w:bCs/>
+          <w:lang w:val="en-US"/>
+        </w:rPr>
+        <w:t>multi-model orchestration system</w:t>
+      </w:r>
+      <w:r>
+        <w:rPr>
+          <w:rFonts w:ascii="Cambria" w:eastAsia="Times New Roman" w:hAnsi="Cambria" w:cs="Times New Roman"/>
+          <w:lang w:val="en-US"/>
+        </w:rPr>
+        <w:t xml:space="preserve"> (</w:t>
+      </w:r>
+      <w:proofErr w:type="spellStart"/>
+      <w:r>
+        <w:rPr>
+          <w:rFonts w:ascii="Cambria" w:eastAsia="Times New Roman" w:hAnsi="Cambria" w:cs="Times New Roman"/>
+          <w:lang w:val="en-US"/>
+        </w:rPr>
+        <w:t>FastAPI</w:t>
+      </w:r>
+      <w:proofErr w:type="spellEnd"/>
+      <w:r>
+        <w:rPr>
+          <w:rFonts w:ascii="Cambria" w:eastAsia="Times New Roman" w:hAnsi="Cambria" w:cs="Times New Roman"/>
+          <w:lang w:val="en-US"/>
+        </w:rPr>
+        <w:t xml:space="preserve"> + React) chaining GPT-5.4</w:t>
+      </w:r>
+      <w:r>
+        <w:rPr>
+          <w:rFonts w:ascii="Cambria" w:eastAsia="Times New Roman" w:hAnsi="Cambria" w:cs="Times New Roman"/>
+          <w:b/>
+          <w:bCs/>
+          <w:lang w:val="en-US"/>
+        </w:rPr>
+        <w:t xml:space="preserve"> (</w:t>
+      </w:r>
+      <w:r>
+        <w:rPr>
+          <w:rFonts w:ascii="Cambria" w:eastAsia="Times New Roman" w:hAnsi="Cambria" w:cs="Times New Roman"/>
+          <w:lang w:val="en-US"/>
+        </w:rPr>
+        <w:t>vision/text input), GLM-5.1 (strategy &amp; copywriting), and Gemini 3.1 Flash (image generation) via GMI Cloud APIs.</w:t>
       </w:r>
     </w:p>
     <w:p>
@@ -1714,83 +1983,437 @@
       </w:pPr>
       <w:r>
         <w:rPr>
-          <w:rFonts w:ascii="Cambria" w:hAnsi="Cambria" w:cs="Arial"/>
-          <w:color w:val="000000" w:themeColor="text1"/>
-        </w:rPr>
-        <w:t xml:space="preserve">Designed and implemented a system using </w:t>
-      </w:r>
-      <w:r>
-        <w:rPr>
-          <w:rFonts w:ascii="Cambria" w:hAnsi="Cambria" w:cs="Arial"/>
-          <w:b/>
-          <w:bCs/>
-          <w:color w:val="000000" w:themeColor="text1"/>
-        </w:rPr>
-        <w:t>Python Programming libraries</w:t>
-      </w:r>
-      <w:r>
-        <w:rPr>
-          <w:rFonts w:ascii="Cambria" w:hAnsi="Cambria" w:cs="Arial"/>
-          <w:color w:val="000000" w:themeColor="text1"/>
-        </w:rPr>
-        <w:t xml:space="preserve"> including </w:t>
-      </w:r>
-      <w:r>
-        <w:rPr>
-          <w:rFonts w:ascii="Cambria" w:hAnsi="Cambria" w:cs="Arial"/>
-          <w:b/>
-          <w:bCs/>
-          <w:color w:val="000000" w:themeColor="text1"/>
-        </w:rPr>
-        <w:t>NumPy, Pandas, Scikit-learn, and TensorFlow</w:t>
-      </w:r>
-      <w:r>
-        <w:rPr>
-          <w:rFonts w:ascii="Cambria" w:hAnsi="Cambria" w:cs="Arial"/>
-          <w:color w:val="000000" w:themeColor="text1"/>
-        </w:rPr>
-        <w:t xml:space="preserve"> to classify brain tumours using </w:t>
-      </w:r>
-      <w:r>
-        <w:rPr>
-          <w:rFonts w:ascii="Cambria" w:hAnsi="Cambria" w:cs="Arial"/>
-          <w:b/>
-          <w:bCs/>
-          <w:color w:val="000000" w:themeColor="text1"/>
-        </w:rPr>
-        <w:t>dimensionality reduction techniques</w:t>
-      </w:r>
-      <w:r>
-        <w:rPr>
-          <w:rFonts w:ascii="Cambria" w:hAnsi="Cambria" w:cs="Arial"/>
-          <w:color w:val="000000" w:themeColor="text1"/>
-        </w:rPr>
-        <w:t xml:space="preserve"> (PCA, LDA, Autoencoders) and </w:t>
-      </w:r>
-      <w:r>
-        <w:rPr>
-          <w:rFonts w:ascii="Cambria" w:hAnsi="Cambria" w:cs="Arial"/>
-          <w:b/>
-          <w:bCs/>
-          <w:color w:val="000000" w:themeColor="text1"/>
-        </w:rPr>
-        <w:t>6</w:t>
-      </w:r>
-      <w:r>
-        <w:rPr>
-          <w:rFonts w:ascii="Cambria" w:hAnsi="Cambria" w:cs="Arial"/>
-          <w:b/>
-          <w:bCs/>
-          <w:color w:val="000000" w:themeColor="text1"/>
-        </w:rPr>
-        <w:t xml:space="preserve"> classifiers</w:t>
-      </w:r>
-      <w:r>
-        <w:rPr>
-          <w:rFonts w:ascii="Cambria" w:hAnsi="Cambria" w:cs="Arial"/>
-          <w:color w:val="000000" w:themeColor="text1"/>
-        </w:rPr>
-        <w:t xml:space="preserve"> (e.g., Logistic Regression, k-Nearest Neighbours).</w:t>
+          <w:rFonts w:ascii="Cambria" w:eastAsia="Times New Roman" w:hAnsi="Cambria" w:cs="Times New Roman"/>
+          <w:lang w:val="en-US"/>
+        </w:rPr>
+        <w:t>Implemented image-to-image editing via Gemini 3.1 Flash multi-turn contents format, enabling surgical edits (e.g., product swaps) that preserve original ad composition.</w:t>
+      </w:r>
+    </w:p>
+    <w:p>
+      <w:pPr>
+        <w:pStyle w:val="ListParagraph"/>
+        <w:numPr>
+          <w:ilvl w:val="0"/>
+          <w:numId w:val="1"/>
+        </w:numPr>
+        <w:spacing w:after="80" w:line="230" w:lineRule="exact"/>
+        <w:ind w:left="144" w:hanging="144"/>
+        <w:jc w:val="both"/>
+        <w:rPr>
+          <w:rFonts w:ascii="Cambria" w:hAnsi="Cambria" w:cs="Arial"/>
+          <w:color w:val="000000" w:themeColor="text1"/>
+        </w:rPr>
+      </w:pPr>
+      <w:r>
+        <w:rPr>
+          <w:rFonts w:ascii="Cambria" w:eastAsia="Times New Roman" w:hAnsi="Cambria" w:cs="Times New Roman"/>
+          <w:lang w:val="en-US"/>
+        </w:rPr>
+        <w:t xml:space="preserve">Integrated </w:t>
+      </w:r>
+      <w:proofErr w:type="spellStart"/>
+      <w:r>
+        <w:rPr>
+          <w:rFonts w:ascii="Cambria" w:eastAsia="Times New Roman" w:hAnsi="Cambria" w:cs="Times New Roman"/>
+          <w:lang w:val="en-US"/>
+        </w:rPr>
+        <w:t>Publer</w:t>
+      </w:r>
+      <w:proofErr w:type="spellEnd"/>
+      <w:r>
+        <w:rPr>
+          <w:rFonts w:ascii="Cambria" w:eastAsia="Times New Roman" w:hAnsi="Cambria" w:cs="Times New Roman"/>
+          <w:lang w:val="en-US"/>
+        </w:rPr>
+        <w:t xml:space="preserve"> for </w:t>
+      </w:r>
+      <w:r>
+        <w:rPr>
+          <w:rFonts w:ascii="Cambria" w:eastAsia="Times New Roman" w:hAnsi="Cambria" w:cs="Times New Roman"/>
+          <w:b/>
+          <w:bCs/>
+          <w:lang w:val="en-US"/>
+        </w:rPr>
+        <w:t>direct TikTok publishing</w:t>
+      </w:r>
+      <w:r>
+        <w:rPr>
+          <w:rFonts w:ascii="Cambria" w:eastAsia="Times New Roman" w:hAnsi="Cambria" w:cs="Times New Roman"/>
+          <w:lang w:val="en-US"/>
+        </w:rPr>
+        <w:t xml:space="preserve">, enabling end-to-end workflow from ad ingestion to live social deployment in </w:t>
+      </w:r>
+      <w:r>
+        <w:rPr>
+          <w:rFonts w:ascii="Cambria" w:eastAsia="Times New Roman" w:hAnsi="Cambria" w:cs="Times New Roman"/>
+          <w:b/>
+          <w:bCs/>
+          <w:lang w:val="en-US"/>
+        </w:rPr>
+        <w:t>under</w:t>
+      </w:r>
+      <w:r>
+        <w:rPr>
+          <w:rFonts w:ascii="Cambria" w:eastAsia="Times New Roman" w:hAnsi="Cambria" w:cs="Times New Roman"/>
+          <w:lang w:val="en-US"/>
+        </w:rPr>
+        <w:t xml:space="preserve"> </w:t>
+      </w:r>
+      <w:r>
+        <w:rPr>
+          <w:rFonts w:ascii="Cambria" w:eastAsia="Times New Roman" w:hAnsi="Cambria" w:cs="Times New Roman"/>
+          <w:b/>
+          <w:bCs/>
+          <w:lang w:val="en-US"/>
+        </w:rPr>
+        <w:t>3 minutes</w:t>
+      </w:r>
+      <w:r>
+        <w:rPr>
+          <w:rFonts w:ascii="Cambria" w:eastAsia="Times New Roman" w:hAnsi="Cambria" w:cs="Times New Roman"/>
+          <w:lang w:val="en-US"/>
+        </w:rPr>
+        <w:t>.</w:t>
+      </w:r>
+    </w:p>
+    <w:p>
+      <w:pPr>
+        <w:spacing w:before="80" w:after="0" w:line="230" w:lineRule="exact"/>
+        <w:jc w:val="both"/>
+        <w:rPr>
+          <w:rFonts w:ascii="Cambria" w:hAnsi="Cambria" w:cs="Arial"/>
+          <w:color w:val="000000" w:themeColor="text1"/>
+        </w:rPr>
+      </w:pPr>
+      <w:r>
+        <w:rPr>
+          <w:rFonts w:ascii="Cambria" w:hAnsi="Cambria" w:cs="Arial"/>
+          <w:color w:val="000000" w:themeColor="text1"/>
+        </w:rPr>
+        <w:t xml:space="preserve">NTU-EEE Module: </w:t>
+      </w:r>
+      <w:r>
+        <w:rPr>
+          <w:rFonts w:ascii="Cambria" w:hAnsi="Cambria" w:cs="Arial"/>
+          <w:b/>
+          <w:bCs/>
+          <w:i/>
+          <w:iCs/>
+          <w:color w:val="000000" w:themeColor="text1"/>
+        </w:rPr>
+        <w:t xml:space="preserve">Final Year Project                                            </w:t>
+      </w:r>
+      <w:r>
+        <w:rPr>
+          <w:rFonts w:ascii="Cambria" w:hAnsi="Cambria" w:cs="Arial"/>
+          <w:color w:val="000000" w:themeColor="text1"/>
+        </w:rPr>
+        <w:t>                                                             Jan 2025 – Dec 2025</w:t>
+      </w:r>
+    </w:p>
+    <w:p>
+      <w:pPr>
+        <w:pStyle w:val="ListParagraph"/>
+        <w:spacing w:after="0" w:line="230" w:lineRule="exact"/>
+        <w:ind w:left="142" w:hanging="142"/>
+        <w:jc w:val="both"/>
+        <w:rPr>
+          <w:rFonts w:ascii="Cambria" w:hAnsi="Cambria"/>
+          <w:color w:val="000000" w:themeColor="text1"/>
+        </w:rPr>
+      </w:pPr>
+      <w:r>
+        <w:rPr>
+          <w:rFonts w:ascii="Cambria" w:hAnsi="Cambria" w:cs="Arial"/>
+          <w:color w:val="000000" w:themeColor="text1"/>
+        </w:rPr>
+        <w:t xml:space="preserve">Module Project: </w:t>
+      </w:r>
+      <w:r>
+        <w:rPr>
+          <w:rFonts w:ascii="Cambria" w:hAnsi="Cambria" w:cs="Arial"/>
+          <w:b/>
+          <w:bCs/>
+          <w:i/>
+          <w:iCs/>
+          <w:color w:val="000000" w:themeColor="text1"/>
+          <w:u w:val="single"/>
+        </w:rPr>
+        <w:t>Multi-Label Chest X-ray Abnormality Detection Using Deep Learning and Explainable AI</w:t>
+      </w:r>
+    </w:p>
+    <w:p>
+      <w:pPr>
+        <w:pStyle w:val="ListParagraph"/>
+        <w:numPr>
+          <w:ilvl w:val="0"/>
+          <w:numId w:val="1"/>
+        </w:numPr>
+        <w:spacing w:line="230" w:lineRule="exact"/>
+        <w:ind w:left="142" w:hanging="142"/>
+        <w:jc w:val="both"/>
+        <w:rPr>
+          <w:rFonts w:ascii="Cambria" w:hAnsi="Cambria" w:cs="Arial"/>
+          <w:color w:val="000000" w:themeColor="text1"/>
+        </w:rPr>
+      </w:pPr>
+      <w:r>
+        <w:rPr>
+          <w:rFonts w:ascii="Cambria" w:hAnsi="Cambria" w:cs="Arial"/>
+          <w:color w:val="000000" w:themeColor="text1"/>
+        </w:rPr>
+        <w:t xml:space="preserve">Developed </w:t>
+      </w:r>
+      <w:r>
+        <w:rPr>
+          <w:rFonts w:ascii="Cambria" w:hAnsi="Cambria" w:cs="Arial"/>
+          <w:b/>
+          <w:bCs/>
+          <w:color w:val="000000" w:themeColor="text1"/>
+        </w:rPr>
+        <w:t>multi-label classification model</w:t>
+      </w:r>
+      <w:r>
+        <w:rPr>
+          <w:rFonts w:ascii="Cambria" w:hAnsi="Cambria" w:cs="Arial"/>
+          <w:color w:val="000000" w:themeColor="text1"/>
+        </w:rPr>
+        <w:t xml:space="preserve"> using modified DenseNet-121</w:t>
+      </w:r>
+      <w:r>
+        <w:rPr>
+          <w:rFonts w:ascii="Cambria" w:hAnsi="Cambria" w:cs="Arial"/>
+          <w:b/>
+          <w:bCs/>
+          <w:color w:val="000000" w:themeColor="text1"/>
+        </w:rPr>
+        <w:t xml:space="preserve"> </w:t>
+      </w:r>
+      <w:r>
+        <w:rPr>
+          <w:rFonts w:ascii="Cambria" w:hAnsi="Cambria" w:cs="Arial"/>
+          <w:color w:val="000000" w:themeColor="text1"/>
+        </w:rPr>
+        <w:t>in</w:t>
+      </w:r>
+      <w:r>
+        <w:rPr>
+          <w:rFonts w:ascii="Cambria" w:hAnsi="Cambria" w:cs="Arial"/>
+          <w:b/>
+          <w:bCs/>
+          <w:color w:val="000000" w:themeColor="text1"/>
+        </w:rPr>
+        <w:t xml:space="preserve"> </w:t>
+      </w:r>
+      <w:proofErr w:type="spellStart"/>
+      <w:r>
+        <w:rPr>
+          <w:rFonts w:ascii="Cambria" w:hAnsi="Cambria" w:cs="Arial"/>
+          <w:b/>
+          <w:bCs/>
+          <w:color w:val="000000" w:themeColor="text1"/>
+        </w:rPr>
+        <w:t>PyTorch</w:t>
+      </w:r>
+      <w:proofErr w:type="spellEnd"/>
+      <w:r>
+        <w:rPr>
+          <w:rFonts w:ascii="Cambria" w:hAnsi="Cambria" w:cs="Arial"/>
+          <w:color w:val="000000" w:themeColor="text1"/>
+        </w:rPr>
+        <w:t xml:space="preserve"> to detect </w:t>
+      </w:r>
+      <w:r>
+        <w:rPr>
+          <w:rFonts w:ascii="Cambria" w:hAnsi="Cambria" w:cs="Arial"/>
+          <w:b/>
+          <w:bCs/>
+          <w:color w:val="000000" w:themeColor="text1"/>
+        </w:rPr>
+        <w:t>1</w:t>
+      </w:r>
+      <w:r>
+        <w:rPr>
+          <w:rFonts w:ascii="Cambria" w:hAnsi="Cambria" w:cs="Arial"/>
+          <w:b/>
+          <w:bCs/>
+          <w:color w:val="000000" w:themeColor="text1"/>
+        </w:rPr>
+        <w:t>4</w:t>
+      </w:r>
+      <w:r>
+        <w:rPr>
+          <w:rFonts w:ascii="Cambria" w:hAnsi="Cambria" w:cs="Arial"/>
+          <w:b/>
+          <w:bCs/>
+          <w:color w:val="000000" w:themeColor="text1"/>
+        </w:rPr>
+        <w:t xml:space="preserve"> thoracic abnormalities</w:t>
+      </w:r>
+      <w:r>
+        <w:rPr>
+          <w:rFonts w:ascii="Cambria" w:hAnsi="Cambria" w:cs="Arial"/>
+          <w:color w:val="000000" w:themeColor="text1"/>
+        </w:rPr>
+        <w:t xml:space="preserve"> (e.g., pneumonia, cardiomegaly) from the </w:t>
+      </w:r>
+      <w:r>
+        <w:rPr>
+          <w:rFonts w:ascii="Cambria" w:hAnsi="Cambria" w:cs="Arial"/>
+          <w:b/>
+          <w:bCs/>
+          <w:color w:val="000000" w:themeColor="text1"/>
+        </w:rPr>
+        <w:t>NIH Chest X-ray dataset</w:t>
+      </w:r>
+      <w:r>
+        <w:rPr>
+          <w:rFonts w:ascii="Cambria" w:hAnsi="Cambria" w:cs="Arial"/>
+          <w:color w:val="000000" w:themeColor="text1"/>
+        </w:rPr>
+        <w:t xml:space="preserve"> (~112k images).</w:t>
+      </w:r>
+    </w:p>
+    <w:p>
+      <w:pPr>
+        <w:pStyle w:val="ListParagraph"/>
+        <w:numPr>
+          <w:ilvl w:val="0"/>
+          <w:numId w:val="1"/>
+        </w:numPr>
+        <w:spacing w:line="230" w:lineRule="exact"/>
+        <w:ind w:left="142" w:hanging="142"/>
+        <w:jc w:val="both"/>
+        <w:rPr>
+          <w:rFonts w:ascii="Cambria" w:hAnsi="Cambria" w:cs="Arial"/>
+          <w:color w:val="000000" w:themeColor="text1"/>
+        </w:rPr>
+      </w:pPr>
+      <w:r>
+        <w:rPr>
+          <w:rFonts w:ascii="Cambria" w:hAnsi="Cambria" w:cs="Arial"/>
+          <w:color w:val="000000" w:themeColor="text1"/>
+        </w:rPr>
+        <w:t xml:space="preserve">Implemented </w:t>
+      </w:r>
+      <w:r>
+        <w:rPr>
+          <w:rFonts w:ascii="Cambria" w:hAnsi="Cambria" w:cs="Arial"/>
+          <w:b/>
+          <w:bCs/>
+          <w:color w:val="000000" w:themeColor="text1"/>
+        </w:rPr>
+        <w:t>custom weighted loss function</w:t>
+      </w:r>
+      <w:r>
+        <w:rPr>
+          <w:rFonts w:ascii="Cambria" w:hAnsi="Cambria" w:cs="Arial"/>
+          <w:color w:val="000000" w:themeColor="text1"/>
+        </w:rPr>
+        <w:t xml:space="preserve"> to address class imbalance, </w:t>
+      </w:r>
+      <w:r>
+        <w:rPr>
+          <w:rFonts w:ascii="Cambria" w:hAnsi="Cambria" w:cs="Arial"/>
+          <w:b/>
+          <w:bCs/>
+          <w:color w:val="000000" w:themeColor="text1"/>
+        </w:rPr>
+        <w:t>reducing false negatives by ~15%.</w:t>
+      </w:r>
+    </w:p>
+    <w:p>
+      <w:pPr>
+        <w:pStyle w:val="ListParagraph"/>
+        <w:numPr>
+          <w:ilvl w:val="0"/>
+          <w:numId w:val="1"/>
+        </w:numPr>
+        <w:spacing w:line="230" w:lineRule="exact"/>
+        <w:ind w:left="142" w:hanging="142"/>
+        <w:jc w:val="both"/>
+        <w:rPr>
+          <w:rFonts w:ascii="Cambria" w:hAnsi="Cambria" w:cs="Arial"/>
+          <w:color w:val="000000" w:themeColor="text1"/>
+        </w:rPr>
+      </w:pPr>
+      <w:r>
+        <w:rPr>
+          <w:rFonts w:ascii="Cambria" w:hAnsi="Cambria" w:cs="Arial"/>
+          <w:color w:val="000000" w:themeColor="text1"/>
+        </w:rPr>
+        <w:t xml:space="preserve">Enhanced performance through </w:t>
+      </w:r>
+      <w:r>
+        <w:rPr>
+          <w:rFonts w:ascii="Cambria" w:hAnsi="Cambria" w:cs="Arial"/>
+          <w:b/>
+          <w:bCs/>
+          <w:color w:val="000000" w:themeColor="text1"/>
+        </w:rPr>
+        <w:t>data augmentation and batch normalization</w:t>
+      </w:r>
+      <w:r>
+        <w:rPr>
+          <w:rFonts w:ascii="Cambria" w:hAnsi="Cambria" w:cs="Arial"/>
+          <w:color w:val="000000" w:themeColor="text1"/>
+        </w:rPr>
+        <w:t xml:space="preserve"> for improved generalization.</w:t>
+      </w:r>
+    </w:p>
+    <w:p>
+      <w:pPr>
+        <w:pStyle w:val="ListParagraph"/>
+        <w:numPr>
+          <w:ilvl w:val="0"/>
+          <w:numId w:val="1"/>
+        </w:numPr>
+        <w:spacing w:line="230" w:lineRule="exact"/>
+        <w:ind w:left="142" w:hanging="142"/>
+        <w:jc w:val="both"/>
+        <w:rPr>
+          <w:rFonts w:ascii="Cambria" w:hAnsi="Cambria" w:cs="Arial"/>
+          <w:color w:val="000000" w:themeColor="text1"/>
+        </w:rPr>
+      </w:pPr>
+      <w:r>
+        <w:rPr>
+          <w:rFonts w:ascii="Cambria" w:hAnsi="Cambria" w:cs="Arial"/>
+          <w:color w:val="000000" w:themeColor="text1"/>
+        </w:rPr>
+        <w:t xml:space="preserve">Achieved </w:t>
+      </w:r>
+      <w:r>
+        <w:rPr>
+          <w:rFonts w:ascii="Cambria" w:hAnsi="Cambria" w:cs="Arial"/>
+          <w:b/>
+          <w:bCs/>
+          <w:color w:val="000000" w:themeColor="text1"/>
+        </w:rPr>
+        <w:t>average</w:t>
+      </w:r>
+      <w:r>
+        <w:rPr>
+          <w:rFonts w:ascii="Cambria" w:hAnsi="Cambria" w:cs="Arial"/>
+          <w:color w:val="000000" w:themeColor="text1"/>
+        </w:rPr>
+        <w:t xml:space="preserve"> </w:t>
+      </w:r>
+      <w:r>
+        <w:rPr>
+          <w:rFonts w:ascii="Cambria" w:hAnsi="Cambria" w:cs="Arial"/>
+          <w:b/>
+          <w:bCs/>
+          <w:color w:val="000000" w:themeColor="text1"/>
+        </w:rPr>
+        <w:t>AUC score of 0.845,</w:t>
+      </w:r>
+      <w:r>
+        <w:rPr>
+          <w:rFonts w:ascii="Cambria" w:hAnsi="Cambria" w:cs="Arial"/>
+          <w:color w:val="000000" w:themeColor="text1"/>
+        </w:rPr>
+        <w:t xml:space="preserve"> matching performance of several state-of-the-art CXR studies.</w:t>
       </w:r>
     </w:p>
     <w:p>
@@ -1801,7 +2424,7 @@
           <w:numId w:val="1"/>
         </w:numPr>
         <w:spacing w:after="0" w:line="230" w:lineRule="exact"/>
-        <w:ind w:left="142" w:hanging="142"/>
+        <w:ind w:left="144" w:hanging="144"/>
         <w:jc w:val="both"/>
         <w:rPr>
           <w:rFonts w:ascii="Cambria" w:hAnsi="Cambria" w:cs="Arial"/>
@@ -1813,331 +2436,33 @@
           <w:rFonts w:ascii="Cambria" w:hAnsi="Cambria" w:cs="Arial"/>
           <w:color w:val="000000" w:themeColor="text1"/>
         </w:rPr>
-        <w:t xml:space="preserve">Conducted extensive benchmarking to evaluate classification accuracy, precision, and recall, </w:t>
-      </w:r>
-      <w:r>
-        <w:rPr>
-          <w:rFonts w:ascii="Cambria" w:hAnsi="Cambria" w:cs="Arial"/>
-          <w:b/>
-          <w:bCs/>
-          <w:color w:val="000000" w:themeColor="text1"/>
-        </w:rPr>
-        <w:t>achieving up to 91% accuracy</w:t>
-      </w:r>
-      <w:r>
-        <w:rPr>
-          <w:rFonts w:ascii="Cambria" w:hAnsi="Cambria" w:cs="Arial"/>
-          <w:color w:val="000000" w:themeColor="text1"/>
-        </w:rPr>
-        <w:t xml:space="preserve"> with PCA and PCA+LDA for linear models, and autoencoders for non-linear models.</w:t>
-      </w:r>
-    </w:p>
-    <w:p>
-      <w:pPr>
-        <w:pStyle w:val="ListParagraph"/>
-        <w:numPr>
-          <w:ilvl w:val="0"/>
-          <w:numId w:val="1"/>
-        </w:numPr>
-        <w:spacing w:after="0" w:line="230" w:lineRule="exact"/>
-        <w:ind w:left="142" w:hanging="142"/>
-        <w:jc w:val="both"/>
-        <w:rPr>
-          <w:rFonts w:ascii="Cambria" w:hAnsi="Cambria" w:cs="Arial"/>
-          <w:color w:val="000000" w:themeColor="text1"/>
-        </w:rPr>
-      </w:pPr>
-      <w:r>
-        <w:rPr>
-          <w:rFonts w:ascii="Cambria" w:hAnsi="Cambria" w:cs="Arial"/>
-          <w:color w:val="000000" w:themeColor="text1"/>
-        </w:rPr>
-        <w:t>Analysed results to identify key trade-offs between dimensionality reduction techniques and classification accuracy, highlighting potential for real-world scalability.</w:t>
+        <w:t xml:space="preserve">Integrated </w:t>
+      </w:r>
+      <w:r>
+        <w:rPr>
+          <w:rFonts w:ascii="Cambria" w:hAnsi="Cambria" w:cs="Arial"/>
+          <w:b/>
+          <w:bCs/>
+          <w:color w:val="000000" w:themeColor="text1"/>
+        </w:rPr>
+        <w:t>Grad-CAM Explainable AI</w:t>
+      </w:r>
+      <w:r>
+        <w:rPr>
+          <w:rFonts w:ascii="Cambria" w:hAnsi="Cambria" w:cs="Arial"/>
+          <w:color w:val="000000" w:themeColor="text1"/>
+        </w:rPr>
+        <w:t>, providing visualizations of X-ray regions influencing predictions, improving clinical interpretability.</w:t>
       </w:r>
     </w:p>
     <w:bookmarkEnd w:id="0"/>
     <w:bookmarkEnd w:id="1"/>
-    <w:p>
-      <w:pPr>
-        <w:spacing w:after="0" w:line="230" w:lineRule="exact"/>
-        <w:jc w:val="both"/>
-        <w:rPr>
-          <w:rFonts w:ascii="Cambria" w:hAnsi="Cambria" w:cs="Arial"/>
-          <w:color w:val="000000" w:themeColor="text1"/>
-        </w:rPr>
-      </w:pPr>
-    </w:p>
-    <w:p>
-      <w:pPr>
-        <w:spacing w:after="0" w:line="230" w:lineRule="exact"/>
-        <w:jc w:val="both"/>
-        <w:rPr>
-          <w:rFonts w:ascii="Cambria" w:hAnsi="Cambria" w:cs="Arial"/>
-          <w:color w:val="000000" w:themeColor="text1"/>
-        </w:rPr>
-      </w:pPr>
-      <w:r>
-        <w:rPr>
-          <w:rFonts w:ascii="Cambria" w:hAnsi="Cambria" w:cs="Arial"/>
-          <w:color w:val="000000" w:themeColor="text1"/>
-        </w:rPr>
-        <w:t xml:space="preserve">NTU URECA (Undergraduate Research Experience on Campus)                                                     Aug 2023 </w:t>
-      </w:r>
-      <w:r>
-        <w:rPr>
-          <w:rFonts w:ascii="Cambria" w:hAnsi="Cambria" w:cs="Arial"/>
-          <w:b/>
-          <w:bCs/>
-          <w:color w:val="000000" w:themeColor="text1"/>
-        </w:rPr>
-        <w:t xml:space="preserve">– </w:t>
-      </w:r>
-      <w:r>
-        <w:rPr>
-          <w:rFonts w:ascii="Cambria" w:hAnsi="Cambria" w:cs="Arial"/>
-          <w:color w:val="000000" w:themeColor="text1"/>
-        </w:rPr>
-        <w:t>June 2024</w:t>
-      </w:r>
-    </w:p>
-    <w:p>
-      <w:pPr>
-        <w:pStyle w:val="ListParagraph"/>
-        <w:spacing w:after="0" w:line="230" w:lineRule="exact"/>
-        <w:ind w:left="142" w:hanging="142"/>
-        <w:jc w:val="both"/>
-        <w:rPr>
-          <w:rFonts w:ascii="Cambria" w:hAnsi="Cambria" w:cs="Arial"/>
-          <w:color w:val="000000" w:themeColor="text1"/>
-        </w:rPr>
-      </w:pPr>
-      <w:r>
-        <w:rPr>
-          <w:rFonts w:ascii="Cambria" w:hAnsi="Cambria" w:cs="Arial"/>
-          <w:color w:val="000000" w:themeColor="text1"/>
-        </w:rPr>
-        <w:t xml:space="preserve">URECA Project: </w:t>
-      </w:r>
-      <w:r>
-        <w:rPr>
-          <w:rFonts w:ascii="Cambria" w:hAnsi="Cambria" w:cs="Arial"/>
-          <w:b/>
-          <w:bCs/>
-          <w:i/>
-          <w:iCs/>
-          <w:color w:val="000000" w:themeColor="text1"/>
-          <w:u w:val="single"/>
-        </w:rPr>
-        <w:t>Fairness Analysis and Improvement for New Interpretable Machine Learning Architectures</w:t>
-      </w:r>
-      <w:r>
-        <w:rPr>
-          <w:rFonts w:ascii="Cambria" w:hAnsi="Cambria" w:cs="Arial"/>
-          <w:color w:val="000000" w:themeColor="text1"/>
-          <w:u w:val="single"/>
-        </w:rPr>
-        <w:t xml:space="preserve">                                                                                                                    </w:t>
-      </w:r>
-    </w:p>
-    <w:p>
-      <w:pPr>
-        <w:pStyle w:val="ListParagraph"/>
-        <w:numPr>
-          <w:ilvl w:val="0"/>
-          <w:numId w:val="1"/>
-        </w:numPr>
-        <w:spacing w:after="0" w:line="230" w:lineRule="exact"/>
-        <w:ind w:left="142" w:hanging="142"/>
-        <w:jc w:val="both"/>
-        <w:rPr>
-          <w:rFonts w:ascii="Cambria" w:hAnsi="Cambria" w:cs="Arial"/>
-          <w:color w:val="000000" w:themeColor="text1"/>
-        </w:rPr>
-      </w:pPr>
-      <w:r>
-        <w:rPr>
-          <w:rFonts w:ascii="Cambria" w:hAnsi="Cambria" w:cs="Arial"/>
-          <w:color w:val="000000" w:themeColor="text1"/>
-        </w:rPr>
-        <w:t>Developed</w:t>
-      </w:r>
-      <w:r>
-        <w:rPr>
-          <w:rFonts w:ascii="Cambria" w:hAnsi="Cambria" w:cs="Arial"/>
-          <w:color w:val="000000" w:themeColor="text1"/>
-        </w:rPr>
-        <w:t xml:space="preserve"> </w:t>
-      </w:r>
-      <w:r>
-        <w:rPr>
-          <w:rFonts w:ascii="Cambria" w:hAnsi="Cambria" w:cs="Arial"/>
-          <w:b/>
-          <w:bCs/>
-          <w:color w:val="000000" w:themeColor="text1"/>
-        </w:rPr>
-        <w:t xml:space="preserve">Python </w:t>
-      </w:r>
-      <w:r>
-        <w:rPr>
-          <w:rFonts w:ascii="Cambria" w:hAnsi="Cambria" w:cs="Arial"/>
-          <w:b/>
-          <w:bCs/>
-          <w:color w:val="000000" w:themeColor="text1"/>
-        </w:rPr>
-        <w:t>Notebooks</w:t>
-      </w:r>
-      <w:r>
-        <w:rPr>
-          <w:rFonts w:ascii="Cambria" w:hAnsi="Cambria" w:cs="Arial"/>
-          <w:color w:val="000000" w:themeColor="text1"/>
-        </w:rPr>
-        <w:t xml:space="preserve"> with machine learning frameworks (e.g., </w:t>
-      </w:r>
-      <w:proofErr w:type="spellStart"/>
-      <w:r>
-        <w:rPr>
-          <w:rFonts w:ascii="Cambria" w:hAnsi="Cambria" w:cs="Arial"/>
-          <w:color w:val="000000" w:themeColor="text1"/>
-        </w:rPr>
-        <w:t>PyTorch</w:t>
-      </w:r>
-      <w:proofErr w:type="spellEnd"/>
-      <w:r>
-        <w:rPr>
-          <w:rFonts w:ascii="Cambria" w:hAnsi="Cambria" w:cs="Arial"/>
-          <w:color w:val="000000" w:themeColor="text1"/>
-        </w:rPr>
-        <w:t xml:space="preserve">, Scikit-Learn, NumPy) in </w:t>
-      </w:r>
-      <w:r>
-        <w:rPr>
-          <w:rFonts w:ascii="Cambria" w:hAnsi="Cambria" w:cs="Arial"/>
-          <w:b/>
-          <w:bCs/>
-          <w:color w:val="000000" w:themeColor="text1"/>
-        </w:rPr>
-        <w:t xml:space="preserve">Linux </w:t>
-      </w:r>
-      <w:r>
-        <w:rPr>
-          <w:rFonts w:ascii="Cambria" w:hAnsi="Cambria" w:cs="Arial"/>
-          <w:color w:val="000000" w:themeColor="text1"/>
-        </w:rPr>
-        <w:t xml:space="preserve">to apply fairness training on </w:t>
-      </w:r>
-      <w:r>
-        <w:rPr>
-          <w:rFonts w:ascii="Cambria" w:hAnsi="Cambria" w:cs="Arial"/>
-          <w:color w:val="000000" w:themeColor="text1"/>
-        </w:rPr>
-        <w:t>novel</w:t>
-      </w:r>
-      <w:r>
-        <w:rPr>
-          <w:rFonts w:ascii="Cambria" w:hAnsi="Cambria" w:cs="Arial"/>
-          <w:color w:val="000000" w:themeColor="text1"/>
-        </w:rPr>
-        <w:t xml:space="preserve"> machine learning architecture </w:t>
-      </w:r>
-      <w:r>
-        <w:rPr>
-          <w:rFonts w:ascii="Cambria" w:hAnsi="Cambria" w:cs="Arial"/>
-          <w:b/>
-          <w:bCs/>
-          <w:color w:val="000000" w:themeColor="text1"/>
-        </w:rPr>
-        <w:t>Truth Table Net</w:t>
-      </w:r>
-      <w:r>
-        <w:rPr>
-          <w:rFonts w:ascii="Cambria" w:hAnsi="Cambria" w:cs="Arial"/>
-          <w:color w:val="000000" w:themeColor="text1"/>
-        </w:rPr>
-        <w:t xml:space="preserve"> (</w:t>
-      </w:r>
-      <w:proofErr w:type="spellStart"/>
-      <w:r>
-        <w:rPr>
-          <w:rFonts w:ascii="Cambria" w:hAnsi="Cambria" w:cs="Arial"/>
-          <w:color w:val="000000" w:themeColor="text1"/>
-        </w:rPr>
-        <w:t>TTnet</w:t>
-      </w:r>
-      <w:proofErr w:type="spellEnd"/>
-      <w:r>
-        <w:rPr>
-          <w:rFonts w:ascii="Cambria" w:hAnsi="Cambria" w:cs="Arial"/>
-          <w:color w:val="000000" w:themeColor="text1"/>
-        </w:rPr>
-        <w:t>)</w:t>
-      </w:r>
-      <w:r>
-        <w:rPr>
-          <w:rFonts w:ascii="Cambria" w:hAnsi="Cambria" w:cs="Arial"/>
-          <w:color w:val="000000" w:themeColor="text1"/>
-        </w:rPr>
-        <w:t>.</w:t>
-      </w:r>
-    </w:p>
-    <w:p>
-      <w:pPr>
-        <w:pStyle w:val="ListParagraph"/>
-        <w:numPr>
-          <w:ilvl w:val="0"/>
-          <w:numId w:val="1"/>
-        </w:numPr>
-        <w:spacing w:after="0" w:line="230" w:lineRule="exact"/>
-        <w:ind w:left="142" w:hanging="142"/>
-        <w:jc w:val="both"/>
-        <w:rPr>
-          <w:rFonts w:ascii="Cambria" w:hAnsi="Cambria" w:cs="Arial"/>
-          <w:color w:val="000000" w:themeColor="text1"/>
-        </w:rPr>
-      </w:pPr>
-      <w:r>
-        <w:rPr>
-          <w:rFonts w:ascii="Cambria" w:hAnsi="Cambria" w:cs="Arial"/>
-          <w:color w:val="000000" w:themeColor="text1"/>
-        </w:rPr>
-        <w:t xml:space="preserve">Explored fairness, an increasingly vital </w:t>
-      </w:r>
-      <w:r>
-        <w:rPr>
-          <w:rFonts w:ascii="Cambria" w:hAnsi="Cambria" w:cs="Arial"/>
-          <w:color w:val="000000" w:themeColor="text1"/>
-        </w:rPr>
-        <w:t>aspect</w:t>
-      </w:r>
-      <w:r>
-        <w:rPr>
-          <w:rFonts w:ascii="Cambria" w:hAnsi="Cambria" w:cs="Arial"/>
-          <w:color w:val="000000" w:themeColor="text1"/>
-        </w:rPr>
-        <w:t xml:space="preserve"> of AI, to compare </w:t>
-      </w:r>
-      <w:proofErr w:type="spellStart"/>
-      <w:r>
-        <w:rPr>
-          <w:rFonts w:ascii="Cambria" w:hAnsi="Cambria" w:cs="Arial"/>
-          <w:color w:val="000000" w:themeColor="text1"/>
-        </w:rPr>
-        <w:t>TTnet</w:t>
-      </w:r>
-      <w:proofErr w:type="spellEnd"/>
-      <w:r>
-        <w:rPr>
-          <w:rFonts w:ascii="Cambria" w:hAnsi="Cambria" w:cs="Arial"/>
-          <w:color w:val="000000" w:themeColor="text1"/>
-        </w:rPr>
-        <w:t xml:space="preserve"> against alternative machine learning approaches to reduce bias and prevent unfair treatment of different demographics.</w:t>
-      </w:r>
-    </w:p>
     <w:p>
       <w:pPr>
         <w:pBdr>
           <w:bottom w:val="single" w:sz="4" w:space="1" w:color="auto"/>
         </w:pBdr>
-        <w:spacing w:before="80" w:after="0" w:line="230" w:lineRule="exact"/>
+        <w:spacing w:before="120" w:after="0" w:line="230" w:lineRule="exact"/>
         <w:jc w:val="both"/>
         <w:rPr>
           <w:rFonts w:ascii="Cambria" w:hAnsi="Cambria" w:cs="Arial"/>
@@ -2163,7 +2488,7 @@
           <w:numId w:val="1"/>
         </w:numPr>
         <w:spacing w:before="80" w:after="0" w:line="260" w:lineRule="exact"/>
-        <w:ind w:left="142" w:hanging="142"/>
+        <w:ind w:left="144" w:hanging="144"/>
         <w:jc w:val="both"/>
         <w:rPr>
           <w:rFonts w:ascii="Cambria" w:hAnsi="Cambria" w:cs="Arial"/>
@@ -2177,14 +2502,21 @@
           <w:bCs/>
           <w:color w:val="000000" w:themeColor="text1"/>
         </w:rPr>
-        <w:t>Languages</w:t>
-      </w:r>
-      <w:r>
-        <w:rPr>
-          <w:rFonts w:ascii="Cambria" w:hAnsi="Cambria" w:cs="Arial"/>
-          <w:color w:val="000000" w:themeColor="text1"/>
-        </w:rPr>
-        <w:t>: Proficient in English; conversant in Hindi and French</w:t>
+        <w:t>Software Programming</w:t>
+      </w:r>
+      <w:r>
+        <w:rPr>
+          <w:rFonts w:ascii="Cambria" w:hAnsi="Cambria" w:cs="Arial"/>
+          <w:color w:val="000000" w:themeColor="text1"/>
+        </w:rPr>
+        <w:t>: Python, JavaScript, TypeScript, SQL</w:t>
+      </w:r>
+      <w:r>
+        <w:rPr>
+          <w:rFonts w:ascii="Cambria" w:hAnsi="Cambria" w:cs="Arial"/>
+          <w:color w:val="000000" w:themeColor="text1"/>
+        </w:rPr>
+        <w:t>, Java</w:t>
       </w:r>
     </w:p>
     <w:p>
@@ -2194,7 +2526,7 @@
           <w:ilvl w:val="0"/>
           <w:numId w:val="1"/>
         </w:numPr>
-        <w:spacing w:before="140" w:after="0" w:line="260" w:lineRule="exact"/>
+        <w:spacing w:after="0" w:line="260" w:lineRule="exact"/>
         <w:ind w:left="142" w:hanging="142"/>
         <w:jc w:val="both"/>
         <w:rPr>
@@ -2209,28 +2541,84 @@
           <w:bCs/>
           <w:color w:val="000000" w:themeColor="text1"/>
         </w:rPr>
-        <w:t>Software Programming</w:t>
-      </w:r>
-      <w:r>
-        <w:rPr>
-          <w:rFonts w:ascii="Cambria" w:hAnsi="Cambria" w:cs="Arial"/>
-          <w:color w:val="000000" w:themeColor="text1"/>
-        </w:rPr>
-        <w:t>: Python, Java, JavaScript</w:t>
-      </w:r>
-      <w:r>
-        <w:rPr>
-          <w:rFonts w:ascii="Cambria" w:hAnsi="Cambria" w:cs="Arial"/>
-          <w:color w:val="000000" w:themeColor="text1"/>
-        </w:rPr>
-        <w:t xml:space="preserve">, TypeScript, </w:t>
-      </w:r>
-      <w:r>
-        <w:rPr>
-          <w:rFonts w:ascii="Cambria" w:hAnsi="Cambria" w:cs="Arial"/>
-          <w:color w:val="000000" w:themeColor="text1"/>
-        </w:rPr>
-        <w:t>SQL</w:t>
+        <w:t>Frameworks/ Tools</w:t>
+      </w:r>
+      <w:r>
+        <w:rPr>
+          <w:rFonts w:ascii="Cambria" w:hAnsi="Cambria" w:cs="Arial"/>
+          <w:color w:val="000000" w:themeColor="text1"/>
+        </w:rPr>
+        <w:t xml:space="preserve">: </w:t>
+      </w:r>
+      <w:proofErr w:type="spellStart"/>
+      <w:r>
+        <w:rPr>
+          <w:rFonts w:ascii="Cambria" w:hAnsi="Cambria" w:cs="Arial"/>
+          <w:color w:val="000000" w:themeColor="text1"/>
+        </w:rPr>
+        <w:t>LangChain</w:t>
+      </w:r>
+      <w:proofErr w:type="spellEnd"/>
+      <w:r>
+        <w:rPr>
+          <w:rFonts w:ascii="Cambria" w:hAnsi="Cambria" w:cs="Arial"/>
+          <w:color w:val="000000" w:themeColor="text1"/>
+        </w:rPr>
+        <w:t xml:space="preserve">, </w:t>
+      </w:r>
+      <w:proofErr w:type="spellStart"/>
+      <w:r>
+        <w:rPr>
+          <w:rFonts w:ascii="Cambria" w:hAnsi="Cambria" w:cs="Arial"/>
+          <w:color w:val="000000" w:themeColor="text1"/>
+        </w:rPr>
+        <w:t>PyTorch</w:t>
+      </w:r>
+      <w:proofErr w:type="spellEnd"/>
+      <w:r>
+        <w:rPr>
+          <w:rFonts w:ascii="Cambria" w:hAnsi="Cambria" w:cs="Arial"/>
+          <w:color w:val="000000" w:themeColor="text1"/>
+        </w:rPr>
+        <w:t xml:space="preserve">, Scikit-learn, </w:t>
+      </w:r>
+      <w:r>
+        <w:rPr>
+          <w:rFonts w:ascii="Cambria" w:hAnsi="Cambria" w:cs="Arial"/>
+          <w:color w:val="000000" w:themeColor="text1"/>
+        </w:rPr>
+        <w:t>Next.js</w:t>
+      </w:r>
+      <w:r>
+        <w:rPr>
+          <w:rFonts w:ascii="Cambria" w:hAnsi="Cambria" w:cs="Arial"/>
+          <w:color w:val="000000" w:themeColor="text1"/>
+        </w:rPr>
+        <w:t xml:space="preserve">, </w:t>
+      </w:r>
+      <w:proofErr w:type="spellStart"/>
+      <w:r>
+        <w:rPr>
+          <w:rFonts w:ascii="Cambria" w:hAnsi="Cambria" w:cs="Arial"/>
+          <w:color w:val="000000" w:themeColor="text1"/>
+        </w:rPr>
+        <w:t>FastAPI</w:t>
+      </w:r>
+      <w:proofErr w:type="spellEnd"/>
+      <w:r>
+        <w:rPr>
+          <w:rFonts w:ascii="Cambria" w:hAnsi="Cambria" w:cs="Arial"/>
+          <w:color w:val="000000" w:themeColor="text1"/>
+        </w:rPr>
+        <w:t>, AWS</w:t>
+      </w:r>
+      <w:bookmarkEnd w:id="2"/>
+      <w:r>
+        <w:rPr>
+          <w:rFonts w:ascii="Cambria" w:hAnsi="Cambria" w:cs="Arial"/>
+          <w:color w:val="000000" w:themeColor="text1"/>
+        </w:rPr>
+        <w:t>, Docker, Kubernetes, Linux</w:t>
       </w:r>
     </w:p>
     <w:p>
@@ -2240,7 +2628,7 @@
           <w:ilvl w:val="0"/>
           <w:numId w:val="1"/>
         </w:numPr>
-        <w:spacing w:before="140" w:after="0" w:line="260" w:lineRule="exact"/>
+        <w:spacing w:after="0" w:line="260" w:lineRule="exact"/>
         <w:ind w:left="142" w:hanging="142"/>
         <w:jc w:val="both"/>
         <w:rPr>
@@ -2255,98 +2643,14 @@
           <w:bCs/>
           <w:color w:val="000000" w:themeColor="text1"/>
         </w:rPr>
-        <w:t>Frameworks</w:t>
-      </w:r>
-      <w:r>
-        <w:rPr>
-          <w:rFonts w:ascii="Cambria" w:hAnsi="Cambria" w:cs="Arial"/>
-          <w:b/>
-          <w:bCs/>
-          <w:color w:val="000000" w:themeColor="text1"/>
-        </w:rPr>
-        <w:t>/ Tools</w:t>
-      </w:r>
-      <w:r>
-        <w:rPr>
-          <w:rFonts w:ascii="Cambria" w:hAnsi="Cambria" w:cs="Arial"/>
-          <w:color w:val="000000" w:themeColor="text1"/>
-        </w:rPr>
-        <w:t>:</w:t>
-      </w:r>
-      <w:r>
-        <w:rPr>
-          <w:rFonts w:ascii="Cambria" w:hAnsi="Cambria" w:cs="Arial"/>
-          <w:color w:val="000000" w:themeColor="text1"/>
-        </w:rPr>
-        <w:t xml:space="preserve"> </w:t>
-      </w:r>
-      <w:proofErr w:type="spellStart"/>
-      <w:r>
-        <w:rPr>
-          <w:rFonts w:ascii="Cambria" w:hAnsi="Cambria" w:cs="Arial"/>
-          <w:color w:val="000000" w:themeColor="text1"/>
-        </w:rPr>
-        <w:t>LangChain</w:t>
-      </w:r>
-      <w:proofErr w:type="spellEnd"/>
-      <w:r>
-        <w:rPr>
-          <w:rFonts w:ascii="Cambria" w:hAnsi="Cambria" w:cs="Arial"/>
-          <w:color w:val="000000" w:themeColor="text1"/>
-        </w:rPr>
-        <w:t xml:space="preserve">, React, </w:t>
-      </w:r>
-      <w:proofErr w:type="spellStart"/>
-      <w:r>
-        <w:rPr>
-          <w:rFonts w:ascii="Cambria" w:hAnsi="Cambria" w:cs="Arial"/>
-          <w:color w:val="000000" w:themeColor="text1"/>
-        </w:rPr>
-        <w:t>PyTorch</w:t>
-      </w:r>
-      <w:proofErr w:type="spellEnd"/>
-      <w:r>
-        <w:rPr>
-          <w:rFonts w:ascii="Cambria" w:hAnsi="Cambria" w:cs="Arial"/>
-          <w:color w:val="000000" w:themeColor="text1"/>
-        </w:rPr>
-        <w:t>,</w:t>
-      </w:r>
-      <w:r>
-        <w:rPr>
-          <w:rFonts w:ascii="Cambria" w:hAnsi="Cambria" w:cs="Arial"/>
-          <w:color w:val="000000" w:themeColor="text1"/>
-        </w:rPr>
-        <w:t xml:space="preserve"> S</w:t>
-      </w:r>
-      <w:r>
-        <w:rPr>
-          <w:rFonts w:ascii="Cambria" w:hAnsi="Cambria" w:cs="Arial"/>
-          <w:color w:val="000000" w:themeColor="text1"/>
-        </w:rPr>
-        <w:t>cikit-learn</w:t>
-      </w:r>
-      <w:r>
-        <w:rPr>
-          <w:rFonts w:ascii="Cambria" w:hAnsi="Cambria" w:cs="Arial"/>
-          <w:color w:val="000000" w:themeColor="text1"/>
-        </w:rPr>
-        <w:t>, FastAPI,</w:t>
-      </w:r>
-      <w:r>
-        <w:rPr>
-          <w:rFonts w:ascii="Cambria" w:hAnsi="Cambria" w:cs="Arial"/>
-          <w:color w:val="000000" w:themeColor="text1"/>
-        </w:rPr>
-        <w:t xml:space="preserve"> AWS</w:t>
-      </w:r>
-      <w:bookmarkEnd w:id="2"/>
-      <w:r>
-        <w:rPr>
-          <w:rFonts w:ascii="Cambria" w:hAnsi="Cambria" w:cs="Arial"/>
-          <w:color w:val="000000" w:themeColor="text1"/>
-        </w:rPr>
-        <w:t>, Docker, Kubernetes, Linux</w:t>
+        <w:t>Languages</w:t>
+      </w:r>
+      <w:r>
+        <w:rPr>
+          <w:rFonts w:ascii="Cambria" w:hAnsi="Cambria" w:cs="Arial"/>
+          <w:color w:val="000000" w:themeColor="text1"/>
+        </w:rPr>
+        <w:t>: Proficient in English; conversant in Hindi and French</w:t>
       </w:r>
     </w:p>
     <w:sectPr>
@@ -2357,7 +2661,7 @@
       <w:headerReference w:type="first" r:id="rId14"/>
       <w:footerReference w:type="first" r:id="rId15"/>
       <w:pgSz w:w="11906" w:h="16838"/>
-      <w:pgMar w:top="0" w:right="737" w:bottom="0" w:left="737" w:header="0" w:footer="0" w:gutter="0"/>
+      <w:pgMar w:top="432" w:right="734" w:bottom="0" w:left="734" w:header="0" w:footer="0" w:gutter="0"/>
       <w:cols w:space="708"/>
       <w:docGrid w:linePitch="360"/>
     </w:sectPr>
@@ -2366,7 +2670,7 @@
 </file>
 
 <file path=word/endnotes.xml><?xml version="1.0" encoding="utf-8"?>
-<w:endnotes xmlns:wpc="http://schemas.microsoft.com/office/word/2010/wordprocessingCanvas" xmlns:cx="http://schemas.microsoft.com/office/drawing/2014/chartex" xmlns:cx1="http://schemas.microsoft.com/office/drawing/2015/9/8/chartex" xmlns:cx2="http://schemas.microsoft.com/office/drawing/2015/10/21/chartex" xmlns:cx3="http://schemas.microsoft.com/office/drawing/2016/5/9/chartex" xmlns:cx4="http://schemas.microsoft.com/office/drawing/2016/5/10/chartex" xmlns:cx5="http://schemas.microsoft.com/office/drawing/2016/5/11/chartex" xmlns:cx6="http://schemas.microsoft.com/office/drawing/2016/5/12/chartex" xmlns:cx7="http://schemas.microsoft.com/office/drawing/2016/5/13/chartex" xmlns:cx8="http://schemas.microsoft.com/office/drawing/2016/5/14/chartex" xmlns:mc="http://schemas.openxmlformats.org/markup-compatibility/2006" xmlns:aink="http://schemas.microsoft.com/office/drawing/2016/ink" xmlns:am3d="http://schemas.microsoft.com/office/drawing/2017/model3d" xmlns:o="urn:schemas-microsoft-com:office:office" xmlns:oel="http://schemas.microsoft.com/office/2019/extlst" xmlns:r="http://schemas.openxmlformats.org/officeDocument/2006/relationships" xmlns:m="http://schemas.openxmlformats.org/officeDocument/2006/math" xmlns:v="urn:schemas-microsoft-com:vml" xmlns:wp14="http://schemas.microsoft.com/office/word/2010/wordprocessingDrawing" xmlns:wp="http://schemas.openxmlformats.org/drawingml/2006/wordprocessingDrawing" xmlns:w10="urn:schemas-microsoft-com:office:word" xmlns:w="http://schemas.openxmlformats.org/wordprocessingml/2006/main" xmlns:w14="http://schemas.microsoft.com/office/word/2010/wordml" xmlns:w15="http://schemas.microsoft.com/office/word/2012/wordml" xmlns:w16cex="http://schemas.microsoft.com/office/word/2018/wordml/cex" xmlns:w16cid="http://schemas.microsoft.com/office/word/2016/wordml/cid" xmlns:w16="http://schemas.microsoft.com/office/word/2018/wordml" xmlns:w16du="http://schemas.microsoft.com/office/word/2023/wordml/word16du" xmlns:w16sdtdh="http://schemas.microsoft.com/office/word/2020/wordml/sdtdatahash" xmlns:w16sdtfl="http://schemas.microsoft.com/office/word/2024/wordml/sdtformatlock" xmlns:w16se="http://schemas.microsoft.com/office/word/2015/wordml/symex" xmlns:wpg="http://schemas.microsoft.com/office/word/2010/wordprocessingGroup" xmlns:wpi="http://schemas.microsoft.com/office/word/2010/wordprocessingInk" xmlns:wne="http://schemas.microsoft.com/office/word/2006/wordml" xmlns:wps="http://schemas.microsoft.com/office/word/2010/wordprocessingShape" mc:Ignorable="w14 w15 w16se w16cid w16 w16cex w16sdtdh w16sdtfl w16du wp14">
+<w:endnotes xmlns:wpc="http://schemas.microsoft.com/office/word/2010/wordprocessingCanvas" xmlns:cx="http://schemas.microsoft.com/office/drawing/2014/chartex" xmlns:cx1="http://schemas.microsoft.com/office/drawing/2015/9/8/chartex" xmlns:cx2="http://schemas.microsoft.com/office/drawing/2015/10/21/chartex" xmlns:cx3="http://schemas.microsoft.com/office/drawing/2016/5/9/chartex" xmlns:cx4="http://schemas.microsoft.com/office/drawing/2016/5/10/chartex" xmlns:cx5="http://schemas.microsoft.com/office/drawing/2016/5/11/chartex" xmlns:cx6="http://schemas.microsoft.com/office/drawing/2016/5/12/chartex" xmlns:cx7="http://schemas.microsoft.com/office/drawing/2016/5/13/chartex" xmlns:cx8="http://schemas.microsoft.com/office/drawing/2016/5/14/chartex" xmlns:mc="http://schemas.openxmlformats.org/markup-compatibility/2006" xmlns:m="http://schemas.openxmlformats.org/officeDocument/2006/math" xmlns:aink="http://schemas.microsoft.com/office/drawing/2016/ink" xmlns:am3d="http://schemas.microsoft.com/office/drawing/2017/model3d" xmlns:oel="http://schemas.microsoft.com/office/2019/extlst" xmlns:r="http://schemas.openxmlformats.org/officeDocument/2006/relationships" xmlns:wp14="http://schemas.microsoft.com/office/word/2010/wordprocessingDrawing" xmlns:wp="http://schemas.openxmlformats.org/drawingml/2006/wordprocessingDrawing" xmlns:wpg="http://schemas.microsoft.com/office/word/2010/wordprocessingGroup" xmlns:wpi="http://schemas.microsoft.com/office/word/2010/wordprocessingInk" xmlns:wps="http://schemas.microsoft.com/office/word/2010/wordprocessingShape" xmlns:o="urn:schemas-microsoft-com:office:office" xmlns:v="urn:schemas-microsoft-com:vml" xmlns:w10="urn:schemas-microsoft-com:office:word" xmlns:w="http://schemas.openxmlformats.org/wordprocessingml/2006/main" xmlns:w14="http://schemas.microsoft.com/office/word/2010/wordml" xmlns:w15="http://schemas.microsoft.com/office/word/2012/wordml" xmlns:w16cex="http://schemas.microsoft.com/office/word/2018/wordml/cex" xmlns:w16cid="http://schemas.microsoft.com/office/word/2016/wordml/cid" xmlns:w16="http://schemas.microsoft.com/office/word/2018/wordml" xmlns:w16sdtdh="http://schemas.microsoft.com/office/word/2020/wordml/sdtdatahash" xmlns:w16sdtfl="http://schemas.microsoft.com/office/word/2024/wordml/sdtformatlock" xmlns:w16se="http://schemas.microsoft.com/office/word/2015/wordml/symex" xmlns:w16du="http://schemas.microsoft.com/office/word/2023/wordml/word16du" xmlns:wne="http://schemas.microsoft.com/office/word/2006/wordml" mc:Ignorable="w14 w15 w16se w16cid w16 w16cex w16sdtdh w16sdtfl w16du wp14">
   <w:endnote w:type="separator" w:id="-1">
     <w:p>
       <w:pPr>
@@ -2391,7 +2695,7 @@
 </file>
 
 <file path=word/footer1.xml><?xml version="1.0" encoding="utf-8"?>
-<w:ftr xmlns:wpc="http://schemas.microsoft.com/office/word/2010/wordprocessingCanvas" xmlns:cx="http://schemas.microsoft.com/office/drawing/2014/chartex" xmlns:cx1="http://schemas.microsoft.com/office/drawing/2015/9/8/chartex" xmlns:cx2="http://schemas.microsoft.com/office/drawing/2015/10/21/chartex" xmlns:cx3="http://schemas.microsoft.com/office/drawing/2016/5/9/chartex" xmlns:cx4="http://schemas.microsoft.com/office/drawing/2016/5/10/chartex" xmlns:cx5="http://schemas.microsoft.com/office/drawing/2016/5/11/chartex" xmlns:cx6="http://schemas.microsoft.com/office/drawing/2016/5/12/chartex" xmlns:cx7="http://schemas.microsoft.com/office/drawing/2016/5/13/chartex" xmlns:cx8="http://schemas.microsoft.com/office/drawing/2016/5/14/chartex" xmlns:mc="http://schemas.openxmlformats.org/markup-compatibility/2006" xmlns:aink="http://schemas.microsoft.com/office/drawing/2016/ink" xmlns:am3d="http://schemas.microsoft.com/office/drawing/2017/model3d" xmlns:o="urn:schemas-microsoft-com:office:office" xmlns:oel="http://schemas.microsoft.com/office/2019/extlst" xmlns:r="http://schemas.openxmlformats.org/officeDocument/2006/relationships" xmlns:m="http://schemas.openxmlformats.org/officeDocument/2006/math" xmlns:v="urn:schemas-microsoft-com:vml" xmlns:wp14="http://schemas.microsoft.com/office/word/2010/wordprocessingDrawing" xmlns:wp="http://schemas.openxmlformats.org/drawingml/2006/wordprocessingDrawing" xmlns:w10="urn:schemas-microsoft-com:office:word" xmlns:w="http://schemas.openxmlformats.org/wordprocessingml/2006/main" xmlns:w14="http://schemas.microsoft.com/office/word/2010/wordml" xmlns:w15="http://schemas.microsoft.com/office/word/2012/wordml" xmlns:w16cex="http://schemas.microsoft.com/office/word/2018/wordml/cex" xmlns:w16cid="http://schemas.microsoft.com/office/word/2016/wordml/cid" xmlns:w16="http://schemas.microsoft.com/office/word/2018/wordml" xmlns:w16du="http://schemas.microsoft.com/office/word/2023/wordml/word16du" xmlns:w16sdtdh="http://schemas.microsoft.com/office/word/2020/wordml/sdtdatahash" xmlns:w16sdtfl="http://schemas.microsoft.com/office/word/2024/wordml/sdtformatlock" xmlns:w16se="http://schemas.microsoft.com/office/word/2015/wordml/symex" xmlns:wpg="http://schemas.microsoft.com/office/word/2010/wordprocessingGroup" xmlns:wpi="http://schemas.microsoft.com/office/word/2010/wordprocessingInk" xmlns:wne="http://schemas.microsoft.com/office/word/2006/wordml" xmlns:wps="http://schemas.microsoft.com/office/word/2010/wordprocessingShape" mc:Ignorable="w14 w15 w16se w16cid w16 w16cex w16sdtdh w16sdtfl w16du wp14">
+<w:ftr xmlns:wpc="http://schemas.microsoft.com/office/word/2010/wordprocessingCanvas" xmlns:cx="http://schemas.microsoft.com/office/drawing/2014/chartex" xmlns:cx1="http://schemas.microsoft.com/office/drawing/2015/9/8/chartex" xmlns:cx2="http://schemas.microsoft.com/office/drawing/2015/10/21/chartex" xmlns:cx3="http://schemas.microsoft.com/office/drawing/2016/5/9/chartex" xmlns:cx4="http://schemas.microsoft.com/office/drawing/2016/5/10/chartex" xmlns:cx5="http://schemas.microsoft.com/office/drawing/2016/5/11/chartex" xmlns:cx6="http://schemas.microsoft.com/office/drawing/2016/5/12/chartex" xmlns:cx7="http://schemas.microsoft.com/office/drawing/2016/5/13/chartex" xmlns:cx8="http://schemas.microsoft.com/office/drawing/2016/5/14/chartex" xmlns:mc="http://schemas.openxmlformats.org/markup-compatibility/2006" xmlns:m="http://schemas.openxmlformats.org/officeDocument/2006/math" xmlns:aink="http://schemas.microsoft.com/office/drawing/2016/ink" xmlns:am3d="http://schemas.microsoft.com/office/drawing/2017/model3d" xmlns:oel="http://schemas.microsoft.com/office/2019/extlst" xmlns:r="http://schemas.openxmlformats.org/officeDocument/2006/relationships" xmlns:wp14="http://schemas.microsoft.com/office/word/2010/wordprocessingDrawing" xmlns:wp="http://schemas.openxmlformats.org/drawingml/2006/wordprocessingDrawing" xmlns:wpg="http://schemas.microsoft.com/office/word/2010/wordprocessingGroup" xmlns:wpi="http://schemas.microsoft.com/office/word/2010/wordprocessingInk" xmlns:wps="http://schemas.microsoft.com/office/word/2010/wordprocessingShape" xmlns:o="urn:schemas-microsoft-com:office:office" xmlns:v="urn:schemas-microsoft-com:vml" xmlns:w10="urn:schemas-microsoft-com:office:word" xmlns:w="http://schemas.openxmlformats.org/wordprocessingml/2006/main" xmlns:w14="http://schemas.microsoft.com/office/word/2010/wordml" xmlns:w15="http://schemas.microsoft.com/office/word/2012/wordml" xmlns:w16cex="http://schemas.microsoft.com/office/word/2018/wordml/cex" xmlns:w16cid="http://schemas.microsoft.com/office/word/2016/wordml/cid" xmlns:w16="http://schemas.microsoft.com/office/word/2018/wordml" xmlns:w16sdtdh="http://schemas.microsoft.com/office/word/2020/wordml/sdtdatahash" xmlns:w16sdtfl="http://schemas.microsoft.com/office/word/2024/wordml/sdtformatlock" xmlns:w16se="http://schemas.microsoft.com/office/word/2015/wordml/symex" xmlns:w16du="http://schemas.microsoft.com/office/word/2023/wordml/word16du" xmlns:wne="http://schemas.microsoft.com/office/word/2006/wordml" mc:Ignorable="w14 w15 w16se w16cid w16 w16cex w16sdtdh w16sdtfl w16du wp14">
   <w:p>
     <w:pPr>
       <w:pStyle w:val="Footer"/>
@@ -2401,7 +2705,7 @@
 </file>
 
 <file path=word/footer2.xml><?xml version="1.0" encoding="utf-8"?>
-<w:ftr xmlns:wpc="http://schemas.microsoft.com/office/word/2010/wordprocessingCanvas" xmlns:cx="http://schemas.microsoft.com/office/drawing/2014/chartex" xmlns:cx1="http://schemas.microsoft.com/office/drawing/2015/9/8/chartex" xmlns:cx2="http://schemas.microsoft.com/office/drawing/2015/10/21/chartex" xmlns:cx3="http://schemas.microsoft.com/office/drawing/2016/5/9/chartex" xmlns:cx4="http://schemas.microsoft.com/office/drawing/2016/5/10/chartex" xmlns:cx5="http://schemas.microsoft.com/office/drawing/2016/5/11/chartex" xmlns:cx6="http://schemas.microsoft.com/office/drawing/2016/5/12/chartex" xmlns:cx7="http://schemas.microsoft.com/office/drawing/2016/5/13/chartex" xmlns:cx8="http://schemas.microsoft.com/office/drawing/2016/5/14/chartex" xmlns:mc="http://schemas.openxmlformats.org/markup-compatibility/2006" xmlns:aink="http://schemas.microsoft.com/office/drawing/2016/ink" xmlns:am3d="http://schemas.microsoft.com/office/drawing/2017/model3d" xmlns:o="urn:schemas-microsoft-com:office:office" xmlns:oel="http://schemas.microsoft.com/office/2019/extlst" xmlns:r="http://schemas.openxmlformats.org/officeDocument/2006/relationships" xmlns:m="http://schemas.openxmlformats.org/officeDocument/2006/math" xmlns:v="urn:schemas-microsoft-com:vml" xmlns:wp14="http://schemas.microsoft.com/office/word/2010/wordprocessingDrawing" xmlns:wp="http://schemas.openxmlformats.org/drawingml/2006/wordprocessingDrawing" xmlns:w10="urn:schemas-microsoft-com:office:word" xmlns:w="http://schemas.openxmlformats.org/wordprocessingml/2006/main" xmlns:w14="http://schemas.microsoft.com/office/word/2010/wordml" xmlns:w15="http://schemas.microsoft.com/office/word/2012/wordml" xmlns:w16cex="http://schemas.microsoft.com/office/word/2018/wordml/cex" xmlns:w16cid="http://schemas.microsoft.com/office/word/2016/wordml/cid" xmlns:w16="http://schemas.microsoft.com/office/word/2018/wordml" xmlns:w16du="http://schemas.microsoft.com/office/word/2023/wordml/word16du" xmlns:w16sdtdh="http://schemas.microsoft.com/office/word/2020/wordml/sdtdatahash" xmlns:w16sdtfl="http://schemas.microsoft.com/office/word/2024/wordml/sdtformatlock" xmlns:w16se="http://schemas.microsoft.com/office/word/2015/wordml/symex" xmlns:wpg="http://schemas.microsoft.com/office/word/2010/wordprocessingGroup" xmlns:wpi="http://schemas.microsoft.com/office/word/2010/wordprocessingInk" xmlns:wne="http://schemas.microsoft.com/office/word/2006/wordml" xmlns:wps="http://schemas.microsoft.com/office/word/2010/wordprocessingShape" mc:Ignorable="w14 w15 w16se w16cid w16 w16cex w16sdtdh w16sdtfl w16du wp14">
+<w:ftr xmlns:wpc="http://schemas.microsoft.com/office/word/2010/wordprocessingCanvas" xmlns:cx="http://schemas.microsoft.com/office/drawing/2014/chartex" xmlns:cx1="http://schemas.microsoft.com/office/drawing/2015/9/8/chartex" xmlns:cx2="http://schemas.microsoft.com/office/drawing/2015/10/21/chartex" xmlns:cx3="http://schemas.microsoft.com/office/drawing/2016/5/9/chartex" xmlns:cx4="http://schemas.microsoft.com/office/drawing/2016/5/10/chartex" xmlns:cx5="http://schemas.microsoft.com/office/drawing/2016/5/11/chartex" xmlns:cx6="http://schemas.microsoft.com/office/drawing/2016/5/12/chartex" xmlns:cx7="http://schemas.microsoft.com/office/drawing/2016/5/13/chartex" xmlns:cx8="http://schemas.microsoft.com/office/drawing/2016/5/14/chartex" xmlns:mc="http://schemas.openxmlformats.org/markup-compatibility/2006" xmlns:m="http://schemas.openxmlformats.org/officeDocument/2006/math" xmlns:aink="http://schemas.microsoft.com/office/drawing/2016/ink" xmlns:am3d="http://schemas.microsoft.com/office/drawing/2017/model3d" xmlns:oel="http://schemas.microsoft.com/office/2019/extlst" xmlns:r="http://schemas.openxmlformats.org/officeDocument/2006/relationships" xmlns:wp14="http://schemas.microsoft.com/office/word/2010/wordprocessingDrawing" xmlns:wp="http://schemas.openxmlformats.org/drawingml/2006/wordprocessingDrawing" xmlns:wpg="http://schemas.microsoft.com/office/word/2010/wordprocessingGroup" xmlns:wpi="http://schemas.microsoft.com/office/word/2010/wordprocessingInk" xmlns:wps="http://schemas.microsoft.com/office/word/2010/wordprocessingShape" xmlns:o="urn:schemas-microsoft-com:office:office" xmlns:v="urn:schemas-microsoft-com:vml" xmlns:w10="urn:schemas-microsoft-com:office:word" xmlns:w="http://schemas.openxmlformats.org/wordprocessingml/2006/main" xmlns:w14="http://schemas.microsoft.com/office/word/2010/wordml" xmlns:w15="http://schemas.microsoft.com/office/word/2012/wordml" xmlns:w16cex="http://schemas.microsoft.com/office/word/2018/wordml/cex" xmlns:w16cid="http://schemas.microsoft.com/office/word/2016/wordml/cid" xmlns:w16="http://schemas.microsoft.com/office/word/2018/wordml" xmlns:w16sdtdh="http://schemas.microsoft.com/office/word/2020/wordml/sdtdatahash" xmlns:w16sdtfl="http://schemas.microsoft.com/office/word/2024/wordml/sdtformatlock" xmlns:w16se="http://schemas.microsoft.com/office/word/2015/wordml/symex" xmlns:w16du="http://schemas.microsoft.com/office/word/2023/wordml/word16du" xmlns:wne="http://schemas.microsoft.com/office/word/2006/wordml" mc:Ignorable="w14 w15 w16se w16cid w16 w16cex w16sdtdh w16sdtfl w16du wp14">
   <w:p>
     <w:pPr>
       <w:pStyle w:val="Footer"/>
@@ -2411,7 +2715,7 @@
 </file>
 
 <file path=word/footer3.xml><?xml version="1.0" encoding="utf-8"?>
-<w:ftr xmlns:wpc="http://schemas.microsoft.com/office/word/2010/wordprocessingCanvas" xmlns:cx="http://schemas.microsoft.com/office/drawing/2014/chartex" xmlns:cx1="http://schemas.microsoft.com/office/drawing/2015/9/8/chartex" xmlns:cx2="http://schemas.microsoft.com/office/drawing/2015/10/21/chartex" xmlns:cx3="http://schemas.microsoft.com/office/drawing/2016/5/9/chartex" xmlns:cx4="http://schemas.microsoft.com/office/drawing/2016/5/10/chartex" xmlns:cx5="http://schemas.microsoft.com/office/drawing/2016/5/11/chartex" xmlns:cx6="http://schemas.microsoft.com/office/drawing/2016/5/12/chartex" xmlns:cx7="http://schemas.microsoft.com/office/drawing/2016/5/13/chartex" xmlns:cx8="http://schemas.microsoft.com/office/drawing/2016/5/14/chartex" xmlns:mc="http://schemas.openxmlformats.org/markup-compatibility/2006" xmlns:aink="http://schemas.microsoft.com/office/drawing/2016/ink" xmlns:am3d="http://schemas.microsoft.com/office/drawing/2017/model3d" xmlns:o="urn:schemas-microsoft-com:office:office" xmlns:oel="http://schemas.microsoft.com/office/2019/extlst" xmlns:r="http://schemas.openxmlformats.org/officeDocument/2006/relationships" xmlns:m="http://schemas.openxmlformats.org/officeDocument/2006/math" xmlns:v="urn:schemas-microsoft-com:vml" xmlns:wp14="http://schemas.microsoft.com/office/word/2010/wordprocessingDrawing" xmlns:wp="http://schemas.openxmlformats.org/drawingml/2006/wordprocessingDrawing" xmlns:w10="urn:schemas-microsoft-com:office:word" xmlns:w="http://schemas.openxmlformats.org/wordprocessingml/2006/main" xmlns:w14="http://schemas.microsoft.com/office/word/2010/wordml" xmlns:w15="http://schemas.microsoft.com/office/word/2012/wordml" xmlns:w16cex="http://schemas.microsoft.com/office/word/2018/wordml/cex" xmlns:w16cid="http://schemas.microsoft.com/office/word/2016/wordml/cid" xmlns:w16="http://schemas.microsoft.com/office/word/2018/wordml" xmlns:w16du="http://schemas.microsoft.com/office/word/2023/wordml/word16du" xmlns:w16sdtdh="http://schemas.microsoft.com/office/word/2020/wordml/sdtdatahash" xmlns:w16sdtfl="http://schemas.microsoft.com/office/word/2024/wordml/sdtformatlock" xmlns:w16se="http://schemas.microsoft.com/office/word/2015/wordml/symex" xmlns:wpg="http://schemas.microsoft.com/office/word/2010/wordprocessingGroup" xmlns:wpi="http://schemas.microsoft.com/office/word/2010/wordprocessingInk" xmlns:wne="http://schemas.microsoft.com/office/word/2006/wordml" xmlns:wps="http://schemas.microsoft.com/office/word/2010/wordprocessingShape" mc:Ignorable="w14 w15 w16se w16cid w16 w16cex w16sdtdh w16sdtfl w16du wp14">
+<w:ftr xmlns:wpc="http://schemas.microsoft.com/office/word/2010/wordprocessingCanvas" xmlns:cx="http://schemas.microsoft.com/office/drawing/2014/chartex" xmlns:cx1="http://schemas.microsoft.com/office/drawing/2015/9/8/chartex" xmlns:cx2="http://schemas.microsoft.com/office/drawing/2015/10/21/chartex" xmlns:cx3="http://schemas.microsoft.com/office/drawing/2016/5/9/chartex" xmlns:cx4="http://schemas.microsoft.com/office/drawing/2016/5/10/chartex" xmlns:cx5="http://schemas.microsoft.com/office/drawing/2016/5/11/chartex" xmlns:cx6="http://schemas.microsoft.com/office/drawing/2016/5/12/chartex" xmlns:cx7="http://schemas.microsoft.com/office/drawing/2016/5/13/chartex" xmlns:cx8="http://schemas.microsoft.com/office/drawing/2016/5/14/chartex" xmlns:mc="http://schemas.openxmlformats.org/markup-compatibility/2006" xmlns:m="http://schemas.openxmlformats.org/officeDocument/2006/math" xmlns:aink="http://schemas.microsoft.com/office/drawing/2016/ink" xmlns:am3d="http://schemas.microsoft.com/office/drawing/2017/model3d" xmlns:oel="http://schemas.microsoft.com/office/2019/extlst" xmlns:r="http://schemas.openxmlformats.org/officeDocument/2006/relationships" xmlns:wp14="http://schemas.microsoft.com/office/word/2010/wordprocessingDrawing" xmlns:wp="http://schemas.openxmlformats.org/drawingml/2006/wordprocessingDrawing" xmlns:wpg="http://schemas.microsoft.com/office/word/2010/wordprocessingGroup" xmlns:wpi="http://schemas.microsoft.com/office/word/2010/wordprocessingInk" xmlns:wps="http://schemas.microsoft.com/office/word/2010/wordprocessingShape" xmlns:o="urn:schemas-microsoft-com:office:office" xmlns:v="urn:schemas-microsoft-com:vml" xmlns:w10="urn:schemas-microsoft-com:office:word" xmlns:w="http://schemas.openxmlformats.org/wordprocessingml/2006/main" xmlns:w14="http://schemas.microsoft.com/office/word/2010/wordml" xmlns:w15="http://schemas.microsoft.com/office/word/2012/wordml" xmlns:w16cex="http://schemas.microsoft.com/office/word/2018/wordml/cex" xmlns:w16cid="http://schemas.microsoft.com/office/word/2016/wordml/cid" xmlns:w16="http://schemas.microsoft.com/office/word/2018/wordml" xmlns:w16sdtdh="http://schemas.microsoft.com/office/word/2020/wordml/sdtdatahash" xmlns:w16sdtfl="http://schemas.microsoft.com/office/word/2024/wordml/sdtformatlock" xmlns:w16se="http://schemas.microsoft.com/office/word/2015/wordml/symex" xmlns:w16du="http://schemas.microsoft.com/office/word/2023/wordml/word16du" xmlns:wne="http://schemas.microsoft.com/office/word/2006/wordml" mc:Ignorable="w14 w15 w16se w16cid w16 w16cex w16sdtdh w16sdtfl w16du wp14">
   <w:p>
     <w:pPr>
       <w:pStyle w:val="Footer"/>
@@ -2421,7 +2725,7 @@
 </file>
 
 <file path=word/footnotes.xml><?xml version="1.0" encoding="utf-8"?>
-<w:footnotes xmlns:wpc="http://schemas.microsoft.com/office/word/2010/wordprocessingCanvas" xmlns:cx="http://schemas.microsoft.com/office/drawing/2014/chartex" xmlns:cx1="http://schemas.microsoft.com/office/drawing/2015/9/8/chartex" xmlns:cx2="http://schemas.microsoft.com/office/drawing/2015/10/21/chartex" xmlns:cx3="http://schemas.microsoft.com/office/drawing/2016/5/9/chartex" xmlns:cx4="http://schemas.microsoft.com/office/drawing/2016/5/10/chartex" xmlns:cx5="http://schemas.microsoft.com/office/drawing/2016/5/11/chartex" xmlns:cx6="http://schemas.microsoft.com/office/drawing/2016/5/12/chartex" xmlns:cx7="http://schemas.microsoft.com/office/drawing/2016/5/13/chartex" xmlns:cx8="http://schemas.microsoft.com/office/drawing/2016/5/14/chartex" xmlns:mc="http://schemas.openxmlformats.org/markup-compatibility/2006" xmlns:aink="http://schemas.microsoft.com/office/drawing/2016/ink" xmlns:am3d="http://schemas.microsoft.com/office/drawing/2017/model3d" xmlns:o="urn:schemas-microsoft-com:office:office" xmlns:oel="http://schemas.microsoft.com/office/2019/extlst" xmlns:r="http://schemas.openxmlformats.org/officeDocument/2006/relationships" xmlns:m="http://schemas.openxmlformats.org/officeDocument/2006/math" xmlns:v="urn:schemas-microsoft-com:vml" xmlns:wp14="http://schemas.microsoft.com/office/word/2010/wordprocessingDrawing" xmlns:wp="http://schemas.openxmlformats.org/drawingml/2006/wordprocessingDrawing" xmlns:w10="urn:schemas-microsoft-com:office:word" xmlns:w="http://schemas.openxmlformats.org/wordprocessingml/2006/main" xmlns:w14="http://schemas.microsoft.com/office/word/2010/wordml" xmlns:w15="http://schemas.microsoft.com/office/word/2012/wordml" xmlns:w16cex="http://schemas.microsoft.com/office/word/2018/wordml/cex" xmlns:w16cid="http://schemas.microsoft.com/office/word/2016/wordml/cid" xmlns:w16="http://schemas.microsoft.com/office/word/2018/wordml" xmlns:w16du="http://schemas.microsoft.com/office/word/2023/wordml/word16du" xmlns:w16sdtdh="http://schemas.microsoft.com/office/word/2020/wordml/sdtdatahash" xmlns:w16sdtfl="http://schemas.microsoft.com/office/word/2024/wordml/sdtformatlock" xmlns:w16se="http://schemas.microsoft.com/office/word/2015/wordml/symex" xmlns:wpg="http://schemas.microsoft.com/office/word/2010/wordprocessingGroup" xmlns:wpi="http://schemas.microsoft.com/office/word/2010/wordprocessingInk" xmlns:wne="http://schemas.microsoft.com/office/word/2006/wordml" xmlns:wps="http://schemas.microsoft.com/office/word/2010/wordprocessingShape" mc:Ignorable="w14 w15 w16se w16cid w16 w16cex w16sdtdh w16sdtfl w16du wp14">
+<w:footnotes xmlns:wpc="http://schemas.microsoft.com/office/word/2010/wordprocessingCanvas" xmlns:cx="http://schemas.microsoft.com/office/drawing/2014/chartex" xmlns:cx1="http://schemas.microsoft.com/office/drawing/2015/9/8/chartex" xmlns:cx2="http://schemas.microsoft.com/office/drawing/2015/10/21/chartex" xmlns:cx3="http://schemas.microsoft.com/office/drawing/2016/5/9/chartex" xmlns:cx4="http://schemas.microsoft.com/office/drawing/2016/5/10/chartex" xmlns:cx5="http://schemas.microsoft.com/office/drawing/2016/5/11/chartex" xmlns:cx6="http://schemas.microsoft.com/office/drawing/2016/5/12/chartex" xmlns:cx7="http://schemas.microsoft.com/office/drawing/2016/5/13/chartex" xmlns:cx8="http://schemas.microsoft.com/office/drawing/2016/5/14/chartex" xmlns:mc="http://schemas.openxmlformats.org/markup-compatibility/2006" xmlns:m="http://schemas.openxmlformats.org/officeDocument/2006/math" xmlns:aink="http://schemas.microsoft.com/office/drawing/2016/ink" xmlns:am3d="http://schemas.microsoft.com/office/drawing/2017/model3d" xmlns:oel="http://schemas.microsoft.com/office/2019/extlst" xmlns:r="http://schemas.openxmlformats.org/officeDocument/2006/relationships" xmlns:wp14="http://schemas.microsoft.com/office/word/2010/wordprocessingDrawing" xmlns:wp="http://schemas.openxmlformats.org/drawingml/2006/wordprocessingDrawing" xmlns:wpg="http://schemas.microsoft.com/office/word/2010/wordprocessingGroup" xmlns:wpi="http://schemas.microsoft.com/office/word/2010/wordprocessingInk" xmlns:wps="http://schemas.microsoft.com/office/word/2010/wordprocessingShape" xmlns:o="urn:schemas-microsoft-com:office:office" xmlns:v="urn:schemas-microsoft-com:vml" xmlns:w10="urn:schemas-microsoft-com:office:word" xmlns:w="http://schemas.openxmlformats.org/wordprocessingml/2006/main" xmlns:w14="http://schemas.microsoft.com/office/word/2010/wordml" xmlns:w15="http://schemas.microsoft.com/office/word/2012/wordml" xmlns:w16cex="http://schemas.microsoft.com/office/word/2018/wordml/cex" xmlns:w16cid="http://schemas.microsoft.com/office/word/2016/wordml/cid" xmlns:w16="http://schemas.microsoft.com/office/word/2018/wordml" xmlns:w16sdtdh="http://schemas.microsoft.com/office/word/2020/wordml/sdtdatahash" xmlns:w16sdtfl="http://schemas.microsoft.com/office/word/2024/wordml/sdtformatlock" xmlns:w16se="http://schemas.microsoft.com/office/word/2015/wordml/symex" xmlns:w16du="http://schemas.microsoft.com/office/word/2023/wordml/word16du" xmlns:wne="http://schemas.microsoft.com/office/word/2006/wordml" mc:Ignorable="w14 w15 w16se w16cid w16 w16cex w16sdtdh w16sdtfl w16du wp14">
   <w:footnote w:type="separator" w:id="-1">
     <w:p>
       <w:pPr>
@@ -2446,7 +2750,7 @@
 </file>
 
 <file path=word/header1.xml><?xml version="1.0" encoding="utf-8"?>
-<w:hdr xmlns:wpc="http://schemas.microsoft.com/office/word/2010/wordprocessingCanvas" xmlns:cx="http://schemas.microsoft.com/office/drawing/2014/chartex" xmlns:cx1="http://schemas.microsoft.com/office/drawing/2015/9/8/chartex" xmlns:cx2="http://schemas.microsoft.com/office/drawing/2015/10/21/chartex" xmlns:cx3="http://schemas.microsoft.com/office/drawing/2016/5/9/chartex" xmlns:cx4="http://schemas.microsoft.com/office/drawing/2016/5/10/chartex" xmlns:cx5="http://schemas.microsoft.com/office/drawing/2016/5/11/chartex" xmlns:cx6="http://schemas.microsoft.com/office/drawing/2016/5/12/chartex" xmlns:cx7="http://schemas.microsoft.com/office/drawing/2016/5/13/chartex" xmlns:cx8="http://schemas.microsoft.com/office/drawing/2016/5/14/chartex" xmlns:mc="http://schemas.openxmlformats.org/markup-compatibility/2006" xmlns:aink="http://schemas.microsoft.com/office/drawing/2016/ink" xmlns:am3d="http://schemas.microsoft.com/office/drawing/2017/model3d" xmlns:o="urn:schemas-microsoft-com:office:office" xmlns:oel="http://schemas.microsoft.com/office/2019/extlst" xmlns:r="http://schemas.openxmlformats.org/officeDocument/2006/relationships" xmlns:m="http://schemas.openxmlformats.org/officeDocument/2006/math" xmlns:v="urn:schemas-microsoft-com:vml" xmlns:wp14="http://schemas.microsoft.com/office/word/2010/wordprocessingDrawing" xmlns:wp="http://schemas.openxmlformats.org/drawingml/2006/wordprocessingDrawing" xmlns:w10="urn:schemas-microsoft-com:office:word" xmlns:w="http://schemas.openxmlformats.org/wordprocessingml/2006/main" xmlns:w14="http://schemas.microsoft.com/office/word/2010/wordml" xmlns:w15="http://schemas.microsoft.com/office/word/2012/wordml" xmlns:w16cex="http://schemas.microsoft.com/office/word/2018/wordml/cex" xmlns:w16cid="http://schemas.microsoft.com/office/word/2016/wordml/cid" xmlns:w16="http://schemas.microsoft.com/office/word/2018/wordml" xmlns:w16du="http://schemas.microsoft.com/office/word/2023/wordml/word16du" xmlns:w16sdtdh="http://schemas.microsoft.com/office/word/2020/wordml/sdtdatahash" xmlns:w16sdtfl="http://schemas.microsoft.com/office/word/2024/wordml/sdtformatlock" xmlns:w16se="http://schemas.microsoft.com/office/word/2015/wordml/symex" xmlns:wpg="http://schemas.microsoft.com/office/word/2010/wordprocessingGroup" xmlns:wpi="http://schemas.microsoft.com/office/word/2010/wordprocessingInk" xmlns:wne="http://schemas.microsoft.com/office/word/2006/wordml" xmlns:wps="http://schemas.microsoft.com/office/word/2010/wordprocessingShape" mc:Ignorable="w14 w15 w16se w16cid w16 w16cex w16sdtdh w16sdtfl w16du wp14">
+<w:hdr xmlns:wpc="http://schemas.microsoft.com/office/word/2010/wordprocessingCanvas" xmlns:cx="http://schemas.microsoft.com/office/drawing/2014/chartex" xmlns:cx1="http://schemas.microsoft.com/office/drawing/2015/9/8/chartex" xmlns:cx2="http://schemas.microsoft.com/office/drawing/2015/10/21/chartex" xmlns:cx3="http://schemas.microsoft.com/office/drawing/2016/5/9/chartex" xmlns:cx4="http://schemas.microsoft.com/office/drawing/2016/5/10/chartex" xmlns:cx5="http://schemas.microsoft.com/office/drawing/2016/5/11/chartex" xmlns:cx6="http://schemas.microsoft.com/office/drawing/2016/5/12/chartex" xmlns:cx7="http://schemas.microsoft.com/office/drawing/2016/5/13/chartex" xmlns:cx8="http://schemas.microsoft.com/office/drawing/2016/5/14/chartex" xmlns:mc="http://schemas.openxmlformats.org/markup-compatibility/2006" xmlns:m="http://schemas.openxmlformats.org/officeDocument/2006/math" xmlns:aink="http://schemas.microsoft.com/office/drawing/2016/ink" xmlns:am3d="http://schemas.microsoft.com/office/drawing/2017/model3d" xmlns:oel="http://schemas.microsoft.com/office/2019/extlst" xmlns:r="http://schemas.openxmlformats.org/officeDocument/2006/relationships" xmlns:wp14="http://schemas.microsoft.com/office/word/2010/wordprocessingDrawing" xmlns:wp="http://schemas.openxmlformats.org/drawingml/2006/wordprocessingDrawing" xmlns:wpg="http://schemas.microsoft.com/office/word/2010/wordprocessingGroup" xmlns:wpi="http://schemas.microsoft.com/office/word/2010/wordprocessingInk" xmlns:wps="http://schemas.microsoft.com/office/word/2010/wordprocessingShape" xmlns:o="urn:schemas-microsoft-com:office:office" xmlns:v="urn:schemas-microsoft-com:vml" xmlns:w10="urn:schemas-microsoft-com:office:word" xmlns:w="http://schemas.openxmlformats.org/wordprocessingml/2006/main" xmlns:w14="http://schemas.microsoft.com/office/word/2010/wordml" xmlns:w15="http://schemas.microsoft.com/office/word/2012/wordml" xmlns:w16cex="http://schemas.microsoft.com/office/word/2018/wordml/cex" xmlns:w16cid="http://schemas.microsoft.com/office/word/2016/wordml/cid" xmlns:w16="http://schemas.microsoft.com/office/word/2018/wordml" xmlns:w16sdtdh="http://schemas.microsoft.com/office/word/2020/wordml/sdtdatahash" xmlns:w16sdtfl="http://schemas.microsoft.com/office/word/2024/wordml/sdtformatlock" xmlns:w16se="http://schemas.microsoft.com/office/word/2015/wordml/symex" xmlns:w16du="http://schemas.microsoft.com/office/word/2023/wordml/word16du" xmlns:wne="http://schemas.microsoft.com/office/word/2006/wordml" mc:Ignorable="w14 w15 w16se w16cid w16 w16cex w16sdtdh w16sdtfl w16du wp14">
   <w:p>
     <w:pPr>
       <w:pStyle w:val="Header"/>
@@ -2456,7 +2760,7 @@
 </file>
 
 <file path=word/header2.xml><?xml version="1.0" encoding="utf-8"?>
-<w:hdr xmlns:wpc="http://schemas.microsoft.com/office/word/2010/wordprocessingCanvas" xmlns:cx="http://schemas.microsoft.com/office/drawing/2014/chartex" xmlns:cx1="http://schemas.microsoft.com/office/drawing/2015/9/8/chartex" xmlns:cx2="http://schemas.microsoft.com/office/drawing/2015/10/21/chartex" xmlns:cx3="http://schemas.microsoft.com/office/drawing/2016/5/9/chartex" xmlns:cx4="http://schemas.microsoft.com/office/drawing/2016/5/10/chartex" xmlns:cx5="http://schemas.microsoft.com/office/drawing/2016/5/11/chartex" xmlns:cx6="http://schemas.microsoft.com/office/drawing/2016/5/12/chartex" xmlns:cx7="http://schemas.microsoft.com/office/drawing/2016/5/13/chartex" xmlns:cx8="http://schemas.microsoft.com/office/drawing/2016/5/14/chartex" xmlns:mc="http://schemas.openxmlformats.org/markup-compatibility/2006" xmlns:aink="http://schemas.microsoft.com/office/drawing/2016/ink" xmlns:am3d="http://schemas.microsoft.com/office/drawing/2017/model3d" xmlns:o="urn:schemas-microsoft-com:office:office" xmlns:oel="http://schemas.microsoft.com/office/2019/extlst" xmlns:r="http://schemas.openxmlformats.org/officeDocument/2006/relationships" xmlns:m="http://schemas.openxmlformats.org/officeDocument/2006/math" xmlns:v="urn:schemas-microsoft-com:vml" xmlns:wp14="http://schemas.microsoft.com/office/word/2010/wordprocessingDrawing" xmlns:wp="http://schemas.openxmlformats.org/drawingml/2006/wordprocessingDrawing" xmlns:w10="urn:schemas-microsoft-com:office:word" xmlns:w="http://schemas.openxmlformats.org/wordprocessingml/2006/main" xmlns:w14="http://schemas.microsoft.com/office/word/2010/wordml" xmlns:w15="http://schemas.microsoft.com/office/word/2012/wordml" xmlns:w16cex="http://schemas.microsoft.com/office/word/2018/wordml/cex" xmlns:w16cid="http://schemas.microsoft.com/office/word/2016/wordml/cid" xmlns:w16="http://schemas.microsoft.com/office/word/2018/wordml" xmlns:w16du="http://schemas.microsoft.com/office/word/2023/wordml/word16du" xmlns:w16sdtdh="http://schemas.microsoft.com/office/word/2020/wordml/sdtdatahash" xmlns:w16sdtfl="http://schemas.microsoft.com/office/word/2024/wordml/sdtformatlock" xmlns:w16se="http://schemas.microsoft.com/office/word/2015/wordml/symex" xmlns:wpg="http://schemas.microsoft.com/office/word/2010/wordprocessingGroup" xmlns:wpi="http://schemas.microsoft.com/office/word/2010/wordprocessingInk" xmlns:wne="http://schemas.microsoft.com/office/word/2006/wordml" xmlns:wps="http://schemas.microsoft.com/office/word/2010/wordprocessingShape" mc:Ignorable="w14 w15 w16se w16cid w16 w16cex w16sdtdh w16sdtfl w16du wp14">
+<w:hdr xmlns:wpc="http://schemas.microsoft.com/office/word/2010/wordprocessingCanvas" xmlns:cx="http://schemas.microsoft.com/office/drawing/2014/chartex" xmlns:cx1="http://schemas.microsoft.com/office/drawing/2015/9/8/chartex" xmlns:cx2="http://schemas.microsoft.com/office/drawing/2015/10/21/chartex" xmlns:cx3="http://schemas.microsoft.com/office/drawing/2016/5/9/chartex" xmlns:cx4="http://schemas.microsoft.com/office/drawing/2016/5/10/chartex" xmlns:cx5="http://schemas.microsoft.com/office/drawing/2016/5/11/chartex" xmlns:cx6="http://schemas.microsoft.com/office/drawing/2016/5/12/chartex" xmlns:cx7="http://schemas.microsoft.com/office/drawing/2016/5/13/chartex" xmlns:cx8="http://schemas.microsoft.com/office/drawing/2016/5/14/chartex" xmlns:mc="http://schemas.openxmlformats.org/markup-compatibility/2006" xmlns:m="http://schemas.openxmlformats.org/officeDocument/2006/math" xmlns:aink="http://schemas.microsoft.com/office/drawing/2016/ink" xmlns:am3d="http://schemas.microsoft.com/office/drawing/2017/model3d" xmlns:oel="http://schemas.microsoft.com/office/2019/extlst" xmlns:r="http://schemas.openxmlformats.org/officeDocument/2006/relationships" xmlns:wp14="http://schemas.microsoft.com/office/word/2010/wordprocessingDrawing" xmlns:wp="http://schemas.openxmlformats.org/drawingml/2006/wordprocessingDrawing" xmlns:wpg="http://schemas.microsoft.com/office/word/2010/wordprocessingGroup" xmlns:wpi="http://schemas.microsoft.com/office/word/2010/wordprocessingInk" xmlns:wps="http://schemas.microsoft.com/office/word/2010/wordprocessingShape" xmlns:o="urn:schemas-microsoft-com:office:office" xmlns:v="urn:schemas-microsoft-com:vml" xmlns:w10="urn:schemas-microsoft-com:office:word" xmlns:w="http://schemas.openxmlformats.org/wordprocessingml/2006/main" xmlns:w14="http://schemas.microsoft.com/office/word/2010/wordml" xmlns:w15="http://schemas.microsoft.com/office/word/2012/wordml" xmlns:w16cex="http://schemas.microsoft.com/office/word/2018/wordml/cex" xmlns:w16cid="http://schemas.microsoft.com/office/word/2016/wordml/cid" xmlns:w16="http://schemas.microsoft.com/office/word/2018/wordml" xmlns:w16sdtdh="http://schemas.microsoft.com/office/word/2020/wordml/sdtdatahash" xmlns:w16sdtfl="http://schemas.microsoft.com/office/word/2024/wordml/sdtformatlock" xmlns:w16se="http://schemas.microsoft.com/office/word/2015/wordml/symex" xmlns:w16du="http://schemas.microsoft.com/office/word/2023/wordml/word16du" xmlns:wne="http://schemas.microsoft.com/office/word/2006/wordml" mc:Ignorable="w14 w15 w16se w16cid w16 w16cex w16sdtdh w16sdtfl w16du wp14">
   <w:p>
     <w:pPr>
       <w:pStyle w:val="Header"/>
@@ -2466,7 +2770,7 @@
 </file>
 
 <file path=word/header3.xml><?xml version="1.0" encoding="utf-8"?>
-<w:hdr xmlns:wpc="http://schemas.microsoft.com/office/word/2010/wordprocessingCanvas" xmlns:cx="http://schemas.microsoft.com/office/drawing/2014/chartex" xmlns:cx1="http://schemas.microsoft.com/office/drawing/2015/9/8/chartex" xmlns:cx2="http://schemas.microsoft.com/office/drawing/2015/10/21/chartex" xmlns:cx3="http://schemas.microsoft.com/office/drawing/2016/5/9/chartex" xmlns:cx4="http://schemas.microsoft.com/office/drawing/2016/5/10/chartex" xmlns:cx5="http://schemas.microsoft.com/office/drawing/2016/5/11/chartex" xmlns:cx6="http://schemas.microsoft.com/office/drawing/2016/5/12/chartex" xmlns:cx7="http://schemas.microsoft.com/office/drawing/2016/5/13/chartex" xmlns:cx8="http://schemas.microsoft.com/office/drawing/2016/5/14/chartex" xmlns:mc="http://schemas.openxmlformats.org/markup-compatibility/2006" xmlns:aink="http://schemas.microsoft.com/office/drawing/2016/ink" xmlns:am3d="http://schemas.microsoft.com/office/drawing/2017/model3d" xmlns:o="urn:schemas-microsoft-com:office:office" xmlns:oel="http://schemas.microsoft.com/office/2019/extlst" xmlns:r="http://schemas.openxmlformats.org/officeDocument/2006/relationships" xmlns:m="http://schemas.openxmlformats.org/officeDocument/2006/math" xmlns:v="urn:schemas-microsoft-com:vml" xmlns:wp14="http://schemas.microsoft.com/office/word/2010/wordprocessingDrawing" xmlns:wp="http://schemas.openxmlformats.org/drawingml/2006/wordprocessingDrawing" xmlns:w10="urn:schemas-microsoft-com:office:word" xmlns:w="http://schemas.openxmlformats.org/wordprocessingml/2006/main" xmlns:w14="http://schemas.microsoft.com/office/word/2010/wordml" xmlns:w15="http://schemas.microsoft.com/office/word/2012/wordml" xmlns:w16cex="http://schemas.microsoft.com/office/word/2018/wordml/cex" xmlns:w16cid="http://schemas.microsoft.com/office/word/2016/wordml/cid" xmlns:w16="http://schemas.microsoft.com/office/word/2018/wordml" xmlns:w16du="http://schemas.microsoft.com/office/word/2023/wordml/word16du" xmlns:w16sdtdh="http://schemas.microsoft.com/office/word/2020/wordml/sdtdatahash" xmlns:w16sdtfl="http://schemas.microsoft.com/office/word/2024/wordml/sdtformatlock" xmlns:w16se="http://schemas.microsoft.com/office/word/2015/wordml/symex" xmlns:wpg="http://schemas.microsoft.com/office/word/2010/wordprocessingGroup" xmlns:wpi="http://schemas.microsoft.com/office/word/2010/wordprocessingInk" xmlns:wne="http://schemas.microsoft.com/office/word/2006/wordml" xmlns:wps="http://schemas.microsoft.com/office/word/2010/wordprocessingShape" mc:Ignorable="w14 w15 w16se w16cid w16 w16cex w16sdtdh w16sdtfl w16du wp14">
+<w:hdr xmlns:wpc="http://schemas.microsoft.com/office/word/2010/wordprocessingCanvas" xmlns:cx="http://schemas.microsoft.com/office/drawing/2014/chartex" xmlns:cx1="http://schemas.microsoft.com/office/drawing/2015/9/8/chartex" xmlns:cx2="http://schemas.microsoft.com/office/drawing/2015/10/21/chartex" xmlns:cx3="http://schemas.microsoft.com/office/drawing/2016/5/9/chartex" xmlns:cx4="http://schemas.microsoft.com/office/drawing/2016/5/10/chartex" xmlns:cx5="http://schemas.microsoft.com/office/drawing/2016/5/11/chartex" xmlns:cx6="http://schemas.microsoft.com/office/drawing/2016/5/12/chartex" xmlns:cx7="http://schemas.microsoft.com/office/drawing/2016/5/13/chartex" xmlns:cx8="http://schemas.microsoft.com/office/drawing/2016/5/14/chartex" xmlns:mc="http://schemas.openxmlformats.org/markup-compatibility/2006" xmlns:m="http://schemas.openxmlformats.org/officeDocument/2006/math" xmlns:aink="http://schemas.microsoft.com/office/drawing/2016/ink" xmlns:am3d="http://schemas.microsoft.com/office/drawing/2017/model3d" xmlns:oel="http://schemas.microsoft.com/office/2019/extlst" xmlns:r="http://schemas.openxmlformats.org/officeDocument/2006/relationships" xmlns:wp14="http://schemas.microsoft.com/office/word/2010/wordprocessingDrawing" xmlns:wp="http://schemas.openxmlformats.org/drawingml/2006/wordprocessingDrawing" xmlns:wpg="http://schemas.microsoft.com/office/word/2010/wordprocessingGroup" xmlns:wpi="http://schemas.microsoft.com/office/word/2010/wordprocessingInk" xmlns:wps="http://schemas.microsoft.com/office/word/2010/wordprocessingShape" xmlns:o="urn:schemas-microsoft-com:office:office" xmlns:v="urn:schemas-microsoft-com:vml" xmlns:w10="urn:schemas-microsoft-com:office:word" xmlns:w="http://schemas.openxmlformats.org/wordprocessingml/2006/main" xmlns:w14="http://schemas.microsoft.com/office/word/2010/wordml" xmlns:w15="http://schemas.microsoft.com/office/word/2012/wordml" xmlns:w16cex="http://schemas.microsoft.com/office/word/2018/wordml/cex" xmlns:w16cid="http://schemas.microsoft.com/office/word/2016/wordml/cid" xmlns:w16="http://schemas.microsoft.com/office/word/2018/wordml" xmlns:w16sdtdh="http://schemas.microsoft.com/office/word/2020/wordml/sdtdatahash" xmlns:w16sdtfl="http://schemas.microsoft.com/office/word/2024/wordml/sdtformatlock" xmlns:w16se="http://schemas.microsoft.com/office/word/2015/wordml/symex" xmlns:w16du="http://schemas.microsoft.com/office/word/2023/wordml/word16du" xmlns:wne="http://schemas.microsoft.com/office/word/2006/wordml" mc:Ignorable="w14 w15 w16se w16cid w16 w16cex w16sdtdh w16sdtfl w16du wp14">
   <w:p>
     <w:pPr>
       <w:pStyle w:val="Header"/>
@@ -2476,7 +2780,7 @@
 </file>
 
 <file path=word/numbering.xml><?xml version="1.0" encoding="utf-8"?>
-<w:numbering xmlns:wpc="http://schemas.microsoft.com/office/word/2010/wordprocessingCanvas" xmlns:cx="http://schemas.microsoft.com/office/drawing/2014/chartex" xmlns:cx1="http://schemas.microsoft.com/office/drawing/2015/9/8/chartex" xmlns:cx2="http://schemas.microsoft.com/office/drawing/2015/10/21/chartex" xmlns:cx3="http://schemas.microsoft.com/office/drawing/2016/5/9/chartex" xmlns:cx4="http://schemas.microsoft.com/office/drawing/2016/5/10/chartex" xmlns:cx5="http://schemas.microsoft.com/office/drawing/2016/5/11/chartex" xmlns:cx6="http://schemas.microsoft.com/office/drawing/2016/5/12/chartex" xmlns:cx7="http://schemas.microsoft.com/office/drawing/2016/5/13/chartex" xmlns:cx8="http://schemas.microsoft.com/office/drawing/2016/5/14/chartex" xmlns:mc="http://schemas.openxmlformats.org/markup-compatibility/2006" xmlns:aink="http://schemas.microsoft.com/office/drawing/2016/ink" xmlns:am3d="http://schemas.microsoft.com/office/drawing/2017/model3d" xmlns:o="urn:schemas-microsoft-com:office:office" xmlns:oel="http://schemas.microsoft.com/office/2019/extlst" xmlns:r="http://schemas.openxmlformats.org/officeDocument/2006/relationships" xmlns:m="http://schemas.openxmlformats.org/officeDocument/2006/math" xmlns:v="urn:schemas-microsoft-com:vml" xmlns:wp14="http://schemas.microsoft.com/office/word/2010/wordprocessingDrawing" xmlns:wp="http://schemas.openxmlformats.org/drawingml/2006/wordprocessingDrawing" xmlns:w10="urn:schemas-microsoft-com:office:word" xmlns:w="http://schemas.openxmlformats.org/wordprocessingml/2006/main" xmlns:w14="http://schemas.microsoft.com/office/word/2010/wordml" xmlns:w15="http://schemas.microsoft.com/office/word/2012/wordml" xmlns:w16cex="http://schemas.microsoft.com/office/word/2018/wordml/cex" xmlns:w16cid="http://schemas.microsoft.com/office/word/2016/wordml/cid" xmlns:w16="http://schemas.microsoft.com/office/word/2018/wordml" xmlns:w16du="http://schemas.microsoft.com/office/word/2023/wordml/word16du" xmlns:w16sdtdh="http://schemas.microsoft.com/office/word/2020/wordml/sdtdatahash" xmlns:w16sdtfl="http://schemas.microsoft.com/office/word/2024/wordml/sdtformatlock" xmlns:w16se="http://schemas.microsoft.com/office/word/2015/wordml/symex" xmlns:wpg="http://schemas.microsoft.com/office/word/2010/wordprocessingGroup" xmlns:wpi="http://schemas.microsoft.com/office/word/2010/wordprocessingInk" xmlns:wne="http://schemas.microsoft.com/office/word/2006/wordml" xmlns:wps="http://schemas.microsoft.com/office/word/2010/wordprocessingShape" mc:Ignorable="w14 w15 w16se w16cid w16 w16cex w16sdtdh w16sdtfl w16du wp14">
+<w:numbering xmlns:wpc="http://schemas.microsoft.com/office/word/2010/wordprocessingCanvas" xmlns:cx="http://schemas.microsoft.com/office/drawing/2014/chartex" xmlns:cx1="http://schemas.microsoft.com/office/drawing/2015/9/8/chartex" xmlns:cx2="http://schemas.microsoft.com/office/drawing/2015/10/21/chartex" xmlns:cx3="http://schemas.microsoft.com/office/drawing/2016/5/9/chartex" xmlns:cx4="http://schemas.microsoft.com/office/drawing/2016/5/10/chartex" xmlns:cx5="http://schemas.microsoft.com/office/drawing/2016/5/11/chartex" xmlns:cx6="http://schemas.microsoft.com/office/drawing/2016/5/12/chartex" xmlns:cx7="http://schemas.microsoft.com/office/drawing/2016/5/13/chartex" xmlns:cx8="http://schemas.microsoft.com/office/drawing/2016/5/14/chartex" xmlns:mc="http://schemas.openxmlformats.org/markup-compatibility/2006" xmlns:m="http://schemas.openxmlformats.org/officeDocument/2006/math" xmlns:aink="http://schemas.microsoft.com/office/drawing/2016/ink" xmlns:am3d="http://schemas.microsoft.com/office/drawing/2017/model3d" xmlns:oel="http://schemas.microsoft.com/office/2019/extlst" xmlns:r="http://schemas.openxmlformats.org/officeDocument/2006/relationships" xmlns:wp14="http://schemas.microsoft.com/office/word/2010/wordprocessingDrawing" xmlns:wp="http://schemas.openxmlformats.org/drawingml/2006/wordprocessingDrawing" xmlns:wpg="http://schemas.microsoft.com/office/word/2010/wordprocessingGroup" xmlns:wpi="http://schemas.microsoft.com/office/word/2010/wordprocessingInk" xmlns:wps="http://schemas.microsoft.com/office/word/2010/wordprocessingShape" xmlns:o="urn:schemas-microsoft-com:office:office" xmlns:v="urn:schemas-microsoft-com:vml" xmlns:w10="urn:schemas-microsoft-com:office:word" xmlns:w="http://schemas.openxmlformats.org/wordprocessingml/2006/main" xmlns:w14="http://schemas.microsoft.com/office/word/2010/wordml" xmlns:w15="http://schemas.microsoft.com/office/word/2012/wordml" xmlns:w16cex="http://schemas.microsoft.com/office/word/2018/wordml/cex" xmlns:w16cid="http://schemas.microsoft.com/office/word/2016/wordml/cid" xmlns:w16="http://schemas.microsoft.com/office/word/2018/wordml" xmlns:w16sdtdh="http://schemas.microsoft.com/office/word/2020/wordml/sdtdatahash" xmlns:w16sdtfl="http://schemas.microsoft.com/office/word/2024/wordml/sdtformatlock" xmlns:w16se="http://schemas.microsoft.com/office/word/2015/wordml/symex" xmlns:w16du="http://schemas.microsoft.com/office/word/2023/wordml/word16du" xmlns:wne="http://schemas.microsoft.com/office/word/2006/wordml" mc:Ignorable="w14 w15 w16se w16cid w16 w16cex w16sdtdh w16sdtfl w16du wp14">
   <w:abstractNum w:abstractNumId="0" w15:restartNumberingAfterBreak="0">
     <w:nsid w:val="5C986A36"/>
     <w:multiLevelType w:val="hybridMultilevel"/>
@@ -2596,7 +2900,7 @@
 </file>
 
 <file path=word/styles.xml><?xml version="1.0" encoding="utf-8"?>
-<w:styles xmlns:mc="http://schemas.openxmlformats.org/markup-compatibility/2006" xmlns:r="http://schemas.openxmlformats.org/officeDocument/2006/relationships" xmlns:w="http://schemas.openxmlformats.org/wordprocessingml/2006/main" xmlns:w14="http://schemas.microsoft.com/office/word/2010/wordml" xmlns:w15="http://schemas.microsoft.com/office/word/2012/wordml" xmlns:w16cex="http://schemas.microsoft.com/office/word/2018/wordml/cex" xmlns:w16cid="http://schemas.microsoft.com/office/word/2016/wordml/cid" xmlns:w16="http://schemas.microsoft.com/office/word/2018/wordml" xmlns:w16du="http://schemas.microsoft.com/office/word/2023/wordml/word16du" xmlns:w16sdtdh="http://schemas.microsoft.com/office/word/2020/wordml/sdtdatahash" xmlns:w16sdtfl="http://schemas.microsoft.com/office/word/2024/wordml/sdtformatlock" xmlns:w16se="http://schemas.microsoft.com/office/word/2015/wordml/symex" mc:Ignorable="w14 w15 w16se w16cid w16 w16cex w16sdtdh w16sdtfl w16du">
+<w:styles xmlns:mc="http://schemas.openxmlformats.org/markup-compatibility/2006" xmlns:r="http://schemas.openxmlformats.org/officeDocument/2006/relationships" xmlns:w="http://schemas.openxmlformats.org/wordprocessingml/2006/main" xmlns:w14="http://schemas.microsoft.com/office/word/2010/wordml" xmlns:w15="http://schemas.microsoft.com/office/word/2012/wordml" xmlns:w16cex="http://schemas.microsoft.com/office/word/2018/wordml/cex" xmlns:w16cid="http://schemas.microsoft.com/office/word/2016/wordml/cid" xmlns:w16="http://schemas.microsoft.com/office/word/2018/wordml" xmlns:w16sdtdh="http://schemas.microsoft.com/office/word/2020/wordml/sdtdatahash" xmlns:w16sdtfl="http://schemas.microsoft.com/office/word/2024/wordml/sdtformatlock" xmlns:w16se="http://schemas.microsoft.com/office/word/2015/wordml/symex" xmlns:w16du="http://schemas.microsoft.com/office/word/2023/wordml/word16du" mc:Ignorable="w14 w15 w16se w16cid w16 w16cex w16sdtdh w16sdtfl w16du">
   <w:docDefaults>
     <w:rPrDefault>
       <w:rPr>
@@ -3600,6 +3904,17 @@
     <w:locked/>
     <w:rsid w:val="001E4EC0"/>
   </w:style>
+  <w:style w:type="character" w:styleId="Strong">
+    <w:name w:val="Strong"/>
+    <w:basedOn w:val="DefaultParagraphFont"/>
+    <w:uiPriority w:val="22"/>
+    <w:qFormat/>
+    <w:rsid w:val="005032B4"/>
+    <w:rPr>
+      <w:b/>
+      <w:bCs/>
+    </w:rPr>
+  </w:style>
 </w:styles>
 </file>
 
